--- a/docx/es/BUFRCREX_CodeFlag_es_03.docx
+++ b/docx/es/BUFRCREX_CodeFlag_es_03.docx
@@ -8,17 +8,17 @@
       </w:pPr>
       <w:r>
         <w:rPr>
-          <w:rFonts w:ascii="Arial" w:hAnsi="Arial"/>
+          <w:rFonts w:ascii="Verdana" w:hAnsi="Verdana"/>
           <w:b/>
           <w:sz w:val="22"/>
         </w:rPr>
-        <w:t>BUFR/CREX Code/Flag Tables — Class 03</w:t>
+        <w:t>Clase 03</w:t>
       </w:r>
     </w:p>
     <w:p>
       <w:r>
         <w:rPr>
-          <w:rFonts w:ascii="Arial" w:hAnsi="Arial"/>
+          <w:rFonts w:ascii="Verdana" w:hAnsi="Verdana"/>
           <w:b/>
           <w:sz w:val="18"/>
         </w:rPr>
@@ -31,6 +31,20 @@
         <w:tblW w:type="auto" w:w="0"/>
         <w:jc w:val="center"/>
         <w:tblLook w:firstColumn="1" w:firstRow="1" w:lastColumn="0" w:lastRow="0" w:noHBand="0" w:noVBand="1" w:val="04A0"/>
+        <w:tblBorders>
+          <w:top w:val="single" w:sz="4" w:space="0" w:color="595959"/>
+          <w:left w:val="single" w:sz="4" w:space="0" w:color="595959"/>
+          <w:bottom w:val="single" w:sz="4" w:space="0" w:color="595959"/>
+          <w:right w:val="single" w:sz="4" w:space="0" w:color="595959"/>
+          <w:insideH w:val="single" w:sz="4" w:space="0" w:color="595959"/>
+          <w:insideV w:val="single" w:sz="4" w:space="0" w:color="595959"/>
+        </w:tblBorders>
+        <w:tblCellMar>
+          <w:top w:w="85" w:type="dxa"/>
+          <w:left w:w="85" w:type="dxa"/>
+          <w:bottom w:w="85" w:type="dxa"/>
+          <w:right w:w="85" w:type="dxa"/>
+        </w:tblCellMar>
       </w:tblPr>
       <w:tblGrid>
         <w:gridCol w:w="5046"/>
@@ -40,61 +54,52 @@
       <w:tr>
         <w:tc>
           <w:tcPr>
-            <w:tcW w:type="dxa" w:w="5046"/>
-            <w:shd w:val="clear" w:color="auto" w:fill="D9E2F3"/>
-          </w:tcPr>
-          <w:p>
-            <w:pPr>
-              <w:jc w:val="center"/>
-            </w:pPr>
-            <w:r/>
-            <w:r>
-              <w:rPr>
-                <w:rFonts w:ascii="Arial" w:hAnsi="Arial"/>
-                <w:b/>
-                <w:sz w:val="16"/>
-              </w:rPr>
-              <w:t>Code Figure</w:t>
-            </w:r>
-          </w:p>
-        </w:tc>
-        <w:tc>
-          <w:tcPr>
-            <w:tcW w:type="dxa" w:w="5046"/>
-            <w:shd w:val="clear" w:color="auto" w:fill="D9E2F3"/>
-          </w:tcPr>
-          <w:p>
-            <w:pPr>
-              <w:jc w:val="center"/>
-            </w:pPr>
-            <w:r/>
-            <w:r>
-              <w:rPr>
-                <w:rFonts w:ascii="Arial" w:hAnsi="Arial"/>
-                <w:b/>
-                <w:sz w:val="16"/>
-              </w:rPr>
-              <w:t>Entry Name</w:t>
-            </w:r>
-          </w:p>
-        </w:tc>
-        <w:tc>
-          <w:tcPr>
-            <w:tcW w:type="dxa" w:w="5046"/>
-            <w:shd w:val="clear" w:color="auto" w:fill="D9E2F3"/>
-          </w:tcPr>
-          <w:p>
-            <w:pPr>
-              <w:jc w:val="center"/>
-            </w:pPr>
-            <w:r/>
-            <w:r>
-              <w:rPr>
-                <w:rFonts w:ascii="Arial" w:hAnsi="Arial"/>
-                <w:b/>
-                <w:sz w:val="16"/>
-              </w:rPr>
-              <w:t>Note</w:t>
+            <w:tcW w:type="dxa" w:w="1134"/>
+            <w:shd w:val="clear" w:color="auto" w:fill="D9D9D9"/>
+          </w:tcPr>
+          <w:p>
+            <w:r/>
+            <w:r>
+              <w:rPr>
+                <w:rFonts w:ascii="Verdana" w:hAnsi="Verdana"/>
+                <w:b w:val="0"/>
+                <w:sz w:val="16"/>
+              </w:rPr>
+              <w:t>CIFRA DE CLAVE</w:t>
+            </w:r>
+          </w:p>
+        </w:tc>
+        <w:tc>
+          <w:tcPr>
+            <w:tcW w:type="dxa" w:w="5046"/>
+            <w:shd w:val="clear" w:color="auto" w:fill="D9D9D9"/>
+          </w:tcPr>
+          <w:p>
+            <w:r/>
+            <w:r>
+              <w:rPr>
+                <w:rFonts w:ascii="Verdana" w:hAnsi="Verdana"/>
+                <w:b w:val="0"/>
+                <w:sz w:val="16"/>
+              </w:rPr>
+              <w:t>SIGNIFICADO</w:t>
+            </w:r>
+          </w:p>
+        </w:tc>
+        <w:tc>
+          <w:tcPr>
+            <w:tcW w:type="dxa" w:w="5046"/>
+            <w:shd w:val="clear" w:color="auto" w:fill="D9D9D9"/>
+          </w:tcPr>
+          <w:p>
+            <w:r/>
+            <w:r>
+              <w:rPr>
+                <w:rFonts w:ascii="Verdana" w:hAnsi="Verdana"/>
+                <w:b w:val="0"/>
+                <w:sz w:val="16"/>
+              </w:rPr>
+              <w:t>NOTA</w:t>
             </w:r>
           </w:p>
         </w:tc>
@@ -108,7 +113,7 @@
             <w:r/>
             <w:r>
               <w:rPr>
-                <w:rFonts w:ascii="Arial" w:hAnsi="Arial"/>
+                <w:rFonts w:ascii="Verdana" w:hAnsi="Verdana"/>
                 <w:b w:val="0"/>
                 <w:sz w:val="16"/>
               </w:rPr>
@@ -124,7 +129,7 @@
             <w:r/>
             <w:r>
               <w:rPr>
-                <w:rFonts w:ascii="Arial" w:hAnsi="Arial"/>
+                <w:rFonts w:ascii="Verdana" w:hAnsi="Verdana"/>
                 <w:b w:val="0"/>
                 <w:sz w:val="16"/>
               </w:rPr>
@@ -140,7 +145,7 @@
             <w:r/>
             <w:r>
               <w:rPr>
-                <w:rFonts w:ascii="Arial" w:hAnsi="Arial"/>
+                <w:rFonts w:ascii="Verdana" w:hAnsi="Verdana"/>
                 <w:b w:val="0"/>
                 <w:sz w:val="16"/>
               </w:rPr>
@@ -157,7 +162,7 @@
             <w:r/>
             <w:r>
               <w:rPr>
-                <w:rFonts w:ascii="Arial" w:hAnsi="Arial"/>
+                <w:rFonts w:ascii="Verdana" w:hAnsi="Verdana"/>
                 <w:b w:val="0"/>
                 <w:sz w:val="16"/>
               </w:rPr>
@@ -173,7 +178,7 @@
             <w:r/>
             <w:r>
               <w:rPr>
-                <w:rFonts w:ascii="Arial" w:hAnsi="Arial"/>
+                <w:rFonts w:ascii="Verdana" w:hAnsi="Verdana"/>
                 <w:b w:val="0"/>
                 <w:sz w:val="16"/>
               </w:rPr>
@@ -189,7 +194,7 @@
             <w:r/>
             <w:r>
               <w:rPr>
-                <w:rFonts w:ascii="Arial" w:hAnsi="Arial"/>
+                <w:rFonts w:ascii="Verdana" w:hAnsi="Verdana"/>
                 <w:b w:val="0"/>
                 <w:sz w:val="16"/>
               </w:rPr>
@@ -206,7 +211,7 @@
             <w:r/>
             <w:r>
               <w:rPr>
-                <w:rFonts w:ascii="Arial" w:hAnsi="Arial"/>
+                <w:rFonts w:ascii="Verdana" w:hAnsi="Verdana"/>
                 <w:b w:val="0"/>
                 <w:sz w:val="16"/>
               </w:rPr>
@@ -222,7 +227,7 @@
             <w:r/>
             <w:r>
               <w:rPr>
-                <w:rFonts w:ascii="Arial" w:hAnsi="Arial"/>
+                <w:rFonts w:ascii="Verdana" w:hAnsi="Verdana"/>
                 <w:b w:val="0"/>
                 <w:sz w:val="16"/>
               </w:rPr>
@@ -238,7 +243,7 @@
             <w:r/>
             <w:r>
               <w:rPr>
-                <w:rFonts w:ascii="Arial" w:hAnsi="Arial"/>
+                <w:rFonts w:ascii="Verdana" w:hAnsi="Verdana"/>
                 <w:b w:val="0"/>
                 <w:sz w:val="16"/>
               </w:rPr>
@@ -255,7 +260,7 @@
             <w:r/>
             <w:r>
               <w:rPr>
-                <w:rFonts w:ascii="Arial" w:hAnsi="Arial"/>
+                <w:rFonts w:ascii="Verdana" w:hAnsi="Verdana"/>
                 <w:b w:val="0"/>
                 <w:sz w:val="16"/>
               </w:rPr>
@@ -271,7 +276,7 @@
             <w:r/>
             <w:r>
               <w:rPr>
-                <w:rFonts w:ascii="Arial" w:hAnsi="Arial"/>
+                <w:rFonts w:ascii="Verdana" w:hAnsi="Verdana"/>
                 <w:b w:val="0"/>
                 <w:sz w:val="16"/>
               </w:rPr>
@@ -287,7 +292,7 @@
             <w:r/>
             <w:r>
               <w:rPr>
-                <w:rFonts w:ascii="Arial" w:hAnsi="Arial"/>
+                <w:rFonts w:ascii="Verdana" w:hAnsi="Verdana"/>
                 <w:b w:val="0"/>
                 <w:sz w:val="16"/>
               </w:rPr>
@@ -304,7 +309,7 @@
             <w:r/>
             <w:r>
               <w:rPr>
-                <w:rFonts w:ascii="Arial" w:hAnsi="Arial"/>
+                <w:rFonts w:ascii="Verdana" w:hAnsi="Verdana"/>
                 <w:b w:val="0"/>
                 <w:sz w:val="16"/>
               </w:rPr>
@@ -320,7 +325,7 @@
             <w:r/>
             <w:r>
               <w:rPr>
-                <w:rFonts w:ascii="Arial" w:hAnsi="Arial"/>
+                <w:rFonts w:ascii="Verdana" w:hAnsi="Verdana"/>
                 <w:b w:val="0"/>
                 <w:sz w:val="16"/>
               </w:rPr>
@@ -336,7 +341,7 @@
             <w:r/>
             <w:r>
               <w:rPr>
-                <w:rFonts w:ascii="Arial" w:hAnsi="Arial"/>
+                <w:rFonts w:ascii="Verdana" w:hAnsi="Verdana"/>
                 <w:b w:val="0"/>
                 <w:sz w:val="16"/>
               </w:rPr>
@@ -353,7 +358,7 @@
             <w:r/>
             <w:r>
               <w:rPr>
-                <w:rFonts w:ascii="Arial" w:hAnsi="Arial"/>
+                <w:rFonts w:ascii="Verdana" w:hAnsi="Verdana"/>
                 <w:b w:val="0"/>
                 <w:sz w:val="16"/>
               </w:rPr>
@@ -369,7 +374,7 @@
             <w:r/>
             <w:r>
               <w:rPr>
-                <w:rFonts w:ascii="Arial" w:hAnsi="Arial"/>
+                <w:rFonts w:ascii="Verdana" w:hAnsi="Verdana"/>
                 <w:b w:val="0"/>
                 <w:sz w:val="16"/>
               </w:rPr>
@@ -385,7 +390,7 @@
             <w:r/>
             <w:r>
               <w:rPr>
-                <w:rFonts w:ascii="Arial" w:hAnsi="Arial"/>
+                <w:rFonts w:ascii="Verdana" w:hAnsi="Verdana"/>
                 <w:b w:val="0"/>
                 <w:sz w:val="16"/>
               </w:rPr>
@@ -402,7 +407,7 @@
             <w:r/>
             <w:r>
               <w:rPr>
-                <w:rFonts w:ascii="Arial" w:hAnsi="Arial"/>
+                <w:rFonts w:ascii="Verdana" w:hAnsi="Verdana"/>
                 <w:b w:val="0"/>
                 <w:sz w:val="16"/>
               </w:rPr>
@@ -418,7 +423,7 @@
             <w:r/>
             <w:r>
               <w:rPr>
-                <w:rFonts w:ascii="Arial" w:hAnsi="Arial"/>
+                <w:rFonts w:ascii="Verdana" w:hAnsi="Verdana"/>
                 <w:b w:val="0"/>
                 <w:sz w:val="16"/>
               </w:rPr>
@@ -434,7 +439,7 @@
             <w:r/>
             <w:r>
               <w:rPr>
-                <w:rFonts w:ascii="Arial" w:hAnsi="Arial"/>
+                <w:rFonts w:ascii="Verdana" w:hAnsi="Verdana"/>
                 <w:b w:val="0"/>
                 <w:sz w:val="16"/>
               </w:rPr>
@@ -451,7 +456,7 @@
             <w:r/>
             <w:r>
               <w:rPr>
-                <w:rFonts w:ascii="Arial" w:hAnsi="Arial"/>
+                <w:rFonts w:ascii="Verdana" w:hAnsi="Verdana"/>
                 <w:b w:val="0"/>
                 <w:sz w:val="16"/>
               </w:rPr>
@@ -467,7 +472,7 @@
             <w:r/>
             <w:r>
               <w:rPr>
-                <w:rFonts w:ascii="Arial" w:hAnsi="Arial"/>
+                <w:rFonts w:ascii="Verdana" w:hAnsi="Verdana"/>
                 <w:b w:val="0"/>
                 <w:sz w:val="16"/>
               </w:rPr>
@@ -483,7 +488,7 @@
             <w:r/>
             <w:r>
               <w:rPr>
-                <w:rFonts w:ascii="Arial" w:hAnsi="Arial"/>
+                <w:rFonts w:ascii="Verdana" w:hAnsi="Verdana"/>
                 <w:b w:val="0"/>
                 <w:sz w:val="16"/>
               </w:rPr>
@@ -500,7 +505,7 @@
             <w:r/>
             <w:r>
               <w:rPr>
-                <w:rFonts w:ascii="Arial" w:hAnsi="Arial"/>
+                <w:rFonts w:ascii="Verdana" w:hAnsi="Verdana"/>
                 <w:b w:val="0"/>
                 <w:sz w:val="16"/>
               </w:rPr>
@@ -516,7 +521,7 @@
             <w:r/>
             <w:r>
               <w:rPr>
-                <w:rFonts w:ascii="Arial" w:hAnsi="Arial"/>
+                <w:rFonts w:ascii="Verdana" w:hAnsi="Verdana"/>
                 <w:b w:val="0"/>
                 <w:sz w:val="16"/>
               </w:rPr>
@@ -532,7 +537,7 @@
             <w:r/>
             <w:r>
               <w:rPr>
-                <w:rFonts w:ascii="Arial" w:hAnsi="Arial"/>
+                <w:rFonts w:ascii="Verdana" w:hAnsi="Verdana"/>
                 <w:b w:val="0"/>
                 <w:sz w:val="16"/>
               </w:rPr>
@@ -549,7 +554,7 @@
             <w:r/>
             <w:r>
               <w:rPr>
-                <w:rFonts w:ascii="Arial" w:hAnsi="Arial"/>
+                <w:rFonts w:ascii="Verdana" w:hAnsi="Verdana"/>
                 <w:b w:val="0"/>
                 <w:sz w:val="16"/>
               </w:rPr>
@@ -565,7 +570,7 @@
             <w:r/>
             <w:r>
               <w:rPr>
-                <w:rFonts w:ascii="Arial" w:hAnsi="Arial"/>
+                <w:rFonts w:ascii="Verdana" w:hAnsi="Verdana"/>
                 <w:b w:val="0"/>
                 <w:sz w:val="16"/>
               </w:rPr>
@@ -581,7 +586,7 @@
             <w:r/>
             <w:r>
               <w:rPr>
-                <w:rFonts w:ascii="Arial" w:hAnsi="Arial"/>
+                <w:rFonts w:ascii="Verdana" w:hAnsi="Verdana"/>
                 <w:b w:val="0"/>
                 <w:sz w:val="16"/>
               </w:rPr>
@@ -598,7 +603,7 @@
             <w:r/>
             <w:r>
               <w:rPr>
-                <w:rFonts w:ascii="Arial" w:hAnsi="Arial"/>
+                <w:rFonts w:ascii="Verdana" w:hAnsi="Verdana"/>
                 <w:b w:val="0"/>
                 <w:sz w:val="16"/>
               </w:rPr>
@@ -614,7 +619,7 @@
             <w:r/>
             <w:r>
               <w:rPr>
-                <w:rFonts w:ascii="Arial" w:hAnsi="Arial"/>
+                <w:rFonts w:ascii="Verdana" w:hAnsi="Verdana"/>
                 <w:b w:val="0"/>
                 <w:sz w:val="16"/>
               </w:rPr>
@@ -630,7 +635,7 @@
             <w:r/>
             <w:r>
               <w:rPr>
-                <w:rFonts w:ascii="Arial" w:hAnsi="Arial"/>
+                <w:rFonts w:ascii="Verdana" w:hAnsi="Verdana"/>
                 <w:b w:val="0"/>
                 <w:sz w:val="16"/>
               </w:rPr>
@@ -647,7 +652,7 @@
             <w:r/>
             <w:r>
               <w:rPr>
-                <w:rFonts w:ascii="Arial" w:hAnsi="Arial"/>
+                <w:rFonts w:ascii="Verdana" w:hAnsi="Verdana"/>
                 <w:b w:val="0"/>
                 <w:sz w:val="16"/>
               </w:rPr>
@@ -663,7 +668,7 @@
             <w:r/>
             <w:r>
               <w:rPr>
-                <w:rFonts w:ascii="Arial" w:hAnsi="Arial"/>
+                <w:rFonts w:ascii="Verdana" w:hAnsi="Verdana"/>
                 <w:b w:val="0"/>
                 <w:sz w:val="16"/>
               </w:rPr>
@@ -679,7 +684,7 @@
             <w:r/>
             <w:r>
               <w:rPr>
-                <w:rFonts w:ascii="Arial" w:hAnsi="Arial"/>
+                <w:rFonts w:ascii="Verdana" w:hAnsi="Verdana"/>
                 <w:b w:val="0"/>
                 <w:sz w:val="16"/>
               </w:rPr>
@@ -696,7 +701,7 @@
             <w:r/>
             <w:r>
               <w:rPr>
-                <w:rFonts w:ascii="Arial" w:hAnsi="Arial"/>
+                <w:rFonts w:ascii="Verdana" w:hAnsi="Verdana"/>
                 <w:b w:val="0"/>
                 <w:sz w:val="16"/>
               </w:rPr>
@@ -712,7 +717,7 @@
             <w:r/>
             <w:r>
               <w:rPr>
-                <w:rFonts w:ascii="Arial" w:hAnsi="Arial"/>
+                <w:rFonts w:ascii="Verdana" w:hAnsi="Verdana"/>
                 <w:b w:val="0"/>
                 <w:sz w:val="16"/>
               </w:rPr>
@@ -728,7 +733,7 @@
             <w:r/>
             <w:r>
               <w:rPr>
-                <w:rFonts w:ascii="Arial" w:hAnsi="Arial"/>
+                <w:rFonts w:ascii="Verdana" w:hAnsi="Verdana"/>
                 <w:b w:val="0"/>
                 <w:sz w:val="16"/>
               </w:rPr>
@@ -741,7 +746,7 @@
     <w:p>
       <w:r>
         <w:rPr>
-          <w:rFonts w:ascii="Arial" w:hAnsi="Arial"/>
+          <w:rFonts w:ascii="Verdana" w:hAnsi="Verdana"/>
           <w:b/>
           <w:sz w:val="18"/>
         </w:rPr>
@@ -754,6 +759,20 @@
         <w:tblW w:type="auto" w:w="0"/>
         <w:jc w:val="center"/>
         <w:tblLook w:firstColumn="1" w:firstRow="1" w:lastColumn="0" w:lastRow="0" w:noHBand="0" w:noVBand="1" w:val="04A0"/>
+        <w:tblBorders>
+          <w:top w:val="single" w:sz="4" w:space="0" w:color="595959"/>
+          <w:left w:val="single" w:sz="4" w:space="0" w:color="595959"/>
+          <w:bottom w:val="single" w:sz="4" w:space="0" w:color="595959"/>
+          <w:right w:val="single" w:sz="4" w:space="0" w:color="595959"/>
+          <w:insideH w:val="single" w:sz="4" w:space="0" w:color="595959"/>
+          <w:insideV w:val="single" w:sz="4" w:space="0" w:color="595959"/>
+        </w:tblBorders>
+        <w:tblCellMar>
+          <w:top w:w="85" w:type="dxa"/>
+          <w:left w:w="85" w:type="dxa"/>
+          <w:bottom w:w="85" w:type="dxa"/>
+          <w:right w:w="85" w:type="dxa"/>
+        </w:tblCellMar>
       </w:tblPr>
       <w:tblGrid>
         <w:gridCol w:w="5046"/>
@@ -763,61 +782,52 @@
       <w:tr>
         <w:tc>
           <w:tcPr>
-            <w:tcW w:type="dxa" w:w="5046"/>
-            <w:shd w:val="clear" w:color="auto" w:fill="D9E2F3"/>
-          </w:tcPr>
-          <w:p>
-            <w:pPr>
-              <w:jc w:val="center"/>
-            </w:pPr>
-            <w:r/>
-            <w:r>
-              <w:rPr>
-                <w:rFonts w:ascii="Arial" w:hAnsi="Arial"/>
-                <w:b/>
-                <w:sz w:val="16"/>
-              </w:rPr>
-              <w:t>Code Figure</w:t>
-            </w:r>
-          </w:p>
-        </w:tc>
-        <w:tc>
-          <w:tcPr>
-            <w:tcW w:type="dxa" w:w="5046"/>
-            <w:shd w:val="clear" w:color="auto" w:fill="D9E2F3"/>
-          </w:tcPr>
-          <w:p>
-            <w:pPr>
-              <w:jc w:val="center"/>
-            </w:pPr>
-            <w:r/>
-            <w:r>
-              <w:rPr>
-                <w:rFonts w:ascii="Arial" w:hAnsi="Arial"/>
-                <w:b/>
-                <w:sz w:val="16"/>
-              </w:rPr>
-              <w:t>Entry Name</w:t>
-            </w:r>
-          </w:p>
-        </w:tc>
-        <w:tc>
-          <w:tcPr>
-            <w:tcW w:type="dxa" w:w="5046"/>
-            <w:shd w:val="clear" w:color="auto" w:fill="D9E2F3"/>
-          </w:tcPr>
-          <w:p>
-            <w:pPr>
-              <w:jc w:val="center"/>
-            </w:pPr>
-            <w:r/>
-            <w:r>
-              <w:rPr>
-                <w:rFonts w:ascii="Arial" w:hAnsi="Arial"/>
-                <w:b/>
-                <w:sz w:val="16"/>
-              </w:rPr>
-              <w:t>Note</w:t>
+            <w:tcW w:type="dxa" w:w="1134"/>
+            <w:shd w:val="clear" w:color="auto" w:fill="D9D9D9"/>
+          </w:tcPr>
+          <w:p>
+            <w:r/>
+            <w:r>
+              <w:rPr>
+                <w:rFonts w:ascii="Verdana" w:hAnsi="Verdana"/>
+                <w:b w:val="0"/>
+                <w:sz w:val="16"/>
+              </w:rPr>
+              <w:t>CIFRA DE CLAVE</w:t>
+            </w:r>
+          </w:p>
+        </w:tc>
+        <w:tc>
+          <w:tcPr>
+            <w:tcW w:type="dxa" w:w="5046"/>
+            <w:shd w:val="clear" w:color="auto" w:fill="D9D9D9"/>
+          </w:tcPr>
+          <w:p>
+            <w:r/>
+            <w:r>
+              <w:rPr>
+                <w:rFonts w:ascii="Verdana" w:hAnsi="Verdana"/>
+                <w:b w:val="0"/>
+                <w:sz w:val="16"/>
+              </w:rPr>
+              <w:t>SIGNIFICADO</w:t>
+            </w:r>
+          </w:p>
+        </w:tc>
+        <w:tc>
+          <w:tcPr>
+            <w:tcW w:type="dxa" w:w="5046"/>
+            <w:shd w:val="clear" w:color="auto" w:fill="D9D9D9"/>
+          </w:tcPr>
+          <w:p>
+            <w:r/>
+            <w:r>
+              <w:rPr>
+                <w:rFonts w:ascii="Verdana" w:hAnsi="Verdana"/>
+                <w:b w:val="0"/>
+                <w:sz w:val="16"/>
+              </w:rPr>
+              <w:t>NOTA</w:t>
             </w:r>
           </w:p>
         </w:tc>
@@ -831,7 +841,7 @@
             <w:r/>
             <w:r>
               <w:rPr>
-                <w:rFonts w:ascii="Arial" w:hAnsi="Arial"/>
+                <w:rFonts w:ascii="Verdana" w:hAnsi="Verdana"/>
                 <w:b w:val="0"/>
                 <w:sz w:val="16"/>
               </w:rPr>
@@ -847,7 +857,7 @@
             <w:r/>
             <w:r>
               <w:rPr>
-                <w:rFonts w:ascii="Arial" w:hAnsi="Arial"/>
+                <w:rFonts w:ascii="Verdana" w:hAnsi="Verdana"/>
                 <w:b w:val="0"/>
                 <w:sz w:val="16"/>
               </w:rPr>
@@ -863,7 +873,7 @@
             <w:r/>
             <w:r>
               <w:rPr>
-                <w:rFonts w:ascii="Arial" w:hAnsi="Arial"/>
+                <w:rFonts w:ascii="Verdana" w:hAnsi="Verdana"/>
                 <w:b w:val="0"/>
                 <w:sz w:val="16"/>
               </w:rPr>
@@ -880,7 +890,7 @@
             <w:r/>
             <w:r>
               <w:rPr>
-                <w:rFonts w:ascii="Arial" w:hAnsi="Arial"/>
+                <w:rFonts w:ascii="Verdana" w:hAnsi="Verdana"/>
                 <w:b w:val="0"/>
                 <w:sz w:val="16"/>
               </w:rPr>
@@ -896,7 +906,7 @@
             <w:r/>
             <w:r>
               <w:rPr>
-                <w:rFonts w:ascii="Arial" w:hAnsi="Arial"/>
+                <w:rFonts w:ascii="Verdana" w:hAnsi="Verdana"/>
                 <w:b w:val="0"/>
                 <w:sz w:val="16"/>
               </w:rPr>
@@ -912,7 +922,7 @@
             <w:r/>
             <w:r>
               <w:rPr>
-                <w:rFonts w:ascii="Arial" w:hAnsi="Arial"/>
+                <w:rFonts w:ascii="Verdana" w:hAnsi="Verdana"/>
                 <w:b w:val="0"/>
                 <w:sz w:val="16"/>
               </w:rPr>
@@ -929,7 +939,7 @@
             <w:r/>
             <w:r>
               <w:rPr>
-                <w:rFonts w:ascii="Arial" w:hAnsi="Arial"/>
+                <w:rFonts w:ascii="Verdana" w:hAnsi="Verdana"/>
                 <w:b w:val="0"/>
                 <w:sz w:val="16"/>
               </w:rPr>
@@ -945,7 +955,7 @@
             <w:r/>
             <w:r>
               <w:rPr>
-                <w:rFonts w:ascii="Arial" w:hAnsi="Arial"/>
+                <w:rFonts w:ascii="Verdana" w:hAnsi="Verdana"/>
                 <w:b w:val="0"/>
                 <w:sz w:val="16"/>
               </w:rPr>
@@ -961,7 +971,7 @@
             <w:r/>
             <w:r>
               <w:rPr>
-                <w:rFonts w:ascii="Arial" w:hAnsi="Arial"/>
+                <w:rFonts w:ascii="Verdana" w:hAnsi="Verdana"/>
                 <w:b w:val="0"/>
                 <w:sz w:val="16"/>
               </w:rPr>
@@ -978,7 +988,7 @@
             <w:r/>
             <w:r>
               <w:rPr>
-                <w:rFonts w:ascii="Arial" w:hAnsi="Arial"/>
+                <w:rFonts w:ascii="Verdana" w:hAnsi="Verdana"/>
                 <w:b w:val="0"/>
                 <w:sz w:val="16"/>
               </w:rPr>
@@ -994,7 +1004,7 @@
             <w:r/>
             <w:r>
               <w:rPr>
-                <w:rFonts w:ascii="Arial" w:hAnsi="Arial"/>
+                <w:rFonts w:ascii="Verdana" w:hAnsi="Verdana"/>
                 <w:b w:val="0"/>
                 <w:sz w:val="16"/>
               </w:rPr>
@@ -1010,7 +1020,7 @@
             <w:r/>
             <w:r>
               <w:rPr>
-                <w:rFonts w:ascii="Arial" w:hAnsi="Arial"/>
+                <w:rFonts w:ascii="Verdana" w:hAnsi="Verdana"/>
                 <w:b w:val="0"/>
                 <w:sz w:val="16"/>
               </w:rPr>
@@ -1027,7 +1037,7 @@
             <w:r/>
             <w:r>
               <w:rPr>
-                <w:rFonts w:ascii="Arial" w:hAnsi="Arial"/>
+                <w:rFonts w:ascii="Verdana" w:hAnsi="Verdana"/>
                 <w:b w:val="0"/>
                 <w:sz w:val="16"/>
               </w:rPr>
@@ -1043,7 +1053,7 @@
             <w:r/>
             <w:r>
               <w:rPr>
-                <w:rFonts w:ascii="Arial" w:hAnsi="Arial"/>
+                <w:rFonts w:ascii="Verdana" w:hAnsi="Verdana"/>
                 <w:b w:val="0"/>
                 <w:sz w:val="16"/>
               </w:rPr>
@@ -1059,7 +1069,7 @@
             <w:r/>
             <w:r>
               <w:rPr>
-                <w:rFonts w:ascii="Arial" w:hAnsi="Arial"/>
+                <w:rFonts w:ascii="Verdana" w:hAnsi="Verdana"/>
                 <w:b w:val="0"/>
                 <w:sz w:val="16"/>
               </w:rPr>
@@ -1076,7 +1086,7 @@
             <w:r/>
             <w:r>
               <w:rPr>
-                <w:rFonts w:ascii="Arial" w:hAnsi="Arial"/>
+                <w:rFonts w:ascii="Verdana" w:hAnsi="Verdana"/>
                 <w:b w:val="0"/>
                 <w:sz w:val="16"/>
               </w:rPr>
@@ -1092,7 +1102,7 @@
             <w:r/>
             <w:r>
               <w:rPr>
-                <w:rFonts w:ascii="Arial" w:hAnsi="Arial"/>
+                <w:rFonts w:ascii="Verdana" w:hAnsi="Verdana"/>
                 <w:b w:val="0"/>
                 <w:sz w:val="16"/>
               </w:rPr>
@@ -1108,7 +1118,7 @@
             <w:r/>
             <w:r>
               <w:rPr>
-                <w:rFonts w:ascii="Arial" w:hAnsi="Arial"/>
+                <w:rFonts w:ascii="Verdana" w:hAnsi="Verdana"/>
                 <w:b w:val="0"/>
                 <w:sz w:val="16"/>
               </w:rPr>
@@ -1125,7 +1135,7 @@
             <w:r/>
             <w:r>
               <w:rPr>
-                <w:rFonts w:ascii="Arial" w:hAnsi="Arial"/>
+                <w:rFonts w:ascii="Verdana" w:hAnsi="Verdana"/>
                 <w:b w:val="0"/>
                 <w:sz w:val="16"/>
               </w:rPr>
@@ -1141,7 +1151,7 @@
             <w:r/>
             <w:r>
               <w:rPr>
-                <w:rFonts w:ascii="Arial" w:hAnsi="Arial"/>
+                <w:rFonts w:ascii="Verdana" w:hAnsi="Verdana"/>
                 <w:b w:val="0"/>
                 <w:sz w:val="16"/>
               </w:rPr>
@@ -1157,7 +1167,7 @@
             <w:r/>
             <w:r>
               <w:rPr>
-                <w:rFonts w:ascii="Arial" w:hAnsi="Arial"/>
+                <w:rFonts w:ascii="Verdana" w:hAnsi="Verdana"/>
                 <w:b w:val="0"/>
                 <w:sz w:val="16"/>
               </w:rPr>
@@ -1174,7 +1184,7 @@
             <w:r/>
             <w:r>
               <w:rPr>
-                <w:rFonts w:ascii="Arial" w:hAnsi="Arial"/>
+                <w:rFonts w:ascii="Verdana" w:hAnsi="Verdana"/>
                 <w:b w:val="0"/>
                 <w:sz w:val="16"/>
               </w:rPr>
@@ -1190,7 +1200,7 @@
             <w:r/>
             <w:r>
               <w:rPr>
-                <w:rFonts w:ascii="Arial" w:hAnsi="Arial"/>
+                <w:rFonts w:ascii="Verdana" w:hAnsi="Verdana"/>
                 <w:b w:val="0"/>
                 <w:sz w:val="16"/>
               </w:rPr>
@@ -1206,7 +1216,7 @@
             <w:r/>
             <w:r>
               <w:rPr>
-                <w:rFonts w:ascii="Arial" w:hAnsi="Arial"/>
+                <w:rFonts w:ascii="Verdana" w:hAnsi="Verdana"/>
                 <w:b w:val="0"/>
                 <w:sz w:val="16"/>
               </w:rPr>
@@ -1223,7 +1233,7 @@
             <w:r/>
             <w:r>
               <w:rPr>
-                <w:rFonts w:ascii="Arial" w:hAnsi="Arial"/>
+                <w:rFonts w:ascii="Verdana" w:hAnsi="Verdana"/>
                 <w:b w:val="0"/>
                 <w:sz w:val="16"/>
               </w:rPr>
@@ -1239,7 +1249,7 @@
             <w:r/>
             <w:r>
               <w:rPr>
-                <w:rFonts w:ascii="Arial" w:hAnsi="Arial"/>
+                <w:rFonts w:ascii="Verdana" w:hAnsi="Verdana"/>
                 <w:b w:val="0"/>
                 <w:sz w:val="16"/>
               </w:rPr>
@@ -1255,7 +1265,7 @@
             <w:r/>
             <w:r>
               <w:rPr>
-                <w:rFonts w:ascii="Arial" w:hAnsi="Arial"/>
+                <w:rFonts w:ascii="Verdana" w:hAnsi="Verdana"/>
                 <w:b w:val="0"/>
                 <w:sz w:val="16"/>
               </w:rPr>
@@ -1268,7 +1278,7 @@
     <w:p>
       <w:r>
         <w:rPr>
-          <w:rFonts w:ascii="Arial" w:hAnsi="Arial"/>
+          <w:rFonts w:ascii="Verdana" w:hAnsi="Verdana"/>
           <w:b/>
           <w:sz w:val="18"/>
         </w:rPr>
@@ -1281,6 +1291,20 @@
         <w:tblW w:type="auto" w:w="0"/>
         <w:jc w:val="center"/>
         <w:tblLook w:firstColumn="1" w:firstRow="1" w:lastColumn="0" w:lastRow="0" w:noHBand="0" w:noVBand="1" w:val="04A0"/>
+        <w:tblBorders>
+          <w:top w:val="single" w:sz="4" w:space="0" w:color="595959"/>
+          <w:left w:val="single" w:sz="4" w:space="0" w:color="595959"/>
+          <w:bottom w:val="single" w:sz="4" w:space="0" w:color="595959"/>
+          <w:right w:val="single" w:sz="4" w:space="0" w:color="595959"/>
+          <w:insideH w:val="single" w:sz="4" w:space="0" w:color="595959"/>
+          <w:insideV w:val="single" w:sz="4" w:space="0" w:color="595959"/>
+        </w:tblBorders>
+        <w:tblCellMar>
+          <w:top w:w="85" w:type="dxa"/>
+          <w:left w:w="85" w:type="dxa"/>
+          <w:bottom w:w="85" w:type="dxa"/>
+          <w:right w:w="85" w:type="dxa"/>
+        </w:tblCellMar>
       </w:tblPr>
       <w:tblGrid>
         <w:gridCol w:w="5046"/>
@@ -1290,61 +1314,52 @@
       <w:tr>
         <w:tc>
           <w:tcPr>
-            <w:tcW w:type="dxa" w:w="5046"/>
-            <w:shd w:val="clear" w:color="auto" w:fill="D9E2F3"/>
-          </w:tcPr>
-          <w:p>
-            <w:pPr>
-              <w:jc w:val="center"/>
-            </w:pPr>
-            <w:r/>
-            <w:r>
-              <w:rPr>
-                <w:rFonts w:ascii="Arial" w:hAnsi="Arial"/>
-                <w:b/>
-                <w:sz w:val="16"/>
-              </w:rPr>
-              <w:t>Code Figure</w:t>
-            </w:r>
-          </w:p>
-        </w:tc>
-        <w:tc>
-          <w:tcPr>
-            <w:tcW w:type="dxa" w:w="5046"/>
-            <w:shd w:val="clear" w:color="auto" w:fill="D9E2F3"/>
-          </w:tcPr>
-          <w:p>
-            <w:pPr>
-              <w:jc w:val="center"/>
-            </w:pPr>
-            <w:r/>
-            <w:r>
-              <w:rPr>
-                <w:rFonts w:ascii="Arial" w:hAnsi="Arial"/>
-                <w:b/>
-                <w:sz w:val="16"/>
-              </w:rPr>
-              <w:t>Entry Name</w:t>
-            </w:r>
-          </w:p>
-        </w:tc>
-        <w:tc>
-          <w:tcPr>
-            <w:tcW w:type="dxa" w:w="5046"/>
-            <w:shd w:val="clear" w:color="auto" w:fill="D9E2F3"/>
-          </w:tcPr>
-          <w:p>
-            <w:pPr>
-              <w:jc w:val="center"/>
-            </w:pPr>
-            <w:r/>
-            <w:r>
-              <w:rPr>
-                <w:rFonts w:ascii="Arial" w:hAnsi="Arial"/>
-                <w:b/>
-                <w:sz w:val="16"/>
-              </w:rPr>
-              <w:t>Note</w:t>
+            <w:tcW w:type="dxa" w:w="1134"/>
+            <w:shd w:val="clear" w:color="auto" w:fill="D9D9D9"/>
+          </w:tcPr>
+          <w:p>
+            <w:r/>
+            <w:r>
+              <w:rPr>
+                <w:rFonts w:ascii="Verdana" w:hAnsi="Verdana"/>
+                <w:b w:val="0"/>
+                <w:sz w:val="16"/>
+              </w:rPr>
+              <w:t>CIFRA DE CLAVE</w:t>
+            </w:r>
+          </w:p>
+        </w:tc>
+        <w:tc>
+          <w:tcPr>
+            <w:tcW w:type="dxa" w:w="5046"/>
+            <w:shd w:val="clear" w:color="auto" w:fill="D9D9D9"/>
+          </w:tcPr>
+          <w:p>
+            <w:r/>
+            <w:r>
+              <w:rPr>
+                <w:rFonts w:ascii="Verdana" w:hAnsi="Verdana"/>
+                <w:b w:val="0"/>
+                <w:sz w:val="16"/>
+              </w:rPr>
+              <w:t>SIGNIFICADO</w:t>
+            </w:r>
+          </w:p>
+        </w:tc>
+        <w:tc>
+          <w:tcPr>
+            <w:tcW w:type="dxa" w:w="5046"/>
+            <w:shd w:val="clear" w:color="auto" w:fill="D9D9D9"/>
+          </w:tcPr>
+          <w:p>
+            <w:r/>
+            <w:r>
+              <w:rPr>
+                <w:rFonts w:ascii="Verdana" w:hAnsi="Verdana"/>
+                <w:b w:val="0"/>
+                <w:sz w:val="16"/>
+              </w:rPr>
+              <w:t>NOTA</w:t>
             </w:r>
           </w:p>
         </w:tc>
@@ -1358,7 +1373,7 @@
             <w:r/>
             <w:r>
               <w:rPr>
-                <w:rFonts w:ascii="Arial" w:hAnsi="Arial"/>
+                <w:rFonts w:ascii="Verdana" w:hAnsi="Verdana"/>
                 <w:b w:val="0"/>
                 <w:sz w:val="16"/>
               </w:rPr>
@@ -1374,7 +1389,7 @@
             <w:r/>
             <w:r>
               <w:rPr>
-                <w:rFonts w:ascii="Arial" w:hAnsi="Arial"/>
+                <w:rFonts w:ascii="Verdana" w:hAnsi="Verdana"/>
                 <w:b w:val="0"/>
                 <w:sz w:val="16"/>
               </w:rPr>
@@ -1390,7 +1405,7 @@
             <w:r/>
             <w:r>
               <w:rPr>
-                <w:rFonts w:ascii="Arial" w:hAnsi="Arial"/>
+                <w:rFonts w:ascii="Verdana" w:hAnsi="Verdana"/>
                 <w:b w:val="0"/>
                 <w:sz w:val="16"/>
               </w:rPr>
@@ -1407,7 +1422,7 @@
             <w:r/>
             <w:r>
               <w:rPr>
-                <w:rFonts w:ascii="Arial" w:hAnsi="Arial"/>
+                <w:rFonts w:ascii="Verdana" w:hAnsi="Verdana"/>
                 <w:b w:val="0"/>
                 <w:sz w:val="16"/>
               </w:rPr>
@@ -1423,7 +1438,7 @@
             <w:r/>
             <w:r>
               <w:rPr>
-                <w:rFonts w:ascii="Arial" w:hAnsi="Arial"/>
+                <w:rFonts w:ascii="Verdana" w:hAnsi="Verdana"/>
                 <w:b w:val="0"/>
                 <w:sz w:val="16"/>
               </w:rPr>
@@ -1439,7 +1454,7 @@
             <w:r/>
             <w:r>
               <w:rPr>
-                <w:rFonts w:ascii="Arial" w:hAnsi="Arial"/>
+                <w:rFonts w:ascii="Verdana" w:hAnsi="Verdana"/>
                 <w:b w:val="0"/>
                 <w:sz w:val="16"/>
               </w:rPr>
@@ -1456,7 +1471,7 @@
             <w:r/>
             <w:r>
               <w:rPr>
-                <w:rFonts w:ascii="Arial" w:hAnsi="Arial"/>
+                <w:rFonts w:ascii="Verdana" w:hAnsi="Verdana"/>
                 <w:b w:val="0"/>
                 <w:sz w:val="16"/>
               </w:rPr>
@@ -1472,7 +1487,7 @@
             <w:r/>
             <w:r>
               <w:rPr>
-                <w:rFonts w:ascii="Arial" w:hAnsi="Arial"/>
+                <w:rFonts w:ascii="Verdana" w:hAnsi="Verdana"/>
                 <w:b w:val="0"/>
                 <w:sz w:val="16"/>
               </w:rPr>
@@ -1488,7 +1503,7 @@
             <w:r/>
             <w:r>
               <w:rPr>
-                <w:rFonts w:ascii="Arial" w:hAnsi="Arial"/>
+                <w:rFonts w:ascii="Verdana" w:hAnsi="Verdana"/>
                 <w:b w:val="0"/>
                 <w:sz w:val="16"/>
               </w:rPr>
@@ -1505,7 +1520,7 @@
             <w:r/>
             <w:r>
               <w:rPr>
-                <w:rFonts w:ascii="Arial" w:hAnsi="Arial"/>
+                <w:rFonts w:ascii="Verdana" w:hAnsi="Verdana"/>
                 <w:b w:val="0"/>
                 <w:sz w:val="16"/>
               </w:rPr>
@@ -1521,7 +1536,7 @@
             <w:r/>
             <w:r>
               <w:rPr>
-                <w:rFonts w:ascii="Arial" w:hAnsi="Arial"/>
+                <w:rFonts w:ascii="Verdana" w:hAnsi="Verdana"/>
                 <w:b w:val="0"/>
                 <w:sz w:val="16"/>
               </w:rPr>
@@ -1537,7 +1552,7 @@
             <w:r/>
             <w:r>
               <w:rPr>
-                <w:rFonts w:ascii="Arial" w:hAnsi="Arial"/>
+                <w:rFonts w:ascii="Verdana" w:hAnsi="Verdana"/>
                 <w:b w:val="0"/>
                 <w:sz w:val="16"/>
               </w:rPr>
@@ -1554,7 +1569,7 @@
             <w:r/>
             <w:r>
               <w:rPr>
-                <w:rFonts w:ascii="Arial" w:hAnsi="Arial"/>
+                <w:rFonts w:ascii="Verdana" w:hAnsi="Verdana"/>
                 <w:b w:val="0"/>
                 <w:sz w:val="16"/>
               </w:rPr>
@@ -1570,7 +1585,7 @@
             <w:r/>
             <w:r>
               <w:rPr>
-                <w:rFonts w:ascii="Arial" w:hAnsi="Arial"/>
+                <w:rFonts w:ascii="Verdana" w:hAnsi="Verdana"/>
                 <w:b w:val="0"/>
                 <w:sz w:val="16"/>
               </w:rPr>
@@ -1586,7 +1601,7 @@
             <w:r/>
             <w:r>
               <w:rPr>
-                <w:rFonts w:ascii="Arial" w:hAnsi="Arial"/>
+                <w:rFonts w:ascii="Verdana" w:hAnsi="Verdana"/>
                 <w:b w:val="0"/>
                 <w:sz w:val="16"/>
               </w:rPr>
@@ -1603,7 +1618,7 @@
             <w:r/>
             <w:r>
               <w:rPr>
-                <w:rFonts w:ascii="Arial" w:hAnsi="Arial"/>
+                <w:rFonts w:ascii="Verdana" w:hAnsi="Verdana"/>
                 <w:b w:val="0"/>
                 <w:sz w:val="16"/>
               </w:rPr>
@@ -1619,7 +1634,7 @@
             <w:r/>
             <w:r>
               <w:rPr>
-                <w:rFonts w:ascii="Arial" w:hAnsi="Arial"/>
+                <w:rFonts w:ascii="Verdana" w:hAnsi="Verdana"/>
                 <w:b w:val="0"/>
                 <w:sz w:val="16"/>
               </w:rPr>
@@ -1635,7 +1650,7 @@
             <w:r/>
             <w:r>
               <w:rPr>
-                <w:rFonts w:ascii="Arial" w:hAnsi="Arial"/>
+                <w:rFonts w:ascii="Verdana" w:hAnsi="Verdana"/>
                 <w:b w:val="0"/>
                 <w:sz w:val="16"/>
               </w:rPr>
@@ -1652,7 +1667,7 @@
             <w:r/>
             <w:r>
               <w:rPr>
-                <w:rFonts w:ascii="Arial" w:hAnsi="Arial"/>
+                <w:rFonts w:ascii="Verdana" w:hAnsi="Verdana"/>
                 <w:b w:val="0"/>
                 <w:sz w:val="16"/>
               </w:rPr>
@@ -1668,7 +1683,7 @@
             <w:r/>
             <w:r>
               <w:rPr>
-                <w:rFonts w:ascii="Arial" w:hAnsi="Arial"/>
+                <w:rFonts w:ascii="Verdana" w:hAnsi="Verdana"/>
                 <w:b w:val="0"/>
                 <w:sz w:val="16"/>
               </w:rPr>
@@ -1684,7 +1699,7 @@
             <w:r/>
             <w:r>
               <w:rPr>
-                <w:rFonts w:ascii="Arial" w:hAnsi="Arial"/>
+                <w:rFonts w:ascii="Verdana" w:hAnsi="Verdana"/>
                 <w:b w:val="0"/>
                 <w:sz w:val="16"/>
               </w:rPr>
@@ -1701,7 +1716,7 @@
             <w:r/>
             <w:r>
               <w:rPr>
-                <w:rFonts w:ascii="Arial" w:hAnsi="Arial"/>
+                <w:rFonts w:ascii="Verdana" w:hAnsi="Verdana"/>
                 <w:b w:val="0"/>
                 <w:sz w:val="16"/>
               </w:rPr>
@@ -1717,7 +1732,7 @@
             <w:r/>
             <w:r>
               <w:rPr>
-                <w:rFonts w:ascii="Arial" w:hAnsi="Arial"/>
+                <w:rFonts w:ascii="Verdana" w:hAnsi="Verdana"/>
                 <w:b w:val="0"/>
                 <w:sz w:val="16"/>
               </w:rPr>
@@ -1733,7 +1748,7 @@
             <w:r/>
             <w:r>
               <w:rPr>
-                <w:rFonts w:ascii="Arial" w:hAnsi="Arial"/>
+                <w:rFonts w:ascii="Verdana" w:hAnsi="Verdana"/>
                 <w:b w:val="0"/>
                 <w:sz w:val="16"/>
               </w:rPr>
@@ -1750,7 +1765,7 @@
             <w:r/>
             <w:r>
               <w:rPr>
-                <w:rFonts w:ascii="Arial" w:hAnsi="Arial"/>
+                <w:rFonts w:ascii="Verdana" w:hAnsi="Verdana"/>
                 <w:b w:val="0"/>
                 <w:sz w:val="16"/>
               </w:rPr>
@@ -1766,7 +1781,7 @@
             <w:r/>
             <w:r>
               <w:rPr>
-                <w:rFonts w:ascii="Arial" w:hAnsi="Arial"/>
+                <w:rFonts w:ascii="Verdana" w:hAnsi="Verdana"/>
                 <w:b w:val="0"/>
                 <w:sz w:val="16"/>
               </w:rPr>
@@ -1782,7 +1797,7 @@
             <w:r/>
             <w:r>
               <w:rPr>
-                <w:rFonts w:ascii="Arial" w:hAnsi="Arial"/>
+                <w:rFonts w:ascii="Verdana" w:hAnsi="Verdana"/>
                 <w:b w:val="0"/>
                 <w:sz w:val="16"/>
               </w:rPr>
@@ -1799,7 +1814,7 @@
             <w:r/>
             <w:r>
               <w:rPr>
-                <w:rFonts w:ascii="Arial" w:hAnsi="Arial"/>
+                <w:rFonts w:ascii="Verdana" w:hAnsi="Verdana"/>
                 <w:b w:val="0"/>
                 <w:sz w:val="16"/>
               </w:rPr>
@@ -1815,7 +1830,7 @@
             <w:r/>
             <w:r>
               <w:rPr>
-                <w:rFonts w:ascii="Arial" w:hAnsi="Arial"/>
+                <w:rFonts w:ascii="Verdana" w:hAnsi="Verdana"/>
                 <w:b w:val="0"/>
                 <w:sz w:val="16"/>
               </w:rPr>
@@ -1831,7 +1846,7 @@
             <w:r/>
             <w:r>
               <w:rPr>
-                <w:rFonts w:ascii="Arial" w:hAnsi="Arial"/>
+                <w:rFonts w:ascii="Verdana" w:hAnsi="Verdana"/>
                 <w:b w:val="0"/>
                 <w:sz w:val="16"/>
               </w:rPr>
@@ -1848,7 +1863,7 @@
             <w:r/>
             <w:r>
               <w:rPr>
-                <w:rFonts w:ascii="Arial" w:hAnsi="Arial"/>
+                <w:rFonts w:ascii="Verdana" w:hAnsi="Verdana"/>
                 <w:b w:val="0"/>
                 <w:sz w:val="16"/>
               </w:rPr>
@@ -1864,7 +1879,7 @@
             <w:r/>
             <w:r>
               <w:rPr>
-                <w:rFonts w:ascii="Arial" w:hAnsi="Arial"/>
+                <w:rFonts w:ascii="Verdana" w:hAnsi="Verdana"/>
                 <w:b w:val="0"/>
                 <w:sz w:val="16"/>
               </w:rPr>
@@ -1880,7 +1895,7 @@
             <w:r/>
             <w:r>
               <w:rPr>
-                <w:rFonts w:ascii="Arial" w:hAnsi="Arial"/>
+                <w:rFonts w:ascii="Verdana" w:hAnsi="Verdana"/>
                 <w:b w:val="0"/>
                 <w:sz w:val="16"/>
               </w:rPr>
@@ -1897,7 +1912,7 @@
             <w:r/>
             <w:r>
               <w:rPr>
-                <w:rFonts w:ascii="Arial" w:hAnsi="Arial"/>
+                <w:rFonts w:ascii="Verdana" w:hAnsi="Verdana"/>
                 <w:b w:val="0"/>
                 <w:sz w:val="16"/>
               </w:rPr>
@@ -1913,7 +1928,7 @@
             <w:r/>
             <w:r>
               <w:rPr>
-                <w:rFonts w:ascii="Arial" w:hAnsi="Arial"/>
+                <w:rFonts w:ascii="Verdana" w:hAnsi="Verdana"/>
                 <w:b w:val="0"/>
                 <w:sz w:val="16"/>
               </w:rPr>
@@ -1929,7 +1944,7 @@
             <w:r/>
             <w:r>
               <w:rPr>
-                <w:rFonts w:ascii="Arial" w:hAnsi="Arial"/>
+                <w:rFonts w:ascii="Verdana" w:hAnsi="Verdana"/>
                 <w:b w:val="0"/>
                 <w:sz w:val="16"/>
               </w:rPr>
@@ -1942,7 +1957,7 @@
     <w:p>
       <w:r>
         <w:rPr>
-          <w:rFonts w:ascii="Arial" w:hAnsi="Arial"/>
+          <w:rFonts w:ascii="Verdana" w:hAnsi="Verdana"/>
           <w:b/>
           <w:sz w:val="18"/>
         </w:rPr>
@@ -1955,6 +1970,20 @@
         <w:tblW w:type="auto" w:w="0"/>
         <w:jc w:val="center"/>
         <w:tblLook w:firstColumn="1" w:firstRow="1" w:lastColumn="0" w:lastRow="0" w:noHBand="0" w:noVBand="1" w:val="04A0"/>
+        <w:tblBorders>
+          <w:top w:val="single" w:sz="4" w:space="0" w:color="595959"/>
+          <w:left w:val="single" w:sz="4" w:space="0" w:color="595959"/>
+          <w:bottom w:val="single" w:sz="4" w:space="0" w:color="595959"/>
+          <w:right w:val="single" w:sz="4" w:space="0" w:color="595959"/>
+          <w:insideH w:val="single" w:sz="4" w:space="0" w:color="595959"/>
+          <w:insideV w:val="single" w:sz="4" w:space="0" w:color="595959"/>
+        </w:tblBorders>
+        <w:tblCellMar>
+          <w:top w:w="85" w:type="dxa"/>
+          <w:left w:w="85" w:type="dxa"/>
+          <w:bottom w:w="85" w:type="dxa"/>
+          <w:right w:w="85" w:type="dxa"/>
+        </w:tblCellMar>
       </w:tblPr>
       <w:tblGrid>
         <w:gridCol w:w="5046"/>
@@ -1964,61 +1993,52 @@
       <w:tr>
         <w:tc>
           <w:tcPr>
-            <w:tcW w:type="dxa" w:w="5046"/>
-            <w:shd w:val="clear" w:color="auto" w:fill="D9E2F3"/>
-          </w:tcPr>
-          <w:p>
-            <w:pPr>
-              <w:jc w:val="center"/>
-            </w:pPr>
-            <w:r/>
-            <w:r>
-              <w:rPr>
-                <w:rFonts w:ascii="Arial" w:hAnsi="Arial"/>
-                <w:b/>
-                <w:sz w:val="16"/>
-              </w:rPr>
-              <w:t>Code Figure</w:t>
-            </w:r>
-          </w:p>
-        </w:tc>
-        <w:tc>
-          <w:tcPr>
-            <w:tcW w:type="dxa" w:w="5046"/>
-            <w:shd w:val="clear" w:color="auto" w:fill="D9E2F3"/>
-          </w:tcPr>
-          <w:p>
-            <w:pPr>
-              <w:jc w:val="center"/>
-            </w:pPr>
-            <w:r/>
-            <w:r>
-              <w:rPr>
-                <w:rFonts w:ascii="Arial" w:hAnsi="Arial"/>
-                <w:b/>
-                <w:sz w:val="16"/>
-              </w:rPr>
-              <w:t>Entry Name</w:t>
-            </w:r>
-          </w:p>
-        </w:tc>
-        <w:tc>
-          <w:tcPr>
-            <w:tcW w:type="dxa" w:w="5046"/>
-            <w:shd w:val="clear" w:color="auto" w:fill="D9E2F3"/>
-          </w:tcPr>
-          <w:p>
-            <w:pPr>
-              <w:jc w:val="center"/>
-            </w:pPr>
-            <w:r/>
-            <w:r>
-              <w:rPr>
-                <w:rFonts w:ascii="Arial" w:hAnsi="Arial"/>
-                <w:b/>
-                <w:sz w:val="16"/>
-              </w:rPr>
-              <w:t>Note</w:t>
+            <w:tcW w:type="dxa" w:w="1134"/>
+            <w:shd w:val="clear" w:color="auto" w:fill="D9D9D9"/>
+          </w:tcPr>
+          <w:p>
+            <w:r/>
+            <w:r>
+              <w:rPr>
+                <w:rFonts w:ascii="Verdana" w:hAnsi="Verdana"/>
+                <w:b w:val="0"/>
+                <w:sz w:val="16"/>
+              </w:rPr>
+              <w:t>CIFRA DE CLAVE</w:t>
+            </w:r>
+          </w:p>
+        </w:tc>
+        <w:tc>
+          <w:tcPr>
+            <w:tcW w:type="dxa" w:w="5046"/>
+            <w:shd w:val="clear" w:color="auto" w:fill="D9D9D9"/>
+          </w:tcPr>
+          <w:p>
+            <w:r/>
+            <w:r>
+              <w:rPr>
+                <w:rFonts w:ascii="Verdana" w:hAnsi="Verdana"/>
+                <w:b w:val="0"/>
+                <w:sz w:val="16"/>
+              </w:rPr>
+              <w:t>SIGNIFICADO</w:t>
+            </w:r>
+          </w:p>
+        </w:tc>
+        <w:tc>
+          <w:tcPr>
+            <w:tcW w:type="dxa" w:w="5046"/>
+            <w:shd w:val="clear" w:color="auto" w:fill="D9D9D9"/>
+          </w:tcPr>
+          <w:p>
+            <w:r/>
+            <w:r>
+              <w:rPr>
+                <w:rFonts w:ascii="Verdana" w:hAnsi="Verdana"/>
+                <w:b w:val="0"/>
+                <w:sz w:val="16"/>
+              </w:rPr>
+              <w:t>NOTA</w:t>
             </w:r>
           </w:p>
         </w:tc>
@@ -2032,7 +2052,7 @@
             <w:r/>
             <w:r>
               <w:rPr>
-                <w:rFonts w:ascii="Arial" w:hAnsi="Arial"/>
+                <w:rFonts w:ascii="Verdana" w:hAnsi="Verdana"/>
                 <w:b w:val="0"/>
                 <w:sz w:val="16"/>
               </w:rPr>
@@ -2048,7 +2068,7 @@
             <w:r/>
             <w:r>
               <w:rPr>
-                <w:rFonts w:ascii="Arial" w:hAnsi="Arial"/>
+                <w:rFonts w:ascii="Verdana" w:hAnsi="Verdana"/>
                 <w:b w:val="0"/>
                 <w:sz w:val="16"/>
               </w:rPr>
@@ -2064,7 +2084,7 @@
             <w:r/>
             <w:r>
               <w:rPr>
-                <w:rFonts w:ascii="Arial" w:hAnsi="Arial"/>
+                <w:rFonts w:ascii="Verdana" w:hAnsi="Verdana"/>
                 <w:b w:val="0"/>
                 <w:sz w:val="16"/>
               </w:rPr>
@@ -2081,7 +2101,7 @@
             <w:r/>
             <w:r>
               <w:rPr>
-                <w:rFonts w:ascii="Arial" w:hAnsi="Arial"/>
+                <w:rFonts w:ascii="Verdana" w:hAnsi="Verdana"/>
                 <w:b w:val="0"/>
                 <w:sz w:val="16"/>
               </w:rPr>
@@ -2097,7 +2117,7 @@
             <w:r/>
             <w:r>
               <w:rPr>
-                <w:rFonts w:ascii="Arial" w:hAnsi="Arial"/>
+                <w:rFonts w:ascii="Verdana" w:hAnsi="Verdana"/>
                 <w:b w:val="0"/>
                 <w:sz w:val="16"/>
               </w:rPr>
@@ -2113,7 +2133,7 @@
             <w:r/>
             <w:r>
               <w:rPr>
-                <w:rFonts w:ascii="Arial" w:hAnsi="Arial"/>
+                <w:rFonts w:ascii="Verdana" w:hAnsi="Verdana"/>
                 <w:b w:val="0"/>
                 <w:sz w:val="16"/>
               </w:rPr>
@@ -2130,7 +2150,7 @@
             <w:r/>
             <w:r>
               <w:rPr>
-                <w:rFonts w:ascii="Arial" w:hAnsi="Arial"/>
+                <w:rFonts w:ascii="Verdana" w:hAnsi="Verdana"/>
                 <w:b w:val="0"/>
                 <w:sz w:val="16"/>
               </w:rPr>
@@ -2146,7 +2166,7 @@
             <w:r/>
             <w:r>
               <w:rPr>
-                <w:rFonts w:ascii="Arial" w:hAnsi="Arial"/>
+                <w:rFonts w:ascii="Verdana" w:hAnsi="Verdana"/>
                 <w:b w:val="0"/>
                 <w:sz w:val="16"/>
               </w:rPr>
@@ -2162,7 +2182,7 @@
             <w:r/>
             <w:r>
               <w:rPr>
-                <w:rFonts w:ascii="Arial" w:hAnsi="Arial"/>
+                <w:rFonts w:ascii="Verdana" w:hAnsi="Verdana"/>
                 <w:b w:val="0"/>
                 <w:sz w:val="16"/>
               </w:rPr>
@@ -2179,7 +2199,7 @@
             <w:r/>
             <w:r>
               <w:rPr>
-                <w:rFonts w:ascii="Arial" w:hAnsi="Arial"/>
+                <w:rFonts w:ascii="Verdana" w:hAnsi="Verdana"/>
                 <w:b w:val="0"/>
                 <w:sz w:val="16"/>
               </w:rPr>
@@ -2195,7 +2215,7 @@
             <w:r/>
             <w:r>
               <w:rPr>
-                <w:rFonts w:ascii="Arial" w:hAnsi="Arial"/>
+                <w:rFonts w:ascii="Verdana" w:hAnsi="Verdana"/>
                 <w:b w:val="0"/>
                 <w:sz w:val="16"/>
               </w:rPr>
@@ -2211,7 +2231,7 @@
             <w:r/>
             <w:r>
               <w:rPr>
-                <w:rFonts w:ascii="Arial" w:hAnsi="Arial"/>
+                <w:rFonts w:ascii="Verdana" w:hAnsi="Verdana"/>
                 <w:b w:val="0"/>
                 <w:sz w:val="16"/>
               </w:rPr>
@@ -2228,7 +2248,7 @@
             <w:r/>
             <w:r>
               <w:rPr>
-                <w:rFonts w:ascii="Arial" w:hAnsi="Arial"/>
+                <w:rFonts w:ascii="Verdana" w:hAnsi="Verdana"/>
                 <w:b w:val="0"/>
                 <w:sz w:val="16"/>
               </w:rPr>
@@ -2244,7 +2264,7 @@
             <w:r/>
             <w:r>
               <w:rPr>
-                <w:rFonts w:ascii="Arial" w:hAnsi="Arial"/>
+                <w:rFonts w:ascii="Verdana" w:hAnsi="Verdana"/>
                 <w:b w:val="0"/>
                 <w:sz w:val="16"/>
               </w:rPr>
@@ -2260,7 +2280,7 @@
             <w:r/>
             <w:r>
               <w:rPr>
-                <w:rFonts w:ascii="Arial" w:hAnsi="Arial"/>
+                <w:rFonts w:ascii="Verdana" w:hAnsi="Verdana"/>
                 <w:b w:val="0"/>
                 <w:sz w:val="16"/>
               </w:rPr>
@@ -2273,7 +2293,7 @@
     <w:p>
       <w:r>
         <w:rPr>
-          <w:rFonts w:ascii="Arial" w:hAnsi="Arial"/>
+          <w:rFonts w:ascii="Verdana" w:hAnsi="Verdana"/>
           <w:b/>
           <w:sz w:val="18"/>
         </w:rPr>
@@ -2286,6 +2306,20 @@
         <w:tblW w:type="auto" w:w="0"/>
         <w:jc w:val="center"/>
         <w:tblLook w:firstColumn="1" w:firstRow="1" w:lastColumn="0" w:lastRow="0" w:noHBand="0" w:noVBand="1" w:val="04A0"/>
+        <w:tblBorders>
+          <w:top w:val="single" w:sz="4" w:space="0" w:color="595959"/>
+          <w:left w:val="single" w:sz="4" w:space="0" w:color="595959"/>
+          <w:bottom w:val="single" w:sz="4" w:space="0" w:color="595959"/>
+          <w:right w:val="single" w:sz="4" w:space="0" w:color="595959"/>
+          <w:insideH w:val="single" w:sz="4" w:space="0" w:color="595959"/>
+          <w:insideV w:val="single" w:sz="4" w:space="0" w:color="595959"/>
+        </w:tblBorders>
+        <w:tblCellMar>
+          <w:top w:w="85" w:type="dxa"/>
+          <w:left w:w="85" w:type="dxa"/>
+          <w:bottom w:w="85" w:type="dxa"/>
+          <w:right w:w="85" w:type="dxa"/>
+        </w:tblCellMar>
       </w:tblPr>
       <w:tblGrid>
         <w:gridCol w:w="5046"/>
@@ -2295,61 +2329,52 @@
       <w:tr>
         <w:tc>
           <w:tcPr>
-            <w:tcW w:type="dxa" w:w="5046"/>
-            <w:shd w:val="clear" w:color="auto" w:fill="D9E2F3"/>
-          </w:tcPr>
-          <w:p>
-            <w:pPr>
-              <w:jc w:val="center"/>
-            </w:pPr>
-            <w:r/>
-            <w:r>
-              <w:rPr>
-                <w:rFonts w:ascii="Arial" w:hAnsi="Arial"/>
-                <w:b/>
-                <w:sz w:val="16"/>
-              </w:rPr>
-              <w:t>Code Figure</w:t>
-            </w:r>
-          </w:p>
-        </w:tc>
-        <w:tc>
-          <w:tcPr>
-            <w:tcW w:type="dxa" w:w="5046"/>
-            <w:shd w:val="clear" w:color="auto" w:fill="D9E2F3"/>
-          </w:tcPr>
-          <w:p>
-            <w:pPr>
-              <w:jc w:val="center"/>
-            </w:pPr>
-            <w:r/>
-            <w:r>
-              <w:rPr>
-                <w:rFonts w:ascii="Arial" w:hAnsi="Arial"/>
-                <w:b/>
-                <w:sz w:val="16"/>
-              </w:rPr>
-              <w:t>Entry Name</w:t>
-            </w:r>
-          </w:p>
-        </w:tc>
-        <w:tc>
-          <w:tcPr>
-            <w:tcW w:type="dxa" w:w="5046"/>
-            <w:shd w:val="clear" w:color="auto" w:fill="D9E2F3"/>
-          </w:tcPr>
-          <w:p>
-            <w:pPr>
-              <w:jc w:val="center"/>
-            </w:pPr>
-            <w:r/>
-            <w:r>
-              <w:rPr>
-                <w:rFonts w:ascii="Arial" w:hAnsi="Arial"/>
-                <w:b/>
-                <w:sz w:val="16"/>
-              </w:rPr>
-              <w:t>Note</w:t>
+            <w:tcW w:type="dxa" w:w="1134"/>
+            <w:shd w:val="clear" w:color="auto" w:fill="D9D9D9"/>
+          </w:tcPr>
+          <w:p>
+            <w:r/>
+            <w:r>
+              <w:rPr>
+                <w:rFonts w:ascii="Verdana" w:hAnsi="Verdana"/>
+                <w:b w:val="0"/>
+                <w:sz w:val="16"/>
+              </w:rPr>
+              <w:t>CIFRA DE CLAVE</w:t>
+            </w:r>
+          </w:p>
+        </w:tc>
+        <w:tc>
+          <w:tcPr>
+            <w:tcW w:type="dxa" w:w="5046"/>
+            <w:shd w:val="clear" w:color="auto" w:fill="D9D9D9"/>
+          </w:tcPr>
+          <w:p>
+            <w:r/>
+            <w:r>
+              <w:rPr>
+                <w:rFonts w:ascii="Verdana" w:hAnsi="Verdana"/>
+                <w:b w:val="0"/>
+                <w:sz w:val="16"/>
+              </w:rPr>
+              <w:t>SIGNIFICADO</w:t>
+            </w:r>
+          </w:p>
+        </w:tc>
+        <w:tc>
+          <w:tcPr>
+            <w:tcW w:type="dxa" w:w="5046"/>
+            <w:shd w:val="clear" w:color="auto" w:fill="D9D9D9"/>
+          </w:tcPr>
+          <w:p>
+            <w:r/>
+            <w:r>
+              <w:rPr>
+                <w:rFonts w:ascii="Verdana" w:hAnsi="Verdana"/>
+                <w:b w:val="0"/>
+                <w:sz w:val="16"/>
+              </w:rPr>
+              <w:t>NOTA</w:t>
             </w:r>
           </w:p>
         </w:tc>
@@ -2363,7 +2388,7 @@
             <w:r/>
             <w:r>
               <w:rPr>
-                <w:rFonts w:ascii="Arial" w:hAnsi="Arial"/>
+                <w:rFonts w:ascii="Verdana" w:hAnsi="Verdana"/>
                 <w:b w:val="0"/>
                 <w:sz w:val="16"/>
               </w:rPr>
@@ -2379,7 +2404,7 @@
             <w:r/>
             <w:r>
               <w:rPr>
-                <w:rFonts w:ascii="Arial" w:hAnsi="Arial"/>
+                <w:rFonts w:ascii="Verdana" w:hAnsi="Verdana"/>
                 <w:b w:val="0"/>
                 <w:sz w:val="16"/>
               </w:rPr>
@@ -2395,7 +2420,7 @@
             <w:r/>
             <w:r>
               <w:rPr>
-                <w:rFonts w:ascii="Arial" w:hAnsi="Arial"/>
+                <w:rFonts w:ascii="Verdana" w:hAnsi="Verdana"/>
                 <w:b w:val="0"/>
                 <w:sz w:val="16"/>
               </w:rPr>
@@ -2412,7 +2437,7 @@
             <w:r/>
             <w:r>
               <w:rPr>
-                <w:rFonts w:ascii="Arial" w:hAnsi="Arial"/>
+                <w:rFonts w:ascii="Verdana" w:hAnsi="Verdana"/>
                 <w:b w:val="0"/>
                 <w:sz w:val="16"/>
               </w:rPr>
@@ -2428,7 +2453,7 @@
             <w:r/>
             <w:r>
               <w:rPr>
-                <w:rFonts w:ascii="Arial" w:hAnsi="Arial"/>
+                <w:rFonts w:ascii="Verdana" w:hAnsi="Verdana"/>
                 <w:b w:val="0"/>
                 <w:sz w:val="16"/>
               </w:rPr>
@@ -2444,11 +2469,11 @@
             <w:r/>
             <w:r>
               <w:rPr>
-                <w:rFonts w:ascii="Arial" w:hAnsi="Arial"/>
-                <w:b w:val="0"/>
-                <w:sz w:val="16"/>
-              </w:rPr>
-              <w:t>Note 91: Valor relegado. Utilícese en su lugar la cifra de clave 6.</w:t>
+                <w:rFonts w:ascii="Verdana" w:hAnsi="Verdana"/>
+                <w:b w:val="0"/>
+                <w:sz w:val="16"/>
+              </w:rPr>
+              <w:t>Note 91: En el descriptor 0 02 142, el número de serie o de identificación del tipo de instrumento de medición del ozono tiene una longitud de cuatro caracteres. Tratándose de instrumentos Dobson japoneses debe((n) omitirse el (los) dígito((s) inicial(es).</w:t>
             </w:r>
           </w:p>
         </w:tc>
@@ -2462,7 +2487,7 @@
             <w:r/>
             <w:r>
               <w:rPr>
-                <w:rFonts w:ascii="Arial" w:hAnsi="Arial"/>
+                <w:rFonts w:ascii="Verdana" w:hAnsi="Verdana"/>
                 <w:b w:val="0"/>
                 <w:sz w:val="16"/>
               </w:rPr>
@@ -2478,7 +2503,7 @@
             <w:r/>
             <w:r>
               <w:rPr>
-                <w:rFonts w:ascii="Arial" w:hAnsi="Arial"/>
+                <w:rFonts w:ascii="Verdana" w:hAnsi="Verdana"/>
                 <w:b w:val="0"/>
                 <w:sz w:val="16"/>
               </w:rPr>
@@ -2494,7 +2519,7 @@
             <w:r/>
             <w:r>
               <w:rPr>
-                <w:rFonts w:ascii="Arial" w:hAnsi="Arial"/>
+                <w:rFonts w:ascii="Verdana" w:hAnsi="Verdana"/>
                 <w:b w:val="0"/>
                 <w:sz w:val="16"/>
               </w:rPr>
@@ -2511,7 +2536,7 @@
             <w:r/>
             <w:r>
               <w:rPr>
-                <w:rFonts w:ascii="Arial" w:hAnsi="Arial"/>
+                <w:rFonts w:ascii="Verdana" w:hAnsi="Verdana"/>
                 <w:b w:val="0"/>
                 <w:sz w:val="16"/>
               </w:rPr>
@@ -2527,7 +2552,7 @@
             <w:r/>
             <w:r>
               <w:rPr>
-                <w:rFonts w:ascii="Arial" w:hAnsi="Arial"/>
+                <w:rFonts w:ascii="Verdana" w:hAnsi="Verdana"/>
                 <w:b w:val="0"/>
                 <w:sz w:val="16"/>
               </w:rPr>
@@ -2543,7 +2568,7 @@
             <w:r/>
             <w:r>
               <w:rPr>
-                <w:rFonts w:ascii="Arial" w:hAnsi="Arial"/>
+                <w:rFonts w:ascii="Verdana" w:hAnsi="Verdana"/>
                 <w:b w:val="0"/>
                 <w:sz w:val="16"/>
               </w:rPr>
@@ -2560,7 +2585,7 @@
             <w:r/>
             <w:r>
               <w:rPr>
-                <w:rFonts w:ascii="Arial" w:hAnsi="Arial"/>
+                <w:rFonts w:ascii="Verdana" w:hAnsi="Verdana"/>
                 <w:b w:val="0"/>
                 <w:sz w:val="16"/>
               </w:rPr>
@@ -2576,7 +2601,7 @@
             <w:r/>
             <w:r>
               <w:rPr>
-                <w:rFonts w:ascii="Arial" w:hAnsi="Arial"/>
+                <w:rFonts w:ascii="Verdana" w:hAnsi="Verdana"/>
                 <w:b w:val="0"/>
                 <w:sz w:val="16"/>
               </w:rPr>
@@ -2592,7 +2617,7 @@
             <w:r/>
             <w:r>
               <w:rPr>
-                <w:rFonts w:ascii="Arial" w:hAnsi="Arial"/>
+                <w:rFonts w:ascii="Verdana" w:hAnsi="Verdana"/>
                 <w:b w:val="0"/>
                 <w:sz w:val="16"/>
               </w:rPr>
@@ -2609,7 +2634,7 @@
             <w:r/>
             <w:r>
               <w:rPr>
-                <w:rFonts w:ascii="Arial" w:hAnsi="Arial"/>
+                <w:rFonts w:ascii="Verdana" w:hAnsi="Verdana"/>
                 <w:b w:val="0"/>
                 <w:sz w:val="16"/>
               </w:rPr>
@@ -2625,7 +2650,7 @@
             <w:r/>
             <w:r>
               <w:rPr>
-                <w:rFonts w:ascii="Arial" w:hAnsi="Arial"/>
+                <w:rFonts w:ascii="Verdana" w:hAnsi="Verdana"/>
                 <w:b w:val="0"/>
                 <w:sz w:val="16"/>
               </w:rPr>
@@ -2641,7 +2666,7 @@
             <w:r/>
             <w:r>
               <w:rPr>
-                <w:rFonts w:ascii="Arial" w:hAnsi="Arial"/>
+                <w:rFonts w:ascii="Verdana" w:hAnsi="Verdana"/>
                 <w:b w:val="0"/>
                 <w:sz w:val="16"/>
               </w:rPr>
@@ -2658,7 +2683,7 @@
             <w:r/>
             <w:r>
               <w:rPr>
-                <w:rFonts w:ascii="Arial" w:hAnsi="Arial"/>
+                <w:rFonts w:ascii="Verdana" w:hAnsi="Verdana"/>
                 <w:b w:val="0"/>
                 <w:sz w:val="16"/>
               </w:rPr>
@@ -2674,7 +2699,7 @@
             <w:r/>
             <w:r>
               <w:rPr>
-                <w:rFonts w:ascii="Arial" w:hAnsi="Arial"/>
+                <w:rFonts w:ascii="Verdana" w:hAnsi="Verdana"/>
                 <w:b w:val="0"/>
                 <w:sz w:val="16"/>
               </w:rPr>
@@ -2690,7 +2715,7 @@
             <w:r/>
             <w:r>
               <w:rPr>
-                <w:rFonts w:ascii="Arial" w:hAnsi="Arial"/>
+                <w:rFonts w:ascii="Verdana" w:hAnsi="Verdana"/>
                 <w:b w:val="0"/>
                 <w:sz w:val="16"/>
               </w:rPr>
@@ -2707,7 +2732,7 @@
             <w:r/>
             <w:r>
               <w:rPr>
-                <w:rFonts w:ascii="Arial" w:hAnsi="Arial"/>
+                <w:rFonts w:ascii="Verdana" w:hAnsi="Verdana"/>
                 <w:b w:val="0"/>
                 <w:sz w:val="16"/>
               </w:rPr>
@@ -2723,7 +2748,7 @@
             <w:r/>
             <w:r>
               <w:rPr>
-                <w:rFonts w:ascii="Arial" w:hAnsi="Arial"/>
+                <w:rFonts w:ascii="Verdana" w:hAnsi="Verdana"/>
                 <w:b w:val="0"/>
                 <w:sz w:val="16"/>
               </w:rPr>
@@ -2739,7 +2764,7 @@
             <w:r/>
             <w:r>
               <w:rPr>
-                <w:rFonts w:ascii="Arial" w:hAnsi="Arial"/>
+                <w:rFonts w:ascii="Verdana" w:hAnsi="Verdana"/>
                 <w:b w:val="0"/>
                 <w:sz w:val="16"/>
               </w:rPr>
@@ -2756,7 +2781,7 @@
             <w:r/>
             <w:r>
               <w:rPr>
-                <w:rFonts w:ascii="Arial" w:hAnsi="Arial"/>
+                <w:rFonts w:ascii="Verdana" w:hAnsi="Verdana"/>
                 <w:b w:val="0"/>
                 <w:sz w:val="16"/>
               </w:rPr>
@@ -2772,7 +2797,7 @@
             <w:r/>
             <w:r>
               <w:rPr>
-                <w:rFonts w:ascii="Arial" w:hAnsi="Arial"/>
+                <w:rFonts w:ascii="Verdana" w:hAnsi="Verdana"/>
                 <w:b w:val="0"/>
                 <w:sz w:val="16"/>
               </w:rPr>
@@ -2788,7 +2813,7 @@
             <w:r/>
             <w:r>
               <w:rPr>
-                <w:rFonts w:ascii="Arial" w:hAnsi="Arial"/>
+                <w:rFonts w:ascii="Verdana" w:hAnsi="Verdana"/>
                 <w:b w:val="0"/>
                 <w:sz w:val="16"/>
               </w:rPr>
@@ -2805,7 +2830,7 @@
             <w:r/>
             <w:r>
               <w:rPr>
-                <w:rFonts w:ascii="Arial" w:hAnsi="Arial"/>
+                <w:rFonts w:ascii="Verdana" w:hAnsi="Verdana"/>
                 <w:b w:val="0"/>
                 <w:sz w:val="16"/>
               </w:rPr>
@@ -2821,7 +2846,7 @@
             <w:r/>
             <w:r>
               <w:rPr>
-                <w:rFonts w:ascii="Arial" w:hAnsi="Arial"/>
+                <w:rFonts w:ascii="Verdana" w:hAnsi="Verdana"/>
                 <w:b w:val="0"/>
                 <w:sz w:val="16"/>
               </w:rPr>
@@ -2837,7 +2862,7 @@
             <w:r/>
             <w:r>
               <w:rPr>
-                <w:rFonts w:ascii="Arial" w:hAnsi="Arial"/>
+                <w:rFonts w:ascii="Verdana" w:hAnsi="Verdana"/>
                 <w:b w:val="0"/>
                 <w:sz w:val="16"/>
               </w:rPr>
@@ -2854,7 +2879,7 @@
             <w:r/>
             <w:r>
               <w:rPr>
-                <w:rFonts w:ascii="Arial" w:hAnsi="Arial"/>
+                <w:rFonts w:ascii="Verdana" w:hAnsi="Verdana"/>
                 <w:b w:val="0"/>
                 <w:sz w:val="16"/>
               </w:rPr>
@@ -2870,7 +2895,7 @@
             <w:r/>
             <w:r>
               <w:rPr>
-                <w:rFonts w:ascii="Arial" w:hAnsi="Arial"/>
+                <w:rFonts w:ascii="Verdana" w:hAnsi="Verdana"/>
                 <w:b w:val="0"/>
                 <w:sz w:val="16"/>
               </w:rPr>
@@ -2886,7 +2911,7 @@
             <w:r/>
             <w:r>
               <w:rPr>
-                <w:rFonts w:ascii="Arial" w:hAnsi="Arial"/>
+                <w:rFonts w:ascii="Verdana" w:hAnsi="Verdana"/>
                 <w:b w:val="0"/>
                 <w:sz w:val="16"/>
               </w:rPr>
@@ -2903,7 +2928,7 @@
             <w:r/>
             <w:r>
               <w:rPr>
-                <w:rFonts w:ascii="Arial" w:hAnsi="Arial"/>
+                <w:rFonts w:ascii="Verdana" w:hAnsi="Verdana"/>
                 <w:b w:val="0"/>
                 <w:sz w:val="16"/>
               </w:rPr>
@@ -2919,7 +2944,7 @@
             <w:r/>
             <w:r>
               <w:rPr>
-                <w:rFonts w:ascii="Arial" w:hAnsi="Arial"/>
+                <w:rFonts w:ascii="Verdana" w:hAnsi="Verdana"/>
                 <w:b w:val="0"/>
                 <w:sz w:val="16"/>
               </w:rPr>
@@ -2935,7 +2960,7 @@
             <w:r/>
             <w:r>
               <w:rPr>
-                <w:rFonts w:ascii="Arial" w:hAnsi="Arial"/>
+                <w:rFonts w:ascii="Verdana" w:hAnsi="Verdana"/>
                 <w:b w:val="0"/>
                 <w:sz w:val="16"/>
               </w:rPr>
@@ -2952,7 +2977,7 @@
             <w:r/>
             <w:r>
               <w:rPr>
-                <w:rFonts w:ascii="Arial" w:hAnsi="Arial"/>
+                <w:rFonts w:ascii="Verdana" w:hAnsi="Verdana"/>
                 <w:b w:val="0"/>
                 <w:sz w:val="16"/>
               </w:rPr>
@@ -2968,7 +2993,7 @@
             <w:r/>
             <w:r>
               <w:rPr>
-                <w:rFonts w:ascii="Arial" w:hAnsi="Arial"/>
+                <w:rFonts w:ascii="Verdana" w:hAnsi="Verdana"/>
                 <w:b w:val="0"/>
                 <w:sz w:val="16"/>
               </w:rPr>
@@ -2984,7 +3009,7 @@
             <w:r/>
             <w:r>
               <w:rPr>
-                <w:rFonts w:ascii="Arial" w:hAnsi="Arial"/>
+                <w:rFonts w:ascii="Verdana" w:hAnsi="Verdana"/>
                 <w:b w:val="0"/>
                 <w:sz w:val="16"/>
               </w:rPr>
@@ -2997,7 +3022,7 @@
     <w:p>
       <w:r>
         <w:rPr>
-          <w:rFonts w:ascii="Arial" w:hAnsi="Arial"/>
+          <w:rFonts w:ascii="Verdana" w:hAnsi="Verdana"/>
           <w:b/>
           <w:sz w:val="18"/>
         </w:rPr>
@@ -3010,6 +3035,20 @@
         <w:tblW w:type="auto" w:w="0"/>
         <w:jc w:val="center"/>
         <w:tblLook w:firstColumn="1" w:firstRow="1" w:lastColumn="0" w:lastRow="0" w:noHBand="0" w:noVBand="1" w:val="04A0"/>
+        <w:tblBorders>
+          <w:top w:val="single" w:sz="4" w:space="0" w:color="595959"/>
+          <w:left w:val="single" w:sz="4" w:space="0" w:color="595959"/>
+          <w:bottom w:val="single" w:sz="4" w:space="0" w:color="595959"/>
+          <w:right w:val="single" w:sz="4" w:space="0" w:color="595959"/>
+          <w:insideH w:val="single" w:sz="4" w:space="0" w:color="595959"/>
+          <w:insideV w:val="single" w:sz="4" w:space="0" w:color="595959"/>
+        </w:tblBorders>
+        <w:tblCellMar>
+          <w:top w:w="85" w:type="dxa"/>
+          <w:left w:w="85" w:type="dxa"/>
+          <w:bottom w:w="85" w:type="dxa"/>
+          <w:right w:w="85" w:type="dxa"/>
+        </w:tblCellMar>
       </w:tblPr>
       <w:tblGrid>
         <w:gridCol w:w="5046"/>
@@ -3019,61 +3058,52 @@
       <w:tr>
         <w:tc>
           <w:tcPr>
-            <w:tcW w:type="dxa" w:w="5046"/>
-            <w:shd w:val="clear" w:color="auto" w:fill="D9E2F3"/>
-          </w:tcPr>
-          <w:p>
-            <w:pPr>
-              <w:jc w:val="center"/>
-            </w:pPr>
-            <w:r/>
-            <w:r>
-              <w:rPr>
-                <w:rFonts w:ascii="Arial" w:hAnsi="Arial"/>
-                <w:b/>
-                <w:sz w:val="16"/>
-              </w:rPr>
-              <w:t>Code Figure</w:t>
-            </w:r>
-          </w:p>
-        </w:tc>
-        <w:tc>
-          <w:tcPr>
-            <w:tcW w:type="dxa" w:w="5046"/>
-            <w:shd w:val="clear" w:color="auto" w:fill="D9E2F3"/>
-          </w:tcPr>
-          <w:p>
-            <w:pPr>
-              <w:jc w:val="center"/>
-            </w:pPr>
-            <w:r/>
-            <w:r>
-              <w:rPr>
-                <w:rFonts w:ascii="Arial" w:hAnsi="Arial"/>
-                <w:b/>
-                <w:sz w:val="16"/>
-              </w:rPr>
-              <w:t>Entry Name</w:t>
-            </w:r>
-          </w:p>
-        </w:tc>
-        <w:tc>
-          <w:tcPr>
-            <w:tcW w:type="dxa" w:w="5046"/>
-            <w:shd w:val="clear" w:color="auto" w:fill="D9E2F3"/>
-          </w:tcPr>
-          <w:p>
-            <w:pPr>
-              <w:jc w:val="center"/>
-            </w:pPr>
-            <w:r/>
-            <w:r>
-              <w:rPr>
-                <w:rFonts w:ascii="Arial" w:hAnsi="Arial"/>
-                <w:b/>
-                <w:sz w:val="16"/>
-              </w:rPr>
-              <w:t>Note</w:t>
+            <w:tcW w:type="dxa" w:w="1134"/>
+            <w:shd w:val="clear" w:color="auto" w:fill="D9D9D9"/>
+          </w:tcPr>
+          <w:p>
+            <w:r/>
+            <w:r>
+              <w:rPr>
+                <w:rFonts w:ascii="Verdana" w:hAnsi="Verdana"/>
+                <w:b w:val="0"/>
+                <w:sz w:val="16"/>
+              </w:rPr>
+              <w:t>CIFRA DE CLAVE</w:t>
+            </w:r>
+          </w:p>
+        </w:tc>
+        <w:tc>
+          <w:tcPr>
+            <w:tcW w:type="dxa" w:w="5046"/>
+            <w:shd w:val="clear" w:color="auto" w:fill="D9D9D9"/>
+          </w:tcPr>
+          <w:p>
+            <w:r/>
+            <w:r>
+              <w:rPr>
+                <w:rFonts w:ascii="Verdana" w:hAnsi="Verdana"/>
+                <w:b w:val="0"/>
+                <w:sz w:val="16"/>
+              </w:rPr>
+              <w:t>SIGNIFICADO</w:t>
+            </w:r>
+          </w:p>
+        </w:tc>
+        <w:tc>
+          <w:tcPr>
+            <w:tcW w:type="dxa" w:w="5046"/>
+            <w:shd w:val="clear" w:color="auto" w:fill="D9D9D9"/>
+          </w:tcPr>
+          <w:p>
+            <w:r/>
+            <w:r>
+              <w:rPr>
+                <w:rFonts w:ascii="Verdana" w:hAnsi="Verdana"/>
+                <w:b w:val="0"/>
+                <w:sz w:val="16"/>
+              </w:rPr>
+              <w:t>NOTA</w:t>
             </w:r>
           </w:p>
         </w:tc>
@@ -3087,7 +3117,7 @@
             <w:r/>
             <w:r>
               <w:rPr>
-                <w:rFonts w:ascii="Arial" w:hAnsi="Arial"/>
+                <w:rFonts w:ascii="Verdana" w:hAnsi="Verdana"/>
                 <w:b w:val="0"/>
                 <w:sz w:val="16"/>
               </w:rPr>
@@ -3103,7 +3133,7 @@
             <w:r/>
             <w:r>
               <w:rPr>
-                <w:rFonts w:ascii="Arial" w:hAnsi="Arial"/>
+                <w:rFonts w:ascii="Verdana" w:hAnsi="Verdana"/>
                 <w:b w:val="0"/>
                 <w:sz w:val="16"/>
               </w:rPr>
@@ -3119,7 +3149,7 @@
             <w:r/>
             <w:r>
               <w:rPr>
-                <w:rFonts w:ascii="Arial" w:hAnsi="Arial"/>
+                <w:rFonts w:ascii="Verdana" w:hAnsi="Verdana"/>
                 <w:b w:val="0"/>
                 <w:sz w:val="16"/>
               </w:rPr>
@@ -3136,7 +3166,7 @@
             <w:r/>
             <w:r>
               <w:rPr>
-                <w:rFonts w:ascii="Arial" w:hAnsi="Arial"/>
+                <w:rFonts w:ascii="Verdana" w:hAnsi="Verdana"/>
                 <w:b w:val="0"/>
                 <w:sz w:val="16"/>
               </w:rPr>
@@ -3152,7 +3182,7 @@
             <w:r/>
             <w:r>
               <w:rPr>
-                <w:rFonts w:ascii="Arial" w:hAnsi="Arial"/>
+                <w:rFonts w:ascii="Verdana" w:hAnsi="Verdana"/>
                 <w:b w:val="0"/>
                 <w:sz w:val="16"/>
               </w:rPr>
@@ -3168,7 +3198,7 @@
             <w:r/>
             <w:r>
               <w:rPr>
-                <w:rFonts w:ascii="Arial" w:hAnsi="Arial"/>
+                <w:rFonts w:ascii="Verdana" w:hAnsi="Verdana"/>
                 <w:b w:val="0"/>
                 <w:sz w:val="16"/>
               </w:rPr>
@@ -3185,7 +3215,7 @@
             <w:r/>
             <w:r>
               <w:rPr>
-                <w:rFonts w:ascii="Arial" w:hAnsi="Arial"/>
+                <w:rFonts w:ascii="Verdana" w:hAnsi="Verdana"/>
                 <w:b w:val="0"/>
                 <w:sz w:val="16"/>
               </w:rPr>
@@ -3201,7 +3231,7 @@
             <w:r/>
             <w:r>
               <w:rPr>
-                <w:rFonts w:ascii="Arial" w:hAnsi="Arial"/>
+                <w:rFonts w:ascii="Verdana" w:hAnsi="Verdana"/>
                 <w:b w:val="0"/>
                 <w:sz w:val="16"/>
               </w:rPr>
@@ -3217,7 +3247,7 @@
             <w:r/>
             <w:r>
               <w:rPr>
-                <w:rFonts w:ascii="Arial" w:hAnsi="Arial"/>
+                <w:rFonts w:ascii="Verdana" w:hAnsi="Verdana"/>
                 <w:b w:val="0"/>
                 <w:sz w:val="16"/>
               </w:rPr>
@@ -3234,7 +3264,7 @@
             <w:r/>
             <w:r>
               <w:rPr>
-                <w:rFonts w:ascii="Arial" w:hAnsi="Arial"/>
+                <w:rFonts w:ascii="Verdana" w:hAnsi="Verdana"/>
                 <w:b w:val="0"/>
                 <w:sz w:val="16"/>
               </w:rPr>
@@ -3250,7 +3280,7 @@
             <w:r/>
             <w:r>
               <w:rPr>
-                <w:rFonts w:ascii="Arial" w:hAnsi="Arial"/>
+                <w:rFonts w:ascii="Verdana" w:hAnsi="Verdana"/>
                 <w:b w:val="0"/>
                 <w:sz w:val="16"/>
               </w:rPr>
@@ -3266,7 +3296,7 @@
             <w:r/>
             <w:r>
               <w:rPr>
-                <w:rFonts w:ascii="Arial" w:hAnsi="Arial"/>
+                <w:rFonts w:ascii="Verdana" w:hAnsi="Verdana"/>
                 <w:b w:val="0"/>
                 <w:sz w:val="16"/>
               </w:rPr>
@@ -3279,7 +3309,7 @@
     <w:p>
       <w:r>
         <w:rPr>
-          <w:rFonts w:ascii="Arial" w:hAnsi="Arial"/>
+          <w:rFonts w:ascii="Verdana" w:hAnsi="Verdana"/>
           <w:b/>
           <w:sz w:val="18"/>
         </w:rPr>
@@ -3292,6 +3322,20 @@
         <w:tblW w:type="auto" w:w="0"/>
         <w:jc w:val="center"/>
         <w:tblLook w:firstColumn="1" w:firstRow="1" w:lastColumn="0" w:lastRow="0" w:noHBand="0" w:noVBand="1" w:val="04A0"/>
+        <w:tblBorders>
+          <w:top w:val="single" w:sz="4" w:space="0" w:color="595959"/>
+          <w:left w:val="single" w:sz="4" w:space="0" w:color="595959"/>
+          <w:bottom w:val="single" w:sz="4" w:space="0" w:color="595959"/>
+          <w:right w:val="single" w:sz="4" w:space="0" w:color="595959"/>
+          <w:insideH w:val="single" w:sz="4" w:space="0" w:color="595959"/>
+          <w:insideV w:val="single" w:sz="4" w:space="0" w:color="595959"/>
+        </w:tblBorders>
+        <w:tblCellMar>
+          <w:top w:w="85" w:type="dxa"/>
+          <w:left w:w="85" w:type="dxa"/>
+          <w:bottom w:w="85" w:type="dxa"/>
+          <w:right w:w="85" w:type="dxa"/>
+        </w:tblCellMar>
       </w:tblPr>
       <w:tblGrid>
         <w:gridCol w:w="5046"/>
@@ -3301,61 +3345,52 @@
       <w:tr>
         <w:tc>
           <w:tcPr>
-            <w:tcW w:type="dxa" w:w="5046"/>
-            <w:shd w:val="clear" w:color="auto" w:fill="D9E2F3"/>
-          </w:tcPr>
-          <w:p>
-            <w:pPr>
-              <w:jc w:val="center"/>
-            </w:pPr>
-            <w:r/>
-            <w:r>
-              <w:rPr>
-                <w:rFonts w:ascii="Arial" w:hAnsi="Arial"/>
-                <w:b/>
-                <w:sz w:val="16"/>
-              </w:rPr>
-              <w:t>Code Figure</w:t>
-            </w:r>
-          </w:p>
-        </w:tc>
-        <w:tc>
-          <w:tcPr>
-            <w:tcW w:type="dxa" w:w="5046"/>
-            <w:shd w:val="clear" w:color="auto" w:fill="D9E2F3"/>
-          </w:tcPr>
-          <w:p>
-            <w:pPr>
-              <w:jc w:val="center"/>
-            </w:pPr>
-            <w:r/>
-            <w:r>
-              <w:rPr>
-                <w:rFonts w:ascii="Arial" w:hAnsi="Arial"/>
-                <w:b/>
-                <w:sz w:val="16"/>
-              </w:rPr>
-              <w:t>Entry Name</w:t>
-            </w:r>
-          </w:p>
-        </w:tc>
-        <w:tc>
-          <w:tcPr>
-            <w:tcW w:type="dxa" w:w="5046"/>
-            <w:shd w:val="clear" w:color="auto" w:fill="D9E2F3"/>
-          </w:tcPr>
-          <w:p>
-            <w:pPr>
-              <w:jc w:val="center"/>
-            </w:pPr>
-            <w:r/>
-            <w:r>
-              <w:rPr>
-                <w:rFonts w:ascii="Arial" w:hAnsi="Arial"/>
-                <w:b/>
-                <w:sz w:val="16"/>
-              </w:rPr>
-              <w:t>Note</w:t>
+            <w:tcW w:type="dxa" w:w="1134"/>
+            <w:shd w:val="clear" w:color="auto" w:fill="D9D9D9"/>
+          </w:tcPr>
+          <w:p>
+            <w:r/>
+            <w:r>
+              <w:rPr>
+                <w:rFonts w:ascii="Verdana" w:hAnsi="Verdana"/>
+                <w:b w:val="0"/>
+                <w:sz w:val="16"/>
+              </w:rPr>
+              <w:t>CIFRA DE CLAVE</w:t>
+            </w:r>
+          </w:p>
+        </w:tc>
+        <w:tc>
+          <w:tcPr>
+            <w:tcW w:type="dxa" w:w="5046"/>
+            <w:shd w:val="clear" w:color="auto" w:fill="D9D9D9"/>
+          </w:tcPr>
+          <w:p>
+            <w:r/>
+            <w:r>
+              <w:rPr>
+                <w:rFonts w:ascii="Verdana" w:hAnsi="Verdana"/>
+                <w:b w:val="0"/>
+                <w:sz w:val="16"/>
+              </w:rPr>
+              <w:t>SIGNIFICADO</w:t>
+            </w:r>
+          </w:p>
+        </w:tc>
+        <w:tc>
+          <w:tcPr>
+            <w:tcW w:type="dxa" w:w="5046"/>
+            <w:shd w:val="clear" w:color="auto" w:fill="D9D9D9"/>
+          </w:tcPr>
+          <w:p>
+            <w:r/>
+            <w:r>
+              <w:rPr>
+                <w:rFonts w:ascii="Verdana" w:hAnsi="Verdana"/>
+                <w:b w:val="0"/>
+                <w:sz w:val="16"/>
+              </w:rPr>
+              <w:t>NOTA</w:t>
             </w:r>
           </w:p>
         </w:tc>
@@ -3369,7 +3404,7 @@
             <w:r/>
             <w:r>
               <w:rPr>
-                <w:rFonts w:ascii="Arial" w:hAnsi="Arial"/>
+                <w:rFonts w:ascii="Verdana" w:hAnsi="Verdana"/>
                 <w:b w:val="0"/>
                 <w:sz w:val="16"/>
               </w:rPr>
@@ -3385,7 +3420,7 @@
             <w:r/>
             <w:r>
               <w:rPr>
-                <w:rFonts w:ascii="Arial" w:hAnsi="Arial"/>
+                <w:rFonts w:ascii="Verdana" w:hAnsi="Verdana"/>
                 <w:b w:val="0"/>
                 <w:sz w:val="16"/>
               </w:rPr>
@@ -3401,7 +3436,7 @@
             <w:r/>
             <w:r>
               <w:rPr>
-                <w:rFonts w:ascii="Arial" w:hAnsi="Arial"/>
+                <w:rFonts w:ascii="Verdana" w:hAnsi="Verdana"/>
                 <w:b w:val="0"/>
                 <w:sz w:val="16"/>
               </w:rPr>
@@ -3418,7 +3453,7 @@
             <w:r/>
             <w:r>
               <w:rPr>
-                <w:rFonts w:ascii="Arial" w:hAnsi="Arial"/>
+                <w:rFonts w:ascii="Verdana" w:hAnsi="Verdana"/>
                 <w:b w:val="0"/>
                 <w:sz w:val="16"/>
               </w:rPr>
@@ -3434,7 +3469,7 @@
             <w:r/>
             <w:r>
               <w:rPr>
-                <w:rFonts w:ascii="Arial" w:hAnsi="Arial"/>
+                <w:rFonts w:ascii="Verdana" w:hAnsi="Verdana"/>
                 <w:b w:val="0"/>
                 <w:sz w:val="16"/>
               </w:rPr>
@@ -3450,7 +3485,7 @@
             <w:r/>
             <w:r>
               <w:rPr>
-                <w:rFonts w:ascii="Arial" w:hAnsi="Arial"/>
+                <w:rFonts w:ascii="Verdana" w:hAnsi="Verdana"/>
                 <w:b w:val="0"/>
                 <w:sz w:val="16"/>
               </w:rPr>
@@ -3467,7 +3502,7 @@
             <w:r/>
             <w:r>
               <w:rPr>
-                <w:rFonts w:ascii="Arial" w:hAnsi="Arial"/>
+                <w:rFonts w:ascii="Verdana" w:hAnsi="Verdana"/>
                 <w:b w:val="0"/>
                 <w:sz w:val="16"/>
               </w:rPr>
@@ -3483,7 +3518,7 @@
             <w:r/>
             <w:r>
               <w:rPr>
-                <w:rFonts w:ascii="Arial" w:hAnsi="Arial"/>
+                <w:rFonts w:ascii="Verdana" w:hAnsi="Verdana"/>
                 <w:b w:val="0"/>
                 <w:sz w:val="16"/>
               </w:rPr>
@@ -3499,7 +3534,7 @@
             <w:r/>
             <w:r>
               <w:rPr>
-                <w:rFonts w:ascii="Arial" w:hAnsi="Arial"/>
+                <w:rFonts w:ascii="Verdana" w:hAnsi="Verdana"/>
                 <w:b w:val="0"/>
                 <w:sz w:val="16"/>
               </w:rPr>
@@ -3516,7 +3551,7 @@
             <w:r/>
             <w:r>
               <w:rPr>
-                <w:rFonts w:ascii="Arial" w:hAnsi="Arial"/>
+                <w:rFonts w:ascii="Verdana" w:hAnsi="Verdana"/>
                 <w:b w:val="0"/>
                 <w:sz w:val="16"/>
               </w:rPr>
@@ -3532,7 +3567,7 @@
             <w:r/>
             <w:r>
               <w:rPr>
-                <w:rFonts w:ascii="Arial" w:hAnsi="Arial"/>
+                <w:rFonts w:ascii="Verdana" w:hAnsi="Verdana"/>
                 <w:b w:val="0"/>
                 <w:sz w:val="16"/>
               </w:rPr>
@@ -3548,7 +3583,7 @@
             <w:r/>
             <w:r>
               <w:rPr>
-                <w:rFonts w:ascii="Arial" w:hAnsi="Arial"/>
+                <w:rFonts w:ascii="Verdana" w:hAnsi="Verdana"/>
                 <w:b w:val="0"/>
                 <w:sz w:val="16"/>
               </w:rPr>
@@ -3561,7 +3596,7 @@
     <w:p>
       <w:r>
         <w:rPr>
-          <w:rFonts w:ascii="Arial" w:hAnsi="Arial"/>
+          <w:rFonts w:ascii="Verdana" w:hAnsi="Verdana"/>
           <w:b/>
           <w:sz w:val="18"/>
         </w:rPr>
@@ -3574,6 +3609,20 @@
         <w:tblW w:type="auto" w:w="0"/>
         <w:jc w:val="center"/>
         <w:tblLook w:firstColumn="1" w:firstRow="1" w:lastColumn="0" w:lastRow="0" w:noHBand="0" w:noVBand="1" w:val="04A0"/>
+        <w:tblBorders>
+          <w:top w:val="single" w:sz="4" w:space="0" w:color="595959"/>
+          <w:left w:val="single" w:sz="4" w:space="0" w:color="595959"/>
+          <w:bottom w:val="single" w:sz="4" w:space="0" w:color="595959"/>
+          <w:right w:val="single" w:sz="4" w:space="0" w:color="595959"/>
+          <w:insideH w:val="single" w:sz="4" w:space="0" w:color="595959"/>
+          <w:insideV w:val="single" w:sz="4" w:space="0" w:color="595959"/>
+        </w:tblBorders>
+        <w:tblCellMar>
+          <w:top w:w="85" w:type="dxa"/>
+          <w:left w:w="85" w:type="dxa"/>
+          <w:bottom w:w="85" w:type="dxa"/>
+          <w:right w:w="85" w:type="dxa"/>
+        </w:tblCellMar>
       </w:tblPr>
       <w:tblGrid>
         <w:gridCol w:w="5046"/>
@@ -3583,61 +3632,52 @@
       <w:tr>
         <w:tc>
           <w:tcPr>
-            <w:tcW w:type="dxa" w:w="5046"/>
-            <w:shd w:val="clear" w:color="auto" w:fill="D9E2F3"/>
-          </w:tcPr>
-          <w:p>
-            <w:pPr>
-              <w:jc w:val="center"/>
-            </w:pPr>
-            <w:r/>
-            <w:r>
-              <w:rPr>
-                <w:rFonts w:ascii="Arial" w:hAnsi="Arial"/>
-                <w:b/>
-                <w:sz w:val="16"/>
-              </w:rPr>
-              <w:t>Code Figure</w:t>
-            </w:r>
-          </w:p>
-        </w:tc>
-        <w:tc>
-          <w:tcPr>
-            <w:tcW w:type="dxa" w:w="5046"/>
-            <w:shd w:val="clear" w:color="auto" w:fill="D9E2F3"/>
-          </w:tcPr>
-          <w:p>
-            <w:pPr>
-              <w:jc w:val="center"/>
-            </w:pPr>
-            <w:r/>
-            <w:r>
-              <w:rPr>
-                <w:rFonts w:ascii="Arial" w:hAnsi="Arial"/>
-                <w:b/>
-                <w:sz w:val="16"/>
-              </w:rPr>
-              <w:t>Entry Name</w:t>
-            </w:r>
-          </w:p>
-        </w:tc>
-        <w:tc>
-          <w:tcPr>
-            <w:tcW w:type="dxa" w:w="5046"/>
-            <w:shd w:val="clear" w:color="auto" w:fill="D9E2F3"/>
-          </w:tcPr>
-          <w:p>
-            <w:pPr>
-              <w:jc w:val="center"/>
-            </w:pPr>
-            <w:r/>
-            <w:r>
-              <w:rPr>
-                <w:rFonts w:ascii="Arial" w:hAnsi="Arial"/>
-                <w:b/>
-                <w:sz w:val="16"/>
-              </w:rPr>
-              <w:t>Note</w:t>
+            <w:tcW w:type="dxa" w:w="1134"/>
+            <w:shd w:val="clear" w:color="auto" w:fill="D9D9D9"/>
+          </w:tcPr>
+          <w:p>
+            <w:r/>
+            <w:r>
+              <w:rPr>
+                <w:rFonts w:ascii="Verdana" w:hAnsi="Verdana"/>
+                <w:b w:val="0"/>
+                <w:sz w:val="16"/>
+              </w:rPr>
+              <w:t>CIFRA DE CLAVE</w:t>
+            </w:r>
+          </w:p>
+        </w:tc>
+        <w:tc>
+          <w:tcPr>
+            <w:tcW w:type="dxa" w:w="5046"/>
+            <w:shd w:val="clear" w:color="auto" w:fill="D9D9D9"/>
+          </w:tcPr>
+          <w:p>
+            <w:r/>
+            <w:r>
+              <w:rPr>
+                <w:rFonts w:ascii="Verdana" w:hAnsi="Verdana"/>
+                <w:b w:val="0"/>
+                <w:sz w:val="16"/>
+              </w:rPr>
+              <w:t>SIGNIFICADO</w:t>
+            </w:r>
+          </w:p>
+        </w:tc>
+        <w:tc>
+          <w:tcPr>
+            <w:tcW w:type="dxa" w:w="5046"/>
+            <w:shd w:val="clear" w:color="auto" w:fill="D9D9D9"/>
+          </w:tcPr>
+          <w:p>
+            <w:r/>
+            <w:r>
+              <w:rPr>
+                <w:rFonts w:ascii="Verdana" w:hAnsi="Verdana"/>
+                <w:b w:val="0"/>
+                <w:sz w:val="16"/>
+              </w:rPr>
+              <w:t>NOTA</w:t>
             </w:r>
           </w:p>
         </w:tc>
@@ -3651,7 +3691,7 @@
             <w:r/>
             <w:r>
               <w:rPr>
-                <w:rFonts w:ascii="Arial" w:hAnsi="Arial"/>
+                <w:rFonts w:ascii="Verdana" w:hAnsi="Verdana"/>
                 <w:b w:val="0"/>
                 <w:sz w:val="16"/>
               </w:rPr>
@@ -3667,7 +3707,7 @@
             <w:r/>
             <w:r>
               <w:rPr>
-                <w:rFonts w:ascii="Arial" w:hAnsi="Arial"/>
+                <w:rFonts w:ascii="Verdana" w:hAnsi="Verdana"/>
                 <w:b w:val="0"/>
                 <w:sz w:val="16"/>
               </w:rPr>
@@ -3683,7 +3723,7 @@
             <w:r/>
             <w:r>
               <w:rPr>
-                <w:rFonts w:ascii="Arial" w:hAnsi="Arial"/>
+                <w:rFonts w:ascii="Verdana" w:hAnsi="Verdana"/>
                 <w:b w:val="0"/>
                 <w:sz w:val="16"/>
               </w:rPr>
@@ -3700,7 +3740,7 @@
             <w:r/>
             <w:r>
               <w:rPr>
-                <w:rFonts w:ascii="Arial" w:hAnsi="Arial"/>
+                <w:rFonts w:ascii="Verdana" w:hAnsi="Verdana"/>
                 <w:b w:val="0"/>
                 <w:sz w:val="16"/>
               </w:rPr>
@@ -3716,7 +3756,7 @@
             <w:r/>
             <w:r>
               <w:rPr>
-                <w:rFonts w:ascii="Arial" w:hAnsi="Arial"/>
+                <w:rFonts w:ascii="Verdana" w:hAnsi="Verdana"/>
                 <w:b w:val="0"/>
                 <w:sz w:val="16"/>
               </w:rPr>
@@ -3732,7 +3772,7 @@
             <w:r/>
             <w:r>
               <w:rPr>
-                <w:rFonts w:ascii="Arial" w:hAnsi="Arial"/>
+                <w:rFonts w:ascii="Verdana" w:hAnsi="Verdana"/>
                 <w:b w:val="0"/>
                 <w:sz w:val="16"/>
               </w:rPr>
@@ -3749,7 +3789,7 @@
             <w:r/>
             <w:r>
               <w:rPr>
-                <w:rFonts w:ascii="Arial" w:hAnsi="Arial"/>
+                <w:rFonts w:ascii="Verdana" w:hAnsi="Verdana"/>
                 <w:b w:val="0"/>
                 <w:sz w:val="16"/>
               </w:rPr>
@@ -3765,7 +3805,7 @@
             <w:r/>
             <w:r>
               <w:rPr>
-                <w:rFonts w:ascii="Arial" w:hAnsi="Arial"/>
+                <w:rFonts w:ascii="Verdana" w:hAnsi="Verdana"/>
                 <w:b w:val="0"/>
                 <w:sz w:val="16"/>
               </w:rPr>
@@ -3781,7 +3821,7 @@
             <w:r/>
             <w:r>
               <w:rPr>
-                <w:rFonts w:ascii="Arial" w:hAnsi="Arial"/>
+                <w:rFonts w:ascii="Verdana" w:hAnsi="Verdana"/>
                 <w:b w:val="0"/>
                 <w:sz w:val="16"/>
               </w:rPr>
@@ -3798,7 +3838,7 @@
             <w:r/>
             <w:r>
               <w:rPr>
-                <w:rFonts w:ascii="Arial" w:hAnsi="Arial"/>
+                <w:rFonts w:ascii="Verdana" w:hAnsi="Verdana"/>
                 <w:b w:val="0"/>
                 <w:sz w:val="16"/>
               </w:rPr>
@@ -3814,7 +3854,7 @@
             <w:r/>
             <w:r>
               <w:rPr>
-                <w:rFonts w:ascii="Arial" w:hAnsi="Arial"/>
+                <w:rFonts w:ascii="Verdana" w:hAnsi="Verdana"/>
                 <w:b w:val="0"/>
                 <w:sz w:val="16"/>
               </w:rPr>
@@ -3830,7 +3870,7 @@
             <w:r/>
             <w:r>
               <w:rPr>
-                <w:rFonts w:ascii="Arial" w:hAnsi="Arial"/>
+                <w:rFonts w:ascii="Verdana" w:hAnsi="Verdana"/>
                 <w:b w:val="0"/>
                 <w:sz w:val="16"/>
               </w:rPr>
@@ -3847,7 +3887,7 @@
             <w:r/>
             <w:r>
               <w:rPr>
-                <w:rFonts w:ascii="Arial" w:hAnsi="Arial"/>
+                <w:rFonts w:ascii="Verdana" w:hAnsi="Verdana"/>
                 <w:b w:val="0"/>
                 <w:sz w:val="16"/>
               </w:rPr>
@@ -3863,7 +3903,7 @@
             <w:r/>
             <w:r>
               <w:rPr>
-                <w:rFonts w:ascii="Arial" w:hAnsi="Arial"/>
+                <w:rFonts w:ascii="Verdana" w:hAnsi="Verdana"/>
                 <w:b w:val="0"/>
                 <w:sz w:val="16"/>
               </w:rPr>
@@ -3879,7 +3919,7 @@
             <w:r/>
             <w:r>
               <w:rPr>
-                <w:rFonts w:ascii="Arial" w:hAnsi="Arial"/>
+                <w:rFonts w:ascii="Verdana" w:hAnsi="Verdana"/>
                 <w:b w:val="0"/>
                 <w:sz w:val="16"/>
               </w:rPr>
@@ -3896,7 +3936,7 @@
             <w:r/>
             <w:r>
               <w:rPr>
-                <w:rFonts w:ascii="Arial" w:hAnsi="Arial"/>
+                <w:rFonts w:ascii="Verdana" w:hAnsi="Verdana"/>
                 <w:b w:val="0"/>
                 <w:sz w:val="16"/>
               </w:rPr>
@@ -3912,7 +3952,7 @@
             <w:r/>
             <w:r>
               <w:rPr>
-                <w:rFonts w:ascii="Arial" w:hAnsi="Arial"/>
+                <w:rFonts w:ascii="Verdana" w:hAnsi="Verdana"/>
                 <w:b w:val="0"/>
                 <w:sz w:val="16"/>
               </w:rPr>
@@ -3928,7 +3968,7 @@
             <w:r/>
             <w:r>
               <w:rPr>
-                <w:rFonts w:ascii="Arial" w:hAnsi="Arial"/>
+                <w:rFonts w:ascii="Verdana" w:hAnsi="Verdana"/>
                 <w:b w:val="0"/>
                 <w:sz w:val="16"/>
               </w:rPr>
@@ -3945,7 +3985,7 @@
             <w:r/>
             <w:r>
               <w:rPr>
-                <w:rFonts w:ascii="Arial" w:hAnsi="Arial"/>
+                <w:rFonts w:ascii="Verdana" w:hAnsi="Verdana"/>
                 <w:b w:val="0"/>
                 <w:sz w:val="16"/>
               </w:rPr>
@@ -3961,7 +4001,7 @@
             <w:r/>
             <w:r>
               <w:rPr>
-                <w:rFonts w:ascii="Arial" w:hAnsi="Arial"/>
+                <w:rFonts w:ascii="Verdana" w:hAnsi="Verdana"/>
                 <w:b w:val="0"/>
                 <w:sz w:val="16"/>
               </w:rPr>
@@ -3977,7 +4017,7 @@
             <w:r/>
             <w:r>
               <w:rPr>
-                <w:rFonts w:ascii="Arial" w:hAnsi="Arial"/>
+                <w:rFonts w:ascii="Verdana" w:hAnsi="Verdana"/>
                 <w:b w:val="0"/>
                 <w:sz w:val="16"/>
               </w:rPr>
@@ -3994,7 +4034,7 @@
             <w:r/>
             <w:r>
               <w:rPr>
-                <w:rFonts w:ascii="Arial" w:hAnsi="Arial"/>
+                <w:rFonts w:ascii="Verdana" w:hAnsi="Verdana"/>
                 <w:b w:val="0"/>
                 <w:sz w:val="16"/>
               </w:rPr>
@@ -4010,7 +4050,7 @@
             <w:r/>
             <w:r>
               <w:rPr>
-                <w:rFonts w:ascii="Arial" w:hAnsi="Arial"/>
+                <w:rFonts w:ascii="Verdana" w:hAnsi="Verdana"/>
                 <w:b w:val="0"/>
                 <w:sz w:val="16"/>
               </w:rPr>
@@ -4026,7 +4066,7 @@
             <w:r/>
             <w:r>
               <w:rPr>
-                <w:rFonts w:ascii="Arial" w:hAnsi="Arial"/>
+                <w:rFonts w:ascii="Verdana" w:hAnsi="Verdana"/>
                 <w:b w:val="0"/>
                 <w:sz w:val="16"/>
               </w:rPr>
@@ -4043,7 +4083,7 @@
             <w:r/>
             <w:r>
               <w:rPr>
-                <w:rFonts w:ascii="Arial" w:hAnsi="Arial"/>
+                <w:rFonts w:ascii="Verdana" w:hAnsi="Verdana"/>
                 <w:b w:val="0"/>
                 <w:sz w:val="16"/>
               </w:rPr>
@@ -4059,7 +4099,7 @@
             <w:r/>
             <w:r>
               <w:rPr>
-                <w:rFonts w:ascii="Arial" w:hAnsi="Arial"/>
+                <w:rFonts w:ascii="Verdana" w:hAnsi="Verdana"/>
                 <w:b w:val="0"/>
                 <w:sz w:val="16"/>
               </w:rPr>
@@ -4075,7 +4115,7 @@
             <w:r/>
             <w:r>
               <w:rPr>
-                <w:rFonts w:ascii="Arial" w:hAnsi="Arial"/>
+                <w:rFonts w:ascii="Verdana" w:hAnsi="Verdana"/>
                 <w:b w:val="0"/>
                 <w:sz w:val="16"/>
               </w:rPr>
@@ -4092,7 +4132,7 @@
             <w:r/>
             <w:r>
               <w:rPr>
-                <w:rFonts w:ascii="Arial" w:hAnsi="Arial"/>
+                <w:rFonts w:ascii="Verdana" w:hAnsi="Verdana"/>
                 <w:b w:val="0"/>
                 <w:sz w:val="16"/>
               </w:rPr>
@@ -4108,7 +4148,7 @@
             <w:r/>
             <w:r>
               <w:rPr>
-                <w:rFonts w:ascii="Arial" w:hAnsi="Arial"/>
+                <w:rFonts w:ascii="Verdana" w:hAnsi="Verdana"/>
                 <w:b w:val="0"/>
                 <w:sz w:val="16"/>
               </w:rPr>
@@ -4124,7 +4164,7 @@
             <w:r/>
             <w:r>
               <w:rPr>
-                <w:rFonts w:ascii="Arial" w:hAnsi="Arial"/>
+                <w:rFonts w:ascii="Verdana" w:hAnsi="Verdana"/>
                 <w:b w:val="0"/>
                 <w:sz w:val="16"/>
               </w:rPr>
@@ -4137,7 +4177,7 @@
     <w:p>
       <w:r>
         <w:rPr>
-          <w:rFonts w:ascii="Arial" w:hAnsi="Arial"/>
+          <w:rFonts w:ascii="Verdana" w:hAnsi="Verdana"/>
           <w:b/>
           <w:sz w:val="18"/>
         </w:rPr>
@@ -4150,6 +4190,20 @@
         <w:tblW w:type="auto" w:w="0"/>
         <w:jc w:val="center"/>
         <w:tblLook w:firstColumn="1" w:firstRow="1" w:lastColumn="0" w:lastRow="0" w:noHBand="0" w:noVBand="1" w:val="04A0"/>
+        <w:tblBorders>
+          <w:top w:val="single" w:sz="4" w:space="0" w:color="595959"/>
+          <w:left w:val="single" w:sz="4" w:space="0" w:color="595959"/>
+          <w:bottom w:val="single" w:sz="4" w:space="0" w:color="595959"/>
+          <w:right w:val="single" w:sz="4" w:space="0" w:color="595959"/>
+          <w:insideH w:val="single" w:sz="4" w:space="0" w:color="595959"/>
+          <w:insideV w:val="single" w:sz="4" w:space="0" w:color="595959"/>
+        </w:tblBorders>
+        <w:tblCellMar>
+          <w:top w:w="85" w:type="dxa"/>
+          <w:left w:w="85" w:type="dxa"/>
+          <w:bottom w:w="85" w:type="dxa"/>
+          <w:right w:w="85" w:type="dxa"/>
+        </w:tblCellMar>
       </w:tblPr>
       <w:tblGrid>
         <w:gridCol w:w="5046"/>
@@ -4159,61 +4213,52 @@
       <w:tr>
         <w:tc>
           <w:tcPr>
-            <w:tcW w:type="dxa" w:w="5046"/>
-            <w:shd w:val="clear" w:color="auto" w:fill="D9E2F3"/>
-          </w:tcPr>
-          <w:p>
-            <w:pPr>
-              <w:jc w:val="center"/>
-            </w:pPr>
-            <w:r/>
-            <w:r>
-              <w:rPr>
-                <w:rFonts w:ascii="Arial" w:hAnsi="Arial"/>
-                <w:b/>
-                <w:sz w:val="16"/>
-              </w:rPr>
-              <w:t>Code Figure</w:t>
-            </w:r>
-          </w:p>
-        </w:tc>
-        <w:tc>
-          <w:tcPr>
-            <w:tcW w:type="dxa" w:w="5046"/>
-            <w:shd w:val="clear" w:color="auto" w:fill="D9E2F3"/>
-          </w:tcPr>
-          <w:p>
-            <w:pPr>
-              <w:jc w:val="center"/>
-            </w:pPr>
-            <w:r/>
-            <w:r>
-              <w:rPr>
-                <w:rFonts w:ascii="Arial" w:hAnsi="Arial"/>
-                <w:b/>
-                <w:sz w:val="16"/>
-              </w:rPr>
-              <w:t>Entry Name</w:t>
-            </w:r>
-          </w:p>
-        </w:tc>
-        <w:tc>
-          <w:tcPr>
-            <w:tcW w:type="dxa" w:w="5046"/>
-            <w:shd w:val="clear" w:color="auto" w:fill="D9E2F3"/>
-          </w:tcPr>
-          <w:p>
-            <w:pPr>
-              <w:jc w:val="center"/>
-            </w:pPr>
-            <w:r/>
-            <w:r>
-              <w:rPr>
-                <w:rFonts w:ascii="Arial" w:hAnsi="Arial"/>
-                <w:b/>
-                <w:sz w:val="16"/>
-              </w:rPr>
-              <w:t>Note</w:t>
+            <w:tcW w:type="dxa" w:w="1134"/>
+            <w:shd w:val="clear" w:color="auto" w:fill="D9D9D9"/>
+          </w:tcPr>
+          <w:p>
+            <w:r/>
+            <w:r>
+              <w:rPr>
+                <w:rFonts w:ascii="Verdana" w:hAnsi="Verdana"/>
+                <w:b w:val="0"/>
+                <w:sz w:val="16"/>
+              </w:rPr>
+              <w:t>CIFRA DE CLAVE</w:t>
+            </w:r>
+          </w:p>
+        </w:tc>
+        <w:tc>
+          <w:tcPr>
+            <w:tcW w:type="dxa" w:w="5046"/>
+            <w:shd w:val="clear" w:color="auto" w:fill="D9D9D9"/>
+          </w:tcPr>
+          <w:p>
+            <w:r/>
+            <w:r>
+              <w:rPr>
+                <w:rFonts w:ascii="Verdana" w:hAnsi="Verdana"/>
+                <w:b w:val="0"/>
+                <w:sz w:val="16"/>
+              </w:rPr>
+              <w:t>SIGNIFICADO</w:t>
+            </w:r>
+          </w:p>
+        </w:tc>
+        <w:tc>
+          <w:tcPr>
+            <w:tcW w:type="dxa" w:w="5046"/>
+            <w:shd w:val="clear" w:color="auto" w:fill="D9D9D9"/>
+          </w:tcPr>
+          <w:p>
+            <w:r/>
+            <w:r>
+              <w:rPr>
+                <w:rFonts w:ascii="Verdana" w:hAnsi="Verdana"/>
+                <w:b w:val="0"/>
+                <w:sz w:val="16"/>
+              </w:rPr>
+              <w:t>NOTA</w:t>
             </w:r>
           </w:p>
         </w:tc>
@@ -4227,7 +4272,7 @@
             <w:r/>
             <w:r>
               <w:rPr>
-                <w:rFonts w:ascii="Arial" w:hAnsi="Arial"/>
+                <w:rFonts w:ascii="Verdana" w:hAnsi="Verdana"/>
                 <w:b w:val="0"/>
                 <w:sz w:val="16"/>
               </w:rPr>
@@ -4243,7 +4288,7 @@
             <w:r/>
             <w:r>
               <w:rPr>
-                <w:rFonts w:ascii="Arial" w:hAnsi="Arial"/>
+                <w:rFonts w:ascii="Verdana" w:hAnsi="Verdana"/>
                 <w:b w:val="0"/>
                 <w:sz w:val="16"/>
               </w:rPr>
@@ -4259,7 +4304,7 @@
             <w:r/>
             <w:r>
               <w:rPr>
-                <w:rFonts w:ascii="Arial" w:hAnsi="Arial"/>
+                <w:rFonts w:ascii="Verdana" w:hAnsi="Verdana"/>
                 <w:b w:val="0"/>
                 <w:sz w:val="16"/>
               </w:rPr>
@@ -4276,7 +4321,7 @@
             <w:r/>
             <w:r>
               <w:rPr>
-                <w:rFonts w:ascii="Arial" w:hAnsi="Arial"/>
+                <w:rFonts w:ascii="Verdana" w:hAnsi="Verdana"/>
                 <w:b w:val="0"/>
                 <w:sz w:val="16"/>
               </w:rPr>
@@ -4292,7 +4337,7 @@
             <w:r/>
             <w:r>
               <w:rPr>
-                <w:rFonts w:ascii="Arial" w:hAnsi="Arial"/>
+                <w:rFonts w:ascii="Verdana" w:hAnsi="Verdana"/>
                 <w:b w:val="0"/>
                 <w:sz w:val="16"/>
               </w:rPr>
@@ -4308,7 +4353,7 @@
             <w:r/>
             <w:r>
               <w:rPr>
-                <w:rFonts w:ascii="Arial" w:hAnsi="Arial"/>
+                <w:rFonts w:ascii="Verdana" w:hAnsi="Verdana"/>
                 <w:b w:val="0"/>
                 <w:sz w:val="16"/>
               </w:rPr>
@@ -4325,7 +4370,7 @@
             <w:r/>
             <w:r>
               <w:rPr>
-                <w:rFonts w:ascii="Arial" w:hAnsi="Arial"/>
+                <w:rFonts w:ascii="Verdana" w:hAnsi="Verdana"/>
                 <w:b w:val="0"/>
                 <w:sz w:val="16"/>
               </w:rPr>
@@ -4341,7 +4386,7 @@
             <w:r/>
             <w:r>
               <w:rPr>
-                <w:rFonts w:ascii="Arial" w:hAnsi="Arial"/>
+                <w:rFonts w:ascii="Verdana" w:hAnsi="Verdana"/>
                 <w:b w:val="0"/>
                 <w:sz w:val="16"/>
               </w:rPr>
@@ -4357,7 +4402,7 @@
             <w:r/>
             <w:r>
               <w:rPr>
-                <w:rFonts w:ascii="Arial" w:hAnsi="Arial"/>
+                <w:rFonts w:ascii="Verdana" w:hAnsi="Verdana"/>
                 <w:b w:val="0"/>
                 <w:sz w:val="16"/>
               </w:rPr>
@@ -4374,7 +4419,7 @@
             <w:r/>
             <w:r>
               <w:rPr>
-                <w:rFonts w:ascii="Arial" w:hAnsi="Arial"/>
+                <w:rFonts w:ascii="Verdana" w:hAnsi="Verdana"/>
                 <w:b w:val="0"/>
                 <w:sz w:val="16"/>
               </w:rPr>
@@ -4390,7 +4435,7 @@
             <w:r/>
             <w:r>
               <w:rPr>
-                <w:rFonts w:ascii="Arial" w:hAnsi="Arial"/>
+                <w:rFonts w:ascii="Verdana" w:hAnsi="Verdana"/>
                 <w:b w:val="0"/>
                 <w:sz w:val="16"/>
               </w:rPr>
@@ -4406,7 +4451,7 @@
             <w:r/>
             <w:r>
               <w:rPr>
-                <w:rFonts w:ascii="Arial" w:hAnsi="Arial"/>
+                <w:rFonts w:ascii="Verdana" w:hAnsi="Verdana"/>
                 <w:b w:val="0"/>
                 <w:sz w:val="16"/>
               </w:rPr>
@@ -4423,7 +4468,7 @@
             <w:r/>
             <w:r>
               <w:rPr>
-                <w:rFonts w:ascii="Arial" w:hAnsi="Arial"/>
+                <w:rFonts w:ascii="Verdana" w:hAnsi="Verdana"/>
                 <w:b w:val="0"/>
                 <w:sz w:val="16"/>
               </w:rPr>
@@ -4439,7 +4484,7 @@
             <w:r/>
             <w:r>
               <w:rPr>
-                <w:rFonts w:ascii="Arial" w:hAnsi="Arial"/>
+                <w:rFonts w:ascii="Verdana" w:hAnsi="Verdana"/>
                 <w:b w:val="0"/>
                 <w:sz w:val="16"/>
               </w:rPr>
@@ -4455,7 +4500,7 @@
             <w:r/>
             <w:r>
               <w:rPr>
-                <w:rFonts w:ascii="Arial" w:hAnsi="Arial"/>
+                <w:rFonts w:ascii="Verdana" w:hAnsi="Verdana"/>
                 <w:b w:val="0"/>
                 <w:sz w:val="16"/>
               </w:rPr>
@@ -4472,7 +4517,7 @@
             <w:r/>
             <w:r>
               <w:rPr>
-                <w:rFonts w:ascii="Arial" w:hAnsi="Arial"/>
+                <w:rFonts w:ascii="Verdana" w:hAnsi="Verdana"/>
                 <w:b w:val="0"/>
                 <w:sz w:val="16"/>
               </w:rPr>
@@ -4488,7 +4533,7 @@
             <w:r/>
             <w:r>
               <w:rPr>
-                <w:rFonts w:ascii="Arial" w:hAnsi="Arial"/>
+                <w:rFonts w:ascii="Verdana" w:hAnsi="Verdana"/>
                 <w:b w:val="0"/>
                 <w:sz w:val="16"/>
               </w:rPr>
@@ -4504,7 +4549,7 @@
             <w:r/>
             <w:r>
               <w:rPr>
-                <w:rFonts w:ascii="Arial" w:hAnsi="Arial"/>
+                <w:rFonts w:ascii="Verdana" w:hAnsi="Verdana"/>
                 <w:b w:val="0"/>
                 <w:sz w:val="16"/>
               </w:rPr>
@@ -4517,7 +4562,7 @@
     <w:p>
       <w:r>
         <w:rPr>
-          <w:rFonts w:ascii="Arial" w:hAnsi="Arial"/>
+          <w:rFonts w:ascii="Verdana" w:hAnsi="Verdana"/>
           <w:b/>
           <w:sz w:val="18"/>
         </w:rPr>
@@ -4530,6 +4575,20 @@
         <w:tblW w:type="auto" w:w="0"/>
         <w:jc w:val="center"/>
         <w:tblLook w:firstColumn="1" w:firstRow="1" w:lastColumn="0" w:lastRow="0" w:noHBand="0" w:noVBand="1" w:val="04A0"/>
+        <w:tblBorders>
+          <w:top w:val="single" w:sz="4" w:space="0" w:color="595959"/>
+          <w:left w:val="single" w:sz="4" w:space="0" w:color="595959"/>
+          <w:bottom w:val="single" w:sz="4" w:space="0" w:color="595959"/>
+          <w:right w:val="single" w:sz="4" w:space="0" w:color="595959"/>
+          <w:insideH w:val="single" w:sz="4" w:space="0" w:color="595959"/>
+          <w:insideV w:val="single" w:sz="4" w:space="0" w:color="595959"/>
+        </w:tblBorders>
+        <w:tblCellMar>
+          <w:top w:w="85" w:type="dxa"/>
+          <w:left w:w="85" w:type="dxa"/>
+          <w:bottom w:w="85" w:type="dxa"/>
+          <w:right w:w="85" w:type="dxa"/>
+        </w:tblCellMar>
       </w:tblPr>
       <w:tblGrid>
         <w:gridCol w:w="5046"/>
@@ -4539,61 +4598,52 @@
       <w:tr>
         <w:tc>
           <w:tcPr>
-            <w:tcW w:type="dxa" w:w="5046"/>
-            <w:shd w:val="clear" w:color="auto" w:fill="D9E2F3"/>
-          </w:tcPr>
-          <w:p>
-            <w:pPr>
-              <w:jc w:val="center"/>
-            </w:pPr>
-            <w:r/>
-            <w:r>
-              <w:rPr>
-                <w:rFonts w:ascii="Arial" w:hAnsi="Arial"/>
-                <w:b/>
-                <w:sz w:val="16"/>
-              </w:rPr>
-              <w:t>Code Figure</w:t>
-            </w:r>
-          </w:p>
-        </w:tc>
-        <w:tc>
-          <w:tcPr>
-            <w:tcW w:type="dxa" w:w="5046"/>
-            <w:shd w:val="clear" w:color="auto" w:fill="D9E2F3"/>
-          </w:tcPr>
-          <w:p>
-            <w:pPr>
-              <w:jc w:val="center"/>
-            </w:pPr>
-            <w:r/>
-            <w:r>
-              <w:rPr>
-                <w:rFonts w:ascii="Arial" w:hAnsi="Arial"/>
-                <w:b/>
-                <w:sz w:val="16"/>
-              </w:rPr>
-              <w:t>Entry Name</w:t>
-            </w:r>
-          </w:p>
-        </w:tc>
-        <w:tc>
-          <w:tcPr>
-            <w:tcW w:type="dxa" w:w="5046"/>
-            <w:shd w:val="clear" w:color="auto" w:fill="D9E2F3"/>
-          </w:tcPr>
-          <w:p>
-            <w:pPr>
-              <w:jc w:val="center"/>
-            </w:pPr>
-            <w:r/>
-            <w:r>
-              <w:rPr>
-                <w:rFonts w:ascii="Arial" w:hAnsi="Arial"/>
-                <w:b/>
-                <w:sz w:val="16"/>
-              </w:rPr>
-              <w:t>Note</w:t>
+            <w:tcW w:type="dxa" w:w="1134"/>
+            <w:shd w:val="clear" w:color="auto" w:fill="D9D9D9"/>
+          </w:tcPr>
+          <w:p>
+            <w:r/>
+            <w:r>
+              <w:rPr>
+                <w:rFonts w:ascii="Verdana" w:hAnsi="Verdana"/>
+                <w:b w:val="0"/>
+                <w:sz w:val="16"/>
+              </w:rPr>
+              <w:t>CIFRA DE CLAVE</w:t>
+            </w:r>
+          </w:p>
+        </w:tc>
+        <w:tc>
+          <w:tcPr>
+            <w:tcW w:type="dxa" w:w="5046"/>
+            <w:shd w:val="clear" w:color="auto" w:fill="D9D9D9"/>
+          </w:tcPr>
+          <w:p>
+            <w:r/>
+            <w:r>
+              <w:rPr>
+                <w:rFonts w:ascii="Verdana" w:hAnsi="Verdana"/>
+                <w:b w:val="0"/>
+                <w:sz w:val="16"/>
+              </w:rPr>
+              <w:t>SIGNIFICADO</w:t>
+            </w:r>
+          </w:p>
+        </w:tc>
+        <w:tc>
+          <w:tcPr>
+            <w:tcW w:type="dxa" w:w="5046"/>
+            <w:shd w:val="clear" w:color="auto" w:fill="D9D9D9"/>
+          </w:tcPr>
+          <w:p>
+            <w:r/>
+            <w:r>
+              <w:rPr>
+                <w:rFonts w:ascii="Verdana" w:hAnsi="Verdana"/>
+                <w:b w:val="0"/>
+                <w:sz w:val="16"/>
+              </w:rPr>
+              <w:t>NOTA</w:t>
             </w:r>
           </w:p>
         </w:tc>
@@ -4607,7 +4657,7 @@
             <w:r/>
             <w:r>
               <w:rPr>
-                <w:rFonts w:ascii="Arial" w:hAnsi="Arial"/>
+                <w:rFonts w:ascii="Verdana" w:hAnsi="Verdana"/>
                 <w:b w:val="0"/>
                 <w:sz w:val="16"/>
               </w:rPr>
@@ -4623,7 +4673,7 @@
             <w:r/>
             <w:r>
               <w:rPr>
-                <w:rFonts w:ascii="Arial" w:hAnsi="Arial"/>
+                <w:rFonts w:ascii="Verdana" w:hAnsi="Verdana"/>
                 <w:b w:val="0"/>
                 <w:sz w:val="16"/>
               </w:rPr>
@@ -4639,7 +4689,7 @@
             <w:r/>
             <w:r>
               <w:rPr>
-                <w:rFonts w:ascii="Arial" w:hAnsi="Arial"/>
+                <w:rFonts w:ascii="Verdana" w:hAnsi="Verdana"/>
                 <w:b w:val="0"/>
                 <w:sz w:val="16"/>
               </w:rPr>
@@ -4656,7 +4706,7 @@
             <w:r/>
             <w:r>
               <w:rPr>
-                <w:rFonts w:ascii="Arial" w:hAnsi="Arial"/>
+                <w:rFonts w:ascii="Verdana" w:hAnsi="Verdana"/>
                 <w:b w:val="0"/>
                 <w:sz w:val="16"/>
               </w:rPr>
@@ -4672,7 +4722,7 @@
             <w:r/>
             <w:r>
               <w:rPr>
-                <w:rFonts w:ascii="Arial" w:hAnsi="Arial"/>
+                <w:rFonts w:ascii="Verdana" w:hAnsi="Verdana"/>
                 <w:b w:val="0"/>
                 <w:sz w:val="16"/>
               </w:rPr>
@@ -4688,7 +4738,7 @@
             <w:r/>
             <w:r>
               <w:rPr>
-                <w:rFonts w:ascii="Arial" w:hAnsi="Arial"/>
+                <w:rFonts w:ascii="Verdana" w:hAnsi="Verdana"/>
                 <w:b w:val="0"/>
                 <w:sz w:val="16"/>
               </w:rPr>
@@ -4705,7 +4755,7 @@
             <w:r/>
             <w:r>
               <w:rPr>
-                <w:rFonts w:ascii="Arial" w:hAnsi="Arial"/>
+                <w:rFonts w:ascii="Verdana" w:hAnsi="Verdana"/>
                 <w:b w:val="0"/>
                 <w:sz w:val="16"/>
               </w:rPr>
@@ -4721,7 +4771,7 @@
             <w:r/>
             <w:r>
               <w:rPr>
-                <w:rFonts w:ascii="Arial" w:hAnsi="Arial"/>
+                <w:rFonts w:ascii="Verdana" w:hAnsi="Verdana"/>
                 <w:b w:val="0"/>
                 <w:sz w:val="16"/>
               </w:rPr>
@@ -4737,7 +4787,7 @@
             <w:r/>
             <w:r>
               <w:rPr>
-                <w:rFonts w:ascii="Arial" w:hAnsi="Arial"/>
+                <w:rFonts w:ascii="Verdana" w:hAnsi="Verdana"/>
                 <w:b w:val="0"/>
                 <w:sz w:val="16"/>
               </w:rPr>
@@ -4754,7 +4804,7 @@
             <w:r/>
             <w:r>
               <w:rPr>
-                <w:rFonts w:ascii="Arial" w:hAnsi="Arial"/>
+                <w:rFonts w:ascii="Verdana" w:hAnsi="Verdana"/>
                 <w:b w:val="0"/>
                 <w:sz w:val="16"/>
               </w:rPr>
@@ -4770,7 +4820,7 @@
             <w:r/>
             <w:r>
               <w:rPr>
-                <w:rFonts w:ascii="Arial" w:hAnsi="Arial"/>
+                <w:rFonts w:ascii="Verdana" w:hAnsi="Verdana"/>
                 <w:b w:val="0"/>
                 <w:sz w:val="16"/>
               </w:rPr>
@@ -4786,7 +4836,7 @@
             <w:r/>
             <w:r>
               <w:rPr>
-                <w:rFonts w:ascii="Arial" w:hAnsi="Arial"/>
+                <w:rFonts w:ascii="Verdana" w:hAnsi="Verdana"/>
                 <w:b w:val="0"/>
                 <w:sz w:val="16"/>
               </w:rPr>
@@ -4803,7 +4853,7 @@
             <w:r/>
             <w:r>
               <w:rPr>
-                <w:rFonts w:ascii="Arial" w:hAnsi="Arial"/>
+                <w:rFonts w:ascii="Verdana" w:hAnsi="Verdana"/>
                 <w:b w:val="0"/>
                 <w:sz w:val="16"/>
               </w:rPr>
@@ -4819,7 +4869,7 @@
             <w:r/>
             <w:r>
               <w:rPr>
-                <w:rFonts w:ascii="Arial" w:hAnsi="Arial"/>
+                <w:rFonts w:ascii="Verdana" w:hAnsi="Verdana"/>
                 <w:b w:val="0"/>
                 <w:sz w:val="16"/>
               </w:rPr>
@@ -4835,7 +4885,7 @@
             <w:r/>
             <w:r>
               <w:rPr>
-                <w:rFonts w:ascii="Arial" w:hAnsi="Arial"/>
+                <w:rFonts w:ascii="Verdana" w:hAnsi="Verdana"/>
                 <w:b w:val="0"/>
                 <w:sz w:val="16"/>
               </w:rPr>
@@ -4852,7 +4902,7 @@
             <w:r/>
             <w:r>
               <w:rPr>
-                <w:rFonts w:ascii="Arial" w:hAnsi="Arial"/>
+                <w:rFonts w:ascii="Verdana" w:hAnsi="Verdana"/>
                 <w:b w:val="0"/>
                 <w:sz w:val="16"/>
               </w:rPr>
@@ -4868,7 +4918,7 @@
             <w:r/>
             <w:r>
               <w:rPr>
-                <w:rFonts w:ascii="Arial" w:hAnsi="Arial"/>
+                <w:rFonts w:ascii="Verdana" w:hAnsi="Verdana"/>
                 <w:b w:val="0"/>
                 <w:sz w:val="16"/>
               </w:rPr>
@@ -4884,7 +4934,7 @@
             <w:r/>
             <w:r>
               <w:rPr>
-                <w:rFonts w:ascii="Arial" w:hAnsi="Arial"/>
+                <w:rFonts w:ascii="Verdana" w:hAnsi="Verdana"/>
                 <w:b w:val="0"/>
                 <w:sz w:val="16"/>
               </w:rPr>
@@ -4901,7 +4951,7 @@
             <w:r/>
             <w:r>
               <w:rPr>
-                <w:rFonts w:ascii="Arial" w:hAnsi="Arial"/>
+                <w:rFonts w:ascii="Verdana" w:hAnsi="Verdana"/>
                 <w:b w:val="0"/>
                 <w:sz w:val="16"/>
               </w:rPr>
@@ -4917,7 +4967,7 @@
             <w:r/>
             <w:r>
               <w:rPr>
-                <w:rFonts w:ascii="Arial" w:hAnsi="Arial"/>
+                <w:rFonts w:ascii="Verdana" w:hAnsi="Verdana"/>
                 <w:b w:val="0"/>
                 <w:sz w:val="16"/>
               </w:rPr>
@@ -4933,7 +4983,7 @@
             <w:r/>
             <w:r>
               <w:rPr>
-                <w:rFonts w:ascii="Arial" w:hAnsi="Arial"/>
+                <w:rFonts w:ascii="Verdana" w:hAnsi="Verdana"/>
                 <w:b w:val="0"/>
                 <w:sz w:val="16"/>
               </w:rPr>
@@ -4950,7 +5000,7 @@
             <w:r/>
             <w:r>
               <w:rPr>
-                <w:rFonts w:ascii="Arial" w:hAnsi="Arial"/>
+                <w:rFonts w:ascii="Verdana" w:hAnsi="Verdana"/>
                 <w:b w:val="0"/>
                 <w:sz w:val="16"/>
               </w:rPr>
@@ -4966,7 +5016,7 @@
             <w:r/>
             <w:r>
               <w:rPr>
-                <w:rFonts w:ascii="Arial" w:hAnsi="Arial"/>
+                <w:rFonts w:ascii="Verdana" w:hAnsi="Verdana"/>
                 <w:b w:val="0"/>
                 <w:sz w:val="16"/>
               </w:rPr>
@@ -4982,7 +5032,7 @@
             <w:r/>
             <w:r>
               <w:rPr>
-                <w:rFonts w:ascii="Arial" w:hAnsi="Arial"/>
+                <w:rFonts w:ascii="Verdana" w:hAnsi="Verdana"/>
                 <w:b w:val="0"/>
                 <w:sz w:val="16"/>
               </w:rPr>
@@ -4999,7 +5049,7 @@
             <w:r/>
             <w:r>
               <w:rPr>
-                <w:rFonts w:ascii="Arial" w:hAnsi="Arial"/>
+                <w:rFonts w:ascii="Verdana" w:hAnsi="Verdana"/>
                 <w:b w:val="0"/>
                 <w:sz w:val="16"/>
               </w:rPr>
@@ -5015,7 +5065,7 @@
             <w:r/>
             <w:r>
               <w:rPr>
-                <w:rFonts w:ascii="Arial" w:hAnsi="Arial"/>
+                <w:rFonts w:ascii="Verdana" w:hAnsi="Verdana"/>
                 <w:b w:val="0"/>
                 <w:sz w:val="16"/>
               </w:rPr>
@@ -5031,7 +5081,7 @@
             <w:r/>
             <w:r>
               <w:rPr>
-                <w:rFonts w:ascii="Arial" w:hAnsi="Arial"/>
+                <w:rFonts w:ascii="Verdana" w:hAnsi="Verdana"/>
                 <w:b w:val="0"/>
                 <w:sz w:val="16"/>
               </w:rPr>
@@ -5048,7 +5098,7 @@
             <w:r/>
             <w:r>
               <w:rPr>
-                <w:rFonts w:ascii="Arial" w:hAnsi="Arial"/>
+                <w:rFonts w:ascii="Verdana" w:hAnsi="Verdana"/>
                 <w:b w:val="0"/>
                 <w:sz w:val="16"/>
               </w:rPr>
@@ -5064,7 +5114,7 @@
             <w:r/>
             <w:r>
               <w:rPr>
-                <w:rFonts w:ascii="Arial" w:hAnsi="Arial"/>
+                <w:rFonts w:ascii="Verdana" w:hAnsi="Verdana"/>
                 <w:b w:val="0"/>
                 <w:sz w:val="16"/>
               </w:rPr>
@@ -5080,7 +5130,7 @@
             <w:r/>
             <w:r>
               <w:rPr>
-                <w:rFonts w:ascii="Arial" w:hAnsi="Arial"/>
+                <w:rFonts w:ascii="Verdana" w:hAnsi="Verdana"/>
                 <w:b w:val="0"/>
                 <w:sz w:val="16"/>
               </w:rPr>
@@ -5097,7 +5147,7 @@
             <w:r/>
             <w:r>
               <w:rPr>
-                <w:rFonts w:ascii="Arial" w:hAnsi="Arial"/>
+                <w:rFonts w:ascii="Verdana" w:hAnsi="Verdana"/>
                 <w:b w:val="0"/>
                 <w:sz w:val="16"/>
               </w:rPr>
@@ -5113,7 +5163,7 @@
             <w:r/>
             <w:r>
               <w:rPr>
-                <w:rFonts w:ascii="Arial" w:hAnsi="Arial"/>
+                <w:rFonts w:ascii="Verdana" w:hAnsi="Verdana"/>
                 <w:b w:val="0"/>
                 <w:sz w:val="16"/>
               </w:rPr>
@@ -5129,7 +5179,7 @@
             <w:r/>
             <w:r>
               <w:rPr>
-                <w:rFonts w:ascii="Arial" w:hAnsi="Arial"/>
+                <w:rFonts w:ascii="Verdana" w:hAnsi="Verdana"/>
                 <w:b w:val="0"/>
                 <w:sz w:val="16"/>
               </w:rPr>
@@ -5146,7 +5196,7 @@
             <w:r/>
             <w:r>
               <w:rPr>
-                <w:rFonts w:ascii="Arial" w:hAnsi="Arial"/>
+                <w:rFonts w:ascii="Verdana" w:hAnsi="Verdana"/>
                 <w:b w:val="0"/>
                 <w:sz w:val="16"/>
               </w:rPr>
@@ -5162,7 +5212,7 @@
             <w:r/>
             <w:r>
               <w:rPr>
-                <w:rFonts w:ascii="Arial" w:hAnsi="Arial"/>
+                <w:rFonts w:ascii="Verdana" w:hAnsi="Verdana"/>
                 <w:b w:val="0"/>
                 <w:sz w:val="16"/>
               </w:rPr>
@@ -5178,7 +5228,7 @@
             <w:r/>
             <w:r>
               <w:rPr>
-                <w:rFonts w:ascii="Arial" w:hAnsi="Arial"/>
+                <w:rFonts w:ascii="Verdana" w:hAnsi="Verdana"/>
                 <w:b w:val="0"/>
                 <w:sz w:val="16"/>
               </w:rPr>
@@ -5195,7 +5245,7 @@
             <w:r/>
             <w:r>
               <w:rPr>
-                <w:rFonts w:ascii="Arial" w:hAnsi="Arial"/>
+                <w:rFonts w:ascii="Verdana" w:hAnsi="Verdana"/>
                 <w:b w:val="0"/>
                 <w:sz w:val="16"/>
               </w:rPr>
@@ -5211,7 +5261,7 @@
             <w:r/>
             <w:r>
               <w:rPr>
-                <w:rFonts w:ascii="Arial" w:hAnsi="Arial"/>
+                <w:rFonts w:ascii="Verdana" w:hAnsi="Verdana"/>
                 <w:b w:val="0"/>
                 <w:sz w:val="16"/>
               </w:rPr>
@@ -5227,7 +5277,7 @@
             <w:r/>
             <w:r>
               <w:rPr>
-                <w:rFonts w:ascii="Arial" w:hAnsi="Arial"/>
+                <w:rFonts w:ascii="Verdana" w:hAnsi="Verdana"/>
                 <w:b w:val="0"/>
                 <w:sz w:val="16"/>
               </w:rPr>
@@ -5244,7 +5294,7 @@
             <w:r/>
             <w:r>
               <w:rPr>
-                <w:rFonts w:ascii="Arial" w:hAnsi="Arial"/>
+                <w:rFonts w:ascii="Verdana" w:hAnsi="Verdana"/>
                 <w:b w:val="0"/>
                 <w:sz w:val="16"/>
               </w:rPr>
@@ -5260,7 +5310,7 @@
             <w:r/>
             <w:r>
               <w:rPr>
-                <w:rFonts w:ascii="Arial" w:hAnsi="Arial"/>
+                <w:rFonts w:ascii="Verdana" w:hAnsi="Verdana"/>
                 <w:b w:val="0"/>
                 <w:sz w:val="16"/>
               </w:rPr>
@@ -5276,7 +5326,7 @@
             <w:r/>
             <w:r>
               <w:rPr>
-                <w:rFonts w:ascii="Arial" w:hAnsi="Arial"/>
+                <w:rFonts w:ascii="Verdana" w:hAnsi="Verdana"/>
                 <w:b w:val="0"/>
                 <w:sz w:val="16"/>
               </w:rPr>
@@ -5293,7 +5343,7 @@
             <w:r/>
             <w:r>
               <w:rPr>
-                <w:rFonts w:ascii="Arial" w:hAnsi="Arial"/>
+                <w:rFonts w:ascii="Verdana" w:hAnsi="Verdana"/>
                 <w:b w:val="0"/>
                 <w:sz w:val="16"/>
               </w:rPr>
@@ -5309,7 +5359,7 @@
             <w:r/>
             <w:r>
               <w:rPr>
-                <w:rFonts w:ascii="Arial" w:hAnsi="Arial"/>
+                <w:rFonts w:ascii="Verdana" w:hAnsi="Verdana"/>
                 <w:b w:val="0"/>
                 <w:sz w:val="16"/>
               </w:rPr>
@@ -5325,7 +5375,7 @@
             <w:r/>
             <w:r>
               <w:rPr>
-                <w:rFonts w:ascii="Arial" w:hAnsi="Arial"/>
+                <w:rFonts w:ascii="Verdana" w:hAnsi="Verdana"/>
                 <w:b w:val="0"/>
                 <w:sz w:val="16"/>
               </w:rPr>
@@ -5342,7 +5392,7 @@
             <w:r/>
             <w:r>
               <w:rPr>
-                <w:rFonts w:ascii="Arial" w:hAnsi="Arial"/>
+                <w:rFonts w:ascii="Verdana" w:hAnsi="Verdana"/>
                 <w:b w:val="0"/>
                 <w:sz w:val="16"/>
               </w:rPr>
@@ -5358,7 +5408,7 @@
             <w:r/>
             <w:r>
               <w:rPr>
-                <w:rFonts w:ascii="Arial" w:hAnsi="Arial"/>
+                <w:rFonts w:ascii="Verdana" w:hAnsi="Verdana"/>
                 <w:b w:val="0"/>
                 <w:sz w:val="16"/>
               </w:rPr>
@@ -5374,7 +5424,7 @@
             <w:r/>
             <w:r>
               <w:rPr>
-                <w:rFonts w:ascii="Arial" w:hAnsi="Arial"/>
+                <w:rFonts w:ascii="Verdana" w:hAnsi="Verdana"/>
                 <w:b w:val="0"/>
                 <w:sz w:val="16"/>
               </w:rPr>
@@ -5391,7 +5441,7 @@
             <w:r/>
             <w:r>
               <w:rPr>
-                <w:rFonts w:ascii="Arial" w:hAnsi="Arial"/>
+                <w:rFonts w:ascii="Verdana" w:hAnsi="Verdana"/>
                 <w:b w:val="0"/>
                 <w:sz w:val="16"/>
               </w:rPr>
@@ -5407,7 +5457,7 @@
             <w:r/>
             <w:r>
               <w:rPr>
-                <w:rFonts w:ascii="Arial" w:hAnsi="Arial"/>
+                <w:rFonts w:ascii="Verdana" w:hAnsi="Verdana"/>
                 <w:b w:val="0"/>
                 <w:sz w:val="16"/>
               </w:rPr>
@@ -5423,7 +5473,7 @@
             <w:r/>
             <w:r>
               <w:rPr>
-                <w:rFonts w:ascii="Arial" w:hAnsi="Arial"/>
+                <w:rFonts w:ascii="Verdana" w:hAnsi="Verdana"/>
                 <w:b w:val="0"/>
                 <w:sz w:val="16"/>
               </w:rPr>
@@ -5440,7 +5490,7 @@
             <w:r/>
             <w:r>
               <w:rPr>
-                <w:rFonts w:ascii="Arial" w:hAnsi="Arial"/>
+                <w:rFonts w:ascii="Verdana" w:hAnsi="Verdana"/>
                 <w:b w:val="0"/>
                 <w:sz w:val="16"/>
               </w:rPr>
@@ -5456,7 +5506,7 @@
             <w:r/>
             <w:r>
               <w:rPr>
-                <w:rFonts w:ascii="Arial" w:hAnsi="Arial"/>
+                <w:rFonts w:ascii="Verdana" w:hAnsi="Verdana"/>
                 <w:b w:val="0"/>
                 <w:sz w:val="16"/>
               </w:rPr>
@@ -5472,7 +5522,7 @@
             <w:r/>
             <w:r>
               <w:rPr>
-                <w:rFonts w:ascii="Arial" w:hAnsi="Arial"/>
+                <w:rFonts w:ascii="Verdana" w:hAnsi="Verdana"/>
                 <w:b w:val="0"/>
                 <w:sz w:val="16"/>
               </w:rPr>
@@ -5489,7 +5539,7 @@
             <w:r/>
             <w:r>
               <w:rPr>
-                <w:rFonts w:ascii="Arial" w:hAnsi="Arial"/>
+                <w:rFonts w:ascii="Verdana" w:hAnsi="Verdana"/>
                 <w:b w:val="0"/>
                 <w:sz w:val="16"/>
               </w:rPr>
@@ -5505,7 +5555,7 @@
             <w:r/>
             <w:r>
               <w:rPr>
-                <w:rFonts w:ascii="Arial" w:hAnsi="Arial"/>
+                <w:rFonts w:ascii="Verdana" w:hAnsi="Verdana"/>
                 <w:b w:val="0"/>
                 <w:sz w:val="16"/>
               </w:rPr>
@@ -5521,7 +5571,7 @@
             <w:r/>
             <w:r>
               <w:rPr>
-                <w:rFonts w:ascii="Arial" w:hAnsi="Arial"/>
+                <w:rFonts w:ascii="Verdana" w:hAnsi="Verdana"/>
                 <w:b w:val="0"/>
                 <w:sz w:val="16"/>
               </w:rPr>
@@ -5538,7 +5588,7 @@
             <w:r/>
             <w:r>
               <w:rPr>
-                <w:rFonts w:ascii="Arial" w:hAnsi="Arial"/>
+                <w:rFonts w:ascii="Verdana" w:hAnsi="Verdana"/>
                 <w:b w:val="0"/>
                 <w:sz w:val="16"/>
               </w:rPr>
@@ -5554,7 +5604,7 @@
             <w:r/>
             <w:r>
               <w:rPr>
-                <w:rFonts w:ascii="Arial" w:hAnsi="Arial"/>
+                <w:rFonts w:ascii="Verdana" w:hAnsi="Verdana"/>
                 <w:b w:val="0"/>
                 <w:sz w:val="16"/>
               </w:rPr>
@@ -5570,7 +5620,7 @@
             <w:r/>
             <w:r>
               <w:rPr>
-                <w:rFonts w:ascii="Arial" w:hAnsi="Arial"/>
+                <w:rFonts w:ascii="Verdana" w:hAnsi="Verdana"/>
                 <w:b w:val="0"/>
                 <w:sz w:val="16"/>
               </w:rPr>
@@ -5587,7 +5637,7 @@
             <w:r/>
             <w:r>
               <w:rPr>
-                <w:rFonts w:ascii="Arial" w:hAnsi="Arial"/>
+                <w:rFonts w:ascii="Verdana" w:hAnsi="Verdana"/>
                 <w:b w:val="0"/>
                 <w:sz w:val="16"/>
               </w:rPr>
@@ -5603,7 +5653,7 @@
             <w:r/>
             <w:r>
               <w:rPr>
-                <w:rFonts w:ascii="Arial" w:hAnsi="Arial"/>
+                <w:rFonts w:ascii="Verdana" w:hAnsi="Verdana"/>
                 <w:b w:val="0"/>
                 <w:sz w:val="16"/>
               </w:rPr>
@@ -5619,7 +5669,7 @@
             <w:r/>
             <w:r>
               <w:rPr>
-                <w:rFonts w:ascii="Arial" w:hAnsi="Arial"/>
+                <w:rFonts w:ascii="Verdana" w:hAnsi="Verdana"/>
                 <w:b w:val="0"/>
                 <w:sz w:val="16"/>
               </w:rPr>
@@ -5636,7 +5686,7 @@
             <w:r/>
             <w:r>
               <w:rPr>
-                <w:rFonts w:ascii="Arial" w:hAnsi="Arial"/>
+                <w:rFonts w:ascii="Verdana" w:hAnsi="Verdana"/>
                 <w:b w:val="0"/>
                 <w:sz w:val="16"/>
               </w:rPr>
@@ -5652,7 +5702,7 @@
             <w:r/>
             <w:r>
               <w:rPr>
-                <w:rFonts w:ascii="Arial" w:hAnsi="Arial"/>
+                <w:rFonts w:ascii="Verdana" w:hAnsi="Verdana"/>
                 <w:b w:val="0"/>
                 <w:sz w:val="16"/>
               </w:rPr>
@@ -5668,7 +5718,7 @@
             <w:r/>
             <w:r>
               <w:rPr>
-                <w:rFonts w:ascii="Arial" w:hAnsi="Arial"/>
+                <w:rFonts w:ascii="Verdana" w:hAnsi="Verdana"/>
                 <w:b w:val="0"/>
                 <w:sz w:val="16"/>
               </w:rPr>
@@ -5685,7 +5735,7 @@
             <w:r/>
             <w:r>
               <w:rPr>
-                <w:rFonts w:ascii="Arial" w:hAnsi="Arial"/>
+                <w:rFonts w:ascii="Verdana" w:hAnsi="Verdana"/>
                 <w:b w:val="0"/>
                 <w:sz w:val="16"/>
               </w:rPr>
@@ -5701,7 +5751,7 @@
             <w:r/>
             <w:r>
               <w:rPr>
-                <w:rFonts w:ascii="Arial" w:hAnsi="Arial"/>
+                <w:rFonts w:ascii="Verdana" w:hAnsi="Verdana"/>
                 <w:b w:val="0"/>
                 <w:sz w:val="16"/>
               </w:rPr>
@@ -5717,7 +5767,7 @@
             <w:r/>
             <w:r>
               <w:rPr>
-                <w:rFonts w:ascii="Arial" w:hAnsi="Arial"/>
+                <w:rFonts w:ascii="Verdana" w:hAnsi="Verdana"/>
                 <w:b w:val="0"/>
                 <w:sz w:val="16"/>
               </w:rPr>
@@ -5734,7 +5784,7 @@
             <w:r/>
             <w:r>
               <w:rPr>
-                <w:rFonts w:ascii="Arial" w:hAnsi="Arial"/>
+                <w:rFonts w:ascii="Verdana" w:hAnsi="Verdana"/>
                 <w:b w:val="0"/>
                 <w:sz w:val="16"/>
               </w:rPr>
@@ -5750,7 +5800,7 @@
             <w:r/>
             <w:r>
               <w:rPr>
-                <w:rFonts w:ascii="Arial" w:hAnsi="Arial"/>
+                <w:rFonts w:ascii="Verdana" w:hAnsi="Verdana"/>
                 <w:b w:val="0"/>
                 <w:sz w:val="16"/>
               </w:rPr>
@@ -5766,7 +5816,7 @@
             <w:r/>
             <w:r>
               <w:rPr>
-                <w:rFonts w:ascii="Arial" w:hAnsi="Arial"/>
+                <w:rFonts w:ascii="Verdana" w:hAnsi="Verdana"/>
                 <w:b w:val="0"/>
                 <w:sz w:val="16"/>
               </w:rPr>
@@ -5779,7 +5829,7 @@
     <w:p>
       <w:r>
         <w:rPr>
-          <w:rFonts w:ascii="Arial" w:hAnsi="Arial"/>
+          <w:rFonts w:ascii="Verdana" w:hAnsi="Verdana"/>
           <w:b/>
           <w:sz w:val="18"/>
         </w:rPr>
@@ -5792,6 +5842,20 @@
         <w:tblW w:type="auto" w:w="0"/>
         <w:jc w:val="center"/>
         <w:tblLook w:firstColumn="1" w:firstRow="1" w:lastColumn="0" w:lastRow="0" w:noHBand="0" w:noVBand="1" w:val="04A0"/>
+        <w:tblBorders>
+          <w:top w:val="single" w:sz="4" w:space="0" w:color="595959"/>
+          <w:left w:val="single" w:sz="4" w:space="0" w:color="595959"/>
+          <w:bottom w:val="single" w:sz="4" w:space="0" w:color="595959"/>
+          <w:right w:val="single" w:sz="4" w:space="0" w:color="595959"/>
+          <w:insideH w:val="single" w:sz="4" w:space="0" w:color="595959"/>
+          <w:insideV w:val="single" w:sz="4" w:space="0" w:color="595959"/>
+        </w:tblBorders>
+        <w:tblCellMar>
+          <w:top w:w="85" w:type="dxa"/>
+          <w:left w:w="85" w:type="dxa"/>
+          <w:bottom w:w="85" w:type="dxa"/>
+          <w:right w:w="85" w:type="dxa"/>
+        </w:tblCellMar>
       </w:tblPr>
       <w:tblGrid>
         <w:gridCol w:w="5046"/>
@@ -5801,61 +5865,52 @@
       <w:tr>
         <w:tc>
           <w:tcPr>
-            <w:tcW w:type="dxa" w:w="5046"/>
-            <w:shd w:val="clear" w:color="auto" w:fill="D9E2F3"/>
-          </w:tcPr>
-          <w:p>
-            <w:pPr>
-              <w:jc w:val="center"/>
-            </w:pPr>
-            <w:r/>
-            <w:r>
-              <w:rPr>
-                <w:rFonts w:ascii="Arial" w:hAnsi="Arial"/>
-                <w:b/>
-                <w:sz w:val="16"/>
-              </w:rPr>
-              <w:t>Code Figure</w:t>
-            </w:r>
-          </w:p>
-        </w:tc>
-        <w:tc>
-          <w:tcPr>
-            <w:tcW w:type="dxa" w:w="5046"/>
-            <w:shd w:val="clear" w:color="auto" w:fill="D9E2F3"/>
-          </w:tcPr>
-          <w:p>
-            <w:pPr>
-              <w:jc w:val="center"/>
-            </w:pPr>
-            <w:r/>
-            <w:r>
-              <w:rPr>
-                <w:rFonts w:ascii="Arial" w:hAnsi="Arial"/>
-                <w:b/>
-                <w:sz w:val="16"/>
-              </w:rPr>
-              <w:t>Entry Name</w:t>
-            </w:r>
-          </w:p>
-        </w:tc>
-        <w:tc>
-          <w:tcPr>
-            <w:tcW w:type="dxa" w:w="5046"/>
-            <w:shd w:val="clear" w:color="auto" w:fill="D9E2F3"/>
-          </w:tcPr>
-          <w:p>
-            <w:pPr>
-              <w:jc w:val="center"/>
-            </w:pPr>
-            <w:r/>
-            <w:r>
-              <w:rPr>
-                <w:rFonts w:ascii="Arial" w:hAnsi="Arial"/>
-                <w:b/>
-                <w:sz w:val="16"/>
-              </w:rPr>
-              <w:t>Note</w:t>
+            <w:tcW w:type="dxa" w:w="1134"/>
+            <w:shd w:val="clear" w:color="auto" w:fill="D9D9D9"/>
+          </w:tcPr>
+          <w:p>
+            <w:r/>
+            <w:r>
+              <w:rPr>
+                <w:rFonts w:ascii="Verdana" w:hAnsi="Verdana"/>
+                <w:b w:val="0"/>
+                <w:sz w:val="16"/>
+              </w:rPr>
+              <w:t>CIFRA DE CLAVE</w:t>
+            </w:r>
+          </w:p>
+        </w:tc>
+        <w:tc>
+          <w:tcPr>
+            <w:tcW w:type="dxa" w:w="5046"/>
+            <w:shd w:val="clear" w:color="auto" w:fill="D9D9D9"/>
+          </w:tcPr>
+          <w:p>
+            <w:r/>
+            <w:r>
+              <w:rPr>
+                <w:rFonts w:ascii="Verdana" w:hAnsi="Verdana"/>
+                <w:b w:val="0"/>
+                <w:sz w:val="16"/>
+              </w:rPr>
+              <w:t>SIGNIFICADO</w:t>
+            </w:r>
+          </w:p>
+        </w:tc>
+        <w:tc>
+          <w:tcPr>
+            <w:tcW w:type="dxa" w:w="5046"/>
+            <w:shd w:val="clear" w:color="auto" w:fill="D9D9D9"/>
+          </w:tcPr>
+          <w:p>
+            <w:r/>
+            <w:r>
+              <w:rPr>
+                <w:rFonts w:ascii="Verdana" w:hAnsi="Verdana"/>
+                <w:b w:val="0"/>
+                <w:sz w:val="16"/>
+              </w:rPr>
+              <w:t>NOTA</w:t>
             </w:r>
           </w:p>
         </w:tc>
@@ -5869,7 +5924,7 @@
             <w:r/>
             <w:r>
               <w:rPr>
-                <w:rFonts w:ascii="Arial" w:hAnsi="Arial"/>
+                <w:rFonts w:ascii="Verdana" w:hAnsi="Verdana"/>
                 <w:b w:val="0"/>
                 <w:sz w:val="16"/>
               </w:rPr>
@@ -5885,7 +5940,7 @@
             <w:r/>
             <w:r>
               <w:rPr>
-                <w:rFonts w:ascii="Arial" w:hAnsi="Arial"/>
+                <w:rFonts w:ascii="Verdana" w:hAnsi="Verdana"/>
                 <w:b w:val="0"/>
                 <w:sz w:val="16"/>
               </w:rPr>
@@ -5901,7 +5956,7 @@
             <w:r/>
             <w:r>
               <w:rPr>
-                <w:rFonts w:ascii="Arial" w:hAnsi="Arial"/>
+                <w:rFonts w:ascii="Verdana" w:hAnsi="Verdana"/>
                 <w:b w:val="0"/>
                 <w:sz w:val="16"/>
               </w:rPr>
@@ -5918,7 +5973,7 @@
             <w:r/>
             <w:r>
               <w:rPr>
-                <w:rFonts w:ascii="Arial" w:hAnsi="Arial"/>
+                <w:rFonts w:ascii="Verdana" w:hAnsi="Verdana"/>
                 <w:b w:val="0"/>
                 <w:sz w:val="16"/>
               </w:rPr>
@@ -5934,7 +5989,7 @@
             <w:r/>
             <w:r>
               <w:rPr>
-                <w:rFonts w:ascii="Arial" w:hAnsi="Arial"/>
+                <w:rFonts w:ascii="Verdana" w:hAnsi="Verdana"/>
                 <w:b w:val="0"/>
                 <w:sz w:val="16"/>
               </w:rPr>
@@ -5950,7 +6005,7 @@
             <w:r/>
             <w:r>
               <w:rPr>
-                <w:rFonts w:ascii="Arial" w:hAnsi="Arial"/>
+                <w:rFonts w:ascii="Verdana" w:hAnsi="Verdana"/>
                 <w:b w:val="0"/>
                 <w:sz w:val="16"/>
               </w:rPr>
@@ -5967,7 +6022,7 @@
             <w:r/>
             <w:r>
               <w:rPr>
-                <w:rFonts w:ascii="Arial" w:hAnsi="Arial"/>
+                <w:rFonts w:ascii="Verdana" w:hAnsi="Verdana"/>
                 <w:b w:val="0"/>
                 <w:sz w:val="16"/>
               </w:rPr>
@@ -5983,7 +6038,7 @@
             <w:r/>
             <w:r>
               <w:rPr>
-                <w:rFonts w:ascii="Arial" w:hAnsi="Arial"/>
+                <w:rFonts w:ascii="Verdana" w:hAnsi="Verdana"/>
                 <w:b w:val="0"/>
                 <w:sz w:val="16"/>
               </w:rPr>
@@ -5999,7 +6054,7 @@
             <w:r/>
             <w:r>
               <w:rPr>
-                <w:rFonts w:ascii="Arial" w:hAnsi="Arial"/>
+                <w:rFonts w:ascii="Verdana" w:hAnsi="Verdana"/>
                 <w:b w:val="0"/>
                 <w:sz w:val="16"/>
               </w:rPr>
@@ -6016,7 +6071,7 @@
             <w:r/>
             <w:r>
               <w:rPr>
-                <w:rFonts w:ascii="Arial" w:hAnsi="Arial"/>
+                <w:rFonts w:ascii="Verdana" w:hAnsi="Verdana"/>
                 <w:b w:val="0"/>
                 <w:sz w:val="16"/>
               </w:rPr>
@@ -6032,7 +6087,7 @@
             <w:r/>
             <w:r>
               <w:rPr>
-                <w:rFonts w:ascii="Arial" w:hAnsi="Arial"/>
+                <w:rFonts w:ascii="Verdana" w:hAnsi="Verdana"/>
                 <w:b w:val="0"/>
                 <w:sz w:val="16"/>
               </w:rPr>
@@ -6048,7 +6103,7 @@
             <w:r/>
             <w:r>
               <w:rPr>
-                <w:rFonts w:ascii="Arial" w:hAnsi="Arial"/>
+                <w:rFonts w:ascii="Verdana" w:hAnsi="Verdana"/>
                 <w:b w:val="0"/>
                 <w:sz w:val="16"/>
               </w:rPr>
@@ -6065,7 +6120,7 @@
             <w:r/>
             <w:r>
               <w:rPr>
-                <w:rFonts w:ascii="Arial" w:hAnsi="Arial"/>
+                <w:rFonts w:ascii="Verdana" w:hAnsi="Verdana"/>
                 <w:b w:val="0"/>
                 <w:sz w:val="16"/>
               </w:rPr>
@@ -6081,7 +6136,7 @@
             <w:r/>
             <w:r>
               <w:rPr>
-                <w:rFonts w:ascii="Arial" w:hAnsi="Arial"/>
+                <w:rFonts w:ascii="Verdana" w:hAnsi="Verdana"/>
                 <w:b w:val="0"/>
                 <w:sz w:val="16"/>
               </w:rPr>
@@ -6097,7 +6152,7 @@
             <w:r/>
             <w:r>
               <w:rPr>
-                <w:rFonts w:ascii="Arial" w:hAnsi="Arial"/>
+                <w:rFonts w:ascii="Verdana" w:hAnsi="Verdana"/>
                 <w:b w:val="0"/>
                 <w:sz w:val="16"/>
               </w:rPr>
@@ -6114,7 +6169,7 @@
             <w:r/>
             <w:r>
               <w:rPr>
-                <w:rFonts w:ascii="Arial" w:hAnsi="Arial"/>
+                <w:rFonts w:ascii="Verdana" w:hAnsi="Verdana"/>
                 <w:b w:val="0"/>
                 <w:sz w:val="16"/>
               </w:rPr>
@@ -6130,7 +6185,7 @@
             <w:r/>
             <w:r>
               <w:rPr>
-                <w:rFonts w:ascii="Arial" w:hAnsi="Arial"/>
+                <w:rFonts w:ascii="Verdana" w:hAnsi="Verdana"/>
                 <w:b w:val="0"/>
                 <w:sz w:val="16"/>
               </w:rPr>
@@ -6146,7 +6201,7 @@
             <w:r/>
             <w:r>
               <w:rPr>
-                <w:rFonts w:ascii="Arial" w:hAnsi="Arial"/>
+                <w:rFonts w:ascii="Verdana" w:hAnsi="Verdana"/>
                 <w:b w:val="0"/>
                 <w:sz w:val="16"/>
               </w:rPr>
@@ -6163,7 +6218,7 @@
             <w:r/>
             <w:r>
               <w:rPr>
-                <w:rFonts w:ascii="Arial" w:hAnsi="Arial"/>
+                <w:rFonts w:ascii="Verdana" w:hAnsi="Verdana"/>
                 <w:b w:val="0"/>
                 <w:sz w:val="16"/>
               </w:rPr>
@@ -6179,7 +6234,7 @@
             <w:r/>
             <w:r>
               <w:rPr>
-                <w:rFonts w:ascii="Arial" w:hAnsi="Arial"/>
+                <w:rFonts w:ascii="Verdana" w:hAnsi="Verdana"/>
                 <w:b w:val="0"/>
                 <w:sz w:val="16"/>
               </w:rPr>
@@ -6195,7 +6250,7 @@
             <w:r/>
             <w:r>
               <w:rPr>
-                <w:rFonts w:ascii="Arial" w:hAnsi="Arial"/>
+                <w:rFonts w:ascii="Verdana" w:hAnsi="Verdana"/>
                 <w:b w:val="0"/>
                 <w:sz w:val="16"/>
               </w:rPr>
@@ -6212,7 +6267,7 @@
             <w:r/>
             <w:r>
               <w:rPr>
-                <w:rFonts w:ascii="Arial" w:hAnsi="Arial"/>
+                <w:rFonts w:ascii="Verdana" w:hAnsi="Verdana"/>
                 <w:b w:val="0"/>
                 <w:sz w:val="16"/>
               </w:rPr>
@@ -6228,7 +6283,7 @@
             <w:r/>
             <w:r>
               <w:rPr>
-                <w:rFonts w:ascii="Arial" w:hAnsi="Arial"/>
+                <w:rFonts w:ascii="Verdana" w:hAnsi="Verdana"/>
                 <w:b w:val="0"/>
                 <w:sz w:val="16"/>
               </w:rPr>
@@ -6244,7 +6299,7 @@
             <w:r/>
             <w:r>
               <w:rPr>
-                <w:rFonts w:ascii="Arial" w:hAnsi="Arial"/>
+                <w:rFonts w:ascii="Verdana" w:hAnsi="Verdana"/>
                 <w:b w:val="0"/>
                 <w:sz w:val="16"/>
               </w:rPr>
@@ -6261,7 +6316,7 @@
             <w:r/>
             <w:r>
               <w:rPr>
-                <w:rFonts w:ascii="Arial" w:hAnsi="Arial"/>
+                <w:rFonts w:ascii="Verdana" w:hAnsi="Verdana"/>
                 <w:b w:val="0"/>
                 <w:sz w:val="16"/>
               </w:rPr>
@@ -6277,7 +6332,7 @@
             <w:r/>
             <w:r>
               <w:rPr>
-                <w:rFonts w:ascii="Arial" w:hAnsi="Arial"/>
+                <w:rFonts w:ascii="Verdana" w:hAnsi="Verdana"/>
                 <w:b w:val="0"/>
                 <w:sz w:val="16"/>
               </w:rPr>
@@ -6293,7 +6348,7 @@
             <w:r/>
             <w:r>
               <w:rPr>
-                <w:rFonts w:ascii="Arial" w:hAnsi="Arial"/>
+                <w:rFonts w:ascii="Verdana" w:hAnsi="Verdana"/>
                 <w:b w:val="0"/>
                 <w:sz w:val="16"/>
               </w:rPr>
@@ -6306,7 +6361,7 @@
     <w:p>
       <w:r>
         <w:rPr>
-          <w:rFonts w:ascii="Arial" w:hAnsi="Arial"/>
+          <w:rFonts w:ascii="Verdana" w:hAnsi="Verdana"/>
           <w:b/>
           <w:sz w:val="18"/>
         </w:rPr>
@@ -6319,6 +6374,20 @@
         <w:tblW w:type="auto" w:w="0"/>
         <w:jc w:val="center"/>
         <w:tblLook w:firstColumn="1" w:firstRow="1" w:lastColumn="0" w:lastRow="0" w:noHBand="0" w:noVBand="1" w:val="04A0"/>
+        <w:tblBorders>
+          <w:top w:val="single" w:sz="4" w:space="0" w:color="595959"/>
+          <w:left w:val="single" w:sz="4" w:space="0" w:color="595959"/>
+          <w:bottom w:val="single" w:sz="4" w:space="0" w:color="595959"/>
+          <w:right w:val="single" w:sz="4" w:space="0" w:color="595959"/>
+          <w:insideH w:val="single" w:sz="4" w:space="0" w:color="595959"/>
+          <w:insideV w:val="single" w:sz="4" w:space="0" w:color="595959"/>
+        </w:tblBorders>
+        <w:tblCellMar>
+          <w:top w:w="85" w:type="dxa"/>
+          <w:left w:w="85" w:type="dxa"/>
+          <w:bottom w:w="85" w:type="dxa"/>
+          <w:right w:w="85" w:type="dxa"/>
+        </w:tblCellMar>
       </w:tblPr>
       <w:tblGrid>
         <w:gridCol w:w="5046"/>
@@ -6328,61 +6397,52 @@
       <w:tr>
         <w:tc>
           <w:tcPr>
-            <w:tcW w:type="dxa" w:w="5046"/>
-            <w:shd w:val="clear" w:color="auto" w:fill="D9E2F3"/>
-          </w:tcPr>
-          <w:p>
-            <w:pPr>
-              <w:jc w:val="center"/>
-            </w:pPr>
-            <w:r/>
-            <w:r>
-              <w:rPr>
-                <w:rFonts w:ascii="Arial" w:hAnsi="Arial"/>
-                <w:b/>
-                <w:sz w:val="16"/>
-              </w:rPr>
-              <w:t>Code Figure</w:t>
-            </w:r>
-          </w:p>
-        </w:tc>
-        <w:tc>
-          <w:tcPr>
-            <w:tcW w:type="dxa" w:w="5046"/>
-            <w:shd w:val="clear" w:color="auto" w:fill="D9E2F3"/>
-          </w:tcPr>
-          <w:p>
-            <w:pPr>
-              <w:jc w:val="center"/>
-            </w:pPr>
-            <w:r/>
-            <w:r>
-              <w:rPr>
-                <w:rFonts w:ascii="Arial" w:hAnsi="Arial"/>
-                <w:b/>
-                <w:sz w:val="16"/>
-              </w:rPr>
-              <w:t>Entry Name</w:t>
-            </w:r>
-          </w:p>
-        </w:tc>
-        <w:tc>
-          <w:tcPr>
-            <w:tcW w:type="dxa" w:w="5046"/>
-            <w:shd w:val="clear" w:color="auto" w:fill="D9E2F3"/>
-          </w:tcPr>
-          <w:p>
-            <w:pPr>
-              <w:jc w:val="center"/>
-            </w:pPr>
-            <w:r/>
-            <w:r>
-              <w:rPr>
-                <w:rFonts w:ascii="Arial" w:hAnsi="Arial"/>
-                <w:b/>
-                <w:sz w:val="16"/>
-              </w:rPr>
-              <w:t>Note</w:t>
+            <w:tcW w:type="dxa" w:w="1134"/>
+            <w:shd w:val="clear" w:color="auto" w:fill="D9D9D9"/>
+          </w:tcPr>
+          <w:p>
+            <w:r/>
+            <w:r>
+              <w:rPr>
+                <w:rFonts w:ascii="Verdana" w:hAnsi="Verdana"/>
+                <w:b w:val="0"/>
+                <w:sz w:val="16"/>
+              </w:rPr>
+              <w:t>CIFRA DE CLAVE</w:t>
+            </w:r>
+          </w:p>
+        </w:tc>
+        <w:tc>
+          <w:tcPr>
+            <w:tcW w:type="dxa" w:w="5046"/>
+            <w:shd w:val="clear" w:color="auto" w:fill="D9D9D9"/>
+          </w:tcPr>
+          <w:p>
+            <w:r/>
+            <w:r>
+              <w:rPr>
+                <w:rFonts w:ascii="Verdana" w:hAnsi="Verdana"/>
+                <w:b w:val="0"/>
+                <w:sz w:val="16"/>
+              </w:rPr>
+              <w:t>SIGNIFICADO</w:t>
+            </w:r>
+          </w:p>
+        </w:tc>
+        <w:tc>
+          <w:tcPr>
+            <w:tcW w:type="dxa" w:w="5046"/>
+            <w:shd w:val="clear" w:color="auto" w:fill="D9D9D9"/>
+          </w:tcPr>
+          <w:p>
+            <w:r/>
+            <w:r>
+              <w:rPr>
+                <w:rFonts w:ascii="Verdana" w:hAnsi="Verdana"/>
+                <w:b w:val="0"/>
+                <w:sz w:val="16"/>
+              </w:rPr>
+              <w:t>NOTA</w:t>
             </w:r>
           </w:p>
         </w:tc>
@@ -6396,7 +6456,7 @@
             <w:r/>
             <w:r>
               <w:rPr>
-                <w:rFonts w:ascii="Arial" w:hAnsi="Arial"/>
+                <w:rFonts w:ascii="Verdana" w:hAnsi="Verdana"/>
                 <w:b w:val="0"/>
                 <w:sz w:val="16"/>
               </w:rPr>
@@ -6412,7 +6472,7 @@
             <w:r/>
             <w:r>
               <w:rPr>
-                <w:rFonts w:ascii="Arial" w:hAnsi="Arial"/>
+                <w:rFonts w:ascii="Verdana" w:hAnsi="Verdana"/>
                 <w:b w:val="0"/>
                 <w:sz w:val="16"/>
               </w:rPr>
@@ -6428,7 +6488,7 @@
             <w:r/>
             <w:r>
               <w:rPr>
-                <w:rFonts w:ascii="Arial" w:hAnsi="Arial"/>
+                <w:rFonts w:ascii="Verdana" w:hAnsi="Verdana"/>
                 <w:b w:val="0"/>
                 <w:sz w:val="16"/>
               </w:rPr>
@@ -6445,7 +6505,7 @@
             <w:r/>
             <w:r>
               <w:rPr>
-                <w:rFonts w:ascii="Arial" w:hAnsi="Arial"/>
+                <w:rFonts w:ascii="Verdana" w:hAnsi="Verdana"/>
                 <w:b w:val="0"/>
                 <w:sz w:val="16"/>
               </w:rPr>
@@ -6461,7 +6521,7 @@
             <w:r/>
             <w:r>
               <w:rPr>
-                <w:rFonts w:ascii="Arial" w:hAnsi="Arial"/>
+                <w:rFonts w:ascii="Verdana" w:hAnsi="Verdana"/>
                 <w:b w:val="0"/>
                 <w:sz w:val="16"/>
               </w:rPr>
@@ -6477,7 +6537,7 @@
             <w:r/>
             <w:r>
               <w:rPr>
-                <w:rFonts w:ascii="Arial" w:hAnsi="Arial"/>
+                <w:rFonts w:ascii="Verdana" w:hAnsi="Verdana"/>
                 <w:b w:val="0"/>
                 <w:sz w:val="16"/>
               </w:rPr>
@@ -6494,7 +6554,7 @@
             <w:r/>
             <w:r>
               <w:rPr>
-                <w:rFonts w:ascii="Arial" w:hAnsi="Arial"/>
+                <w:rFonts w:ascii="Verdana" w:hAnsi="Verdana"/>
                 <w:b w:val="0"/>
                 <w:sz w:val="16"/>
               </w:rPr>
@@ -6510,7 +6570,7 @@
             <w:r/>
             <w:r>
               <w:rPr>
-                <w:rFonts w:ascii="Arial" w:hAnsi="Arial"/>
+                <w:rFonts w:ascii="Verdana" w:hAnsi="Verdana"/>
                 <w:b w:val="0"/>
                 <w:sz w:val="16"/>
               </w:rPr>
@@ -6526,7 +6586,7 @@
             <w:r/>
             <w:r>
               <w:rPr>
-                <w:rFonts w:ascii="Arial" w:hAnsi="Arial"/>
+                <w:rFonts w:ascii="Verdana" w:hAnsi="Verdana"/>
                 <w:b w:val="0"/>
                 <w:sz w:val="16"/>
               </w:rPr>
@@ -6543,7 +6603,7 @@
             <w:r/>
             <w:r>
               <w:rPr>
-                <w:rFonts w:ascii="Arial" w:hAnsi="Arial"/>
+                <w:rFonts w:ascii="Verdana" w:hAnsi="Verdana"/>
                 <w:b w:val="0"/>
                 <w:sz w:val="16"/>
               </w:rPr>
@@ -6559,7 +6619,7 @@
             <w:r/>
             <w:r>
               <w:rPr>
-                <w:rFonts w:ascii="Arial" w:hAnsi="Arial"/>
+                <w:rFonts w:ascii="Verdana" w:hAnsi="Verdana"/>
                 <w:b w:val="0"/>
                 <w:sz w:val="16"/>
               </w:rPr>
@@ -6575,7 +6635,7 @@
             <w:r/>
             <w:r>
               <w:rPr>
-                <w:rFonts w:ascii="Arial" w:hAnsi="Arial"/>
+                <w:rFonts w:ascii="Verdana" w:hAnsi="Verdana"/>
                 <w:b w:val="0"/>
                 <w:sz w:val="16"/>
               </w:rPr>
@@ -6592,7 +6652,7 @@
             <w:r/>
             <w:r>
               <w:rPr>
-                <w:rFonts w:ascii="Arial" w:hAnsi="Arial"/>
+                <w:rFonts w:ascii="Verdana" w:hAnsi="Verdana"/>
                 <w:b w:val="0"/>
                 <w:sz w:val="16"/>
               </w:rPr>
@@ -6608,7 +6668,7 @@
             <w:r/>
             <w:r>
               <w:rPr>
-                <w:rFonts w:ascii="Arial" w:hAnsi="Arial"/>
+                <w:rFonts w:ascii="Verdana" w:hAnsi="Verdana"/>
                 <w:b w:val="0"/>
                 <w:sz w:val="16"/>
               </w:rPr>
@@ -6624,7 +6684,7 @@
             <w:r/>
             <w:r>
               <w:rPr>
-                <w:rFonts w:ascii="Arial" w:hAnsi="Arial"/>
+                <w:rFonts w:ascii="Verdana" w:hAnsi="Verdana"/>
                 <w:b w:val="0"/>
                 <w:sz w:val="16"/>
               </w:rPr>
@@ -6641,7 +6701,7 @@
             <w:r/>
             <w:r>
               <w:rPr>
-                <w:rFonts w:ascii="Arial" w:hAnsi="Arial"/>
+                <w:rFonts w:ascii="Verdana" w:hAnsi="Verdana"/>
                 <w:b w:val="0"/>
                 <w:sz w:val="16"/>
               </w:rPr>
@@ -6657,7 +6717,7 @@
             <w:r/>
             <w:r>
               <w:rPr>
-                <w:rFonts w:ascii="Arial" w:hAnsi="Arial"/>
+                <w:rFonts w:ascii="Verdana" w:hAnsi="Verdana"/>
                 <w:b w:val="0"/>
                 <w:sz w:val="16"/>
               </w:rPr>
@@ -6673,7 +6733,7 @@
             <w:r/>
             <w:r>
               <w:rPr>
-                <w:rFonts w:ascii="Arial" w:hAnsi="Arial"/>
+                <w:rFonts w:ascii="Verdana" w:hAnsi="Verdana"/>
                 <w:b w:val="0"/>
                 <w:sz w:val="16"/>
               </w:rPr>
@@ -6686,7 +6746,7 @@
     <w:p>
       <w:r>
         <w:rPr>
-          <w:rFonts w:ascii="Arial" w:hAnsi="Arial"/>
+          <w:rFonts w:ascii="Verdana" w:hAnsi="Verdana"/>
           <w:b/>
           <w:sz w:val="18"/>
         </w:rPr>
@@ -6699,6 +6759,20 @@
         <w:tblW w:type="auto" w:w="0"/>
         <w:jc w:val="center"/>
         <w:tblLook w:firstColumn="1" w:firstRow="1" w:lastColumn="0" w:lastRow="0" w:noHBand="0" w:noVBand="1" w:val="04A0"/>
+        <w:tblBorders>
+          <w:top w:val="single" w:sz="4" w:space="0" w:color="595959"/>
+          <w:left w:val="single" w:sz="4" w:space="0" w:color="595959"/>
+          <w:bottom w:val="single" w:sz="4" w:space="0" w:color="595959"/>
+          <w:right w:val="single" w:sz="4" w:space="0" w:color="595959"/>
+          <w:insideH w:val="single" w:sz="4" w:space="0" w:color="595959"/>
+          <w:insideV w:val="single" w:sz="4" w:space="0" w:color="595959"/>
+        </w:tblBorders>
+        <w:tblCellMar>
+          <w:top w:w="85" w:type="dxa"/>
+          <w:left w:w="85" w:type="dxa"/>
+          <w:bottom w:w="85" w:type="dxa"/>
+          <w:right w:w="85" w:type="dxa"/>
+        </w:tblCellMar>
       </w:tblPr>
       <w:tblGrid>
         <w:gridCol w:w="5046"/>
@@ -6708,61 +6782,52 @@
       <w:tr>
         <w:tc>
           <w:tcPr>
-            <w:tcW w:type="dxa" w:w="5046"/>
-            <w:shd w:val="clear" w:color="auto" w:fill="D9E2F3"/>
-          </w:tcPr>
-          <w:p>
-            <w:pPr>
-              <w:jc w:val="center"/>
-            </w:pPr>
-            <w:r/>
-            <w:r>
-              <w:rPr>
-                <w:rFonts w:ascii="Arial" w:hAnsi="Arial"/>
-                <w:b/>
-                <w:sz w:val="16"/>
-              </w:rPr>
-              <w:t>Code Figure</w:t>
-            </w:r>
-          </w:p>
-        </w:tc>
-        <w:tc>
-          <w:tcPr>
-            <w:tcW w:type="dxa" w:w="5046"/>
-            <w:shd w:val="clear" w:color="auto" w:fill="D9E2F3"/>
-          </w:tcPr>
-          <w:p>
-            <w:pPr>
-              <w:jc w:val="center"/>
-            </w:pPr>
-            <w:r/>
-            <w:r>
-              <w:rPr>
-                <w:rFonts w:ascii="Arial" w:hAnsi="Arial"/>
-                <w:b/>
-                <w:sz w:val="16"/>
-              </w:rPr>
-              <w:t>Entry Name</w:t>
-            </w:r>
-          </w:p>
-        </w:tc>
-        <w:tc>
-          <w:tcPr>
-            <w:tcW w:type="dxa" w:w="5046"/>
-            <w:shd w:val="clear" w:color="auto" w:fill="D9E2F3"/>
-          </w:tcPr>
-          <w:p>
-            <w:pPr>
-              <w:jc w:val="center"/>
-            </w:pPr>
-            <w:r/>
-            <w:r>
-              <w:rPr>
-                <w:rFonts w:ascii="Arial" w:hAnsi="Arial"/>
-                <w:b/>
-                <w:sz w:val="16"/>
-              </w:rPr>
-              <w:t>Note</w:t>
+            <w:tcW w:type="dxa" w:w="1134"/>
+            <w:shd w:val="clear" w:color="auto" w:fill="D9D9D9"/>
+          </w:tcPr>
+          <w:p>
+            <w:r/>
+            <w:r>
+              <w:rPr>
+                <w:rFonts w:ascii="Verdana" w:hAnsi="Verdana"/>
+                <w:b w:val="0"/>
+                <w:sz w:val="16"/>
+              </w:rPr>
+              <w:t>CIFRA DE CLAVE</w:t>
+            </w:r>
+          </w:p>
+        </w:tc>
+        <w:tc>
+          <w:tcPr>
+            <w:tcW w:type="dxa" w:w="5046"/>
+            <w:shd w:val="clear" w:color="auto" w:fill="D9D9D9"/>
+          </w:tcPr>
+          <w:p>
+            <w:r/>
+            <w:r>
+              <w:rPr>
+                <w:rFonts w:ascii="Verdana" w:hAnsi="Verdana"/>
+                <w:b w:val="0"/>
+                <w:sz w:val="16"/>
+              </w:rPr>
+              <w:t>SIGNIFICADO</w:t>
+            </w:r>
+          </w:p>
+        </w:tc>
+        <w:tc>
+          <w:tcPr>
+            <w:tcW w:type="dxa" w:w="5046"/>
+            <w:shd w:val="clear" w:color="auto" w:fill="D9D9D9"/>
+          </w:tcPr>
+          <w:p>
+            <w:r/>
+            <w:r>
+              <w:rPr>
+                <w:rFonts w:ascii="Verdana" w:hAnsi="Verdana"/>
+                <w:b w:val="0"/>
+                <w:sz w:val="16"/>
+              </w:rPr>
+              <w:t>NOTA</w:t>
             </w:r>
           </w:p>
         </w:tc>
@@ -6776,7 +6841,7 @@
             <w:r/>
             <w:r>
               <w:rPr>
-                <w:rFonts w:ascii="Arial" w:hAnsi="Arial"/>
+                <w:rFonts w:ascii="Verdana" w:hAnsi="Verdana"/>
                 <w:b w:val="0"/>
                 <w:sz w:val="16"/>
               </w:rPr>
@@ -6792,7 +6857,7 @@
             <w:r/>
             <w:r>
               <w:rPr>
-                <w:rFonts w:ascii="Arial" w:hAnsi="Arial"/>
+                <w:rFonts w:ascii="Verdana" w:hAnsi="Verdana"/>
                 <w:b w:val="0"/>
                 <w:sz w:val="16"/>
               </w:rPr>
@@ -6808,7 +6873,7 @@
             <w:r/>
             <w:r>
               <w:rPr>
-                <w:rFonts w:ascii="Arial" w:hAnsi="Arial"/>
+                <w:rFonts w:ascii="Verdana" w:hAnsi="Verdana"/>
                 <w:b w:val="0"/>
                 <w:sz w:val="16"/>
               </w:rPr>
@@ -6825,7 +6890,7 @@
             <w:r/>
             <w:r>
               <w:rPr>
-                <w:rFonts w:ascii="Arial" w:hAnsi="Arial"/>
+                <w:rFonts w:ascii="Verdana" w:hAnsi="Verdana"/>
                 <w:b w:val="0"/>
                 <w:sz w:val="16"/>
               </w:rPr>
@@ -6841,7 +6906,7 @@
             <w:r/>
             <w:r>
               <w:rPr>
-                <w:rFonts w:ascii="Arial" w:hAnsi="Arial"/>
+                <w:rFonts w:ascii="Verdana" w:hAnsi="Verdana"/>
                 <w:b w:val="0"/>
                 <w:sz w:val="16"/>
               </w:rPr>
@@ -6857,7 +6922,7 @@
             <w:r/>
             <w:r>
               <w:rPr>
-                <w:rFonts w:ascii="Arial" w:hAnsi="Arial"/>
+                <w:rFonts w:ascii="Verdana" w:hAnsi="Verdana"/>
                 <w:b w:val="0"/>
                 <w:sz w:val="16"/>
               </w:rPr>
@@ -6874,7 +6939,7 @@
             <w:r/>
             <w:r>
               <w:rPr>
-                <w:rFonts w:ascii="Arial" w:hAnsi="Arial"/>
+                <w:rFonts w:ascii="Verdana" w:hAnsi="Verdana"/>
                 <w:b w:val="0"/>
                 <w:sz w:val="16"/>
               </w:rPr>
@@ -6890,7 +6955,7 @@
             <w:r/>
             <w:r>
               <w:rPr>
-                <w:rFonts w:ascii="Arial" w:hAnsi="Arial"/>
+                <w:rFonts w:ascii="Verdana" w:hAnsi="Verdana"/>
                 <w:b w:val="0"/>
                 <w:sz w:val="16"/>
               </w:rPr>
@@ -6906,7 +6971,7 @@
             <w:r/>
             <w:r>
               <w:rPr>
-                <w:rFonts w:ascii="Arial" w:hAnsi="Arial"/>
+                <w:rFonts w:ascii="Verdana" w:hAnsi="Verdana"/>
                 <w:b w:val="0"/>
                 <w:sz w:val="16"/>
               </w:rPr>
@@ -6923,7 +6988,7 @@
             <w:r/>
             <w:r>
               <w:rPr>
-                <w:rFonts w:ascii="Arial" w:hAnsi="Arial"/>
+                <w:rFonts w:ascii="Verdana" w:hAnsi="Verdana"/>
                 <w:b w:val="0"/>
                 <w:sz w:val="16"/>
               </w:rPr>
@@ -6939,7 +7004,7 @@
             <w:r/>
             <w:r>
               <w:rPr>
-                <w:rFonts w:ascii="Arial" w:hAnsi="Arial"/>
+                <w:rFonts w:ascii="Verdana" w:hAnsi="Verdana"/>
                 <w:b w:val="0"/>
                 <w:sz w:val="16"/>
               </w:rPr>
@@ -6955,7 +7020,7 @@
             <w:r/>
             <w:r>
               <w:rPr>
-                <w:rFonts w:ascii="Arial" w:hAnsi="Arial"/>
+                <w:rFonts w:ascii="Verdana" w:hAnsi="Verdana"/>
                 <w:b w:val="0"/>
                 <w:sz w:val="16"/>
               </w:rPr>
@@ -6968,7 +7033,7 @@
     <w:p>
       <w:r>
         <w:rPr>
-          <w:rFonts w:ascii="Arial" w:hAnsi="Arial"/>
+          <w:rFonts w:ascii="Verdana" w:hAnsi="Verdana"/>
           <w:b/>
           <w:sz w:val="18"/>
         </w:rPr>
@@ -6981,6 +7046,20 @@
         <w:tblW w:type="auto" w:w="0"/>
         <w:jc w:val="center"/>
         <w:tblLook w:firstColumn="1" w:firstRow="1" w:lastColumn="0" w:lastRow="0" w:noHBand="0" w:noVBand="1" w:val="04A0"/>
+        <w:tblBorders>
+          <w:top w:val="single" w:sz="4" w:space="0" w:color="595959"/>
+          <w:left w:val="single" w:sz="4" w:space="0" w:color="595959"/>
+          <w:bottom w:val="single" w:sz="4" w:space="0" w:color="595959"/>
+          <w:right w:val="single" w:sz="4" w:space="0" w:color="595959"/>
+          <w:insideH w:val="single" w:sz="4" w:space="0" w:color="595959"/>
+          <w:insideV w:val="single" w:sz="4" w:space="0" w:color="595959"/>
+        </w:tblBorders>
+        <w:tblCellMar>
+          <w:top w:w="85" w:type="dxa"/>
+          <w:left w:w="85" w:type="dxa"/>
+          <w:bottom w:w="85" w:type="dxa"/>
+          <w:right w:w="85" w:type="dxa"/>
+        </w:tblCellMar>
       </w:tblPr>
       <w:tblGrid>
         <w:gridCol w:w="5046"/>
@@ -6990,61 +7069,52 @@
       <w:tr>
         <w:tc>
           <w:tcPr>
-            <w:tcW w:type="dxa" w:w="5046"/>
-            <w:shd w:val="clear" w:color="auto" w:fill="D9E2F3"/>
-          </w:tcPr>
-          <w:p>
-            <w:pPr>
-              <w:jc w:val="center"/>
-            </w:pPr>
-            <w:r/>
-            <w:r>
-              <w:rPr>
-                <w:rFonts w:ascii="Arial" w:hAnsi="Arial"/>
-                <w:b/>
-                <w:sz w:val="16"/>
-              </w:rPr>
-              <w:t>Code Figure</w:t>
-            </w:r>
-          </w:p>
-        </w:tc>
-        <w:tc>
-          <w:tcPr>
-            <w:tcW w:type="dxa" w:w="5046"/>
-            <w:shd w:val="clear" w:color="auto" w:fill="D9E2F3"/>
-          </w:tcPr>
-          <w:p>
-            <w:pPr>
-              <w:jc w:val="center"/>
-            </w:pPr>
-            <w:r/>
-            <w:r>
-              <w:rPr>
-                <w:rFonts w:ascii="Arial" w:hAnsi="Arial"/>
-                <w:b/>
-                <w:sz w:val="16"/>
-              </w:rPr>
-              <w:t>Entry Name</w:t>
-            </w:r>
-          </w:p>
-        </w:tc>
-        <w:tc>
-          <w:tcPr>
-            <w:tcW w:type="dxa" w:w="5046"/>
-            <w:shd w:val="clear" w:color="auto" w:fill="D9E2F3"/>
-          </w:tcPr>
-          <w:p>
-            <w:pPr>
-              <w:jc w:val="center"/>
-            </w:pPr>
-            <w:r/>
-            <w:r>
-              <w:rPr>
-                <w:rFonts w:ascii="Arial" w:hAnsi="Arial"/>
-                <w:b/>
-                <w:sz w:val="16"/>
-              </w:rPr>
-              <w:t>Note</w:t>
+            <w:tcW w:type="dxa" w:w="1134"/>
+            <w:shd w:val="clear" w:color="auto" w:fill="D9D9D9"/>
+          </w:tcPr>
+          <w:p>
+            <w:r/>
+            <w:r>
+              <w:rPr>
+                <w:rFonts w:ascii="Verdana" w:hAnsi="Verdana"/>
+                <w:b w:val="0"/>
+                <w:sz w:val="16"/>
+              </w:rPr>
+              <w:t>CIFRA DE CLAVE</w:t>
+            </w:r>
+          </w:p>
+        </w:tc>
+        <w:tc>
+          <w:tcPr>
+            <w:tcW w:type="dxa" w:w="5046"/>
+            <w:shd w:val="clear" w:color="auto" w:fill="D9D9D9"/>
+          </w:tcPr>
+          <w:p>
+            <w:r/>
+            <w:r>
+              <w:rPr>
+                <w:rFonts w:ascii="Verdana" w:hAnsi="Verdana"/>
+                <w:b w:val="0"/>
+                <w:sz w:val="16"/>
+              </w:rPr>
+              <w:t>SIGNIFICADO</w:t>
+            </w:r>
+          </w:p>
+        </w:tc>
+        <w:tc>
+          <w:tcPr>
+            <w:tcW w:type="dxa" w:w="5046"/>
+            <w:shd w:val="clear" w:color="auto" w:fill="D9D9D9"/>
+          </w:tcPr>
+          <w:p>
+            <w:r/>
+            <w:r>
+              <w:rPr>
+                <w:rFonts w:ascii="Verdana" w:hAnsi="Verdana"/>
+                <w:b w:val="0"/>
+                <w:sz w:val="16"/>
+              </w:rPr>
+              <w:t>NOTA</w:t>
             </w:r>
           </w:p>
         </w:tc>
@@ -7058,7 +7128,7 @@
             <w:r/>
             <w:r>
               <w:rPr>
-                <w:rFonts w:ascii="Arial" w:hAnsi="Arial"/>
+                <w:rFonts w:ascii="Verdana" w:hAnsi="Verdana"/>
                 <w:b w:val="0"/>
                 <w:sz w:val="16"/>
               </w:rPr>
@@ -7074,7 +7144,7 @@
             <w:r/>
             <w:r>
               <w:rPr>
-                <w:rFonts w:ascii="Arial" w:hAnsi="Arial"/>
+                <w:rFonts w:ascii="Verdana" w:hAnsi="Verdana"/>
                 <w:b w:val="0"/>
                 <w:sz w:val="16"/>
               </w:rPr>
@@ -7090,7 +7160,7 @@
             <w:r/>
             <w:r>
               <w:rPr>
-                <w:rFonts w:ascii="Arial" w:hAnsi="Arial"/>
+                <w:rFonts w:ascii="Verdana" w:hAnsi="Verdana"/>
                 <w:b w:val="0"/>
                 <w:sz w:val="16"/>
               </w:rPr>
@@ -7107,7 +7177,7 @@
             <w:r/>
             <w:r>
               <w:rPr>
-                <w:rFonts w:ascii="Arial" w:hAnsi="Arial"/>
+                <w:rFonts w:ascii="Verdana" w:hAnsi="Verdana"/>
                 <w:b w:val="0"/>
                 <w:sz w:val="16"/>
               </w:rPr>
@@ -7123,7 +7193,7 @@
             <w:r/>
             <w:r>
               <w:rPr>
-                <w:rFonts w:ascii="Arial" w:hAnsi="Arial"/>
+                <w:rFonts w:ascii="Verdana" w:hAnsi="Verdana"/>
                 <w:b w:val="0"/>
                 <w:sz w:val="16"/>
               </w:rPr>
@@ -7139,7 +7209,7 @@
             <w:r/>
             <w:r>
               <w:rPr>
-                <w:rFonts w:ascii="Arial" w:hAnsi="Arial"/>
+                <w:rFonts w:ascii="Verdana" w:hAnsi="Verdana"/>
                 <w:b w:val="0"/>
                 <w:sz w:val="16"/>
               </w:rPr>
@@ -7156,7 +7226,7 @@
             <w:r/>
             <w:r>
               <w:rPr>
-                <w:rFonts w:ascii="Arial" w:hAnsi="Arial"/>
+                <w:rFonts w:ascii="Verdana" w:hAnsi="Verdana"/>
                 <w:b w:val="0"/>
                 <w:sz w:val="16"/>
               </w:rPr>
@@ -7172,7 +7242,7 @@
             <w:r/>
             <w:r>
               <w:rPr>
-                <w:rFonts w:ascii="Arial" w:hAnsi="Arial"/>
+                <w:rFonts w:ascii="Verdana" w:hAnsi="Verdana"/>
                 <w:b w:val="0"/>
                 <w:sz w:val="16"/>
               </w:rPr>
@@ -7188,7 +7258,7 @@
             <w:r/>
             <w:r>
               <w:rPr>
-                <w:rFonts w:ascii="Arial" w:hAnsi="Arial"/>
+                <w:rFonts w:ascii="Verdana" w:hAnsi="Verdana"/>
                 <w:b w:val="0"/>
                 <w:sz w:val="16"/>
               </w:rPr>
@@ -7205,7 +7275,7 @@
             <w:r/>
             <w:r>
               <w:rPr>
-                <w:rFonts w:ascii="Arial" w:hAnsi="Arial"/>
+                <w:rFonts w:ascii="Verdana" w:hAnsi="Verdana"/>
                 <w:b w:val="0"/>
                 <w:sz w:val="16"/>
               </w:rPr>
@@ -7221,7 +7291,7 @@
             <w:r/>
             <w:r>
               <w:rPr>
-                <w:rFonts w:ascii="Arial" w:hAnsi="Arial"/>
+                <w:rFonts w:ascii="Verdana" w:hAnsi="Verdana"/>
                 <w:b w:val="0"/>
                 <w:sz w:val="16"/>
               </w:rPr>
@@ -7237,7 +7307,7 @@
             <w:r/>
             <w:r>
               <w:rPr>
-                <w:rFonts w:ascii="Arial" w:hAnsi="Arial"/>
+                <w:rFonts w:ascii="Verdana" w:hAnsi="Verdana"/>
                 <w:b w:val="0"/>
                 <w:sz w:val="16"/>
               </w:rPr>
@@ -7254,7 +7324,7 @@
             <w:r/>
             <w:r>
               <w:rPr>
-                <w:rFonts w:ascii="Arial" w:hAnsi="Arial"/>
+                <w:rFonts w:ascii="Verdana" w:hAnsi="Verdana"/>
                 <w:b w:val="0"/>
                 <w:sz w:val="16"/>
               </w:rPr>
@@ -7270,7 +7340,7 @@
             <w:r/>
             <w:r>
               <w:rPr>
-                <w:rFonts w:ascii="Arial" w:hAnsi="Arial"/>
+                <w:rFonts w:ascii="Verdana" w:hAnsi="Verdana"/>
                 <w:b w:val="0"/>
                 <w:sz w:val="16"/>
               </w:rPr>
@@ -7286,7 +7356,7 @@
             <w:r/>
             <w:r>
               <w:rPr>
-                <w:rFonts w:ascii="Arial" w:hAnsi="Arial"/>
+                <w:rFonts w:ascii="Verdana" w:hAnsi="Verdana"/>
                 <w:b w:val="0"/>
                 <w:sz w:val="16"/>
               </w:rPr>
@@ -7299,7 +7369,7 @@
     <w:p>
       <w:r>
         <w:rPr>
-          <w:rFonts w:ascii="Arial" w:hAnsi="Arial"/>
+          <w:rFonts w:ascii="Verdana" w:hAnsi="Verdana"/>
           <w:b/>
           <w:sz w:val="18"/>
         </w:rPr>
@@ -7312,6 +7382,20 @@
         <w:tblW w:type="auto" w:w="0"/>
         <w:jc w:val="center"/>
         <w:tblLook w:firstColumn="1" w:firstRow="1" w:lastColumn="0" w:lastRow="0" w:noHBand="0" w:noVBand="1" w:val="04A0"/>
+        <w:tblBorders>
+          <w:top w:val="single" w:sz="4" w:space="0" w:color="595959"/>
+          <w:left w:val="single" w:sz="4" w:space="0" w:color="595959"/>
+          <w:bottom w:val="single" w:sz="4" w:space="0" w:color="595959"/>
+          <w:right w:val="single" w:sz="4" w:space="0" w:color="595959"/>
+          <w:insideH w:val="single" w:sz="4" w:space="0" w:color="595959"/>
+          <w:insideV w:val="single" w:sz="4" w:space="0" w:color="595959"/>
+        </w:tblBorders>
+        <w:tblCellMar>
+          <w:top w:w="85" w:type="dxa"/>
+          <w:left w:w="85" w:type="dxa"/>
+          <w:bottom w:w="85" w:type="dxa"/>
+          <w:right w:w="85" w:type="dxa"/>
+        </w:tblCellMar>
       </w:tblPr>
       <w:tblGrid>
         <w:gridCol w:w="5046"/>
@@ -7321,61 +7405,52 @@
       <w:tr>
         <w:tc>
           <w:tcPr>
-            <w:tcW w:type="dxa" w:w="5046"/>
-            <w:shd w:val="clear" w:color="auto" w:fill="D9E2F3"/>
-          </w:tcPr>
-          <w:p>
-            <w:pPr>
-              <w:jc w:val="center"/>
-            </w:pPr>
-            <w:r/>
-            <w:r>
-              <w:rPr>
-                <w:rFonts w:ascii="Arial" w:hAnsi="Arial"/>
-                <w:b/>
-                <w:sz w:val="16"/>
-              </w:rPr>
-              <w:t>Code Figure</w:t>
-            </w:r>
-          </w:p>
-        </w:tc>
-        <w:tc>
-          <w:tcPr>
-            <w:tcW w:type="dxa" w:w="5046"/>
-            <w:shd w:val="clear" w:color="auto" w:fill="D9E2F3"/>
-          </w:tcPr>
-          <w:p>
-            <w:pPr>
-              <w:jc w:val="center"/>
-            </w:pPr>
-            <w:r/>
-            <w:r>
-              <w:rPr>
-                <w:rFonts w:ascii="Arial" w:hAnsi="Arial"/>
-                <w:b/>
-                <w:sz w:val="16"/>
-              </w:rPr>
-              <w:t>Entry Name</w:t>
-            </w:r>
-          </w:p>
-        </w:tc>
-        <w:tc>
-          <w:tcPr>
-            <w:tcW w:type="dxa" w:w="5046"/>
-            <w:shd w:val="clear" w:color="auto" w:fill="D9E2F3"/>
-          </w:tcPr>
-          <w:p>
-            <w:pPr>
-              <w:jc w:val="center"/>
-            </w:pPr>
-            <w:r/>
-            <w:r>
-              <w:rPr>
-                <w:rFonts w:ascii="Arial" w:hAnsi="Arial"/>
-                <w:b/>
-                <w:sz w:val="16"/>
-              </w:rPr>
-              <w:t>Note</w:t>
+            <w:tcW w:type="dxa" w:w="1134"/>
+            <w:shd w:val="clear" w:color="auto" w:fill="D9D9D9"/>
+          </w:tcPr>
+          <w:p>
+            <w:r/>
+            <w:r>
+              <w:rPr>
+                <w:rFonts w:ascii="Verdana" w:hAnsi="Verdana"/>
+                <w:b w:val="0"/>
+                <w:sz w:val="16"/>
+              </w:rPr>
+              <w:t>CIFRA DE CLAVE</w:t>
+            </w:r>
+          </w:p>
+        </w:tc>
+        <w:tc>
+          <w:tcPr>
+            <w:tcW w:type="dxa" w:w="5046"/>
+            <w:shd w:val="clear" w:color="auto" w:fill="D9D9D9"/>
+          </w:tcPr>
+          <w:p>
+            <w:r/>
+            <w:r>
+              <w:rPr>
+                <w:rFonts w:ascii="Verdana" w:hAnsi="Verdana"/>
+                <w:b w:val="0"/>
+                <w:sz w:val="16"/>
+              </w:rPr>
+              <w:t>SIGNIFICADO</w:t>
+            </w:r>
+          </w:p>
+        </w:tc>
+        <w:tc>
+          <w:tcPr>
+            <w:tcW w:type="dxa" w:w="5046"/>
+            <w:shd w:val="clear" w:color="auto" w:fill="D9D9D9"/>
+          </w:tcPr>
+          <w:p>
+            <w:r/>
+            <w:r>
+              <w:rPr>
+                <w:rFonts w:ascii="Verdana" w:hAnsi="Verdana"/>
+                <w:b w:val="0"/>
+                <w:sz w:val="16"/>
+              </w:rPr>
+              <w:t>NOTA</w:t>
             </w:r>
           </w:p>
         </w:tc>
@@ -7389,7 +7464,7 @@
             <w:r/>
             <w:r>
               <w:rPr>
-                <w:rFonts w:ascii="Arial" w:hAnsi="Arial"/>
+                <w:rFonts w:ascii="Verdana" w:hAnsi="Verdana"/>
                 <w:b w:val="0"/>
                 <w:sz w:val="16"/>
               </w:rPr>
@@ -7405,7 +7480,7 @@
             <w:r/>
             <w:r>
               <w:rPr>
-                <w:rFonts w:ascii="Arial" w:hAnsi="Arial"/>
+                <w:rFonts w:ascii="Verdana" w:hAnsi="Verdana"/>
                 <w:b w:val="0"/>
                 <w:sz w:val="16"/>
               </w:rPr>
@@ -7421,7 +7496,7 @@
             <w:r/>
             <w:r>
               <w:rPr>
-                <w:rFonts w:ascii="Arial" w:hAnsi="Arial"/>
+                <w:rFonts w:ascii="Verdana" w:hAnsi="Verdana"/>
                 <w:b w:val="0"/>
                 <w:sz w:val="16"/>
               </w:rPr>
@@ -7438,7 +7513,7 @@
             <w:r/>
             <w:r>
               <w:rPr>
-                <w:rFonts w:ascii="Arial" w:hAnsi="Arial"/>
+                <w:rFonts w:ascii="Verdana" w:hAnsi="Verdana"/>
                 <w:b w:val="0"/>
                 <w:sz w:val="16"/>
               </w:rPr>
@@ -7454,7 +7529,7 @@
             <w:r/>
             <w:r>
               <w:rPr>
-                <w:rFonts w:ascii="Arial" w:hAnsi="Arial"/>
+                <w:rFonts w:ascii="Verdana" w:hAnsi="Verdana"/>
                 <w:b w:val="0"/>
                 <w:sz w:val="16"/>
               </w:rPr>
@@ -7470,7 +7545,7 @@
             <w:r/>
             <w:r>
               <w:rPr>
-                <w:rFonts w:ascii="Arial" w:hAnsi="Arial"/>
+                <w:rFonts w:ascii="Verdana" w:hAnsi="Verdana"/>
                 <w:b w:val="0"/>
                 <w:sz w:val="16"/>
               </w:rPr>
@@ -7487,7 +7562,7 @@
             <w:r/>
             <w:r>
               <w:rPr>
-                <w:rFonts w:ascii="Arial" w:hAnsi="Arial"/>
+                <w:rFonts w:ascii="Verdana" w:hAnsi="Verdana"/>
                 <w:b w:val="0"/>
                 <w:sz w:val="16"/>
               </w:rPr>
@@ -7503,7 +7578,7 @@
             <w:r/>
             <w:r>
               <w:rPr>
-                <w:rFonts w:ascii="Arial" w:hAnsi="Arial"/>
+                <w:rFonts w:ascii="Verdana" w:hAnsi="Verdana"/>
                 <w:b w:val="0"/>
                 <w:sz w:val="16"/>
               </w:rPr>
@@ -7519,7 +7594,7 @@
             <w:r/>
             <w:r>
               <w:rPr>
-                <w:rFonts w:ascii="Arial" w:hAnsi="Arial"/>
+                <w:rFonts w:ascii="Verdana" w:hAnsi="Verdana"/>
                 <w:b w:val="0"/>
                 <w:sz w:val="16"/>
               </w:rPr>
@@ -7536,7 +7611,7 @@
             <w:r/>
             <w:r>
               <w:rPr>
-                <w:rFonts w:ascii="Arial" w:hAnsi="Arial"/>
+                <w:rFonts w:ascii="Verdana" w:hAnsi="Verdana"/>
                 <w:b w:val="0"/>
                 <w:sz w:val="16"/>
               </w:rPr>
@@ -7552,7 +7627,7 @@
             <w:r/>
             <w:r>
               <w:rPr>
-                <w:rFonts w:ascii="Arial" w:hAnsi="Arial"/>
+                <w:rFonts w:ascii="Verdana" w:hAnsi="Verdana"/>
                 <w:b w:val="0"/>
                 <w:sz w:val="16"/>
               </w:rPr>
@@ -7568,7 +7643,7 @@
             <w:r/>
             <w:r>
               <w:rPr>
-                <w:rFonts w:ascii="Arial" w:hAnsi="Arial"/>
+                <w:rFonts w:ascii="Verdana" w:hAnsi="Verdana"/>
                 <w:b w:val="0"/>
                 <w:sz w:val="16"/>
               </w:rPr>
@@ -7585,7 +7660,7 @@
             <w:r/>
             <w:r>
               <w:rPr>
-                <w:rFonts w:ascii="Arial" w:hAnsi="Arial"/>
+                <w:rFonts w:ascii="Verdana" w:hAnsi="Verdana"/>
                 <w:b w:val="0"/>
                 <w:sz w:val="16"/>
               </w:rPr>
@@ -7601,7 +7676,7 @@
             <w:r/>
             <w:r>
               <w:rPr>
-                <w:rFonts w:ascii="Arial" w:hAnsi="Arial"/>
+                <w:rFonts w:ascii="Verdana" w:hAnsi="Verdana"/>
                 <w:b w:val="0"/>
                 <w:sz w:val="16"/>
               </w:rPr>
@@ -7617,7 +7692,7 @@
             <w:r/>
             <w:r>
               <w:rPr>
-                <w:rFonts w:ascii="Arial" w:hAnsi="Arial"/>
+                <w:rFonts w:ascii="Verdana" w:hAnsi="Verdana"/>
                 <w:b w:val="0"/>
                 <w:sz w:val="16"/>
               </w:rPr>
@@ -7634,7 +7709,7 @@
             <w:r/>
             <w:r>
               <w:rPr>
-                <w:rFonts w:ascii="Arial" w:hAnsi="Arial"/>
+                <w:rFonts w:ascii="Verdana" w:hAnsi="Verdana"/>
                 <w:b w:val="0"/>
                 <w:sz w:val="16"/>
               </w:rPr>
@@ -7650,7 +7725,7 @@
             <w:r/>
             <w:r>
               <w:rPr>
-                <w:rFonts w:ascii="Arial" w:hAnsi="Arial"/>
+                <w:rFonts w:ascii="Verdana" w:hAnsi="Verdana"/>
                 <w:b w:val="0"/>
                 <w:sz w:val="16"/>
               </w:rPr>
@@ -7666,7 +7741,7 @@
             <w:r/>
             <w:r>
               <w:rPr>
-                <w:rFonts w:ascii="Arial" w:hAnsi="Arial"/>
+                <w:rFonts w:ascii="Verdana" w:hAnsi="Verdana"/>
                 <w:b w:val="0"/>
                 <w:sz w:val="16"/>
               </w:rPr>
@@ -7683,7 +7758,7 @@
             <w:r/>
             <w:r>
               <w:rPr>
-                <w:rFonts w:ascii="Arial" w:hAnsi="Arial"/>
+                <w:rFonts w:ascii="Verdana" w:hAnsi="Verdana"/>
                 <w:b w:val="0"/>
                 <w:sz w:val="16"/>
               </w:rPr>
@@ -7699,7 +7774,7 @@
             <w:r/>
             <w:r>
               <w:rPr>
-                <w:rFonts w:ascii="Arial" w:hAnsi="Arial"/>
+                <w:rFonts w:ascii="Verdana" w:hAnsi="Verdana"/>
                 <w:b w:val="0"/>
                 <w:sz w:val="16"/>
               </w:rPr>
@@ -7715,7 +7790,7 @@
             <w:r/>
             <w:r>
               <w:rPr>
-                <w:rFonts w:ascii="Arial" w:hAnsi="Arial"/>
+                <w:rFonts w:ascii="Verdana" w:hAnsi="Verdana"/>
                 <w:b w:val="0"/>
                 <w:sz w:val="16"/>
               </w:rPr>
@@ -7732,7 +7807,7 @@
             <w:r/>
             <w:r>
               <w:rPr>
-                <w:rFonts w:ascii="Arial" w:hAnsi="Arial"/>
+                <w:rFonts w:ascii="Verdana" w:hAnsi="Verdana"/>
                 <w:b w:val="0"/>
                 <w:sz w:val="16"/>
               </w:rPr>
@@ -7748,7 +7823,7 @@
             <w:r/>
             <w:r>
               <w:rPr>
-                <w:rFonts w:ascii="Arial" w:hAnsi="Arial"/>
+                <w:rFonts w:ascii="Verdana" w:hAnsi="Verdana"/>
                 <w:b w:val="0"/>
                 <w:sz w:val="16"/>
               </w:rPr>
@@ -7764,7 +7839,7 @@
             <w:r/>
             <w:r>
               <w:rPr>
-                <w:rFonts w:ascii="Arial" w:hAnsi="Arial"/>
+                <w:rFonts w:ascii="Verdana" w:hAnsi="Verdana"/>
                 <w:b w:val="0"/>
                 <w:sz w:val="16"/>
               </w:rPr>
@@ -7777,7 +7852,7 @@
     <w:p>
       <w:r>
         <w:rPr>
-          <w:rFonts w:ascii="Arial" w:hAnsi="Arial"/>
+          <w:rFonts w:ascii="Verdana" w:hAnsi="Verdana"/>
           <w:b/>
           <w:sz w:val="18"/>
         </w:rPr>
@@ -7790,6 +7865,20 @@
         <w:tblW w:type="auto" w:w="0"/>
         <w:jc w:val="center"/>
         <w:tblLook w:firstColumn="1" w:firstRow="1" w:lastColumn="0" w:lastRow="0" w:noHBand="0" w:noVBand="1" w:val="04A0"/>
+        <w:tblBorders>
+          <w:top w:val="single" w:sz="4" w:space="0" w:color="595959"/>
+          <w:left w:val="single" w:sz="4" w:space="0" w:color="595959"/>
+          <w:bottom w:val="single" w:sz="4" w:space="0" w:color="595959"/>
+          <w:right w:val="single" w:sz="4" w:space="0" w:color="595959"/>
+          <w:insideH w:val="single" w:sz="4" w:space="0" w:color="595959"/>
+          <w:insideV w:val="single" w:sz="4" w:space="0" w:color="595959"/>
+        </w:tblBorders>
+        <w:tblCellMar>
+          <w:top w:w="85" w:type="dxa"/>
+          <w:left w:w="85" w:type="dxa"/>
+          <w:bottom w:w="85" w:type="dxa"/>
+          <w:right w:w="85" w:type="dxa"/>
+        </w:tblCellMar>
       </w:tblPr>
       <w:tblGrid>
         <w:gridCol w:w="5046"/>
@@ -7799,61 +7888,52 @@
       <w:tr>
         <w:tc>
           <w:tcPr>
-            <w:tcW w:type="dxa" w:w="5046"/>
-            <w:shd w:val="clear" w:color="auto" w:fill="D9E2F3"/>
-          </w:tcPr>
-          <w:p>
-            <w:pPr>
-              <w:jc w:val="center"/>
-            </w:pPr>
-            <w:r/>
-            <w:r>
-              <w:rPr>
-                <w:rFonts w:ascii="Arial" w:hAnsi="Arial"/>
-                <w:b/>
-                <w:sz w:val="16"/>
-              </w:rPr>
-              <w:t>Code Figure</w:t>
-            </w:r>
-          </w:p>
-        </w:tc>
-        <w:tc>
-          <w:tcPr>
-            <w:tcW w:type="dxa" w:w="5046"/>
-            <w:shd w:val="clear" w:color="auto" w:fill="D9E2F3"/>
-          </w:tcPr>
-          <w:p>
-            <w:pPr>
-              <w:jc w:val="center"/>
-            </w:pPr>
-            <w:r/>
-            <w:r>
-              <w:rPr>
-                <w:rFonts w:ascii="Arial" w:hAnsi="Arial"/>
-                <w:b/>
-                <w:sz w:val="16"/>
-              </w:rPr>
-              <w:t>Entry Name</w:t>
-            </w:r>
-          </w:p>
-        </w:tc>
-        <w:tc>
-          <w:tcPr>
-            <w:tcW w:type="dxa" w:w="5046"/>
-            <w:shd w:val="clear" w:color="auto" w:fill="D9E2F3"/>
-          </w:tcPr>
-          <w:p>
-            <w:pPr>
-              <w:jc w:val="center"/>
-            </w:pPr>
-            <w:r/>
-            <w:r>
-              <w:rPr>
-                <w:rFonts w:ascii="Arial" w:hAnsi="Arial"/>
-                <w:b/>
-                <w:sz w:val="16"/>
-              </w:rPr>
-              <w:t>Note</w:t>
+            <w:tcW w:type="dxa" w:w="1134"/>
+            <w:shd w:val="clear" w:color="auto" w:fill="D9D9D9"/>
+          </w:tcPr>
+          <w:p>
+            <w:r/>
+            <w:r>
+              <w:rPr>
+                <w:rFonts w:ascii="Verdana" w:hAnsi="Verdana"/>
+                <w:b w:val="0"/>
+                <w:sz w:val="16"/>
+              </w:rPr>
+              <w:t>CIFRA DE CLAVE</w:t>
+            </w:r>
+          </w:p>
+        </w:tc>
+        <w:tc>
+          <w:tcPr>
+            <w:tcW w:type="dxa" w:w="5046"/>
+            <w:shd w:val="clear" w:color="auto" w:fill="D9D9D9"/>
+          </w:tcPr>
+          <w:p>
+            <w:r/>
+            <w:r>
+              <w:rPr>
+                <w:rFonts w:ascii="Verdana" w:hAnsi="Verdana"/>
+                <w:b w:val="0"/>
+                <w:sz w:val="16"/>
+              </w:rPr>
+              <w:t>SIGNIFICADO</w:t>
+            </w:r>
+          </w:p>
+        </w:tc>
+        <w:tc>
+          <w:tcPr>
+            <w:tcW w:type="dxa" w:w="5046"/>
+            <w:shd w:val="clear" w:color="auto" w:fill="D9D9D9"/>
+          </w:tcPr>
+          <w:p>
+            <w:r/>
+            <w:r>
+              <w:rPr>
+                <w:rFonts w:ascii="Verdana" w:hAnsi="Verdana"/>
+                <w:b w:val="0"/>
+                <w:sz w:val="16"/>
+              </w:rPr>
+              <w:t>NOTA</w:t>
             </w:r>
           </w:p>
         </w:tc>
@@ -7867,7 +7947,7 @@
             <w:r/>
             <w:r>
               <w:rPr>
-                <w:rFonts w:ascii="Arial" w:hAnsi="Arial"/>
+                <w:rFonts w:ascii="Verdana" w:hAnsi="Verdana"/>
                 <w:b w:val="0"/>
                 <w:sz w:val="16"/>
               </w:rPr>
@@ -7883,7 +7963,7 @@
             <w:r/>
             <w:r>
               <w:rPr>
-                <w:rFonts w:ascii="Arial" w:hAnsi="Arial"/>
+                <w:rFonts w:ascii="Verdana" w:hAnsi="Verdana"/>
                 <w:b w:val="0"/>
                 <w:sz w:val="16"/>
               </w:rPr>
@@ -7899,7 +7979,7 @@
             <w:r/>
             <w:r>
               <w:rPr>
-                <w:rFonts w:ascii="Arial" w:hAnsi="Arial"/>
+                <w:rFonts w:ascii="Verdana" w:hAnsi="Verdana"/>
                 <w:b w:val="0"/>
                 <w:sz w:val="16"/>
               </w:rPr>
@@ -7916,7 +7996,7 @@
             <w:r/>
             <w:r>
               <w:rPr>
-                <w:rFonts w:ascii="Arial" w:hAnsi="Arial"/>
+                <w:rFonts w:ascii="Verdana" w:hAnsi="Verdana"/>
                 <w:b w:val="0"/>
                 <w:sz w:val="16"/>
               </w:rPr>
@@ -7932,7 +8012,7 @@
             <w:r/>
             <w:r>
               <w:rPr>
-                <w:rFonts w:ascii="Arial" w:hAnsi="Arial"/>
+                <w:rFonts w:ascii="Verdana" w:hAnsi="Verdana"/>
                 <w:b w:val="0"/>
                 <w:sz w:val="16"/>
               </w:rPr>
@@ -7948,7 +8028,7 @@
             <w:r/>
             <w:r>
               <w:rPr>
-                <w:rFonts w:ascii="Arial" w:hAnsi="Arial"/>
+                <w:rFonts w:ascii="Verdana" w:hAnsi="Verdana"/>
                 <w:b w:val="0"/>
                 <w:sz w:val="16"/>
               </w:rPr>
@@ -7965,7 +8045,7 @@
             <w:r/>
             <w:r>
               <w:rPr>
-                <w:rFonts w:ascii="Arial" w:hAnsi="Arial"/>
+                <w:rFonts w:ascii="Verdana" w:hAnsi="Verdana"/>
                 <w:b w:val="0"/>
                 <w:sz w:val="16"/>
               </w:rPr>
@@ -7981,7 +8061,7 @@
             <w:r/>
             <w:r>
               <w:rPr>
-                <w:rFonts w:ascii="Arial" w:hAnsi="Arial"/>
+                <w:rFonts w:ascii="Verdana" w:hAnsi="Verdana"/>
                 <w:b w:val="0"/>
                 <w:sz w:val="16"/>
               </w:rPr>
@@ -7997,7 +8077,7 @@
             <w:r/>
             <w:r>
               <w:rPr>
-                <w:rFonts w:ascii="Arial" w:hAnsi="Arial"/>
+                <w:rFonts w:ascii="Verdana" w:hAnsi="Verdana"/>
                 <w:b w:val="0"/>
                 <w:sz w:val="16"/>
               </w:rPr>
@@ -8014,7 +8094,7 @@
             <w:r/>
             <w:r>
               <w:rPr>
-                <w:rFonts w:ascii="Arial" w:hAnsi="Arial"/>
+                <w:rFonts w:ascii="Verdana" w:hAnsi="Verdana"/>
                 <w:b w:val="0"/>
                 <w:sz w:val="16"/>
               </w:rPr>
@@ -8030,7 +8110,7 @@
             <w:r/>
             <w:r>
               <w:rPr>
-                <w:rFonts w:ascii="Arial" w:hAnsi="Arial"/>
+                <w:rFonts w:ascii="Verdana" w:hAnsi="Verdana"/>
                 <w:b w:val="0"/>
                 <w:sz w:val="16"/>
               </w:rPr>
@@ -8046,7 +8126,7 @@
             <w:r/>
             <w:r>
               <w:rPr>
-                <w:rFonts w:ascii="Arial" w:hAnsi="Arial"/>
+                <w:rFonts w:ascii="Verdana" w:hAnsi="Verdana"/>
                 <w:b w:val="0"/>
                 <w:sz w:val="16"/>
               </w:rPr>
@@ -8063,7 +8143,7 @@
             <w:r/>
             <w:r>
               <w:rPr>
-                <w:rFonts w:ascii="Arial" w:hAnsi="Arial"/>
+                <w:rFonts w:ascii="Verdana" w:hAnsi="Verdana"/>
                 <w:b w:val="0"/>
                 <w:sz w:val="16"/>
               </w:rPr>
@@ -8079,7 +8159,7 @@
             <w:r/>
             <w:r>
               <w:rPr>
-                <w:rFonts w:ascii="Arial" w:hAnsi="Arial"/>
+                <w:rFonts w:ascii="Verdana" w:hAnsi="Verdana"/>
                 <w:b w:val="0"/>
                 <w:sz w:val="16"/>
               </w:rPr>
@@ -8095,7 +8175,7 @@
             <w:r/>
             <w:r>
               <w:rPr>
-                <w:rFonts w:ascii="Arial" w:hAnsi="Arial"/>
+                <w:rFonts w:ascii="Verdana" w:hAnsi="Verdana"/>
                 <w:b w:val="0"/>
                 <w:sz w:val="16"/>
               </w:rPr>
@@ -8112,7 +8192,7 @@
             <w:r/>
             <w:r>
               <w:rPr>
-                <w:rFonts w:ascii="Arial" w:hAnsi="Arial"/>
+                <w:rFonts w:ascii="Verdana" w:hAnsi="Verdana"/>
                 <w:b w:val="0"/>
                 <w:sz w:val="16"/>
               </w:rPr>
@@ -8128,7 +8208,7 @@
             <w:r/>
             <w:r>
               <w:rPr>
-                <w:rFonts w:ascii="Arial" w:hAnsi="Arial"/>
+                <w:rFonts w:ascii="Verdana" w:hAnsi="Verdana"/>
                 <w:b w:val="0"/>
                 <w:sz w:val="16"/>
               </w:rPr>
@@ -8144,7 +8224,7 @@
             <w:r/>
             <w:r>
               <w:rPr>
-                <w:rFonts w:ascii="Arial" w:hAnsi="Arial"/>
+                <w:rFonts w:ascii="Verdana" w:hAnsi="Verdana"/>
                 <w:b w:val="0"/>
                 <w:sz w:val="16"/>
               </w:rPr>
@@ -8161,7 +8241,7 @@
             <w:r/>
             <w:r>
               <w:rPr>
-                <w:rFonts w:ascii="Arial" w:hAnsi="Arial"/>
+                <w:rFonts w:ascii="Verdana" w:hAnsi="Verdana"/>
                 <w:b w:val="0"/>
                 <w:sz w:val="16"/>
               </w:rPr>
@@ -8177,7 +8257,7 @@
             <w:r/>
             <w:r>
               <w:rPr>
-                <w:rFonts w:ascii="Arial" w:hAnsi="Arial"/>
+                <w:rFonts w:ascii="Verdana" w:hAnsi="Verdana"/>
                 <w:b w:val="0"/>
                 <w:sz w:val="16"/>
               </w:rPr>
@@ -8193,7 +8273,7 @@
             <w:r/>
             <w:r>
               <w:rPr>
-                <w:rFonts w:ascii="Arial" w:hAnsi="Arial"/>
+                <w:rFonts w:ascii="Verdana" w:hAnsi="Verdana"/>
                 <w:b w:val="0"/>
                 <w:sz w:val="16"/>
               </w:rPr>
@@ -8210,7 +8290,7 @@
             <w:r/>
             <w:r>
               <w:rPr>
-                <w:rFonts w:ascii="Arial" w:hAnsi="Arial"/>
+                <w:rFonts w:ascii="Verdana" w:hAnsi="Verdana"/>
                 <w:b w:val="0"/>
                 <w:sz w:val="16"/>
               </w:rPr>
@@ -8226,7 +8306,7 @@
             <w:r/>
             <w:r>
               <w:rPr>
-                <w:rFonts w:ascii="Arial" w:hAnsi="Arial"/>
+                <w:rFonts w:ascii="Verdana" w:hAnsi="Verdana"/>
                 <w:b w:val="0"/>
                 <w:sz w:val="16"/>
               </w:rPr>
@@ -8242,7 +8322,7 @@
             <w:r/>
             <w:r>
               <w:rPr>
-                <w:rFonts w:ascii="Arial" w:hAnsi="Arial"/>
+                <w:rFonts w:ascii="Verdana" w:hAnsi="Verdana"/>
                 <w:b w:val="0"/>
                 <w:sz w:val="16"/>
               </w:rPr>
@@ -8259,7 +8339,7 @@
             <w:r/>
             <w:r>
               <w:rPr>
-                <w:rFonts w:ascii="Arial" w:hAnsi="Arial"/>
+                <w:rFonts w:ascii="Verdana" w:hAnsi="Verdana"/>
                 <w:b w:val="0"/>
                 <w:sz w:val="16"/>
               </w:rPr>
@@ -8275,7 +8355,7 @@
             <w:r/>
             <w:r>
               <w:rPr>
-                <w:rFonts w:ascii="Arial" w:hAnsi="Arial"/>
+                <w:rFonts w:ascii="Verdana" w:hAnsi="Verdana"/>
                 <w:b w:val="0"/>
                 <w:sz w:val="16"/>
               </w:rPr>
@@ -8291,7 +8371,7 @@
             <w:r/>
             <w:r>
               <w:rPr>
-                <w:rFonts w:ascii="Arial" w:hAnsi="Arial"/>
+                <w:rFonts w:ascii="Verdana" w:hAnsi="Verdana"/>
                 <w:b w:val="0"/>
                 <w:sz w:val="16"/>
               </w:rPr>
@@ -8304,7 +8384,7 @@
     <w:p>
       <w:r>
         <w:rPr>
-          <w:rFonts w:ascii="Arial" w:hAnsi="Arial"/>
+          <w:rFonts w:ascii="Verdana" w:hAnsi="Verdana"/>
           <w:b/>
           <w:sz w:val="18"/>
         </w:rPr>
@@ -8317,6 +8397,20 @@
         <w:tblW w:type="auto" w:w="0"/>
         <w:jc w:val="center"/>
         <w:tblLook w:firstColumn="1" w:firstRow="1" w:lastColumn="0" w:lastRow="0" w:noHBand="0" w:noVBand="1" w:val="04A0"/>
+        <w:tblBorders>
+          <w:top w:val="single" w:sz="4" w:space="0" w:color="595959"/>
+          <w:left w:val="single" w:sz="4" w:space="0" w:color="595959"/>
+          <w:bottom w:val="single" w:sz="4" w:space="0" w:color="595959"/>
+          <w:right w:val="single" w:sz="4" w:space="0" w:color="595959"/>
+          <w:insideH w:val="single" w:sz="4" w:space="0" w:color="595959"/>
+          <w:insideV w:val="single" w:sz="4" w:space="0" w:color="595959"/>
+        </w:tblBorders>
+        <w:tblCellMar>
+          <w:top w:w="85" w:type="dxa"/>
+          <w:left w:w="85" w:type="dxa"/>
+          <w:bottom w:w="85" w:type="dxa"/>
+          <w:right w:w="85" w:type="dxa"/>
+        </w:tblCellMar>
       </w:tblPr>
       <w:tblGrid>
         <w:gridCol w:w="5046"/>
@@ -8326,61 +8420,52 @@
       <w:tr>
         <w:tc>
           <w:tcPr>
-            <w:tcW w:type="dxa" w:w="5046"/>
-            <w:shd w:val="clear" w:color="auto" w:fill="D9E2F3"/>
-          </w:tcPr>
-          <w:p>
-            <w:pPr>
-              <w:jc w:val="center"/>
-            </w:pPr>
-            <w:r/>
-            <w:r>
-              <w:rPr>
-                <w:rFonts w:ascii="Arial" w:hAnsi="Arial"/>
-                <w:b/>
-                <w:sz w:val="16"/>
-              </w:rPr>
-              <w:t>Code Figure</w:t>
-            </w:r>
-          </w:p>
-        </w:tc>
-        <w:tc>
-          <w:tcPr>
-            <w:tcW w:type="dxa" w:w="5046"/>
-            <w:shd w:val="clear" w:color="auto" w:fill="D9E2F3"/>
-          </w:tcPr>
-          <w:p>
-            <w:pPr>
-              <w:jc w:val="center"/>
-            </w:pPr>
-            <w:r/>
-            <w:r>
-              <w:rPr>
-                <w:rFonts w:ascii="Arial" w:hAnsi="Arial"/>
-                <w:b/>
-                <w:sz w:val="16"/>
-              </w:rPr>
-              <w:t>Entry Name</w:t>
-            </w:r>
-          </w:p>
-        </w:tc>
-        <w:tc>
-          <w:tcPr>
-            <w:tcW w:type="dxa" w:w="5046"/>
-            <w:shd w:val="clear" w:color="auto" w:fill="D9E2F3"/>
-          </w:tcPr>
-          <w:p>
-            <w:pPr>
-              <w:jc w:val="center"/>
-            </w:pPr>
-            <w:r/>
-            <w:r>
-              <w:rPr>
-                <w:rFonts w:ascii="Arial" w:hAnsi="Arial"/>
-                <w:b/>
-                <w:sz w:val="16"/>
-              </w:rPr>
-              <w:t>Note</w:t>
+            <w:tcW w:type="dxa" w:w="1134"/>
+            <w:shd w:val="clear" w:color="auto" w:fill="D9D9D9"/>
+          </w:tcPr>
+          <w:p>
+            <w:r/>
+            <w:r>
+              <w:rPr>
+                <w:rFonts w:ascii="Verdana" w:hAnsi="Verdana"/>
+                <w:b w:val="0"/>
+                <w:sz w:val="16"/>
+              </w:rPr>
+              <w:t>CIFRA DE CLAVE</w:t>
+            </w:r>
+          </w:p>
+        </w:tc>
+        <w:tc>
+          <w:tcPr>
+            <w:tcW w:type="dxa" w:w="5046"/>
+            <w:shd w:val="clear" w:color="auto" w:fill="D9D9D9"/>
+          </w:tcPr>
+          <w:p>
+            <w:r/>
+            <w:r>
+              <w:rPr>
+                <w:rFonts w:ascii="Verdana" w:hAnsi="Verdana"/>
+                <w:b w:val="0"/>
+                <w:sz w:val="16"/>
+              </w:rPr>
+              <w:t>SIGNIFICADO</w:t>
+            </w:r>
+          </w:p>
+        </w:tc>
+        <w:tc>
+          <w:tcPr>
+            <w:tcW w:type="dxa" w:w="5046"/>
+            <w:shd w:val="clear" w:color="auto" w:fill="D9D9D9"/>
+          </w:tcPr>
+          <w:p>
+            <w:r/>
+            <w:r>
+              <w:rPr>
+                <w:rFonts w:ascii="Verdana" w:hAnsi="Verdana"/>
+                <w:b w:val="0"/>
+                <w:sz w:val="16"/>
+              </w:rPr>
+              <w:t>NOTA</w:t>
             </w:r>
           </w:p>
         </w:tc>
@@ -8394,7 +8479,7 @@
             <w:r/>
             <w:r>
               <w:rPr>
-                <w:rFonts w:ascii="Arial" w:hAnsi="Arial"/>
+                <w:rFonts w:ascii="Verdana" w:hAnsi="Verdana"/>
                 <w:b w:val="0"/>
                 <w:sz w:val="16"/>
               </w:rPr>
@@ -8410,7 +8495,7 @@
             <w:r/>
             <w:r>
               <w:rPr>
-                <w:rFonts w:ascii="Arial" w:hAnsi="Arial"/>
+                <w:rFonts w:ascii="Verdana" w:hAnsi="Verdana"/>
                 <w:b w:val="0"/>
                 <w:sz w:val="16"/>
               </w:rPr>
@@ -8426,7 +8511,7 @@
             <w:r/>
             <w:r>
               <w:rPr>
-                <w:rFonts w:ascii="Arial" w:hAnsi="Arial"/>
+                <w:rFonts w:ascii="Verdana" w:hAnsi="Verdana"/>
                 <w:b w:val="0"/>
                 <w:sz w:val="16"/>
               </w:rPr>
@@ -8443,7 +8528,7 @@
             <w:r/>
             <w:r>
               <w:rPr>
-                <w:rFonts w:ascii="Arial" w:hAnsi="Arial"/>
+                <w:rFonts w:ascii="Verdana" w:hAnsi="Verdana"/>
                 <w:b w:val="0"/>
                 <w:sz w:val="16"/>
               </w:rPr>
@@ -8459,7 +8544,7 @@
             <w:r/>
             <w:r>
               <w:rPr>
-                <w:rFonts w:ascii="Arial" w:hAnsi="Arial"/>
+                <w:rFonts w:ascii="Verdana" w:hAnsi="Verdana"/>
                 <w:b w:val="0"/>
                 <w:sz w:val="16"/>
               </w:rPr>
@@ -8475,7 +8560,7 @@
             <w:r/>
             <w:r>
               <w:rPr>
-                <w:rFonts w:ascii="Arial" w:hAnsi="Arial"/>
+                <w:rFonts w:ascii="Verdana" w:hAnsi="Verdana"/>
                 <w:b w:val="0"/>
                 <w:sz w:val="16"/>
               </w:rPr>
@@ -8492,7 +8577,7 @@
             <w:r/>
             <w:r>
               <w:rPr>
-                <w:rFonts w:ascii="Arial" w:hAnsi="Arial"/>
+                <w:rFonts w:ascii="Verdana" w:hAnsi="Verdana"/>
                 <w:b w:val="0"/>
                 <w:sz w:val="16"/>
               </w:rPr>
@@ -8508,7 +8593,7 @@
             <w:r/>
             <w:r>
               <w:rPr>
-                <w:rFonts w:ascii="Arial" w:hAnsi="Arial"/>
+                <w:rFonts w:ascii="Verdana" w:hAnsi="Verdana"/>
                 <w:b w:val="0"/>
                 <w:sz w:val="16"/>
               </w:rPr>
@@ -8524,7 +8609,7 @@
             <w:r/>
             <w:r>
               <w:rPr>
-                <w:rFonts w:ascii="Arial" w:hAnsi="Arial"/>
+                <w:rFonts w:ascii="Verdana" w:hAnsi="Verdana"/>
                 <w:b w:val="0"/>
                 <w:sz w:val="16"/>
               </w:rPr>
@@ -8541,7 +8626,7 @@
             <w:r/>
             <w:r>
               <w:rPr>
-                <w:rFonts w:ascii="Arial" w:hAnsi="Arial"/>
+                <w:rFonts w:ascii="Verdana" w:hAnsi="Verdana"/>
                 <w:b w:val="0"/>
                 <w:sz w:val="16"/>
               </w:rPr>
@@ -8557,7 +8642,7 @@
             <w:r/>
             <w:r>
               <w:rPr>
-                <w:rFonts w:ascii="Arial" w:hAnsi="Arial"/>
+                <w:rFonts w:ascii="Verdana" w:hAnsi="Verdana"/>
                 <w:b w:val="0"/>
                 <w:sz w:val="16"/>
               </w:rPr>
@@ -8573,7 +8658,7 @@
             <w:r/>
             <w:r>
               <w:rPr>
-                <w:rFonts w:ascii="Arial" w:hAnsi="Arial"/>
+                <w:rFonts w:ascii="Verdana" w:hAnsi="Verdana"/>
                 <w:b w:val="0"/>
                 <w:sz w:val="16"/>
               </w:rPr>
@@ -8590,7 +8675,7 @@
             <w:r/>
             <w:r>
               <w:rPr>
-                <w:rFonts w:ascii="Arial" w:hAnsi="Arial"/>
+                <w:rFonts w:ascii="Verdana" w:hAnsi="Verdana"/>
                 <w:b w:val="0"/>
                 <w:sz w:val="16"/>
               </w:rPr>
@@ -8606,7 +8691,7 @@
             <w:r/>
             <w:r>
               <w:rPr>
-                <w:rFonts w:ascii="Arial" w:hAnsi="Arial"/>
+                <w:rFonts w:ascii="Verdana" w:hAnsi="Verdana"/>
                 <w:b w:val="0"/>
                 <w:sz w:val="16"/>
               </w:rPr>
@@ -8622,7 +8707,7 @@
             <w:r/>
             <w:r>
               <w:rPr>
-                <w:rFonts w:ascii="Arial" w:hAnsi="Arial"/>
+                <w:rFonts w:ascii="Verdana" w:hAnsi="Verdana"/>
                 <w:b w:val="0"/>
                 <w:sz w:val="16"/>
               </w:rPr>
@@ -8639,7 +8724,7 @@
             <w:r/>
             <w:r>
               <w:rPr>
-                <w:rFonts w:ascii="Arial" w:hAnsi="Arial"/>
+                <w:rFonts w:ascii="Verdana" w:hAnsi="Verdana"/>
                 <w:b w:val="0"/>
                 <w:sz w:val="16"/>
               </w:rPr>
@@ -8655,7 +8740,7 @@
             <w:r/>
             <w:r>
               <w:rPr>
-                <w:rFonts w:ascii="Arial" w:hAnsi="Arial"/>
+                <w:rFonts w:ascii="Verdana" w:hAnsi="Verdana"/>
                 <w:b w:val="0"/>
                 <w:sz w:val="16"/>
               </w:rPr>
@@ -8671,7 +8756,7 @@
             <w:r/>
             <w:r>
               <w:rPr>
-                <w:rFonts w:ascii="Arial" w:hAnsi="Arial"/>
+                <w:rFonts w:ascii="Verdana" w:hAnsi="Verdana"/>
                 <w:b w:val="0"/>
                 <w:sz w:val="16"/>
               </w:rPr>
@@ -8688,7 +8773,7 @@
             <w:r/>
             <w:r>
               <w:rPr>
-                <w:rFonts w:ascii="Arial" w:hAnsi="Arial"/>
+                <w:rFonts w:ascii="Verdana" w:hAnsi="Verdana"/>
                 <w:b w:val="0"/>
                 <w:sz w:val="16"/>
               </w:rPr>
@@ -8704,7 +8789,7 @@
             <w:r/>
             <w:r>
               <w:rPr>
-                <w:rFonts w:ascii="Arial" w:hAnsi="Arial"/>
+                <w:rFonts w:ascii="Verdana" w:hAnsi="Verdana"/>
                 <w:b w:val="0"/>
                 <w:sz w:val="16"/>
               </w:rPr>
@@ -8720,7 +8805,7 @@
             <w:r/>
             <w:r>
               <w:rPr>
-                <w:rFonts w:ascii="Arial" w:hAnsi="Arial"/>
+                <w:rFonts w:ascii="Verdana" w:hAnsi="Verdana"/>
                 <w:b w:val="0"/>
                 <w:sz w:val="16"/>
               </w:rPr>
@@ -8737,7 +8822,7 @@
             <w:r/>
             <w:r>
               <w:rPr>
-                <w:rFonts w:ascii="Arial" w:hAnsi="Arial"/>
+                <w:rFonts w:ascii="Verdana" w:hAnsi="Verdana"/>
                 <w:b w:val="0"/>
                 <w:sz w:val="16"/>
               </w:rPr>
@@ -8753,7 +8838,7 @@
             <w:r/>
             <w:r>
               <w:rPr>
-                <w:rFonts w:ascii="Arial" w:hAnsi="Arial"/>
+                <w:rFonts w:ascii="Verdana" w:hAnsi="Verdana"/>
                 <w:b w:val="0"/>
                 <w:sz w:val="16"/>
               </w:rPr>
@@ -8769,7 +8854,7 @@
             <w:r/>
             <w:r>
               <w:rPr>
-                <w:rFonts w:ascii="Arial" w:hAnsi="Arial"/>
+                <w:rFonts w:ascii="Verdana" w:hAnsi="Verdana"/>
                 <w:b w:val="0"/>
                 <w:sz w:val="16"/>
               </w:rPr>
@@ -8786,7 +8871,7 @@
             <w:r/>
             <w:r>
               <w:rPr>
-                <w:rFonts w:ascii="Arial" w:hAnsi="Arial"/>
+                <w:rFonts w:ascii="Verdana" w:hAnsi="Verdana"/>
                 <w:b w:val="0"/>
                 <w:sz w:val="16"/>
               </w:rPr>
@@ -8802,7 +8887,7 @@
             <w:r/>
             <w:r>
               <w:rPr>
-                <w:rFonts w:ascii="Arial" w:hAnsi="Arial"/>
+                <w:rFonts w:ascii="Verdana" w:hAnsi="Verdana"/>
                 <w:b w:val="0"/>
                 <w:sz w:val="16"/>
               </w:rPr>
@@ -8818,7 +8903,7 @@
             <w:r/>
             <w:r>
               <w:rPr>
-                <w:rFonts w:ascii="Arial" w:hAnsi="Arial"/>
+                <w:rFonts w:ascii="Verdana" w:hAnsi="Verdana"/>
                 <w:b w:val="0"/>
                 <w:sz w:val="16"/>
               </w:rPr>

--- a/docx/es/BUFRCREX_CodeFlag_es_03.docx
+++ b/docx/es/BUFRCREX_CodeFlag_es_03.docx
@@ -22,7 +22,7 @@
           <w:b/>
           <w:sz w:val="18"/>
         </w:rPr>
-        <w:t>003001  Tipo de estación de superficie</w:t>
+        <w:t>0 03 001  Tipo de estación de superficie</w:t>
       </w:r>
     </w:p>
     <w:tbl>
@@ -750,7 +750,7 @@
           <w:b/>
           <w:sz w:val="18"/>
         </w:rPr>
-        <w:t>003003  Abrigo del termómetro/higrómetro</w:t>
+        <w:t>0 03 003  Abrigo del termómetro/higrómetro</w:t>
       </w:r>
     </w:p>
     <w:tbl>
@@ -1282,7 +1282,7 @@
           <w:b/>
           <w:sz w:val="18"/>
         </w:rPr>
-        <w:t>003004  Tipo de garita/abrigo/protección contra la radiación</w:t>
+        <w:t>0 03 004  Tipo de garita/abrigo/protección contra la radiación</w:t>
       </w:r>
     </w:p>
     <w:tbl>
@@ -1961,7 +1961,7 @@
           <w:b/>
           <w:sz w:val="18"/>
         </w:rPr>
-        <w:t>003008  Garita o protección ventilada artificialmente</w:t>
+        <w:t>0 03 008  Garita o protección ventilada artificialmente</w:t>
       </w:r>
     </w:p>
     <w:tbl>
@@ -2297,7 +2297,7 @@
           <w:b/>
           <w:sz w:val="18"/>
         </w:rPr>
-        <w:t>003010  Método de medición de la corriente del mar/agua</w:t>
+        <w:t>0 03 010  Método de medición de la corriente del mar/agua</w:t>
       </w:r>
     </w:p>
     <w:tbl>
@@ -3026,7 +3026,7 @@
           <w:b/>
           <w:sz w:val="18"/>
         </w:rPr>
-        <w:t>003011  Método de cálculo de la profundidad</w:t>
+        <w:t>0 03 011  Método de cálculo de la profundidad</w:t>
       </w:r>
     </w:p>
     <w:tbl>
@@ -3313,7 +3313,7 @@
           <w:b/>
           <w:sz w:val="18"/>
         </w:rPr>
-        <w:t>003012  Tipo de instrumento/sensor para la medición del oxígeno disuelto</w:t>
+        <w:t>0 03 012  Tipo de instrumento/sensor para la medición del oxígeno disuelto</w:t>
       </w:r>
     </w:p>
     <w:tbl>
@@ -3600,7 +3600,7 @@
           <w:b/>
           <w:sz w:val="18"/>
         </w:rPr>
-        <w:t>003016  Posición de los sensores de carretera</w:t>
+        <w:t>0 03 016  Posición de los sensores de carretera</w:t>
       </w:r>
     </w:p>
     <w:tbl>
@@ -4181,7 +4181,7 @@
           <w:b/>
           <w:sz w:val="18"/>
         </w:rPr>
-        <w:t>003017  Tipo de estación ampliado</w:t>
+        <w:t>0 03 017  Tipo de estación ampliado</w:t>
       </w:r>
     </w:p>
     <w:tbl>
@@ -4566,7 +4566,7 @@
           <w:b/>
           <w:sz w:val="18"/>
         </w:rPr>
-        <w:t>003018  Tipo de carretera</w:t>
+        <w:t>0 03 018  Tipo de carretera</w:t>
       </w:r>
     </w:p>
     <w:tbl>
@@ -5833,7 +5833,7 @@
           <w:b/>
           <w:sz w:val="18"/>
         </w:rPr>
-        <w:t>003019  Tipo de construcción</w:t>
+        <w:t>0 03 019  Tipo de construcción</w:t>
       </w:r>
     </w:p>
     <w:tbl>
@@ -6365,7 +6365,7 @@
           <w:b/>
           <w:sz w:val="18"/>
         </w:rPr>
-        <w:t>003020  Material del abrigo del termómetro/higrómetro</w:t>
+        <w:t>0 03 020  Material del abrigo del termómetro/higrómetro</w:t>
       </w:r>
     </w:p>
     <w:tbl>
@@ -6750,7 +6750,7 @@
           <w:b/>
           <w:sz w:val="18"/>
         </w:rPr>
-        <w:t>003021  Calefacción del higrómetro</w:t>
+        <w:t>0 03 021  Calefacción del higrómetro</w:t>
       </w:r>
     </w:p>
     <w:tbl>
@@ -7037,7 +7037,7 @@
           <w:b/>
           <w:sz w:val="18"/>
         </w:rPr>
-        <w:t>003022  Propietario del instrumento</w:t>
+        <w:t>0 03 022  Propietario del instrumento</w:t>
       </w:r>
     </w:p>
     <w:tbl>
@@ -7373,7 +7373,7 @@
           <w:b/>
           <w:sz w:val="18"/>
         </w:rPr>
-        <w:t>003023  Configuración de las persianas del abrigo del termómetro/higrómetro</w:t>
+        <w:t>0 03 023  Configuración de las persianas del abrigo del termómetro/higrómetro</w:t>
       </w:r>
     </w:p>
     <w:tbl>
@@ -7856,7 +7856,7 @@
           <w:b/>
           <w:sz w:val="18"/>
         </w:rPr>
-        <w:t>003027  Tipo de mecanismo de vuelo</w:t>
+        <w:t>0 03 027  Tipo de mecanismo de vuelo</w:t>
       </w:r>
     </w:p>
     <w:tbl>
@@ -8388,7 +8388,7 @@
           <w:b/>
           <w:sz w:val="18"/>
         </w:rPr>
-        <w:t>003028  Método de medición del equivalente en agua de la nieve</w:t>
+        <w:t>0 03 028  Método de medición del equivalente en agua de la nieve</w:t>
       </w:r>
     </w:p>
     <w:tbl>

--- a/docx/es/BUFRCREX_CodeFlag_es_03.docx
+++ b/docx/es/BUFRCREX_CodeFlag_es_03.docx
@@ -13,6 +13,496 @@
           <w:sz w:val="22"/>
         </w:rPr>
         <w:t>Clase 03</w:t>
+      </w:r>
+    </w:p>
+    <w:p>
+      <w:r>
+        <w:rPr>
+          <w:rFonts w:ascii="Verdana" w:hAnsi="Verdana"/>
+          <w:i/>
+          <w:sz w:val="14"/>
+        </w:rPr>
+        <w:t>Note 2: Los términos “despejado” y “cubierto” se cifran con 0 y 8, respectivamente.</w:t>
+      </w:r>
+    </w:p>
+    <w:p>
+      <w:r>
+        <w:rPr>
+          <w:rFonts w:ascii="Verdana" w:hAnsi="Verdana"/>
+          <w:i/>
+          <w:sz w:val="14"/>
+        </w:rPr>
+        <w:t>Note 5: 0 es satisfactorio, 1 es insatisfactorio</w:t>
+      </w:r>
+    </w:p>
+    <w:p>
+      <w:r>
+        <w:rPr>
+          <w:rFonts w:ascii="Verdana" w:hAnsi="Verdana"/>
+          <w:i/>
+          <w:sz w:val="14"/>
+        </w:rPr>
+        <w:t>Note 6: Véase la Tabla de cifrado común C–1, Parte C/c.</w:t>
+      </w:r>
+    </w:p>
+    <w:p>
+      <w:r>
+        <w:rPr>
+          <w:rFonts w:ascii="Verdana" w:hAnsi="Verdana"/>
+          <w:i/>
+          <w:sz w:val="14"/>
+        </w:rPr>
+        <w:t>Note 7: Véase la Tabla de cifrado común C–2, Parte C/c.</w:t>
+      </w:r>
+    </w:p>
+    <w:p>
+      <w:r>
+        <w:rPr>
+          <w:rFonts w:ascii="Verdana" w:hAnsi="Verdana"/>
+          <w:i/>
+          <w:sz w:val="14"/>
+        </w:rPr>
+        <w:t>Note 8: Véase la Tabla de cifrado común C–3</w:t>
+      </w:r>
+    </w:p>
+    <w:p>
+      <w:r>
+        <w:rPr>
+          <w:rFonts w:ascii="Verdana" w:hAnsi="Verdana"/>
+          <w:i/>
+          <w:sz w:val="14"/>
+        </w:rPr>
+        <w:t>Note 9: Véase la Tabla de cifrado común C–4</w:t>
+      </w:r>
+    </w:p>
+    <w:p>
+      <w:r>
+        <w:rPr>
+          <w:rFonts w:ascii="Verdana" w:hAnsi="Verdana"/>
+          <w:i/>
+          <w:sz w:val="14"/>
+        </w:rPr>
+        <w:t>Note 10: Véase la Tabla de cifrado común C–5, Parte C/c.</w:t>
+      </w:r>
+    </w:p>
+    <w:p>
+      <w:r>
+        <w:rPr>
+          <w:rFonts w:ascii="Verdana" w:hAnsi="Verdana"/>
+          <w:i/>
+          <w:sz w:val="14"/>
+        </w:rPr>
+        <w:t>Note 11: Véase la Tabla de cifrado común C–7, Parte C/c.</w:t>
+      </w:r>
+    </w:p>
+    <w:p>
+      <w:r>
+        <w:rPr>
+          <w:rFonts w:ascii="Verdana" w:hAnsi="Verdana"/>
+          <w:i/>
+          <w:sz w:val="14"/>
+        </w:rPr>
+        <w:t>Note 12: Véase la Tabla de cifrado común C–8, Parte C/c.</w:t>
+      </w:r>
+    </w:p>
+    <w:p>
+      <w:r>
+        <w:rPr>
+          <w:rFonts w:ascii="Verdana" w:hAnsi="Verdana"/>
+          <w:i/>
+          <w:sz w:val="14"/>
+        </w:rPr>
+        <w:t>Note 14: Será definida por los propios centros — Véase la Tabla de cifrado común C-12, Parte C/c.</w:t>
+      </w:r>
+    </w:p>
+    <w:p>
+      <w:r>
+        <w:rPr>
+          <w:rFonts w:ascii="Verdana" w:hAnsi="Verdana"/>
+          <w:i/>
+          <w:sz w:val="14"/>
+        </w:rPr>
+        <w:t>Note 15: Se elaborará.</w:t>
+      </w:r>
+    </w:p>
+    <w:p>
+      <w:r>
+        <w:rPr>
+          <w:rFonts w:ascii="Verdana" w:hAnsi="Verdana"/>
+          <w:i/>
+          <w:sz w:val="14"/>
+        </w:rPr>
+        <w:t>Note 16: Una secuencia consecutiva de dos o más coordenadas de posición, tales como los pares de latitud y longitud, define una línea o un polígono. Los puntos deberán unirse entre sí en el mismo orden en que aparecen en el mensaje. Toda área descrita estará situada a la izquierda del límite trazado en la dirección establecida por el orden de los puntos dado en el mensaje. Esta definición se aplica a polígonos simples que no se intersecan y no presentan huecos.</w:t>
+      </w:r>
+    </w:p>
+    <w:p>
+      <w:r>
+        <w:rPr>
+          <w:rFonts w:ascii="Verdana" w:hAnsi="Verdana"/>
+          <w:i/>
+          <w:sz w:val="14"/>
+        </w:rPr>
+        <w:t>Note 17: Si todos los bits indican 0, eso significa una buena calibración.</w:t>
+      </w:r>
+    </w:p>
+    <w:p>
+      <w:r>
+        <w:rPr>
+          <w:rFonts w:ascii="Verdana" w:hAnsi="Verdana"/>
+          <w:i/>
+          <w:sz w:val="14"/>
+        </w:rPr>
+        <w:t>Note 18: Todas las estadísticas de primer orden están expresadas en las unidades definidas por los descriptores de datos originales.</w:t>
+      </w:r>
+    </w:p>
+    <w:p>
+      <w:r>
+        <w:rPr>
+          <w:rFonts w:ascii="Verdana" w:hAnsi="Verdana"/>
+          <w:i/>
+          <w:sz w:val="14"/>
+        </w:rPr>
+        <w:t>Note 19: Se utilizará inicialmente la significación del campo asociado (adicional) en relación con la calidad de los datos observados.</w:t>
+      </w:r>
+    </w:p>
+    <w:p>
+      <w:r>
+        <w:rPr>
+          <w:rFonts w:ascii="Verdana" w:hAnsi="Verdana"/>
+          <w:i/>
+          <w:sz w:val="14"/>
+        </w:rPr>
+        <w:t>Note 21: Comenzando por la posición del primer bit (bit más significativo), si el bit se fija en uno, entonces el canal es utilizado. Si el bit se fija en cero, entonces el canal no es utilizado.</w:t>
+      </w:r>
+    </w:p>
+    <w:p>
+      <w:r>
+        <w:rPr>
+          <w:rFonts w:ascii="Verdana" w:hAnsi="Verdana"/>
+          <w:i/>
+          <w:sz w:val="14"/>
+        </w:rPr>
+        <w:t>Note 22: Banderines de bit que indican los elementos incluidos en el proceso de datos de sondeo</w:t>
+      </w:r>
+    </w:p>
+    <w:p>
+      <w:r>
+        <w:rPr>
+          <w:rFonts w:ascii="Verdana" w:hAnsi="Verdana"/>
+          <w:i/>
+          <w:sz w:val="14"/>
+        </w:rPr>
+        <w:t>Note 23: Cifras de clave 1 a 9: duración y tiempo de la medición de la corriente (método vectorial o método Doppler de perfil de corriente).</w:t>
+      </w:r>
+    </w:p>
+    <w:p>
+      <w:r>
+        <w:rPr>
+          <w:rFonts w:ascii="Verdana" w:hAnsi="Verdana"/>
+          <w:i/>
+          <w:sz w:val="14"/>
+        </w:rPr>
+        <w:t>Note 24: Los bits 1 a 4 representan la clave de defectos horarios. Si todos los bits indican 0, eso significa que la hora de barrido corresponde a la prevista.</w:t>
+      </w:r>
+    </w:p>
+    <w:p>
+      <w:r>
+        <w:rPr>
+          <w:rFonts w:ascii="Verdana" w:hAnsi="Verdana"/>
+          <w:i/>
+          <w:sz w:val="14"/>
+        </w:rPr>
+        <w:t>Note 25: Los bits 11 a 17 representan la clave de problemas de localización geográfica. Si todos los bits indican 0, eso significa que la localización geográfica ha sido normal.</w:t>
+      </w:r>
+    </w:p>
+    <w:p>
+      <w:r>
+        <w:rPr>
+          <w:rFonts w:ascii="Verdana" w:hAnsi="Verdana"/>
+          <w:i/>
+          <w:sz w:val="14"/>
+        </w:rPr>
+        <w:t>Note 27: Bits 5-10 represent calibration problem code. All bits set to zero indicated normal calibration. Where any of bits 5, 7, 10 are set, secondary calibration coefficients have been used.</w:t>
+      </w:r>
+    </w:p>
+    <w:p>
+      <w:r>
+        <w:rPr>
+          <w:rFonts w:ascii="Verdana" w:hAnsi="Verdana"/>
+          <w:i/>
+          <w:sz w:val="14"/>
+        </w:rPr>
+        <w:t>Note 32: Cifras de clave 1 a 9: duración y tiempo de la medición de la corriente (método vectorial o método Doppler de perfil de corriente)."</w:t>
+      </w:r>
+    </w:p>
+    <w:p>
+      <w:r>
+        <w:rPr>
+          <w:rFonts w:ascii="Verdana" w:hAnsi="Verdana"/>
+          <w:i/>
+          <w:sz w:val="14"/>
+        </w:rPr>
+        <w:t>Note 33: Cifras de clave 11 a 19: período de medición de la corriente (método de deriva).</w:t>
+      </w:r>
+    </w:p>
+    <w:p>
+      <w:r>
+        <w:rPr>
+          <w:rFonts w:ascii="Verdana" w:hAnsi="Verdana"/>
+          <w:i/>
+          <w:sz w:val="14"/>
+        </w:rPr>
+        <w:t>Note 34: Las cifras de clave que indican la precipitación genérica (cifras de clave 140–148) están dispuestas en orden de complejidad creciente. Por ejemplo: una estación muy sencilla que tan solo puede determinar la presencia o ausencia de precipitación utilizará la cifra de clave 140 (precipitación). En el siguiente nivel, una estación automática capaz de captar la cantidad pero no el tipo de precipitación utilizará la cifra de clave 141 o 142. Una estación automática capaz de captar el tipo de precipitación (líquida, sólida, engelante) y la cantidad en líneas generales, utilizará las cifras de clave 143–148. Una estación automática capaz de comunicar tipos reales de precipitación (por ejemplo, llovizna o lluvia) pero no su cantidad, utilizará la correspondiente decena (por ejemplo, 150 para llovizna en general y 160 para lluvia en general).</w:t>
+      </w:r>
+    </w:p>
+    <w:p>
+      <w:r>
+        <w:rPr>
+          <w:rFonts w:ascii="Verdana" w:hAnsi="Verdana"/>
+          <w:i/>
+          <w:sz w:val="14"/>
+        </w:rPr>
+        <w:t>Note 35: El descriptor 0 25 009 ha dejado de utilizarse. Utilícese en su lugar el descriptor 0 25 029.</w:t>
+      </w:r>
+    </w:p>
+    <w:p>
+      <w:r>
+        <w:rPr>
+          <w:rFonts w:ascii="Verdana" w:hAnsi="Verdana"/>
+          <w:i/>
+          <w:sz w:val="14"/>
+        </w:rPr>
+        <w:t>Note 36: Las estadísticas de diferencia son valores de diferencia; sus dimensiones son iguales a las de los valores correspondientes comunicados con respecto a unidades, pero con una gama centrada en cero (por ejemplo, diferencia entre valores comunicados y analizados, diferencia entre valores comunicados y previstos, etc.).</w:t>
+      </w:r>
+    </w:p>
+    <w:p>
+      <w:r>
+        <w:rPr>
+          <w:rFonts w:ascii="Verdana" w:hAnsi="Verdana"/>
+          <w:i/>
+          <w:sz w:val="14"/>
+        </w:rPr>
+        <w:t>Note 39: El EPSG es un conjunto de datos de sistemas de coordenadas y transformaciones de sistemas de coordenadas, elaborado y mantenido inicialmente por el Grupo Europeo de Encuestas sobre el Petróleo (EPSG). En la actualidad lo mantiene el Subcomité de Geodesia de la International Association of Oil and Gas Producers Geomatics Committee.</w:t>
+      </w:r>
+    </w:p>
+    <w:p>
+      <w:r>
+        <w:rPr>
+          <w:rFonts w:ascii="Verdana" w:hAnsi="Verdana"/>
+          <w:i/>
+          <w:sz w:val="14"/>
+        </w:rPr>
+        <w:t>Note 42: Se elaborarán aplicaciones ulteriores.</w:t>
+      </w:r>
+    </w:p>
+    <w:p>
+      <w:r>
+        <w:rPr>
+          <w:rFonts w:ascii="Verdana" w:hAnsi="Verdana"/>
+          <w:i/>
+          <w:sz w:val="14"/>
+        </w:rPr>
+        <w:t>Note 43: Los términos genéricos para las condiciones meteorológicas (por ejemplo, niebla, llovizna) se destinan a las estaciones automáticas que pueden determinar tipos de tiempo, pero no dar más información. Los términos genéricos de la tabla de cifrado se indican mediante mayúsculas.</w:t>
+      </w:r>
+    </w:p>
+    <w:p>
+      <w:r>
+        <w:rPr>
+          <w:rFonts w:ascii="Verdana" w:hAnsi="Verdana"/>
+          <w:i/>
+          <w:sz w:val="14"/>
+        </w:rPr>
+        <w:t>Note 45: H = hora de observación.</w:t>
+      </w:r>
+    </w:p>
+    <w:p>
+      <w:r>
+        <w:rPr>
+          <w:rFonts w:ascii="Verdana" w:hAnsi="Verdana"/>
+          <w:i/>
+          <w:sz w:val="14"/>
+        </w:rPr>
+        <w:t>Note 49: Si todos los bits indican 0, eso significa una buena calibración.</w:t>
+      </w:r>
+    </w:p>
+    <w:p>
+      <w:r>
+        <w:rPr>
+          <w:rFonts w:ascii="Verdana" w:hAnsi="Verdana"/>
+          <w:i/>
+          <w:sz w:val="14"/>
+        </w:rPr>
+        <w:t>Note 50: En todos los casos, se indicarán las cifras de clave más altas aplicables.</w:t>
+      </w:r>
+    </w:p>
+    <w:p>
+      <w:r>
+        <w:rPr>
+          <w:rFonts w:ascii="Verdana" w:hAnsi="Verdana"/>
+          <w:i/>
+          <w:sz w:val="14"/>
+        </w:rPr>
+        <w:t>Note 54: En esta tabla de cifrado, siempre que se haga referencia al hielo, se incluye también toda precipitación sólida que no sea nieve.</w:t>
+      </w:r>
+    </w:p>
+    <w:p>
+      <w:r>
+        <w:rPr>
+          <w:rFonts w:ascii="Verdana" w:hAnsi="Verdana"/>
+          <w:i/>
+          <w:sz w:val="14"/>
+        </w:rPr>
+        <w:t>Note 57: La precipitación combinada se indica fijando en uno los bits de cada uno de los tipos de precipitación observados.</w:t>
+      </w:r>
+    </w:p>
+    <w:p>
+      <w:r>
+        <w:rPr>
+          <w:rFonts w:ascii="Verdana" w:hAnsi="Verdana"/>
+          <w:i/>
+          <w:sz w:val="14"/>
+        </w:rPr>
+        <w:t>Note 59: En caso necesario se agregarán nuevos nombres locales para las tormentas de distintas intensidades.</w:t>
+      </w:r>
+    </w:p>
+    <w:p>
+      <w:r>
+        <w:rPr>
+          <w:rFonts w:ascii="Verdana" w:hAnsi="Verdana"/>
+          <w:i/>
+          <w:sz w:val="14"/>
+        </w:rPr>
+        <w:t>Note 60: Ninguna de las cifras de clave excluye la adición de niveles interpolados a discreción del centro generador.</w:t>
+      </w:r>
+    </w:p>
+    <w:p>
+      <w:r>
+        <w:rPr>
+          <w:rFonts w:ascii="Verdana" w:hAnsi="Verdana"/>
+          <w:i/>
+          <w:sz w:val="14"/>
+        </w:rPr>
+        <w:t>Note 63: En esta tabla de banderines se entiende por fenómeno cualquier tipo de fenómeno, incluidos la precipitación y el oscurecimiento.</w:t>
+      </w:r>
+    </w:p>
+    <w:p>
+      <w:r>
+        <w:rPr>
+          <w:rFonts w:ascii="Verdana" w:hAnsi="Verdana"/>
+          <w:i/>
+          <w:sz w:val="14"/>
+        </w:rPr>
+        <w:t>Note 75: Las definiciones referidas a las cifras de clave 0, 1, 2 y 4 se aplican al suelo representativo y las cifras de clave 3, 5 a 9 y 10 a 19, a una zona abierta representativa.</w:t>
+      </w:r>
+    </w:p>
+    <w:p>
+      <w:r>
+        <w:rPr>
+          <w:rFonts w:ascii="Verdana" w:hAnsi="Verdana"/>
+          <w:i/>
+          <w:sz w:val="14"/>
+        </w:rPr>
+        <w:t>Note 76: Cuando haya que cifrar una altura que corresponda a dos cifras de clave, se tomará la cifra más baja. Por ejemplo, una altura de 4 m se cifrará 5.</w:t>
+      </w:r>
+    </w:p>
+    <w:p>
+      <w:r>
+        <w:rPr>
+          <w:rFonts w:ascii="Verdana" w:hAnsi="Verdana"/>
+          <w:i/>
+          <w:sz w:val="14"/>
+        </w:rPr>
+        <w:t>Note 78: Los tres primeros dígitos representan el código de país ISO.</w:t>
+      </w:r>
+    </w:p>
+    <w:p>
+      <w:r>
+        <w:rPr>
+          <w:rFonts w:ascii="Verdana" w:hAnsi="Verdana"/>
+          <w:i/>
+          <w:sz w:val="14"/>
+        </w:rPr>
+        <w:t>Note 79: La última columna de la tabla contiene el número de registro correspondiente del Chemical Abstracts Service (CAS) de la American Chemical Society</w:t>
+      </w:r>
+    </w:p>
+    <w:p>
+      <w:r>
+        <w:rPr>
+          <w:rFonts w:ascii="Verdana" w:hAnsi="Verdana"/>
+          <w:i/>
+          <w:sz w:val="14"/>
+        </w:rPr>
+        <w:t>Note 80: La parte central de la presente tabla de cifrado (cifras de clave 100–199) incluye términos a diversos niveles, referidos a estaciones automáticas sencillas y luego cada vez más complejas.</w:t>
+      </w:r>
+    </w:p>
+    <w:p>
+      <w:r>
+        <w:rPr>
+          <w:rFonts w:ascii="Verdana" w:hAnsi="Verdana"/>
+          <w:i/>
+          <w:sz w:val="14"/>
+        </w:rPr>
+        <w:t>Note 81: El alcance nominal de la humedad del suelo en superficie es 0% - 100%. En casos extremos, el retrodispersor extrapolado a un ángulo de incidencia de 40 grados puede ser superior a la referencia del retrodispersor húmedo o seco. En tales casos, el valor proporcionado por el proceso de medición de la humedad del suelo en superficie es menor de 0% o mayor de 100%, respectivamente.</w:t>
+      </w:r>
+    </w:p>
+    <w:p>
+      <w:r>
+        <w:rPr>
+          <w:rFonts w:ascii="Verdana" w:hAnsi="Verdana"/>
+          <w:i/>
+          <w:sz w:val="14"/>
+        </w:rPr>
+        <w:t>Note 84: Estos valores se refieren a olas bien formadas en altamar por acción del viento. Si bien se dará prioridad a los términos descriptivos, los valores relativos a las alturas podrán utilizarse como guía por el observador cuando cifra el estado total de agitación del mar, resultante de diversos factores tales como el viento, la mar de fondo, las corrientes, el ángulo entre la mar de fondo y el viento, etc.</w:t>
+      </w:r>
+    </w:p>
+    <w:p>
+      <w:r>
+        <w:rPr>
+          <w:rFonts w:ascii="Verdana" w:hAnsi="Verdana"/>
+          <w:i/>
+          <w:sz w:val="14"/>
+        </w:rPr>
+        <w:t>Note 85: Este descriptor se asociará a los datos de la visibilidad o a los de la altura de las nubes para especificar si se trata de un valor limitado. Si los datos transmitidos son el valor verdadero, la cifra de clave es 0. Sin-embargo, la medición puede alcanzar el límite de la capacidad de medición del instrumento. Si el valor transmitido es mayor que el valor verdadero, la cifra de clave es 1; y si el valor transmitido es menor que el valor verdadero, la cifra de clave es 2.</w:t>
+      </w:r>
+    </w:p>
+    <w:p>
+      <w:r>
+        <w:rPr>
+          <w:rFonts w:ascii="Verdana" w:hAnsi="Verdana"/>
+          <w:i/>
+          <w:sz w:val="14"/>
+        </w:rPr>
+        <w:t>Note 88: La significación del tiempo debe ser calificada por los períodos adecuados de tiempo que se especifican.</w:t>
+      </w:r>
+    </w:p>
+    <w:p>
+      <w:r>
+        <w:rPr>
+          <w:rFonts w:ascii="Verdana" w:hAnsi="Verdana"/>
+          <w:i/>
+          <w:sz w:val="14"/>
+        </w:rPr>
+        <w:t>Note 90: Tipo de instrumentos y unidades originales para la medición del viento (en m s–1, a menos que se indique otra cosa)</w:t>
+      </w:r>
+    </w:p>
+    <w:p>
+      <w:r>
+        <w:rPr>
+          <w:rFonts w:ascii="Verdana" w:hAnsi="Verdana"/>
+          <w:i/>
+          <w:sz w:val="14"/>
+        </w:rPr>
+        <w:t>Note 94: Si el método de información originario es el indicado por la cifra de clave 1, se recomienda la siguiente conversión para obtener un valor adecuado de los datos correspondiente al descriptor 0 01 012: Valor comunicado</w:t>
+      </w:r>
+    </w:p>
+    <w:p>
+      <w:r>
+        <w:rPr>
+          <w:rFonts w:ascii="Verdana" w:hAnsi="Verdana"/>
+          <w:i/>
+          <w:sz w:val="14"/>
+        </w:rPr>
+        <w:t>Note 95: Si el método de información originario es el indicado por la cifra de clave 1, se recomienda la siguiente conversión para obtener un valor adecuado de los datos correspondiente al descriptor 0 01 013: Valor comunicado</w:t>
       </w:r>
     </w:p>
     <w:p>
@@ -58,6 +548,9 @@
             <w:shd w:val="clear" w:color="auto" w:fill="D9D9D9"/>
           </w:tcPr>
           <w:p>
+            <w:pPr>
+              <w:spacing w:before="20" w:after="20"/>
+            </w:pPr>
             <w:r/>
             <w:r>
               <w:rPr>
@@ -75,6 +568,9 @@
             <w:shd w:val="clear" w:color="auto" w:fill="D9D9D9"/>
           </w:tcPr>
           <w:p>
+            <w:pPr>
+              <w:spacing w:before="20" w:after="20"/>
+            </w:pPr>
             <w:r/>
             <w:r>
               <w:rPr>
@@ -92,6 +588,9 @@
             <w:shd w:val="clear" w:color="auto" w:fill="D9D9D9"/>
           </w:tcPr>
           <w:p>
+            <w:pPr>
+              <w:spacing w:before="20" w:after="20"/>
+            </w:pPr>
             <w:r/>
             <w:r>
               <w:rPr>
@@ -105,11 +604,17 @@
         </w:tc>
       </w:tr>
       <w:tr>
-        <w:tc>
-          <w:tcPr>
-            <w:tcW w:type="dxa" w:w="5046"/>
-          </w:tcPr>
-          <w:p>
+        <w:trPr>
+          <w:cantSplit/>
+        </w:trPr>
+        <w:tc>
+          <w:tcPr>
+            <w:tcW w:type="dxa" w:w="5046"/>
+          </w:tcPr>
+          <w:p>
+            <w:pPr>
+              <w:spacing w:before="20" w:after="20"/>
+            </w:pPr>
             <w:r/>
             <w:r>
               <w:rPr>
@@ -126,6 +631,9 @@
             <w:tcW w:type="dxa" w:w="5046"/>
           </w:tcPr>
           <w:p>
+            <w:pPr>
+              <w:spacing w:before="20" w:after="20"/>
+            </w:pPr>
             <w:r/>
             <w:r>
               <w:rPr>
@@ -142,6 +650,9 @@
             <w:tcW w:type="dxa" w:w="5046"/>
           </w:tcPr>
           <w:p>
+            <w:pPr>
+              <w:spacing w:before="20" w:after="20"/>
+            </w:pPr>
             <w:r/>
             <w:r>
               <w:rPr>
@@ -154,11 +665,17 @@
         </w:tc>
       </w:tr>
       <w:tr>
-        <w:tc>
-          <w:tcPr>
-            <w:tcW w:type="dxa" w:w="5046"/>
-          </w:tcPr>
-          <w:p>
+        <w:trPr>
+          <w:cantSplit/>
+        </w:trPr>
+        <w:tc>
+          <w:tcPr>
+            <w:tcW w:type="dxa" w:w="5046"/>
+          </w:tcPr>
+          <w:p>
+            <w:pPr>
+              <w:spacing w:before="20" w:after="20"/>
+            </w:pPr>
             <w:r/>
             <w:r>
               <w:rPr>
@@ -175,6 +692,9 @@
             <w:tcW w:type="dxa" w:w="5046"/>
           </w:tcPr>
           <w:p>
+            <w:pPr>
+              <w:spacing w:before="20" w:after="20"/>
+            </w:pPr>
             <w:r/>
             <w:r>
               <w:rPr>
@@ -191,6 +711,9 @@
             <w:tcW w:type="dxa" w:w="5046"/>
           </w:tcPr>
           <w:p>
+            <w:pPr>
+              <w:spacing w:before="20" w:after="20"/>
+            </w:pPr>
             <w:r/>
             <w:r>
               <w:rPr>
@@ -203,11 +726,17 @@
         </w:tc>
       </w:tr>
       <w:tr>
-        <w:tc>
-          <w:tcPr>
-            <w:tcW w:type="dxa" w:w="5046"/>
-          </w:tcPr>
-          <w:p>
+        <w:trPr>
+          <w:cantSplit/>
+        </w:trPr>
+        <w:tc>
+          <w:tcPr>
+            <w:tcW w:type="dxa" w:w="5046"/>
+          </w:tcPr>
+          <w:p>
+            <w:pPr>
+              <w:spacing w:before="20" w:after="20"/>
+            </w:pPr>
             <w:r/>
             <w:r>
               <w:rPr>
@@ -224,6 +753,9 @@
             <w:tcW w:type="dxa" w:w="5046"/>
           </w:tcPr>
           <w:p>
+            <w:pPr>
+              <w:spacing w:before="20" w:after="20"/>
+            </w:pPr>
             <w:r/>
             <w:r>
               <w:rPr>
@@ -240,6 +772,9 @@
             <w:tcW w:type="dxa" w:w="5046"/>
           </w:tcPr>
           <w:p>
+            <w:pPr>
+              <w:spacing w:before="20" w:after="20"/>
+            </w:pPr>
             <w:r/>
             <w:r>
               <w:rPr>
@@ -252,11 +787,17 @@
         </w:tc>
       </w:tr>
       <w:tr>
-        <w:tc>
-          <w:tcPr>
-            <w:tcW w:type="dxa" w:w="5046"/>
-          </w:tcPr>
-          <w:p>
+        <w:trPr>
+          <w:cantSplit/>
+        </w:trPr>
+        <w:tc>
+          <w:tcPr>
+            <w:tcW w:type="dxa" w:w="5046"/>
+          </w:tcPr>
+          <w:p>
+            <w:pPr>
+              <w:spacing w:before="20" w:after="20"/>
+            </w:pPr>
             <w:r/>
             <w:r>
               <w:rPr>
@@ -273,6 +814,9 @@
             <w:tcW w:type="dxa" w:w="5046"/>
           </w:tcPr>
           <w:p>
+            <w:pPr>
+              <w:spacing w:before="20" w:after="20"/>
+            </w:pPr>
             <w:r/>
             <w:r>
               <w:rPr>
@@ -289,6 +833,9 @@
             <w:tcW w:type="dxa" w:w="5046"/>
           </w:tcPr>
           <w:p>
+            <w:pPr>
+              <w:spacing w:before="20" w:after="20"/>
+            </w:pPr>
             <w:r/>
             <w:r>
               <w:rPr>
@@ -301,11 +848,17 @@
         </w:tc>
       </w:tr>
       <w:tr>
-        <w:tc>
-          <w:tcPr>
-            <w:tcW w:type="dxa" w:w="5046"/>
-          </w:tcPr>
-          <w:p>
+        <w:trPr>
+          <w:cantSplit/>
+        </w:trPr>
+        <w:tc>
+          <w:tcPr>
+            <w:tcW w:type="dxa" w:w="5046"/>
+          </w:tcPr>
+          <w:p>
+            <w:pPr>
+              <w:spacing w:before="20" w:after="20"/>
+            </w:pPr>
             <w:r/>
             <w:r>
               <w:rPr>
@@ -322,6 +875,9 @@
             <w:tcW w:type="dxa" w:w="5046"/>
           </w:tcPr>
           <w:p>
+            <w:pPr>
+              <w:spacing w:before="20" w:after="20"/>
+            </w:pPr>
             <w:r/>
             <w:r>
               <w:rPr>
@@ -338,6 +894,9 @@
             <w:tcW w:type="dxa" w:w="5046"/>
           </w:tcPr>
           <w:p>
+            <w:pPr>
+              <w:spacing w:before="20" w:after="20"/>
+            </w:pPr>
             <w:r/>
             <w:r>
               <w:rPr>
@@ -350,11 +909,17 @@
         </w:tc>
       </w:tr>
       <w:tr>
-        <w:tc>
-          <w:tcPr>
-            <w:tcW w:type="dxa" w:w="5046"/>
-          </w:tcPr>
-          <w:p>
+        <w:trPr>
+          <w:cantSplit/>
+        </w:trPr>
+        <w:tc>
+          <w:tcPr>
+            <w:tcW w:type="dxa" w:w="5046"/>
+          </w:tcPr>
+          <w:p>
+            <w:pPr>
+              <w:spacing w:before="20" w:after="20"/>
+            </w:pPr>
             <w:r/>
             <w:r>
               <w:rPr>
@@ -371,6 +936,9 @@
             <w:tcW w:type="dxa" w:w="5046"/>
           </w:tcPr>
           <w:p>
+            <w:pPr>
+              <w:spacing w:before="20" w:after="20"/>
+            </w:pPr>
             <w:r/>
             <w:r>
               <w:rPr>
@@ -387,6 +955,9 @@
             <w:tcW w:type="dxa" w:w="5046"/>
           </w:tcPr>
           <w:p>
+            <w:pPr>
+              <w:spacing w:before="20" w:after="20"/>
+            </w:pPr>
             <w:r/>
             <w:r>
               <w:rPr>
@@ -399,11 +970,17 @@
         </w:tc>
       </w:tr>
       <w:tr>
-        <w:tc>
-          <w:tcPr>
-            <w:tcW w:type="dxa" w:w="5046"/>
-          </w:tcPr>
-          <w:p>
+        <w:trPr>
+          <w:cantSplit/>
+        </w:trPr>
+        <w:tc>
+          <w:tcPr>
+            <w:tcW w:type="dxa" w:w="5046"/>
+          </w:tcPr>
+          <w:p>
+            <w:pPr>
+              <w:spacing w:before="20" w:after="20"/>
+            </w:pPr>
             <w:r/>
             <w:r>
               <w:rPr>
@@ -420,6 +997,9 @@
             <w:tcW w:type="dxa" w:w="5046"/>
           </w:tcPr>
           <w:p>
+            <w:pPr>
+              <w:spacing w:before="20" w:after="20"/>
+            </w:pPr>
             <w:r/>
             <w:r>
               <w:rPr>
@@ -436,6 +1016,9 @@
             <w:tcW w:type="dxa" w:w="5046"/>
           </w:tcPr>
           <w:p>
+            <w:pPr>
+              <w:spacing w:before="20" w:after="20"/>
+            </w:pPr>
             <w:r/>
             <w:r>
               <w:rPr>
@@ -448,11 +1031,17 @@
         </w:tc>
       </w:tr>
       <w:tr>
-        <w:tc>
-          <w:tcPr>
-            <w:tcW w:type="dxa" w:w="5046"/>
-          </w:tcPr>
-          <w:p>
+        <w:trPr>
+          <w:cantSplit/>
+        </w:trPr>
+        <w:tc>
+          <w:tcPr>
+            <w:tcW w:type="dxa" w:w="5046"/>
+          </w:tcPr>
+          <w:p>
+            <w:pPr>
+              <w:spacing w:before="20" w:after="20"/>
+            </w:pPr>
             <w:r/>
             <w:r>
               <w:rPr>
@@ -469,6 +1058,9 @@
             <w:tcW w:type="dxa" w:w="5046"/>
           </w:tcPr>
           <w:p>
+            <w:pPr>
+              <w:spacing w:before="20" w:after="20"/>
+            </w:pPr>
             <w:r/>
             <w:r>
               <w:rPr>
@@ -485,6 +1077,9 @@
             <w:tcW w:type="dxa" w:w="5046"/>
           </w:tcPr>
           <w:p>
+            <w:pPr>
+              <w:spacing w:before="20" w:after="20"/>
+            </w:pPr>
             <w:r/>
             <w:r>
               <w:rPr>
@@ -497,11 +1092,17 @@
         </w:tc>
       </w:tr>
       <w:tr>
-        <w:tc>
-          <w:tcPr>
-            <w:tcW w:type="dxa" w:w="5046"/>
-          </w:tcPr>
-          <w:p>
+        <w:trPr>
+          <w:cantSplit/>
+        </w:trPr>
+        <w:tc>
+          <w:tcPr>
+            <w:tcW w:type="dxa" w:w="5046"/>
+          </w:tcPr>
+          <w:p>
+            <w:pPr>
+              <w:spacing w:before="20" w:after="20"/>
+            </w:pPr>
             <w:r/>
             <w:r>
               <w:rPr>
@@ -518,6 +1119,9 @@
             <w:tcW w:type="dxa" w:w="5046"/>
           </w:tcPr>
           <w:p>
+            <w:pPr>
+              <w:spacing w:before="20" w:after="20"/>
+            </w:pPr>
             <w:r/>
             <w:r>
               <w:rPr>
@@ -534,6 +1138,9 @@
             <w:tcW w:type="dxa" w:w="5046"/>
           </w:tcPr>
           <w:p>
+            <w:pPr>
+              <w:spacing w:before="20" w:after="20"/>
+            </w:pPr>
             <w:r/>
             <w:r>
               <w:rPr>
@@ -546,11 +1153,17 @@
         </w:tc>
       </w:tr>
       <w:tr>
-        <w:tc>
-          <w:tcPr>
-            <w:tcW w:type="dxa" w:w="5046"/>
-          </w:tcPr>
-          <w:p>
+        <w:trPr>
+          <w:cantSplit/>
+        </w:trPr>
+        <w:tc>
+          <w:tcPr>
+            <w:tcW w:type="dxa" w:w="5046"/>
+          </w:tcPr>
+          <w:p>
+            <w:pPr>
+              <w:spacing w:before="20" w:after="20"/>
+            </w:pPr>
             <w:r/>
             <w:r>
               <w:rPr>
@@ -567,6 +1180,9 @@
             <w:tcW w:type="dxa" w:w="5046"/>
           </w:tcPr>
           <w:p>
+            <w:pPr>
+              <w:spacing w:before="20" w:after="20"/>
+            </w:pPr>
             <w:r/>
             <w:r>
               <w:rPr>
@@ -583,6 +1199,9 @@
             <w:tcW w:type="dxa" w:w="5046"/>
           </w:tcPr>
           <w:p>
+            <w:pPr>
+              <w:spacing w:before="20" w:after="20"/>
+            </w:pPr>
             <w:r/>
             <w:r>
               <w:rPr>
@@ -595,11 +1214,17 @@
         </w:tc>
       </w:tr>
       <w:tr>
-        <w:tc>
-          <w:tcPr>
-            <w:tcW w:type="dxa" w:w="5046"/>
-          </w:tcPr>
-          <w:p>
+        <w:trPr>
+          <w:cantSplit/>
+        </w:trPr>
+        <w:tc>
+          <w:tcPr>
+            <w:tcW w:type="dxa" w:w="5046"/>
+          </w:tcPr>
+          <w:p>
+            <w:pPr>
+              <w:spacing w:before="20" w:after="20"/>
+            </w:pPr>
             <w:r/>
             <w:r>
               <w:rPr>
@@ -616,6 +1241,9 @@
             <w:tcW w:type="dxa" w:w="5046"/>
           </w:tcPr>
           <w:p>
+            <w:pPr>
+              <w:spacing w:before="20" w:after="20"/>
+            </w:pPr>
             <w:r/>
             <w:r>
               <w:rPr>
@@ -632,6 +1260,9 @@
             <w:tcW w:type="dxa" w:w="5046"/>
           </w:tcPr>
           <w:p>
+            <w:pPr>
+              <w:spacing w:before="20" w:after="20"/>
+            </w:pPr>
             <w:r/>
             <w:r>
               <w:rPr>
@@ -644,11 +1275,17 @@
         </w:tc>
       </w:tr>
       <w:tr>
-        <w:tc>
-          <w:tcPr>
-            <w:tcW w:type="dxa" w:w="5046"/>
-          </w:tcPr>
-          <w:p>
+        <w:trPr>
+          <w:cantSplit/>
+        </w:trPr>
+        <w:tc>
+          <w:tcPr>
+            <w:tcW w:type="dxa" w:w="5046"/>
+          </w:tcPr>
+          <w:p>
+            <w:pPr>
+              <w:spacing w:before="20" w:after="20"/>
+            </w:pPr>
             <w:r/>
             <w:r>
               <w:rPr>
@@ -665,6 +1302,9 @@
             <w:tcW w:type="dxa" w:w="5046"/>
           </w:tcPr>
           <w:p>
+            <w:pPr>
+              <w:spacing w:before="20" w:after="20"/>
+            </w:pPr>
             <w:r/>
             <w:r>
               <w:rPr>
@@ -681,6 +1321,9 @@
             <w:tcW w:type="dxa" w:w="5046"/>
           </w:tcPr>
           <w:p>
+            <w:pPr>
+              <w:spacing w:before="20" w:after="20"/>
+            </w:pPr>
             <w:r/>
             <w:r>
               <w:rPr>
@@ -693,11 +1336,17 @@
         </w:tc>
       </w:tr>
       <w:tr>
-        <w:tc>
-          <w:tcPr>
-            <w:tcW w:type="dxa" w:w="5046"/>
-          </w:tcPr>
-          <w:p>
+        <w:trPr>
+          <w:cantSplit/>
+        </w:trPr>
+        <w:tc>
+          <w:tcPr>
+            <w:tcW w:type="dxa" w:w="5046"/>
+          </w:tcPr>
+          <w:p>
+            <w:pPr>
+              <w:spacing w:before="20" w:after="20"/>
+            </w:pPr>
             <w:r/>
             <w:r>
               <w:rPr>
@@ -714,6 +1363,9 @@
             <w:tcW w:type="dxa" w:w="5046"/>
           </w:tcPr>
           <w:p>
+            <w:pPr>
+              <w:spacing w:before="20" w:after="20"/>
+            </w:pPr>
             <w:r/>
             <w:r>
               <w:rPr>
@@ -730,6 +1382,9 @@
             <w:tcW w:type="dxa" w:w="5046"/>
           </w:tcPr>
           <w:p>
+            <w:pPr>
+              <w:spacing w:before="20" w:after="20"/>
+            </w:pPr>
             <w:r/>
             <w:r>
               <w:rPr>
@@ -786,6 +1441,9 @@
             <w:shd w:val="clear" w:color="auto" w:fill="D9D9D9"/>
           </w:tcPr>
           <w:p>
+            <w:pPr>
+              <w:spacing w:before="20" w:after="20"/>
+            </w:pPr>
             <w:r/>
             <w:r>
               <w:rPr>
@@ -803,6 +1461,9 @@
             <w:shd w:val="clear" w:color="auto" w:fill="D9D9D9"/>
           </w:tcPr>
           <w:p>
+            <w:pPr>
+              <w:spacing w:before="20" w:after="20"/>
+            </w:pPr>
             <w:r/>
             <w:r>
               <w:rPr>
@@ -820,6 +1481,9 @@
             <w:shd w:val="clear" w:color="auto" w:fill="D9D9D9"/>
           </w:tcPr>
           <w:p>
+            <w:pPr>
+              <w:spacing w:before="20" w:after="20"/>
+            </w:pPr>
             <w:r/>
             <w:r>
               <w:rPr>
@@ -833,11 +1497,17 @@
         </w:tc>
       </w:tr>
       <w:tr>
-        <w:tc>
-          <w:tcPr>
-            <w:tcW w:type="dxa" w:w="5046"/>
-          </w:tcPr>
-          <w:p>
+        <w:trPr>
+          <w:cantSplit/>
+        </w:trPr>
+        <w:tc>
+          <w:tcPr>
+            <w:tcW w:type="dxa" w:w="5046"/>
+          </w:tcPr>
+          <w:p>
+            <w:pPr>
+              <w:spacing w:before="20" w:after="20"/>
+            </w:pPr>
             <w:r/>
             <w:r>
               <w:rPr>
@@ -854,6 +1524,9 @@
             <w:tcW w:type="dxa" w:w="5046"/>
           </w:tcPr>
           <w:p>
+            <w:pPr>
+              <w:spacing w:before="20" w:after="20"/>
+            </w:pPr>
             <w:r/>
             <w:r>
               <w:rPr>
@@ -870,6 +1543,9 @@
             <w:tcW w:type="dxa" w:w="5046"/>
           </w:tcPr>
           <w:p>
+            <w:pPr>
+              <w:spacing w:before="20" w:after="20"/>
+            </w:pPr>
             <w:r/>
             <w:r>
               <w:rPr>
@@ -882,11 +1558,17 @@
         </w:tc>
       </w:tr>
       <w:tr>
-        <w:tc>
-          <w:tcPr>
-            <w:tcW w:type="dxa" w:w="5046"/>
-          </w:tcPr>
-          <w:p>
+        <w:trPr>
+          <w:cantSplit/>
+        </w:trPr>
+        <w:tc>
+          <w:tcPr>
+            <w:tcW w:type="dxa" w:w="5046"/>
+          </w:tcPr>
+          <w:p>
+            <w:pPr>
+              <w:spacing w:before="20" w:after="20"/>
+            </w:pPr>
             <w:r/>
             <w:r>
               <w:rPr>
@@ -903,6 +1585,9 @@
             <w:tcW w:type="dxa" w:w="5046"/>
           </w:tcPr>
           <w:p>
+            <w:pPr>
+              <w:spacing w:before="20" w:after="20"/>
+            </w:pPr>
             <w:r/>
             <w:r>
               <w:rPr>
@@ -919,6 +1604,9 @@
             <w:tcW w:type="dxa" w:w="5046"/>
           </w:tcPr>
           <w:p>
+            <w:pPr>
+              <w:spacing w:before="20" w:after="20"/>
+            </w:pPr>
             <w:r/>
             <w:r>
               <w:rPr>
@@ -931,11 +1619,17 @@
         </w:tc>
       </w:tr>
       <w:tr>
-        <w:tc>
-          <w:tcPr>
-            <w:tcW w:type="dxa" w:w="5046"/>
-          </w:tcPr>
-          <w:p>
+        <w:trPr>
+          <w:cantSplit/>
+        </w:trPr>
+        <w:tc>
+          <w:tcPr>
+            <w:tcW w:type="dxa" w:w="5046"/>
+          </w:tcPr>
+          <w:p>
+            <w:pPr>
+              <w:spacing w:before="20" w:after="20"/>
+            </w:pPr>
             <w:r/>
             <w:r>
               <w:rPr>
@@ -952,6 +1646,9 @@
             <w:tcW w:type="dxa" w:w="5046"/>
           </w:tcPr>
           <w:p>
+            <w:pPr>
+              <w:spacing w:before="20" w:after="20"/>
+            </w:pPr>
             <w:r/>
             <w:r>
               <w:rPr>
@@ -968,6 +1665,9 @@
             <w:tcW w:type="dxa" w:w="5046"/>
           </w:tcPr>
           <w:p>
+            <w:pPr>
+              <w:spacing w:before="20" w:after="20"/>
+            </w:pPr>
             <w:r/>
             <w:r>
               <w:rPr>
@@ -980,11 +1680,17 @@
         </w:tc>
       </w:tr>
       <w:tr>
-        <w:tc>
-          <w:tcPr>
-            <w:tcW w:type="dxa" w:w="5046"/>
-          </w:tcPr>
-          <w:p>
+        <w:trPr>
+          <w:cantSplit/>
+        </w:trPr>
+        <w:tc>
+          <w:tcPr>
+            <w:tcW w:type="dxa" w:w="5046"/>
+          </w:tcPr>
+          <w:p>
+            <w:pPr>
+              <w:spacing w:before="20" w:after="20"/>
+            </w:pPr>
             <w:r/>
             <w:r>
               <w:rPr>
@@ -1001,6 +1707,9 @@
             <w:tcW w:type="dxa" w:w="5046"/>
           </w:tcPr>
           <w:p>
+            <w:pPr>
+              <w:spacing w:before="20" w:after="20"/>
+            </w:pPr>
             <w:r/>
             <w:r>
               <w:rPr>
@@ -1017,6 +1726,9 @@
             <w:tcW w:type="dxa" w:w="5046"/>
           </w:tcPr>
           <w:p>
+            <w:pPr>
+              <w:spacing w:before="20" w:after="20"/>
+            </w:pPr>
             <w:r/>
             <w:r>
               <w:rPr>
@@ -1029,11 +1741,17 @@
         </w:tc>
       </w:tr>
       <w:tr>
-        <w:tc>
-          <w:tcPr>
-            <w:tcW w:type="dxa" w:w="5046"/>
-          </w:tcPr>
-          <w:p>
+        <w:trPr>
+          <w:cantSplit/>
+        </w:trPr>
+        <w:tc>
+          <w:tcPr>
+            <w:tcW w:type="dxa" w:w="5046"/>
+          </w:tcPr>
+          <w:p>
+            <w:pPr>
+              <w:spacing w:before="20" w:after="20"/>
+            </w:pPr>
             <w:r/>
             <w:r>
               <w:rPr>
@@ -1050,6 +1768,9 @@
             <w:tcW w:type="dxa" w:w="5046"/>
           </w:tcPr>
           <w:p>
+            <w:pPr>
+              <w:spacing w:before="20" w:after="20"/>
+            </w:pPr>
             <w:r/>
             <w:r>
               <w:rPr>
@@ -1066,6 +1787,9 @@
             <w:tcW w:type="dxa" w:w="5046"/>
           </w:tcPr>
           <w:p>
+            <w:pPr>
+              <w:spacing w:before="20" w:after="20"/>
+            </w:pPr>
             <w:r/>
             <w:r>
               <w:rPr>
@@ -1078,11 +1802,17 @@
         </w:tc>
       </w:tr>
       <w:tr>
-        <w:tc>
-          <w:tcPr>
-            <w:tcW w:type="dxa" w:w="5046"/>
-          </w:tcPr>
-          <w:p>
+        <w:trPr>
+          <w:cantSplit/>
+        </w:trPr>
+        <w:tc>
+          <w:tcPr>
+            <w:tcW w:type="dxa" w:w="5046"/>
+          </w:tcPr>
+          <w:p>
+            <w:pPr>
+              <w:spacing w:before="20" w:after="20"/>
+            </w:pPr>
             <w:r/>
             <w:r>
               <w:rPr>
@@ -1099,6 +1829,9 @@
             <w:tcW w:type="dxa" w:w="5046"/>
           </w:tcPr>
           <w:p>
+            <w:pPr>
+              <w:spacing w:before="20" w:after="20"/>
+            </w:pPr>
             <w:r/>
             <w:r>
               <w:rPr>
@@ -1115,6 +1848,9 @@
             <w:tcW w:type="dxa" w:w="5046"/>
           </w:tcPr>
           <w:p>
+            <w:pPr>
+              <w:spacing w:before="20" w:after="20"/>
+            </w:pPr>
             <w:r/>
             <w:r>
               <w:rPr>
@@ -1127,11 +1863,17 @@
         </w:tc>
       </w:tr>
       <w:tr>
-        <w:tc>
-          <w:tcPr>
-            <w:tcW w:type="dxa" w:w="5046"/>
-          </w:tcPr>
-          <w:p>
+        <w:trPr>
+          <w:cantSplit/>
+        </w:trPr>
+        <w:tc>
+          <w:tcPr>
+            <w:tcW w:type="dxa" w:w="5046"/>
+          </w:tcPr>
+          <w:p>
+            <w:pPr>
+              <w:spacing w:before="20" w:after="20"/>
+            </w:pPr>
             <w:r/>
             <w:r>
               <w:rPr>
@@ -1148,6 +1890,9 @@
             <w:tcW w:type="dxa" w:w="5046"/>
           </w:tcPr>
           <w:p>
+            <w:pPr>
+              <w:spacing w:before="20" w:after="20"/>
+            </w:pPr>
             <w:r/>
             <w:r>
               <w:rPr>
@@ -1164,6 +1909,9 @@
             <w:tcW w:type="dxa" w:w="5046"/>
           </w:tcPr>
           <w:p>
+            <w:pPr>
+              <w:spacing w:before="20" w:after="20"/>
+            </w:pPr>
             <w:r/>
             <w:r>
               <w:rPr>
@@ -1176,11 +1924,17 @@
         </w:tc>
       </w:tr>
       <w:tr>
-        <w:tc>
-          <w:tcPr>
-            <w:tcW w:type="dxa" w:w="5046"/>
-          </w:tcPr>
-          <w:p>
+        <w:trPr>
+          <w:cantSplit/>
+        </w:trPr>
+        <w:tc>
+          <w:tcPr>
+            <w:tcW w:type="dxa" w:w="5046"/>
+          </w:tcPr>
+          <w:p>
+            <w:pPr>
+              <w:spacing w:before="20" w:after="20"/>
+            </w:pPr>
             <w:r/>
             <w:r>
               <w:rPr>
@@ -1197,6 +1951,9 @@
             <w:tcW w:type="dxa" w:w="5046"/>
           </w:tcPr>
           <w:p>
+            <w:pPr>
+              <w:spacing w:before="20" w:after="20"/>
+            </w:pPr>
             <w:r/>
             <w:r>
               <w:rPr>
@@ -1213,6 +1970,9 @@
             <w:tcW w:type="dxa" w:w="5046"/>
           </w:tcPr>
           <w:p>
+            <w:pPr>
+              <w:spacing w:before="20" w:after="20"/>
+            </w:pPr>
             <w:r/>
             <w:r>
               <w:rPr>
@@ -1225,11 +1985,17 @@
         </w:tc>
       </w:tr>
       <w:tr>
-        <w:tc>
-          <w:tcPr>
-            <w:tcW w:type="dxa" w:w="5046"/>
-          </w:tcPr>
-          <w:p>
+        <w:trPr>
+          <w:cantSplit/>
+        </w:trPr>
+        <w:tc>
+          <w:tcPr>
+            <w:tcW w:type="dxa" w:w="5046"/>
+          </w:tcPr>
+          <w:p>
+            <w:pPr>
+              <w:spacing w:before="20" w:after="20"/>
+            </w:pPr>
             <w:r/>
             <w:r>
               <w:rPr>
@@ -1246,6 +2012,9 @@
             <w:tcW w:type="dxa" w:w="5046"/>
           </w:tcPr>
           <w:p>
+            <w:pPr>
+              <w:spacing w:before="20" w:after="20"/>
+            </w:pPr>
             <w:r/>
             <w:r>
               <w:rPr>
@@ -1262,6 +2031,9 @@
             <w:tcW w:type="dxa" w:w="5046"/>
           </w:tcPr>
           <w:p>
+            <w:pPr>
+              <w:spacing w:before="20" w:after="20"/>
+            </w:pPr>
             <w:r/>
             <w:r>
               <w:rPr>
@@ -1318,6 +2090,9 @@
             <w:shd w:val="clear" w:color="auto" w:fill="D9D9D9"/>
           </w:tcPr>
           <w:p>
+            <w:pPr>
+              <w:spacing w:before="20" w:after="20"/>
+            </w:pPr>
             <w:r/>
             <w:r>
               <w:rPr>
@@ -1335,6 +2110,9 @@
             <w:shd w:val="clear" w:color="auto" w:fill="D9D9D9"/>
           </w:tcPr>
           <w:p>
+            <w:pPr>
+              <w:spacing w:before="20" w:after="20"/>
+            </w:pPr>
             <w:r/>
             <w:r>
               <w:rPr>
@@ -1352,6 +2130,9 @@
             <w:shd w:val="clear" w:color="auto" w:fill="D9D9D9"/>
           </w:tcPr>
           <w:p>
+            <w:pPr>
+              <w:spacing w:before="20" w:after="20"/>
+            </w:pPr>
             <w:r/>
             <w:r>
               <w:rPr>
@@ -1365,11 +2146,17 @@
         </w:tc>
       </w:tr>
       <w:tr>
-        <w:tc>
-          <w:tcPr>
-            <w:tcW w:type="dxa" w:w="5046"/>
-          </w:tcPr>
-          <w:p>
+        <w:trPr>
+          <w:cantSplit/>
+        </w:trPr>
+        <w:tc>
+          <w:tcPr>
+            <w:tcW w:type="dxa" w:w="5046"/>
+          </w:tcPr>
+          <w:p>
+            <w:pPr>
+              <w:spacing w:before="20" w:after="20"/>
+            </w:pPr>
             <w:r/>
             <w:r>
               <w:rPr>
@@ -1386,6 +2173,9 @@
             <w:tcW w:type="dxa" w:w="5046"/>
           </w:tcPr>
           <w:p>
+            <w:pPr>
+              <w:spacing w:before="20" w:after="20"/>
+            </w:pPr>
             <w:r/>
             <w:r>
               <w:rPr>
@@ -1402,6 +2192,9 @@
             <w:tcW w:type="dxa" w:w="5046"/>
           </w:tcPr>
           <w:p>
+            <w:pPr>
+              <w:spacing w:before="20" w:after="20"/>
+            </w:pPr>
             <w:r/>
             <w:r>
               <w:rPr>
@@ -1414,11 +2207,17 @@
         </w:tc>
       </w:tr>
       <w:tr>
-        <w:tc>
-          <w:tcPr>
-            <w:tcW w:type="dxa" w:w="5046"/>
-          </w:tcPr>
-          <w:p>
+        <w:trPr>
+          <w:cantSplit/>
+        </w:trPr>
+        <w:tc>
+          <w:tcPr>
+            <w:tcW w:type="dxa" w:w="5046"/>
+          </w:tcPr>
+          <w:p>
+            <w:pPr>
+              <w:spacing w:before="20" w:after="20"/>
+            </w:pPr>
             <w:r/>
             <w:r>
               <w:rPr>
@@ -1435,6 +2234,9 @@
             <w:tcW w:type="dxa" w:w="5046"/>
           </w:tcPr>
           <w:p>
+            <w:pPr>
+              <w:spacing w:before="20" w:after="20"/>
+            </w:pPr>
             <w:r/>
             <w:r>
               <w:rPr>
@@ -1451,6 +2253,9 @@
             <w:tcW w:type="dxa" w:w="5046"/>
           </w:tcPr>
           <w:p>
+            <w:pPr>
+              <w:spacing w:before="20" w:after="20"/>
+            </w:pPr>
             <w:r/>
             <w:r>
               <w:rPr>
@@ -1463,11 +2268,17 @@
         </w:tc>
       </w:tr>
       <w:tr>
-        <w:tc>
-          <w:tcPr>
-            <w:tcW w:type="dxa" w:w="5046"/>
-          </w:tcPr>
-          <w:p>
+        <w:trPr>
+          <w:cantSplit/>
+        </w:trPr>
+        <w:tc>
+          <w:tcPr>
+            <w:tcW w:type="dxa" w:w="5046"/>
+          </w:tcPr>
+          <w:p>
+            <w:pPr>
+              <w:spacing w:before="20" w:after="20"/>
+            </w:pPr>
             <w:r/>
             <w:r>
               <w:rPr>
@@ -1484,6 +2295,9 @@
             <w:tcW w:type="dxa" w:w="5046"/>
           </w:tcPr>
           <w:p>
+            <w:pPr>
+              <w:spacing w:before="20" w:after="20"/>
+            </w:pPr>
             <w:r/>
             <w:r>
               <w:rPr>
@@ -1500,6 +2314,9 @@
             <w:tcW w:type="dxa" w:w="5046"/>
           </w:tcPr>
           <w:p>
+            <w:pPr>
+              <w:spacing w:before="20" w:after="20"/>
+            </w:pPr>
             <w:r/>
             <w:r>
               <w:rPr>
@@ -1512,11 +2329,17 @@
         </w:tc>
       </w:tr>
       <w:tr>
-        <w:tc>
-          <w:tcPr>
-            <w:tcW w:type="dxa" w:w="5046"/>
-          </w:tcPr>
-          <w:p>
+        <w:trPr>
+          <w:cantSplit/>
+        </w:trPr>
+        <w:tc>
+          <w:tcPr>
+            <w:tcW w:type="dxa" w:w="5046"/>
+          </w:tcPr>
+          <w:p>
+            <w:pPr>
+              <w:spacing w:before="20" w:after="20"/>
+            </w:pPr>
             <w:r/>
             <w:r>
               <w:rPr>
@@ -1533,6 +2356,9 @@
             <w:tcW w:type="dxa" w:w="5046"/>
           </w:tcPr>
           <w:p>
+            <w:pPr>
+              <w:spacing w:before="20" w:after="20"/>
+            </w:pPr>
             <w:r/>
             <w:r>
               <w:rPr>
@@ -1549,6 +2375,9 @@
             <w:tcW w:type="dxa" w:w="5046"/>
           </w:tcPr>
           <w:p>
+            <w:pPr>
+              <w:spacing w:before="20" w:after="20"/>
+            </w:pPr>
             <w:r/>
             <w:r>
               <w:rPr>
@@ -1561,11 +2390,17 @@
         </w:tc>
       </w:tr>
       <w:tr>
-        <w:tc>
-          <w:tcPr>
-            <w:tcW w:type="dxa" w:w="5046"/>
-          </w:tcPr>
-          <w:p>
+        <w:trPr>
+          <w:cantSplit/>
+        </w:trPr>
+        <w:tc>
+          <w:tcPr>
+            <w:tcW w:type="dxa" w:w="5046"/>
+          </w:tcPr>
+          <w:p>
+            <w:pPr>
+              <w:spacing w:before="20" w:after="20"/>
+            </w:pPr>
             <w:r/>
             <w:r>
               <w:rPr>
@@ -1582,6 +2417,9 @@
             <w:tcW w:type="dxa" w:w="5046"/>
           </w:tcPr>
           <w:p>
+            <w:pPr>
+              <w:spacing w:before="20" w:after="20"/>
+            </w:pPr>
             <w:r/>
             <w:r>
               <w:rPr>
@@ -1598,6 +2436,9 @@
             <w:tcW w:type="dxa" w:w="5046"/>
           </w:tcPr>
           <w:p>
+            <w:pPr>
+              <w:spacing w:before="20" w:after="20"/>
+            </w:pPr>
             <w:r/>
             <w:r>
               <w:rPr>
@@ -1610,11 +2451,17 @@
         </w:tc>
       </w:tr>
       <w:tr>
-        <w:tc>
-          <w:tcPr>
-            <w:tcW w:type="dxa" w:w="5046"/>
-          </w:tcPr>
-          <w:p>
+        <w:trPr>
+          <w:cantSplit/>
+        </w:trPr>
+        <w:tc>
+          <w:tcPr>
+            <w:tcW w:type="dxa" w:w="5046"/>
+          </w:tcPr>
+          <w:p>
+            <w:pPr>
+              <w:spacing w:before="20" w:after="20"/>
+            </w:pPr>
             <w:r/>
             <w:r>
               <w:rPr>
@@ -1631,6 +2478,9 @@
             <w:tcW w:type="dxa" w:w="5046"/>
           </w:tcPr>
           <w:p>
+            <w:pPr>
+              <w:spacing w:before="20" w:after="20"/>
+            </w:pPr>
             <w:r/>
             <w:r>
               <w:rPr>
@@ -1647,6 +2497,9 @@
             <w:tcW w:type="dxa" w:w="5046"/>
           </w:tcPr>
           <w:p>
+            <w:pPr>
+              <w:spacing w:before="20" w:after="20"/>
+            </w:pPr>
             <w:r/>
             <w:r>
               <w:rPr>
@@ -1659,11 +2512,17 @@
         </w:tc>
       </w:tr>
       <w:tr>
-        <w:tc>
-          <w:tcPr>
-            <w:tcW w:type="dxa" w:w="5046"/>
-          </w:tcPr>
-          <w:p>
+        <w:trPr>
+          <w:cantSplit/>
+        </w:trPr>
+        <w:tc>
+          <w:tcPr>
+            <w:tcW w:type="dxa" w:w="5046"/>
+          </w:tcPr>
+          <w:p>
+            <w:pPr>
+              <w:spacing w:before="20" w:after="20"/>
+            </w:pPr>
             <w:r/>
             <w:r>
               <w:rPr>
@@ -1680,6 +2539,9 @@
             <w:tcW w:type="dxa" w:w="5046"/>
           </w:tcPr>
           <w:p>
+            <w:pPr>
+              <w:spacing w:before="20" w:after="20"/>
+            </w:pPr>
             <w:r/>
             <w:r>
               <w:rPr>
@@ -1696,6 +2558,9 @@
             <w:tcW w:type="dxa" w:w="5046"/>
           </w:tcPr>
           <w:p>
+            <w:pPr>
+              <w:spacing w:before="20" w:after="20"/>
+            </w:pPr>
             <w:r/>
             <w:r>
               <w:rPr>
@@ -1708,11 +2573,17 @@
         </w:tc>
       </w:tr>
       <w:tr>
-        <w:tc>
-          <w:tcPr>
-            <w:tcW w:type="dxa" w:w="5046"/>
-          </w:tcPr>
-          <w:p>
+        <w:trPr>
+          <w:cantSplit/>
+        </w:trPr>
+        <w:tc>
+          <w:tcPr>
+            <w:tcW w:type="dxa" w:w="5046"/>
+          </w:tcPr>
+          <w:p>
+            <w:pPr>
+              <w:spacing w:before="20" w:after="20"/>
+            </w:pPr>
             <w:r/>
             <w:r>
               <w:rPr>
@@ -1729,6 +2600,9 @@
             <w:tcW w:type="dxa" w:w="5046"/>
           </w:tcPr>
           <w:p>
+            <w:pPr>
+              <w:spacing w:before="20" w:after="20"/>
+            </w:pPr>
             <w:r/>
             <w:r>
               <w:rPr>
@@ -1745,6 +2619,9 @@
             <w:tcW w:type="dxa" w:w="5046"/>
           </w:tcPr>
           <w:p>
+            <w:pPr>
+              <w:spacing w:before="20" w:after="20"/>
+            </w:pPr>
             <w:r/>
             <w:r>
               <w:rPr>
@@ -1757,11 +2634,17 @@
         </w:tc>
       </w:tr>
       <w:tr>
-        <w:tc>
-          <w:tcPr>
-            <w:tcW w:type="dxa" w:w="5046"/>
-          </w:tcPr>
-          <w:p>
+        <w:trPr>
+          <w:cantSplit/>
+        </w:trPr>
+        <w:tc>
+          <w:tcPr>
+            <w:tcW w:type="dxa" w:w="5046"/>
+          </w:tcPr>
+          <w:p>
+            <w:pPr>
+              <w:spacing w:before="20" w:after="20"/>
+            </w:pPr>
             <w:r/>
             <w:r>
               <w:rPr>
@@ -1778,6 +2661,9 @@
             <w:tcW w:type="dxa" w:w="5046"/>
           </w:tcPr>
           <w:p>
+            <w:pPr>
+              <w:spacing w:before="20" w:after="20"/>
+            </w:pPr>
             <w:r/>
             <w:r>
               <w:rPr>
@@ -1794,6 +2680,9 @@
             <w:tcW w:type="dxa" w:w="5046"/>
           </w:tcPr>
           <w:p>
+            <w:pPr>
+              <w:spacing w:before="20" w:after="20"/>
+            </w:pPr>
             <w:r/>
             <w:r>
               <w:rPr>
@@ -1806,11 +2695,17 @@
         </w:tc>
       </w:tr>
       <w:tr>
-        <w:tc>
-          <w:tcPr>
-            <w:tcW w:type="dxa" w:w="5046"/>
-          </w:tcPr>
-          <w:p>
+        <w:trPr>
+          <w:cantSplit/>
+        </w:trPr>
+        <w:tc>
+          <w:tcPr>
+            <w:tcW w:type="dxa" w:w="5046"/>
+          </w:tcPr>
+          <w:p>
+            <w:pPr>
+              <w:spacing w:before="20" w:after="20"/>
+            </w:pPr>
             <w:r/>
             <w:r>
               <w:rPr>
@@ -1827,6 +2722,9 @@
             <w:tcW w:type="dxa" w:w="5046"/>
           </w:tcPr>
           <w:p>
+            <w:pPr>
+              <w:spacing w:before="20" w:after="20"/>
+            </w:pPr>
             <w:r/>
             <w:r>
               <w:rPr>
@@ -1843,6 +2741,9 @@
             <w:tcW w:type="dxa" w:w="5046"/>
           </w:tcPr>
           <w:p>
+            <w:pPr>
+              <w:spacing w:before="20" w:after="20"/>
+            </w:pPr>
             <w:r/>
             <w:r>
               <w:rPr>
@@ -1855,11 +2756,17 @@
         </w:tc>
       </w:tr>
       <w:tr>
-        <w:tc>
-          <w:tcPr>
-            <w:tcW w:type="dxa" w:w="5046"/>
-          </w:tcPr>
-          <w:p>
+        <w:trPr>
+          <w:cantSplit/>
+        </w:trPr>
+        <w:tc>
+          <w:tcPr>
+            <w:tcW w:type="dxa" w:w="5046"/>
+          </w:tcPr>
+          <w:p>
+            <w:pPr>
+              <w:spacing w:before="20" w:after="20"/>
+            </w:pPr>
             <w:r/>
             <w:r>
               <w:rPr>
@@ -1876,6 +2783,9 @@
             <w:tcW w:type="dxa" w:w="5046"/>
           </w:tcPr>
           <w:p>
+            <w:pPr>
+              <w:spacing w:before="20" w:after="20"/>
+            </w:pPr>
             <w:r/>
             <w:r>
               <w:rPr>
@@ -1892,6 +2802,9 @@
             <w:tcW w:type="dxa" w:w="5046"/>
           </w:tcPr>
           <w:p>
+            <w:pPr>
+              <w:spacing w:before="20" w:after="20"/>
+            </w:pPr>
             <w:r/>
             <w:r>
               <w:rPr>
@@ -1904,11 +2817,17 @@
         </w:tc>
       </w:tr>
       <w:tr>
-        <w:tc>
-          <w:tcPr>
-            <w:tcW w:type="dxa" w:w="5046"/>
-          </w:tcPr>
-          <w:p>
+        <w:trPr>
+          <w:cantSplit/>
+        </w:trPr>
+        <w:tc>
+          <w:tcPr>
+            <w:tcW w:type="dxa" w:w="5046"/>
+          </w:tcPr>
+          <w:p>
+            <w:pPr>
+              <w:spacing w:before="20" w:after="20"/>
+            </w:pPr>
             <w:r/>
             <w:r>
               <w:rPr>
@@ -1925,6 +2844,9 @@
             <w:tcW w:type="dxa" w:w="5046"/>
           </w:tcPr>
           <w:p>
+            <w:pPr>
+              <w:spacing w:before="20" w:after="20"/>
+            </w:pPr>
             <w:r/>
             <w:r>
               <w:rPr>
@@ -1941,6 +2863,9 @@
             <w:tcW w:type="dxa" w:w="5046"/>
           </w:tcPr>
           <w:p>
+            <w:pPr>
+              <w:spacing w:before="20" w:after="20"/>
+            </w:pPr>
             <w:r/>
             <w:r>
               <w:rPr>
@@ -1997,6 +2922,9 @@
             <w:shd w:val="clear" w:color="auto" w:fill="D9D9D9"/>
           </w:tcPr>
           <w:p>
+            <w:pPr>
+              <w:spacing w:before="20" w:after="20"/>
+            </w:pPr>
             <w:r/>
             <w:r>
               <w:rPr>
@@ -2014,6 +2942,9 @@
             <w:shd w:val="clear" w:color="auto" w:fill="D9D9D9"/>
           </w:tcPr>
           <w:p>
+            <w:pPr>
+              <w:spacing w:before="20" w:after="20"/>
+            </w:pPr>
             <w:r/>
             <w:r>
               <w:rPr>
@@ -2031,6 +2962,9 @@
             <w:shd w:val="clear" w:color="auto" w:fill="D9D9D9"/>
           </w:tcPr>
           <w:p>
+            <w:pPr>
+              <w:spacing w:before="20" w:after="20"/>
+            </w:pPr>
             <w:r/>
             <w:r>
               <w:rPr>
@@ -2044,11 +2978,17 @@
         </w:tc>
       </w:tr>
       <w:tr>
-        <w:tc>
-          <w:tcPr>
-            <w:tcW w:type="dxa" w:w="5046"/>
-          </w:tcPr>
-          <w:p>
+        <w:trPr>
+          <w:cantSplit/>
+        </w:trPr>
+        <w:tc>
+          <w:tcPr>
+            <w:tcW w:type="dxa" w:w="5046"/>
+          </w:tcPr>
+          <w:p>
+            <w:pPr>
+              <w:spacing w:before="20" w:after="20"/>
+            </w:pPr>
             <w:r/>
             <w:r>
               <w:rPr>
@@ -2065,6 +3005,9 @@
             <w:tcW w:type="dxa" w:w="5046"/>
           </w:tcPr>
           <w:p>
+            <w:pPr>
+              <w:spacing w:before="20" w:after="20"/>
+            </w:pPr>
             <w:r/>
             <w:r>
               <w:rPr>
@@ -2081,6 +3024,9 @@
             <w:tcW w:type="dxa" w:w="5046"/>
           </w:tcPr>
           <w:p>
+            <w:pPr>
+              <w:spacing w:before="20" w:after="20"/>
+            </w:pPr>
             <w:r/>
             <w:r>
               <w:rPr>
@@ -2093,11 +3039,17 @@
         </w:tc>
       </w:tr>
       <w:tr>
-        <w:tc>
-          <w:tcPr>
-            <w:tcW w:type="dxa" w:w="5046"/>
-          </w:tcPr>
-          <w:p>
+        <w:trPr>
+          <w:cantSplit/>
+        </w:trPr>
+        <w:tc>
+          <w:tcPr>
+            <w:tcW w:type="dxa" w:w="5046"/>
+          </w:tcPr>
+          <w:p>
+            <w:pPr>
+              <w:spacing w:before="20" w:after="20"/>
+            </w:pPr>
             <w:r/>
             <w:r>
               <w:rPr>
@@ -2114,6 +3066,9 @@
             <w:tcW w:type="dxa" w:w="5046"/>
           </w:tcPr>
           <w:p>
+            <w:pPr>
+              <w:spacing w:before="20" w:after="20"/>
+            </w:pPr>
             <w:r/>
             <w:r>
               <w:rPr>
@@ -2130,6 +3085,9 @@
             <w:tcW w:type="dxa" w:w="5046"/>
           </w:tcPr>
           <w:p>
+            <w:pPr>
+              <w:spacing w:before="20" w:after="20"/>
+            </w:pPr>
             <w:r/>
             <w:r>
               <w:rPr>
@@ -2142,11 +3100,17 @@
         </w:tc>
       </w:tr>
       <w:tr>
-        <w:tc>
-          <w:tcPr>
-            <w:tcW w:type="dxa" w:w="5046"/>
-          </w:tcPr>
-          <w:p>
+        <w:trPr>
+          <w:cantSplit/>
+        </w:trPr>
+        <w:tc>
+          <w:tcPr>
+            <w:tcW w:type="dxa" w:w="5046"/>
+          </w:tcPr>
+          <w:p>
+            <w:pPr>
+              <w:spacing w:before="20" w:after="20"/>
+            </w:pPr>
             <w:r/>
             <w:r>
               <w:rPr>
@@ -2163,6 +3127,9 @@
             <w:tcW w:type="dxa" w:w="5046"/>
           </w:tcPr>
           <w:p>
+            <w:pPr>
+              <w:spacing w:before="20" w:after="20"/>
+            </w:pPr>
             <w:r/>
             <w:r>
               <w:rPr>
@@ -2179,6 +3146,9 @@
             <w:tcW w:type="dxa" w:w="5046"/>
           </w:tcPr>
           <w:p>
+            <w:pPr>
+              <w:spacing w:before="20" w:after="20"/>
+            </w:pPr>
             <w:r/>
             <w:r>
               <w:rPr>
@@ -2191,11 +3161,17 @@
         </w:tc>
       </w:tr>
       <w:tr>
-        <w:tc>
-          <w:tcPr>
-            <w:tcW w:type="dxa" w:w="5046"/>
-          </w:tcPr>
-          <w:p>
+        <w:trPr>
+          <w:cantSplit/>
+        </w:trPr>
+        <w:tc>
+          <w:tcPr>
+            <w:tcW w:type="dxa" w:w="5046"/>
+          </w:tcPr>
+          <w:p>
+            <w:pPr>
+              <w:spacing w:before="20" w:after="20"/>
+            </w:pPr>
             <w:r/>
             <w:r>
               <w:rPr>
@@ -2212,6 +3188,9 @@
             <w:tcW w:type="dxa" w:w="5046"/>
           </w:tcPr>
           <w:p>
+            <w:pPr>
+              <w:spacing w:before="20" w:after="20"/>
+            </w:pPr>
             <w:r/>
             <w:r>
               <w:rPr>
@@ -2228,6 +3207,9 @@
             <w:tcW w:type="dxa" w:w="5046"/>
           </w:tcPr>
           <w:p>
+            <w:pPr>
+              <w:spacing w:before="20" w:after="20"/>
+            </w:pPr>
             <w:r/>
             <w:r>
               <w:rPr>
@@ -2240,11 +3222,17 @@
         </w:tc>
       </w:tr>
       <w:tr>
-        <w:tc>
-          <w:tcPr>
-            <w:tcW w:type="dxa" w:w="5046"/>
-          </w:tcPr>
-          <w:p>
+        <w:trPr>
+          <w:cantSplit/>
+        </w:trPr>
+        <w:tc>
+          <w:tcPr>
+            <w:tcW w:type="dxa" w:w="5046"/>
+          </w:tcPr>
+          <w:p>
+            <w:pPr>
+              <w:spacing w:before="20" w:after="20"/>
+            </w:pPr>
             <w:r/>
             <w:r>
               <w:rPr>
@@ -2261,6 +3249,9 @@
             <w:tcW w:type="dxa" w:w="5046"/>
           </w:tcPr>
           <w:p>
+            <w:pPr>
+              <w:spacing w:before="20" w:after="20"/>
+            </w:pPr>
             <w:r/>
             <w:r>
               <w:rPr>
@@ -2277,6 +3268,9 @@
             <w:tcW w:type="dxa" w:w="5046"/>
           </w:tcPr>
           <w:p>
+            <w:pPr>
+              <w:spacing w:before="20" w:after="20"/>
+            </w:pPr>
             <w:r/>
             <w:r>
               <w:rPr>
@@ -2333,6 +3327,9 @@
             <w:shd w:val="clear" w:color="auto" w:fill="D9D9D9"/>
           </w:tcPr>
           <w:p>
+            <w:pPr>
+              <w:spacing w:before="20" w:after="20"/>
+            </w:pPr>
             <w:r/>
             <w:r>
               <w:rPr>
@@ -2350,6 +3347,9 @@
             <w:shd w:val="clear" w:color="auto" w:fill="D9D9D9"/>
           </w:tcPr>
           <w:p>
+            <w:pPr>
+              <w:spacing w:before="20" w:after="20"/>
+            </w:pPr>
             <w:r/>
             <w:r>
               <w:rPr>
@@ -2367,6 +3367,9 @@
             <w:shd w:val="clear" w:color="auto" w:fill="D9D9D9"/>
           </w:tcPr>
           <w:p>
+            <w:pPr>
+              <w:spacing w:before="20" w:after="20"/>
+            </w:pPr>
             <w:r/>
             <w:r>
               <w:rPr>
@@ -2380,11 +3383,17 @@
         </w:tc>
       </w:tr>
       <w:tr>
-        <w:tc>
-          <w:tcPr>
-            <w:tcW w:type="dxa" w:w="5046"/>
-          </w:tcPr>
-          <w:p>
+        <w:trPr>
+          <w:cantSplit/>
+        </w:trPr>
+        <w:tc>
+          <w:tcPr>
+            <w:tcW w:type="dxa" w:w="5046"/>
+          </w:tcPr>
+          <w:p>
+            <w:pPr>
+              <w:spacing w:before="20" w:after="20"/>
+            </w:pPr>
             <w:r/>
             <w:r>
               <w:rPr>
@@ -2401,6 +3410,9 @@
             <w:tcW w:type="dxa" w:w="5046"/>
           </w:tcPr>
           <w:p>
+            <w:pPr>
+              <w:spacing w:before="20" w:after="20"/>
+            </w:pPr>
             <w:r/>
             <w:r>
               <w:rPr>
@@ -2417,6 +3429,9 @@
             <w:tcW w:type="dxa" w:w="5046"/>
           </w:tcPr>
           <w:p>
+            <w:pPr>
+              <w:spacing w:before="20" w:after="20"/>
+            </w:pPr>
             <w:r/>
             <w:r>
               <w:rPr>
@@ -2429,11 +3444,17 @@
         </w:tc>
       </w:tr>
       <w:tr>
-        <w:tc>
-          <w:tcPr>
-            <w:tcW w:type="dxa" w:w="5046"/>
-          </w:tcPr>
-          <w:p>
+        <w:trPr>
+          <w:cantSplit/>
+        </w:trPr>
+        <w:tc>
+          <w:tcPr>
+            <w:tcW w:type="dxa" w:w="5046"/>
+          </w:tcPr>
+          <w:p>
+            <w:pPr>
+              <w:spacing w:before="20" w:after="20"/>
+            </w:pPr>
             <w:r/>
             <w:r>
               <w:rPr>
@@ -2450,6 +3471,9 @@
             <w:tcW w:type="dxa" w:w="5046"/>
           </w:tcPr>
           <w:p>
+            <w:pPr>
+              <w:spacing w:before="20" w:after="20"/>
+            </w:pPr>
             <w:r/>
             <w:r>
               <w:rPr>
@@ -2466,6 +3490,9 @@
             <w:tcW w:type="dxa" w:w="5046"/>
           </w:tcPr>
           <w:p>
+            <w:pPr>
+              <w:spacing w:before="20" w:after="20"/>
+            </w:pPr>
             <w:r/>
             <w:r>
               <w:rPr>
@@ -2479,11 +3506,17 @@
         </w:tc>
       </w:tr>
       <w:tr>
-        <w:tc>
-          <w:tcPr>
-            <w:tcW w:type="dxa" w:w="5046"/>
-          </w:tcPr>
-          <w:p>
+        <w:trPr>
+          <w:cantSplit/>
+        </w:trPr>
+        <w:tc>
+          <w:tcPr>
+            <w:tcW w:type="dxa" w:w="5046"/>
+          </w:tcPr>
+          <w:p>
+            <w:pPr>
+              <w:spacing w:before="20" w:after="20"/>
+            </w:pPr>
             <w:r/>
             <w:r>
               <w:rPr>
@@ -2500,6 +3533,9 @@
             <w:tcW w:type="dxa" w:w="5046"/>
           </w:tcPr>
           <w:p>
+            <w:pPr>
+              <w:spacing w:before="20" w:after="20"/>
+            </w:pPr>
             <w:r/>
             <w:r>
               <w:rPr>
@@ -2516,6 +3552,9 @@
             <w:tcW w:type="dxa" w:w="5046"/>
           </w:tcPr>
           <w:p>
+            <w:pPr>
+              <w:spacing w:before="20" w:after="20"/>
+            </w:pPr>
             <w:r/>
             <w:r>
               <w:rPr>
@@ -2528,11 +3567,17 @@
         </w:tc>
       </w:tr>
       <w:tr>
-        <w:tc>
-          <w:tcPr>
-            <w:tcW w:type="dxa" w:w="5046"/>
-          </w:tcPr>
-          <w:p>
+        <w:trPr>
+          <w:cantSplit/>
+        </w:trPr>
+        <w:tc>
+          <w:tcPr>
+            <w:tcW w:type="dxa" w:w="5046"/>
+          </w:tcPr>
+          <w:p>
+            <w:pPr>
+              <w:spacing w:before="20" w:after="20"/>
+            </w:pPr>
             <w:r/>
             <w:r>
               <w:rPr>
@@ -2549,6 +3594,9 @@
             <w:tcW w:type="dxa" w:w="5046"/>
           </w:tcPr>
           <w:p>
+            <w:pPr>
+              <w:spacing w:before="20" w:after="20"/>
+            </w:pPr>
             <w:r/>
             <w:r>
               <w:rPr>
@@ -2565,6 +3613,9 @@
             <w:tcW w:type="dxa" w:w="5046"/>
           </w:tcPr>
           <w:p>
+            <w:pPr>
+              <w:spacing w:before="20" w:after="20"/>
+            </w:pPr>
             <w:r/>
             <w:r>
               <w:rPr>
@@ -2577,11 +3628,17 @@
         </w:tc>
       </w:tr>
       <w:tr>
-        <w:tc>
-          <w:tcPr>
-            <w:tcW w:type="dxa" w:w="5046"/>
-          </w:tcPr>
-          <w:p>
+        <w:trPr>
+          <w:cantSplit/>
+        </w:trPr>
+        <w:tc>
+          <w:tcPr>
+            <w:tcW w:type="dxa" w:w="5046"/>
+          </w:tcPr>
+          <w:p>
+            <w:pPr>
+              <w:spacing w:before="20" w:after="20"/>
+            </w:pPr>
             <w:r/>
             <w:r>
               <w:rPr>
@@ -2598,6 +3655,9 @@
             <w:tcW w:type="dxa" w:w="5046"/>
           </w:tcPr>
           <w:p>
+            <w:pPr>
+              <w:spacing w:before="20" w:after="20"/>
+            </w:pPr>
             <w:r/>
             <w:r>
               <w:rPr>
@@ -2614,6 +3674,9 @@
             <w:tcW w:type="dxa" w:w="5046"/>
           </w:tcPr>
           <w:p>
+            <w:pPr>
+              <w:spacing w:before="20" w:after="20"/>
+            </w:pPr>
             <w:r/>
             <w:r>
               <w:rPr>
@@ -2626,11 +3689,17 @@
         </w:tc>
       </w:tr>
       <w:tr>
-        <w:tc>
-          <w:tcPr>
-            <w:tcW w:type="dxa" w:w="5046"/>
-          </w:tcPr>
-          <w:p>
+        <w:trPr>
+          <w:cantSplit/>
+        </w:trPr>
+        <w:tc>
+          <w:tcPr>
+            <w:tcW w:type="dxa" w:w="5046"/>
+          </w:tcPr>
+          <w:p>
+            <w:pPr>
+              <w:spacing w:before="20" w:after="20"/>
+            </w:pPr>
             <w:r/>
             <w:r>
               <w:rPr>
@@ -2647,6 +3716,9 @@
             <w:tcW w:type="dxa" w:w="5046"/>
           </w:tcPr>
           <w:p>
+            <w:pPr>
+              <w:spacing w:before="20" w:after="20"/>
+            </w:pPr>
             <w:r/>
             <w:r>
               <w:rPr>
@@ -2663,6 +3735,9 @@
             <w:tcW w:type="dxa" w:w="5046"/>
           </w:tcPr>
           <w:p>
+            <w:pPr>
+              <w:spacing w:before="20" w:after="20"/>
+            </w:pPr>
             <w:r/>
             <w:r>
               <w:rPr>
@@ -2675,11 +3750,17 @@
         </w:tc>
       </w:tr>
       <w:tr>
-        <w:tc>
-          <w:tcPr>
-            <w:tcW w:type="dxa" w:w="5046"/>
-          </w:tcPr>
-          <w:p>
+        <w:trPr>
+          <w:cantSplit/>
+        </w:trPr>
+        <w:tc>
+          <w:tcPr>
+            <w:tcW w:type="dxa" w:w="5046"/>
+          </w:tcPr>
+          <w:p>
+            <w:pPr>
+              <w:spacing w:before="20" w:after="20"/>
+            </w:pPr>
             <w:r/>
             <w:r>
               <w:rPr>
@@ -2696,6 +3777,9 @@
             <w:tcW w:type="dxa" w:w="5046"/>
           </w:tcPr>
           <w:p>
+            <w:pPr>
+              <w:spacing w:before="20" w:after="20"/>
+            </w:pPr>
             <w:r/>
             <w:r>
               <w:rPr>
@@ -2712,6 +3796,9 @@
             <w:tcW w:type="dxa" w:w="5046"/>
           </w:tcPr>
           <w:p>
+            <w:pPr>
+              <w:spacing w:before="20" w:after="20"/>
+            </w:pPr>
             <w:r/>
             <w:r>
               <w:rPr>
@@ -2724,11 +3811,17 @@
         </w:tc>
       </w:tr>
       <w:tr>
-        <w:tc>
-          <w:tcPr>
-            <w:tcW w:type="dxa" w:w="5046"/>
-          </w:tcPr>
-          <w:p>
+        <w:trPr>
+          <w:cantSplit/>
+        </w:trPr>
+        <w:tc>
+          <w:tcPr>
+            <w:tcW w:type="dxa" w:w="5046"/>
+          </w:tcPr>
+          <w:p>
+            <w:pPr>
+              <w:spacing w:before="20" w:after="20"/>
+            </w:pPr>
             <w:r/>
             <w:r>
               <w:rPr>
@@ -2745,6 +3838,9 @@
             <w:tcW w:type="dxa" w:w="5046"/>
           </w:tcPr>
           <w:p>
+            <w:pPr>
+              <w:spacing w:before="20" w:after="20"/>
+            </w:pPr>
             <w:r/>
             <w:r>
               <w:rPr>
@@ -2761,6 +3857,9 @@
             <w:tcW w:type="dxa" w:w="5046"/>
           </w:tcPr>
           <w:p>
+            <w:pPr>
+              <w:spacing w:before="20" w:after="20"/>
+            </w:pPr>
             <w:r/>
             <w:r>
               <w:rPr>
@@ -2773,11 +3872,17 @@
         </w:tc>
       </w:tr>
       <w:tr>
-        <w:tc>
-          <w:tcPr>
-            <w:tcW w:type="dxa" w:w="5046"/>
-          </w:tcPr>
-          <w:p>
+        <w:trPr>
+          <w:cantSplit/>
+        </w:trPr>
+        <w:tc>
+          <w:tcPr>
+            <w:tcW w:type="dxa" w:w="5046"/>
+          </w:tcPr>
+          <w:p>
+            <w:pPr>
+              <w:spacing w:before="20" w:after="20"/>
+            </w:pPr>
             <w:r/>
             <w:r>
               <w:rPr>
@@ -2794,6 +3899,9 @@
             <w:tcW w:type="dxa" w:w="5046"/>
           </w:tcPr>
           <w:p>
+            <w:pPr>
+              <w:spacing w:before="20" w:after="20"/>
+            </w:pPr>
             <w:r/>
             <w:r>
               <w:rPr>
@@ -2810,6 +3918,9 @@
             <w:tcW w:type="dxa" w:w="5046"/>
           </w:tcPr>
           <w:p>
+            <w:pPr>
+              <w:spacing w:before="20" w:after="20"/>
+            </w:pPr>
             <w:r/>
             <w:r>
               <w:rPr>
@@ -2822,11 +3933,17 @@
         </w:tc>
       </w:tr>
       <w:tr>
-        <w:tc>
-          <w:tcPr>
-            <w:tcW w:type="dxa" w:w="5046"/>
-          </w:tcPr>
-          <w:p>
+        <w:trPr>
+          <w:cantSplit/>
+        </w:trPr>
+        <w:tc>
+          <w:tcPr>
+            <w:tcW w:type="dxa" w:w="5046"/>
+          </w:tcPr>
+          <w:p>
+            <w:pPr>
+              <w:spacing w:before="20" w:after="20"/>
+            </w:pPr>
             <w:r/>
             <w:r>
               <w:rPr>
@@ -2843,6 +3960,9 @@
             <w:tcW w:type="dxa" w:w="5046"/>
           </w:tcPr>
           <w:p>
+            <w:pPr>
+              <w:spacing w:before="20" w:after="20"/>
+            </w:pPr>
             <w:r/>
             <w:r>
               <w:rPr>
@@ -2859,6 +3979,9 @@
             <w:tcW w:type="dxa" w:w="5046"/>
           </w:tcPr>
           <w:p>
+            <w:pPr>
+              <w:spacing w:before="20" w:after="20"/>
+            </w:pPr>
             <w:r/>
             <w:r>
               <w:rPr>
@@ -2871,11 +3994,17 @@
         </w:tc>
       </w:tr>
       <w:tr>
-        <w:tc>
-          <w:tcPr>
-            <w:tcW w:type="dxa" w:w="5046"/>
-          </w:tcPr>
-          <w:p>
+        <w:trPr>
+          <w:cantSplit/>
+        </w:trPr>
+        <w:tc>
+          <w:tcPr>
+            <w:tcW w:type="dxa" w:w="5046"/>
+          </w:tcPr>
+          <w:p>
+            <w:pPr>
+              <w:spacing w:before="20" w:after="20"/>
+            </w:pPr>
             <w:r/>
             <w:r>
               <w:rPr>
@@ -2892,6 +4021,9 @@
             <w:tcW w:type="dxa" w:w="5046"/>
           </w:tcPr>
           <w:p>
+            <w:pPr>
+              <w:spacing w:before="20" w:after="20"/>
+            </w:pPr>
             <w:r/>
             <w:r>
               <w:rPr>
@@ -2908,6 +4040,9 @@
             <w:tcW w:type="dxa" w:w="5046"/>
           </w:tcPr>
           <w:p>
+            <w:pPr>
+              <w:spacing w:before="20" w:after="20"/>
+            </w:pPr>
             <w:r/>
             <w:r>
               <w:rPr>
@@ -2920,11 +4055,17 @@
         </w:tc>
       </w:tr>
       <w:tr>
-        <w:tc>
-          <w:tcPr>
-            <w:tcW w:type="dxa" w:w="5046"/>
-          </w:tcPr>
-          <w:p>
+        <w:trPr>
+          <w:cantSplit/>
+        </w:trPr>
+        <w:tc>
+          <w:tcPr>
+            <w:tcW w:type="dxa" w:w="5046"/>
+          </w:tcPr>
+          <w:p>
+            <w:pPr>
+              <w:spacing w:before="20" w:after="20"/>
+            </w:pPr>
             <w:r/>
             <w:r>
               <w:rPr>
@@ -2941,6 +4082,9 @@
             <w:tcW w:type="dxa" w:w="5046"/>
           </w:tcPr>
           <w:p>
+            <w:pPr>
+              <w:spacing w:before="20" w:after="20"/>
+            </w:pPr>
             <w:r/>
             <w:r>
               <w:rPr>
@@ -2957,6 +4101,9 @@
             <w:tcW w:type="dxa" w:w="5046"/>
           </w:tcPr>
           <w:p>
+            <w:pPr>
+              <w:spacing w:before="20" w:after="20"/>
+            </w:pPr>
             <w:r/>
             <w:r>
               <w:rPr>
@@ -2969,11 +4116,17 @@
         </w:tc>
       </w:tr>
       <w:tr>
-        <w:tc>
-          <w:tcPr>
-            <w:tcW w:type="dxa" w:w="5046"/>
-          </w:tcPr>
-          <w:p>
+        <w:trPr>
+          <w:cantSplit/>
+        </w:trPr>
+        <w:tc>
+          <w:tcPr>
+            <w:tcW w:type="dxa" w:w="5046"/>
+          </w:tcPr>
+          <w:p>
+            <w:pPr>
+              <w:spacing w:before="20" w:after="20"/>
+            </w:pPr>
             <w:r/>
             <w:r>
               <w:rPr>
@@ -2990,6 +4143,9 @@
             <w:tcW w:type="dxa" w:w="5046"/>
           </w:tcPr>
           <w:p>
+            <w:pPr>
+              <w:spacing w:before="20" w:after="20"/>
+            </w:pPr>
             <w:r/>
             <w:r>
               <w:rPr>
@@ -3006,6 +4162,9 @@
             <w:tcW w:type="dxa" w:w="5046"/>
           </w:tcPr>
           <w:p>
+            <w:pPr>
+              <w:spacing w:before="20" w:after="20"/>
+            </w:pPr>
             <w:r/>
             <w:r>
               <w:rPr>
@@ -3062,6 +4221,9 @@
             <w:shd w:val="clear" w:color="auto" w:fill="D9D9D9"/>
           </w:tcPr>
           <w:p>
+            <w:pPr>
+              <w:spacing w:before="20" w:after="20"/>
+            </w:pPr>
             <w:r/>
             <w:r>
               <w:rPr>
@@ -3079,6 +4241,9 @@
             <w:shd w:val="clear" w:color="auto" w:fill="D9D9D9"/>
           </w:tcPr>
           <w:p>
+            <w:pPr>
+              <w:spacing w:before="20" w:after="20"/>
+            </w:pPr>
             <w:r/>
             <w:r>
               <w:rPr>
@@ -3096,6 +4261,9 @@
             <w:shd w:val="clear" w:color="auto" w:fill="D9D9D9"/>
           </w:tcPr>
           <w:p>
+            <w:pPr>
+              <w:spacing w:before="20" w:after="20"/>
+            </w:pPr>
             <w:r/>
             <w:r>
               <w:rPr>
@@ -3109,11 +4277,17 @@
         </w:tc>
       </w:tr>
       <w:tr>
-        <w:tc>
-          <w:tcPr>
-            <w:tcW w:type="dxa" w:w="5046"/>
-          </w:tcPr>
-          <w:p>
+        <w:trPr>
+          <w:cantSplit/>
+        </w:trPr>
+        <w:tc>
+          <w:tcPr>
+            <w:tcW w:type="dxa" w:w="5046"/>
+          </w:tcPr>
+          <w:p>
+            <w:pPr>
+              <w:spacing w:before="20" w:after="20"/>
+            </w:pPr>
             <w:r/>
             <w:r>
               <w:rPr>
@@ -3130,6 +4304,9 @@
             <w:tcW w:type="dxa" w:w="5046"/>
           </w:tcPr>
           <w:p>
+            <w:pPr>
+              <w:spacing w:before="20" w:after="20"/>
+            </w:pPr>
             <w:r/>
             <w:r>
               <w:rPr>
@@ -3146,6 +4323,9 @@
             <w:tcW w:type="dxa" w:w="5046"/>
           </w:tcPr>
           <w:p>
+            <w:pPr>
+              <w:spacing w:before="20" w:after="20"/>
+            </w:pPr>
             <w:r/>
             <w:r>
               <w:rPr>
@@ -3158,11 +4338,17 @@
         </w:tc>
       </w:tr>
       <w:tr>
-        <w:tc>
-          <w:tcPr>
-            <w:tcW w:type="dxa" w:w="5046"/>
-          </w:tcPr>
-          <w:p>
+        <w:trPr>
+          <w:cantSplit/>
+        </w:trPr>
+        <w:tc>
+          <w:tcPr>
+            <w:tcW w:type="dxa" w:w="5046"/>
+          </w:tcPr>
+          <w:p>
+            <w:pPr>
+              <w:spacing w:before="20" w:after="20"/>
+            </w:pPr>
             <w:r/>
             <w:r>
               <w:rPr>
@@ -3179,6 +4365,9 @@
             <w:tcW w:type="dxa" w:w="5046"/>
           </w:tcPr>
           <w:p>
+            <w:pPr>
+              <w:spacing w:before="20" w:after="20"/>
+            </w:pPr>
             <w:r/>
             <w:r>
               <w:rPr>
@@ -3195,6 +4384,9 @@
             <w:tcW w:type="dxa" w:w="5046"/>
           </w:tcPr>
           <w:p>
+            <w:pPr>
+              <w:spacing w:before="20" w:after="20"/>
+            </w:pPr>
             <w:r/>
             <w:r>
               <w:rPr>
@@ -3207,11 +4399,17 @@
         </w:tc>
       </w:tr>
       <w:tr>
-        <w:tc>
-          <w:tcPr>
-            <w:tcW w:type="dxa" w:w="5046"/>
-          </w:tcPr>
-          <w:p>
+        <w:trPr>
+          <w:cantSplit/>
+        </w:trPr>
+        <w:tc>
+          <w:tcPr>
+            <w:tcW w:type="dxa" w:w="5046"/>
+          </w:tcPr>
+          <w:p>
+            <w:pPr>
+              <w:spacing w:before="20" w:after="20"/>
+            </w:pPr>
             <w:r/>
             <w:r>
               <w:rPr>
@@ -3228,6 +4426,9 @@
             <w:tcW w:type="dxa" w:w="5046"/>
           </w:tcPr>
           <w:p>
+            <w:pPr>
+              <w:spacing w:before="20" w:after="20"/>
+            </w:pPr>
             <w:r/>
             <w:r>
               <w:rPr>
@@ -3244,6 +4445,9 @@
             <w:tcW w:type="dxa" w:w="5046"/>
           </w:tcPr>
           <w:p>
+            <w:pPr>
+              <w:spacing w:before="20" w:after="20"/>
+            </w:pPr>
             <w:r/>
             <w:r>
               <w:rPr>
@@ -3256,11 +4460,17 @@
         </w:tc>
       </w:tr>
       <w:tr>
-        <w:tc>
-          <w:tcPr>
-            <w:tcW w:type="dxa" w:w="5046"/>
-          </w:tcPr>
-          <w:p>
+        <w:trPr>
+          <w:cantSplit/>
+        </w:trPr>
+        <w:tc>
+          <w:tcPr>
+            <w:tcW w:type="dxa" w:w="5046"/>
+          </w:tcPr>
+          <w:p>
+            <w:pPr>
+              <w:spacing w:before="20" w:after="20"/>
+            </w:pPr>
             <w:r/>
             <w:r>
               <w:rPr>
@@ -3277,6 +4487,9 @@
             <w:tcW w:type="dxa" w:w="5046"/>
           </w:tcPr>
           <w:p>
+            <w:pPr>
+              <w:spacing w:before="20" w:after="20"/>
+            </w:pPr>
             <w:r/>
             <w:r>
               <w:rPr>
@@ -3293,6 +4506,9 @@
             <w:tcW w:type="dxa" w:w="5046"/>
           </w:tcPr>
           <w:p>
+            <w:pPr>
+              <w:spacing w:before="20" w:after="20"/>
+            </w:pPr>
             <w:r/>
             <w:r>
               <w:rPr>
@@ -3349,6 +4565,9 @@
             <w:shd w:val="clear" w:color="auto" w:fill="D9D9D9"/>
           </w:tcPr>
           <w:p>
+            <w:pPr>
+              <w:spacing w:before="20" w:after="20"/>
+            </w:pPr>
             <w:r/>
             <w:r>
               <w:rPr>
@@ -3366,6 +4585,9 @@
             <w:shd w:val="clear" w:color="auto" w:fill="D9D9D9"/>
           </w:tcPr>
           <w:p>
+            <w:pPr>
+              <w:spacing w:before="20" w:after="20"/>
+            </w:pPr>
             <w:r/>
             <w:r>
               <w:rPr>
@@ -3383,6 +4605,9 @@
             <w:shd w:val="clear" w:color="auto" w:fill="D9D9D9"/>
           </w:tcPr>
           <w:p>
+            <w:pPr>
+              <w:spacing w:before="20" w:after="20"/>
+            </w:pPr>
             <w:r/>
             <w:r>
               <w:rPr>
@@ -3396,11 +4621,17 @@
         </w:tc>
       </w:tr>
       <w:tr>
-        <w:tc>
-          <w:tcPr>
-            <w:tcW w:type="dxa" w:w="5046"/>
-          </w:tcPr>
-          <w:p>
+        <w:trPr>
+          <w:cantSplit/>
+        </w:trPr>
+        <w:tc>
+          <w:tcPr>
+            <w:tcW w:type="dxa" w:w="5046"/>
+          </w:tcPr>
+          <w:p>
+            <w:pPr>
+              <w:spacing w:before="20" w:after="20"/>
+            </w:pPr>
             <w:r/>
             <w:r>
               <w:rPr>
@@ -3417,6 +4648,9 @@
             <w:tcW w:type="dxa" w:w="5046"/>
           </w:tcPr>
           <w:p>
+            <w:pPr>
+              <w:spacing w:before="20" w:after="20"/>
+            </w:pPr>
             <w:r/>
             <w:r>
               <w:rPr>
@@ -3433,6 +4667,9 @@
             <w:tcW w:type="dxa" w:w="5046"/>
           </w:tcPr>
           <w:p>
+            <w:pPr>
+              <w:spacing w:before="20" w:after="20"/>
+            </w:pPr>
             <w:r/>
             <w:r>
               <w:rPr>
@@ -3445,11 +4682,17 @@
         </w:tc>
       </w:tr>
       <w:tr>
-        <w:tc>
-          <w:tcPr>
-            <w:tcW w:type="dxa" w:w="5046"/>
-          </w:tcPr>
-          <w:p>
+        <w:trPr>
+          <w:cantSplit/>
+        </w:trPr>
+        <w:tc>
+          <w:tcPr>
+            <w:tcW w:type="dxa" w:w="5046"/>
+          </w:tcPr>
+          <w:p>
+            <w:pPr>
+              <w:spacing w:before="20" w:after="20"/>
+            </w:pPr>
             <w:r/>
             <w:r>
               <w:rPr>
@@ -3466,6 +4709,9 @@
             <w:tcW w:type="dxa" w:w="5046"/>
           </w:tcPr>
           <w:p>
+            <w:pPr>
+              <w:spacing w:before="20" w:after="20"/>
+            </w:pPr>
             <w:r/>
             <w:r>
               <w:rPr>
@@ -3482,6 +4728,9 @@
             <w:tcW w:type="dxa" w:w="5046"/>
           </w:tcPr>
           <w:p>
+            <w:pPr>
+              <w:spacing w:before="20" w:after="20"/>
+            </w:pPr>
             <w:r/>
             <w:r>
               <w:rPr>
@@ -3494,11 +4743,17 @@
         </w:tc>
       </w:tr>
       <w:tr>
-        <w:tc>
-          <w:tcPr>
-            <w:tcW w:type="dxa" w:w="5046"/>
-          </w:tcPr>
-          <w:p>
+        <w:trPr>
+          <w:cantSplit/>
+        </w:trPr>
+        <w:tc>
+          <w:tcPr>
+            <w:tcW w:type="dxa" w:w="5046"/>
+          </w:tcPr>
+          <w:p>
+            <w:pPr>
+              <w:spacing w:before="20" w:after="20"/>
+            </w:pPr>
             <w:r/>
             <w:r>
               <w:rPr>
@@ -3515,6 +4770,9 @@
             <w:tcW w:type="dxa" w:w="5046"/>
           </w:tcPr>
           <w:p>
+            <w:pPr>
+              <w:spacing w:before="20" w:after="20"/>
+            </w:pPr>
             <w:r/>
             <w:r>
               <w:rPr>
@@ -3531,6 +4789,9 @@
             <w:tcW w:type="dxa" w:w="5046"/>
           </w:tcPr>
           <w:p>
+            <w:pPr>
+              <w:spacing w:before="20" w:after="20"/>
+            </w:pPr>
             <w:r/>
             <w:r>
               <w:rPr>
@@ -3543,11 +4804,17 @@
         </w:tc>
       </w:tr>
       <w:tr>
-        <w:tc>
-          <w:tcPr>
-            <w:tcW w:type="dxa" w:w="5046"/>
-          </w:tcPr>
-          <w:p>
+        <w:trPr>
+          <w:cantSplit/>
+        </w:trPr>
+        <w:tc>
+          <w:tcPr>
+            <w:tcW w:type="dxa" w:w="5046"/>
+          </w:tcPr>
+          <w:p>
+            <w:pPr>
+              <w:spacing w:before="20" w:after="20"/>
+            </w:pPr>
             <w:r/>
             <w:r>
               <w:rPr>
@@ -3564,6 +4831,9 @@
             <w:tcW w:type="dxa" w:w="5046"/>
           </w:tcPr>
           <w:p>
+            <w:pPr>
+              <w:spacing w:before="20" w:after="20"/>
+            </w:pPr>
             <w:r/>
             <w:r>
               <w:rPr>
@@ -3580,6 +4850,9 @@
             <w:tcW w:type="dxa" w:w="5046"/>
           </w:tcPr>
           <w:p>
+            <w:pPr>
+              <w:spacing w:before="20" w:after="20"/>
+            </w:pPr>
             <w:r/>
             <w:r>
               <w:rPr>
@@ -3636,6 +4909,9 @@
             <w:shd w:val="clear" w:color="auto" w:fill="D9D9D9"/>
           </w:tcPr>
           <w:p>
+            <w:pPr>
+              <w:spacing w:before="20" w:after="20"/>
+            </w:pPr>
             <w:r/>
             <w:r>
               <w:rPr>
@@ -3653,6 +4929,9 @@
             <w:shd w:val="clear" w:color="auto" w:fill="D9D9D9"/>
           </w:tcPr>
           <w:p>
+            <w:pPr>
+              <w:spacing w:before="20" w:after="20"/>
+            </w:pPr>
             <w:r/>
             <w:r>
               <w:rPr>
@@ -3670,6 +4949,9 @@
             <w:shd w:val="clear" w:color="auto" w:fill="D9D9D9"/>
           </w:tcPr>
           <w:p>
+            <w:pPr>
+              <w:spacing w:before="20" w:after="20"/>
+            </w:pPr>
             <w:r/>
             <w:r>
               <w:rPr>
@@ -3683,11 +4965,17 @@
         </w:tc>
       </w:tr>
       <w:tr>
-        <w:tc>
-          <w:tcPr>
-            <w:tcW w:type="dxa" w:w="5046"/>
-          </w:tcPr>
-          <w:p>
+        <w:trPr>
+          <w:cantSplit/>
+        </w:trPr>
+        <w:tc>
+          <w:tcPr>
+            <w:tcW w:type="dxa" w:w="5046"/>
+          </w:tcPr>
+          <w:p>
+            <w:pPr>
+              <w:spacing w:before="20" w:after="20"/>
+            </w:pPr>
             <w:r/>
             <w:r>
               <w:rPr>
@@ -3704,6 +4992,9 @@
             <w:tcW w:type="dxa" w:w="5046"/>
           </w:tcPr>
           <w:p>
+            <w:pPr>
+              <w:spacing w:before="20" w:after="20"/>
+            </w:pPr>
             <w:r/>
             <w:r>
               <w:rPr>
@@ -3720,6 +5011,9 @@
             <w:tcW w:type="dxa" w:w="5046"/>
           </w:tcPr>
           <w:p>
+            <w:pPr>
+              <w:spacing w:before="20" w:after="20"/>
+            </w:pPr>
             <w:r/>
             <w:r>
               <w:rPr>
@@ -3732,11 +5026,17 @@
         </w:tc>
       </w:tr>
       <w:tr>
-        <w:tc>
-          <w:tcPr>
-            <w:tcW w:type="dxa" w:w="5046"/>
-          </w:tcPr>
-          <w:p>
+        <w:trPr>
+          <w:cantSplit/>
+        </w:trPr>
+        <w:tc>
+          <w:tcPr>
+            <w:tcW w:type="dxa" w:w="5046"/>
+          </w:tcPr>
+          <w:p>
+            <w:pPr>
+              <w:spacing w:before="20" w:after="20"/>
+            </w:pPr>
             <w:r/>
             <w:r>
               <w:rPr>
@@ -3753,6 +5053,9 @@
             <w:tcW w:type="dxa" w:w="5046"/>
           </w:tcPr>
           <w:p>
+            <w:pPr>
+              <w:spacing w:before="20" w:after="20"/>
+            </w:pPr>
             <w:r/>
             <w:r>
               <w:rPr>
@@ -3769,6 +5072,9 @@
             <w:tcW w:type="dxa" w:w="5046"/>
           </w:tcPr>
           <w:p>
+            <w:pPr>
+              <w:spacing w:before="20" w:after="20"/>
+            </w:pPr>
             <w:r/>
             <w:r>
               <w:rPr>
@@ -3781,11 +5087,17 @@
         </w:tc>
       </w:tr>
       <w:tr>
-        <w:tc>
-          <w:tcPr>
-            <w:tcW w:type="dxa" w:w="5046"/>
-          </w:tcPr>
-          <w:p>
+        <w:trPr>
+          <w:cantSplit/>
+        </w:trPr>
+        <w:tc>
+          <w:tcPr>
+            <w:tcW w:type="dxa" w:w="5046"/>
+          </w:tcPr>
+          <w:p>
+            <w:pPr>
+              <w:spacing w:before="20" w:after="20"/>
+            </w:pPr>
             <w:r/>
             <w:r>
               <w:rPr>
@@ -3802,6 +5114,9 @@
             <w:tcW w:type="dxa" w:w="5046"/>
           </w:tcPr>
           <w:p>
+            <w:pPr>
+              <w:spacing w:before="20" w:after="20"/>
+            </w:pPr>
             <w:r/>
             <w:r>
               <w:rPr>
@@ -3818,6 +5133,9 @@
             <w:tcW w:type="dxa" w:w="5046"/>
           </w:tcPr>
           <w:p>
+            <w:pPr>
+              <w:spacing w:before="20" w:after="20"/>
+            </w:pPr>
             <w:r/>
             <w:r>
               <w:rPr>
@@ -3830,11 +5148,17 @@
         </w:tc>
       </w:tr>
       <w:tr>
-        <w:tc>
-          <w:tcPr>
-            <w:tcW w:type="dxa" w:w="5046"/>
-          </w:tcPr>
-          <w:p>
+        <w:trPr>
+          <w:cantSplit/>
+        </w:trPr>
+        <w:tc>
+          <w:tcPr>
+            <w:tcW w:type="dxa" w:w="5046"/>
+          </w:tcPr>
+          <w:p>
+            <w:pPr>
+              <w:spacing w:before="20" w:after="20"/>
+            </w:pPr>
             <w:r/>
             <w:r>
               <w:rPr>
@@ -3851,6 +5175,9 @@
             <w:tcW w:type="dxa" w:w="5046"/>
           </w:tcPr>
           <w:p>
+            <w:pPr>
+              <w:spacing w:before="20" w:after="20"/>
+            </w:pPr>
             <w:r/>
             <w:r>
               <w:rPr>
@@ -3867,6 +5194,9 @@
             <w:tcW w:type="dxa" w:w="5046"/>
           </w:tcPr>
           <w:p>
+            <w:pPr>
+              <w:spacing w:before="20" w:after="20"/>
+            </w:pPr>
             <w:r/>
             <w:r>
               <w:rPr>
@@ -3879,11 +5209,17 @@
         </w:tc>
       </w:tr>
       <w:tr>
-        <w:tc>
-          <w:tcPr>
-            <w:tcW w:type="dxa" w:w="5046"/>
-          </w:tcPr>
-          <w:p>
+        <w:trPr>
+          <w:cantSplit/>
+        </w:trPr>
+        <w:tc>
+          <w:tcPr>
+            <w:tcW w:type="dxa" w:w="5046"/>
+          </w:tcPr>
+          <w:p>
+            <w:pPr>
+              <w:spacing w:before="20" w:after="20"/>
+            </w:pPr>
             <w:r/>
             <w:r>
               <w:rPr>
@@ -3900,6 +5236,9 @@
             <w:tcW w:type="dxa" w:w="5046"/>
           </w:tcPr>
           <w:p>
+            <w:pPr>
+              <w:spacing w:before="20" w:after="20"/>
+            </w:pPr>
             <w:r/>
             <w:r>
               <w:rPr>
@@ -3916,6 +5255,9 @@
             <w:tcW w:type="dxa" w:w="5046"/>
           </w:tcPr>
           <w:p>
+            <w:pPr>
+              <w:spacing w:before="20" w:after="20"/>
+            </w:pPr>
             <w:r/>
             <w:r>
               <w:rPr>
@@ -3928,11 +5270,17 @@
         </w:tc>
       </w:tr>
       <w:tr>
-        <w:tc>
-          <w:tcPr>
-            <w:tcW w:type="dxa" w:w="5046"/>
-          </w:tcPr>
-          <w:p>
+        <w:trPr>
+          <w:cantSplit/>
+        </w:trPr>
+        <w:tc>
+          <w:tcPr>
+            <w:tcW w:type="dxa" w:w="5046"/>
+          </w:tcPr>
+          <w:p>
+            <w:pPr>
+              <w:spacing w:before="20" w:after="20"/>
+            </w:pPr>
             <w:r/>
             <w:r>
               <w:rPr>
@@ -3949,6 +5297,9 @@
             <w:tcW w:type="dxa" w:w="5046"/>
           </w:tcPr>
           <w:p>
+            <w:pPr>
+              <w:spacing w:before="20" w:after="20"/>
+            </w:pPr>
             <w:r/>
             <w:r>
               <w:rPr>
@@ -3965,6 +5316,9 @@
             <w:tcW w:type="dxa" w:w="5046"/>
           </w:tcPr>
           <w:p>
+            <w:pPr>
+              <w:spacing w:before="20" w:after="20"/>
+            </w:pPr>
             <w:r/>
             <w:r>
               <w:rPr>
@@ -3977,11 +5331,17 @@
         </w:tc>
       </w:tr>
       <w:tr>
-        <w:tc>
-          <w:tcPr>
-            <w:tcW w:type="dxa" w:w="5046"/>
-          </w:tcPr>
-          <w:p>
+        <w:trPr>
+          <w:cantSplit/>
+        </w:trPr>
+        <w:tc>
+          <w:tcPr>
+            <w:tcW w:type="dxa" w:w="5046"/>
+          </w:tcPr>
+          <w:p>
+            <w:pPr>
+              <w:spacing w:before="20" w:after="20"/>
+            </w:pPr>
             <w:r/>
             <w:r>
               <w:rPr>
@@ -3998,6 +5358,9 @@
             <w:tcW w:type="dxa" w:w="5046"/>
           </w:tcPr>
           <w:p>
+            <w:pPr>
+              <w:spacing w:before="20" w:after="20"/>
+            </w:pPr>
             <w:r/>
             <w:r>
               <w:rPr>
@@ -4014,6 +5377,9 @@
             <w:tcW w:type="dxa" w:w="5046"/>
           </w:tcPr>
           <w:p>
+            <w:pPr>
+              <w:spacing w:before="20" w:after="20"/>
+            </w:pPr>
             <w:r/>
             <w:r>
               <w:rPr>
@@ -4026,11 +5392,17 @@
         </w:tc>
       </w:tr>
       <w:tr>
-        <w:tc>
-          <w:tcPr>
-            <w:tcW w:type="dxa" w:w="5046"/>
-          </w:tcPr>
-          <w:p>
+        <w:trPr>
+          <w:cantSplit/>
+        </w:trPr>
+        <w:tc>
+          <w:tcPr>
+            <w:tcW w:type="dxa" w:w="5046"/>
+          </w:tcPr>
+          <w:p>
+            <w:pPr>
+              <w:spacing w:before="20" w:after="20"/>
+            </w:pPr>
             <w:r/>
             <w:r>
               <w:rPr>
@@ -4047,6 +5419,9 @@
             <w:tcW w:type="dxa" w:w="5046"/>
           </w:tcPr>
           <w:p>
+            <w:pPr>
+              <w:spacing w:before="20" w:after="20"/>
+            </w:pPr>
             <w:r/>
             <w:r>
               <w:rPr>
@@ -4063,6 +5438,9 @@
             <w:tcW w:type="dxa" w:w="5046"/>
           </w:tcPr>
           <w:p>
+            <w:pPr>
+              <w:spacing w:before="20" w:after="20"/>
+            </w:pPr>
             <w:r/>
             <w:r>
               <w:rPr>
@@ -4075,11 +5453,17 @@
         </w:tc>
       </w:tr>
       <w:tr>
-        <w:tc>
-          <w:tcPr>
-            <w:tcW w:type="dxa" w:w="5046"/>
-          </w:tcPr>
-          <w:p>
+        <w:trPr>
+          <w:cantSplit/>
+        </w:trPr>
+        <w:tc>
+          <w:tcPr>
+            <w:tcW w:type="dxa" w:w="5046"/>
+          </w:tcPr>
+          <w:p>
+            <w:pPr>
+              <w:spacing w:before="20" w:after="20"/>
+            </w:pPr>
             <w:r/>
             <w:r>
               <w:rPr>
@@ -4096,6 +5480,9 @@
             <w:tcW w:type="dxa" w:w="5046"/>
           </w:tcPr>
           <w:p>
+            <w:pPr>
+              <w:spacing w:before="20" w:after="20"/>
+            </w:pPr>
             <w:r/>
             <w:r>
               <w:rPr>
@@ -4112,6 +5499,9 @@
             <w:tcW w:type="dxa" w:w="5046"/>
           </w:tcPr>
           <w:p>
+            <w:pPr>
+              <w:spacing w:before="20" w:after="20"/>
+            </w:pPr>
             <w:r/>
             <w:r>
               <w:rPr>
@@ -4124,11 +5514,17 @@
         </w:tc>
       </w:tr>
       <w:tr>
-        <w:tc>
-          <w:tcPr>
-            <w:tcW w:type="dxa" w:w="5046"/>
-          </w:tcPr>
-          <w:p>
+        <w:trPr>
+          <w:cantSplit/>
+        </w:trPr>
+        <w:tc>
+          <w:tcPr>
+            <w:tcW w:type="dxa" w:w="5046"/>
+          </w:tcPr>
+          <w:p>
+            <w:pPr>
+              <w:spacing w:before="20" w:after="20"/>
+            </w:pPr>
             <w:r/>
             <w:r>
               <w:rPr>
@@ -4145,6 +5541,9 @@
             <w:tcW w:type="dxa" w:w="5046"/>
           </w:tcPr>
           <w:p>
+            <w:pPr>
+              <w:spacing w:before="20" w:after="20"/>
+            </w:pPr>
             <w:r/>
             <w:r>
               <w:rPr>
@@ -4161,6 +5560,9 @@
             <w:tcW w:type="dxa" w:w="5046"/>
           </w:tcPr>
           <w:p>
+            <w:pPr>
+              <w:spacing w:before="20" w:after="20"/>
+            </w:pPr>
             <w:r/>
             <w:r>
               <w:rPr>
@@ -4217,6 +5619,9 @@
             <w:shd w:val="clear" w:color="auto" w:fill="D9D9D9"/>
           </w:tcPr>
           <w:p>
+            <w:pPr>
+              <w:spacing w:before="20" w:after="20"/>
+            </w:pPr>
             <w:r/>
             <w:r>
               <w:rPr>
@@ -4234,6 +5639,9 @@
             <w:shd w:val="clear" w:color="auto" w:fill="D9D9D9"/>
           </w:tcPr>
           <w:p>
+            <w:pPr>
+              <w:spacing w:before="20" w:after="20"/>
+            </w:pPr>
             <w:r/>
             <w:r>
               <w:rPr>
@@ -4251,6 +5659,9 @@
             <w:shd w:val="clear" w:color="auto" w:fill="D9D9D9"/>
           </w:tcPr>
           <w:p>
+            <w:pPr>
+              <w:spacing w:before="20" w:after="20"/>
+            </w:pPr>
             <w:r/>
             <w:r>
               <w:rPr>
@@ -4264,11 +5675,17 @@
         </w:tc>
       </w:tr>
       <w:tr>
-        <w:tc>
-          <w:tcPr>
-            <w:tcW w:type="dxa" w:w="5046"/>
-          </w:tcPr>
-          <w:p>
+        <w:trPr>
+          <w:cantSplit/>
+        </w:trPr>
+        <w:tc>
+          <w:tcPr>
+            <w:tcW w:type="dxa" w:w="5046"/>
+          </w:tcPr>
+          <w:p>
+            <w:pPr>
+              <w:spacing w:before="20" w:after="20"/>
+            </w:pPr>
             <w:r/>
             <w:r>
               <w:rPr>
@@ -4285,6 +5702,9 @@
             <w:tcW w:type="dxa" w:w="5046"/>
           </w:tcPr>
           <w:p>
+            <w:pPr>
+              <w:spacing w:before="20" w:after="20"/>
+            </w:pPr>
             <w:r/>
             <w:r>
               <w:rPr>
@@ -4301,6 +5721,9 @@
             <w:tcW w:type="dxa" w:w="5046"/>
           </w:tcPr>
           <w:p>
+            <w:pPr>
+              <w:spacing w:before="20" w:after="20"/>
+            </w:pPr>
             <w:r/>
             <w:r>
               <w:rPr>
@@ -4313,11 +5736,17 @@
         </w:tc>
       </w:tr>
       <w:tr>
-        <w:tc>
-          <w:tcPr>
-            <w:tcW w:type="dxa" w:w="5046"/>
-          </w:tcPr>
-          <w:p>
+        <w:trPr>
+          <w:cantSplit/>
+        </w:trPr>
+        <w:tc>
+          <w:tcPr>
+            <w:tcW w:type="dxa" w:w="5046"/>
+          </w:tcPr>
+          <w:p>
+            <w:pPr>
+              <w:spacing w:before="20" w:after="20"/>
+            </w:pPr>
             <w:r/>
             <w:r>
               <w:rPr>
@@ -4334,6 +5763,9 @@
             <w:tcW w:type="dxa" w:w="5046"/>
           </w:tcPr>
           <w:p>
+            <w:pPr>
+              <w:spacing w:before="20" w:after="20"/>
+            </w:pPr>
             <w:r/>
             <w:r>
               <w:rPr>
@@ -4350,6 +5782,9 @@
             <w:tcW w:type="dxa" w:w="5046"/>
           </w:tcPr>
           <w:p>
+            <w:pPr>
+              <w:spacing w:before="20" w:after="20"/>
+            </w:pPr>
             <w:r/>
             <w:r>
               <w:rPr>
@@ -4362,11 +5797,17 @@
         </w:tc>
       </w:tr>
       <w:tr>
-        <w:tc>
-          <w:tcPr>
-            <w:tcW w:type="dxa" w:w="5046"/>
-          </w:tcPr>
-          <w:p>
+        <w:trPr>
+          <w:cantSplit/>
+        </w:trPr>
+        <w:tc>
+          <w:tcPr>
+            <w:tcW w:type="dxa" w:w="5046"/>
+          </w:tcPr>
+          <w:p>
+            <w:pPr>
+              <w:spacing w:before="20" w:after="20"/>
+            </w:pPr>
             <w:r/>
             <w:r>
               <w:rPr>
@@ -4383,6 +5824,9 @@
             <w:tcW w:type="dxa" w:w="5046"/>
           </w:tcPr>
           <w:p>
+            <w:pPr>
+              <w:spacing w:before="20" w:after="20"/>
+            </w:pPr>
             <w:r/>
             <w:r>
               <w:rPr>
@@ -4399,6 +5843,9 @@
             <w:tcW w:type="dxa" w:w="5046"/>
           </w:tcPr>
           <w:p>
+            <w:pPr>
+              <w:spacing w:before="20" w:after="20"/>
+            </w:pPr>
             <w:r/>
             <w:r>
               <w:rPr>
@@ -4411,11 +5858,17 @@
         </w:tc>
       </w:tr>
       <w:tr>
-        <w:tc>
-          <w:tcPr>
-            <w:tcW w:type="dxa" w:w="5046"/>
-          </w:tcPr>
-          <w:p>
+        <w:trPr>
+          <w:cantSplit/>
+        </w:trPr>
+        <w:tc>
+          <w:tcPr>
+            <w:tcW w:type="dxa" w:w="5046"/>
+          </w:tcPr>
+          <w:p>
+            <w:pPr>
+              <w:spacing w:before="20" w:after="20"/>
+            </w:pPr>
             <w:r/>
             <w:r>
               <w:rPr>
@@ -4432,6 +5885,9 @@
             <w:tcW w:type="dxa" w:w="5046"/>
           </w:tcPr>
           <w:p>
+            <w:pPr>
+              <w:spacing w:before="20" w:after="20"/>
+            </w:pPr>
             <w:r/>
             <w:r>
               <w:rPr>
@@ -4448,6 +5904,9 @@
             <w:tcW w:type="dxa" w:w="5046"/>
           </w:tcPr>
           <w:p>
+            <w:pPr>
+              <w:spacing w:before="20" w:after="20"/>
+            </w:pPr>
             <w:r/>
             <w:r>
               <w:rPr>
@@ -4460,11 +5919,17 @@
         </w:tc>
       </w:tr>
       <w:tr>
-        <w:tc>
-          <w:tcPr>
-            <w:tcW w:type="dxa" w:w="5046"/>
-          </w:tcPr>
-          <w:p>
+        <w:trPr>
+          <w:cantSplit/>
+        </w:trPr>
+        <w:tc>
+          <w:tcPr>
+            <w:tcW w:type="dxa" w:w="5046"/>
+          </w:tcPr>
+          <w:p>
+            <w:pPr>
+              <w:spacing w:before="20" w:after="20"/>
+            </w:pPr>
             <w:r/>
             <w:r>
               <w:rPr>
@@ -4481,6 +5946,9 @@
             <w:tcW w:type="dxa" w:w="5046"/>
           </w:tcPr>
           <w:p>
+            <w:pPr>
+              <w:spacing w:before="20" w:after="20"/>
+            </w:pPr>
             <w:r/>
             <w:r>
               <w:rPr>
@@ -4497,6 +5965,9 @@
             <w:tcW w:type="dxa" w:w="5046"/>
           </w:tcPr>
           <w:p>
+            <w:pPr>
+              <w:spacing w:before="20" w:after="20"/>
+            </w:pPr>
             <w:r/>
             <w:r>
               <w:rPr>
@@ -4509,11 +5980,17 @@
         </w:tc>
       </w:tr>
       <w:tr>
-        <w:tc>
-          <w:tcPr>
-            <w:tcW w:type="dxa" w:w="5046"/>
-          </w:tcPr>
-          <w:p>
+        <w:trPr>
+          <w:cantSplit/>
+        </w:trPr>
+        <w:tc>
+          <w:tcPr>
+            <w:tcW w:type="dxa" w:w="5046"/>
+          </w:tcPr>
+          <w:p>
+            <w:pPr>
+              <w:spacing w:before="20" w:after="20"/>
+            </w:pPr>
             <w:r/>
             <w:r>
               <w:rPr>
@@ -4530,6 +6007,9 @@
             <w:tcW w:type="dxa" w:w="5046"/>
           </w:tcPr>
           <w:p>
+            <w:pPr>
+              <w:spacing w:before="20" w:after="20"/>
+            </w:pPr>
             <w:r/>
             <w:r>
               <w:rPr>
@@ -4546,6 +6026,9 @@
             <w:tcW w:type="dxa" w:w="5046"/>
           </w:tcPr>
           <w:p>
+            <w:pPr>
+              <w:spacing w:before="20" w:after="20"/>
+            </w:pPr>
             <w:r/>
             <w:r>
               <w:rPr>
@@ -4602,6 +6085,9 @@
             <w:shd w:val="clear" w:color="auto" w:fill="D9D9D9"/>
           </w:tcPr>
           <w:p>
+            <w:pPr>
+              <w:spacing w:before="20" w:after="20"/>
+            </w:pPr>
             <w:r/>
             <w:r>
               <w:rPr>
@@ -4619,6 +6105,9 @@
             <w:shd w:val="clear" w:color="auto" w:fill="D9D9D9"/>
           </w:tcPr>
           <w:p>
+            <w:pPr>
+              <w:spacing w:before="20" w:after="20"/>
+            </w:pPr>
             <w:r/>
             <w:r>
               <w:rPr>
@@ -4636,6 +6125,9 @@
             <w:shd w:val="clear" w:color="auto" w:fill="D9D9D9"/>
           </w:tcPr>
           <w:p>
+            <w:pPr>
+              <w:spacing w:before="20" w:after="20"/>
+            </w:pPr>
             <w:r/>
             <w:r>
               <w:rPr>
@@ -4649,11 +6141,17 @@
         </w:tc>
       </w:tr>
       <w:tr>
-        <w:tc>
-          <w:tcPr>
-            <w:tcW w:type="dxa" w:w="5046"/>
-          </w:tcPr>
-          <w:p>
+        <w:trPr>
+          <w:cantSplit/>
+        </w:trPr>
+        <w:tc>
+          <w:tcPr>
+            <w:tcW w:type="dxa" w:w="5046"/>
+          </w:tcPr>
+          <w:p>
+            <w:pPr>
+              <w:spacing w:before="20" w:after="20"/>
+            </w:pPr>
             <w:r/>
             <w:r>
               <w:rPr>
@@ -4670,6 +6168,9 @@
             <w:tcW w:type="dxa" w:w="5046"/>
           </w:tcPr>
           <w:p>
+            <w:pPr>
+              <w:spacing w:before="20" w:after="20"/>
+            </w:pPr>
             <w:r/>
             <w:r>
               <w:rPr>
@@ -4686,6 +6187,9 @@
             <w:tcW w:type="dxa" w:w="5046"/>
           </w:tcPr>
           <w:p>
+            <w:pPr>
+              <w:spacing w:before="20" w:after="20"/>
+            </w:pPr>
             <w:r/>
             <w:r>
               <w:rPr>
@@ -4698,11 +6202,17 @@
         </w:tc>
       </w:tr>
       <w:tr>
-        <w:tc>
-          <w:tcPr>
-            <w:tcW w:type="dxa" w:w="5046"/>
-          </w:tcPr>
-          <w:p>
+        <w:trPr>
+          <w:cantSplit/>
+        </w:trPr>
+        <w:tc>
+          <w:tcPr>
+            <w:tcW w:type="dxa" w:w="5046"/>
+          </w:tcPr>
+          <w:p>
+            <w:pPr>
+              <w:spacing w:before="20" w:after="20"/>
+            </w:pPr>
             <w:r/>
             <w:r>
               <w:rPr>
@@ -4719,6 +6229,9 @@
             <w:tcW w:type="dxa" w:w="5046"/>
           </w:tcPr>
           <w:p>
+            <w:pPr>
+              <w:spacing w:before="20" w:after="20"/>
+            </w:pPr>
             <w:r/>
             <w:r>
               <w:rPr>
@@ -4735,6 +6248,9 @@
             <w:tcW w:type="dxa" w:w="5046"/>
           </w:tcPr>
           <w:p>
+            <w:pPr>
+              <w:spacing w:before="20" w:after="20"/>
+            </w:pPr>
             <w:r/>
             <w:r>
               <w:rPr>
@@ -4747,11 +6263,17 @@
         </w:tc>
       </w:tr>
       <w:tr>
-        <w:tc>
-          <w:tcPr>
-            <w:tcW w:type="dxa" w:w="5046"/>
-          </w:tcPr>
-          <w:p>
+        <w:trPr>
+          <w:cantSplit/>
+        </w:trPr>
+        <w:tc>
+          <w:tcPr>
+            <w:tcW w:type="dxa" w:w="5046"/>
+          </w:tcPr>
+          <w:p>
+            <w:pPr>
+              <w:spacing w:before="20" w:after="20"/>
+            </w:pPr>
             <w:r/>
             <w:r>
               <w:rPr>
@@ -4768,6 +6290,9 @@
             <w:tcW w:type="dxa" w:w="5046"/>
           </w:tcPr>
           <w:p>
+            <w:pPr>
+              <w:spacing w:before="20" w:after="20"/>
+            </w:pPr>
             <w:r/>
             <w:r>
               <w:rPr>
@@ -4784,6 +6309,9 @@
             <w:tcW w:type="dxa" w:w="5046"/>
           </w:tcPr>
           <w:p>
+            <w:pPr>
+              <w:spacing w:before="20" w:after="20"/>
+            </w:pPr>
             <w:r/>
             <w:r>
               <w:rPr>
@@ -4796,11 +6324,17 @@
         </w:tc>
       </w:tr>
       <w:tr>
-        <w:tc>
-          <w:tcPr>
-            <w:tcW w:type="dxa" w:w="5046"/>
-          </w:tcPr>
-          <w:p>
+        <w:trPr>
+          <w:cantSplit/>
+        </w:trPr>
+        <w:tc>
+          <w:tcPr>
+            <w:tcW w:type="dxa" w:w="5046"/>
+          </w:tcPr>
+          <w:p>
+            <w:pPr>
+              <w:spacing w:before="20" w:after="20"/>
+            </w:pPr>
             <w:r/>
             <w:r>
               <w:rPr>
@@ -4817,6 +6351,9 @@
             <w:tcW w:type="dxa" w:w="5046"/>
           </w:tcPr>
           <w:p>
+            <w:pPr>
+              <w:spacing w:before="20" w:after="20"/>
+            </w:pPr>
             <w:r/>
             <w:r>
               <w:rPr>
@@ -4833,6 +6370,9 @@
             <w:tcW w:type="dxa" w:w="5046"/>
           </w:tcPr>
           <w:p>
+            <w:pPr>
+              <w:spacing w:before="20" w:after="20"/>
+            </w:pPr>
             <w:r/>
             <w:r>
               <w:rPr>
@@ -4845,11 +6385,17 @@
         </w:tc>
       </w:tr>
       <w:tr>
-        <w:tc>
-          <w:tcPr>
-            <w:tcW w:type="dxa" w:w="5046"/>
-          </w:tcPr>
-          <w:p>
+        <w:trPr>
+          <w:cantSplit/>
+        </w:trPr>
+        <w:tc>
+          <w:tcPr>
+            <w:tcW w:type="dxa" w:w="5046"/>
+          </w:tcPr>
+          <w:p>
+            <w:pPr>
+              <w:spacing w:before="20" w:after="20"/>
+            </w:pPr>
             <w:r/>
             <w:r>
               <w:rPr>
@@ -4866,6 +6412,9 @@
             <w:tcW w:type="dxa" w:w="5046"/>
           </w:tcPr>
           <w:p>
+            <w:pPr>
+              <w:spacing w:before="20" w:after="20"/>
+            </w:pPr>
             <w:r/>
             <w:r>
               <w:rPr>
@@ -4882,6 +6431,9 @@
             <w:tcW w:type="dxa" w:w="5046"/>
           </w:tcPr>
           <w:p>
+            <w:pPr>
+              <w:spacing w:before="20" w:after="20"/>
+            </w:pPr>
             <w:r/>
             <w:r>
               <w:rPr>
@@ -4894,11 +6446,17 @@
         </w:tc>
       </w:tr>
       <w:tr>
-        <w:tc>
-          <w:tcPr>
-            <w:tcW w:type="dxa" w:w="5046"/>
-          </w:tcPr>
-          <w:p>
+        <w:trPr>
+          <w:cantSplit/>
+        </w:trPr>
+        <w:tc>
+          <w:tcPr>
+            <w:tcW w:type="dxa" w:w="5046"/>
+          </w:tcPr>
+          <w:p>
+            <w:pPr>
+              <w:spacing w:before="20" w:after="20"/>
+            </w:pPr>
             <w:r/>
             <w:r>
               <w:rPr>
@@ -4915,6 +6473,9 @@
             <w:tcW w:type="dxa" w:w="5046"/>
           </w:tcPr>
           <w:p>
+            <w:pPr>
+              <w:spacing w:before="20" w:after="20"/>
+            </w:pPr>
             <w:r/>
             <w:r>
               <w:rPr>
@@ -4931,6 +6492,9 @@
             <w:tcW w:type="dxa" w:w="5046"/>
           </w:tcPr>
           <w:p>
+            <w:pPr>
+              <w:spacing w:before="20" w:after="20"/>
+            </w:pPr>
             <w:r/>
             <w:r>
               <w:rPr>
@@ -4943,11 +6507,17 @@
         </w:tc>
       </w:tr>
       <w:tr>
-        <w:tc>
-          <w:tcPr>
-            <w:tcW w:type="dxa" w:w="5046"/>
-          </w:tcPr>
-          <w:p>
+        <w:trPr>
+          <w:cantSplit/>
+        </w:trPr>
+        <w:tc>
+          <w:tcPr>
+            <w:tcW w:type="dxa" w:w="5046"/>
+          </w:tcPr>
+          <w:p>
+            <w:pPr>
+              <w:spacing w:before="20" w:after="20"/>
+            </w:pPr>
             <w:r/>
             <w:r>
               <w:rPr>
@@ -4964,6 +6534,9 @@
             <w:tcW w:type="dxa" w:w="5046"/>
           </w:tcPr>
           <w:p>
+            <w:pPr>
+              <w:spacing w:before="20" w:after="20"/>
+            </w:pPr>
             <w:r/>
             <w:r>
               <w:rPr>
@@ -4980,6 +6553,9 @@
             <w:tcW w:type="dxa" w:w="5046"/>
           </w:tcPr>
           <w:p>
+            <w:pPr>
+              <w:spacing w:before="20" w:after="20"/>
+            </w:pPr>
             <w:r/>
             <w:r>
               <w:rPr>
@@ -4992,11 +6568,17 @@
         </w:tc>
       </w:tr>
       <w:tr>
-        <w:tc>
-          <w:tcPr>
-            <w:tcW w:type="dxa" w:w="5046"/>
-          </w:tcPr>
-          <w:p>
+        <w:trPr>
+          <w:cantSplit/>
+        </w:trPr>
+        <w:tc>
+          <w:tcPr>
+            <w:tcW w:type="dxa" w:w="5046"/>
+          </w:tcPr>
+          <w:p>
+            <w:pPr>
+              <w:spacing w:before="20" w:after="20"/>
+            </w:pPr>
             <w:r/>
             <w:r>
               <w:rPr>
@@ -5013,6 +6595,9 @@
             <w:tcW w:type="dxa" w:w="5046"/>
           </w:tcPr>
           <w:p>
+            <w:pPr>
+              <w:spacing w:before="20" w:after="20"/>
+            </w:pPr>
             <w:r/>
             <w:r>
               <w:rPr>
@@ -5029,6 +6614,9 @@
             <w:tcW w:type="dxa" w:w="5046"/>
           </w:tcPr>
           <w:p>
+            <w:pPr>
+              <w:spacing w:before="20" w:after="20"/>
+            </w:pPr>
             <w:r/>
             <w:r>
               <w:rPr>
@@ -5041,11 +6629,17 @@
         </w:tc>
       </w:tr>
       <w:tr>
-        <w:tc>
-          <w:tcPr>
-            <w:tcW w:type="dxa" w:w="5046"/>
-          </w:tcPr>
-          <w:p>
+        <w:trPr>
+          <w:cantSplit/>
+        </w:trPr>
+        <w:tc>
+          <w:tcPr>
+            <w:tcW w:type="dxa" w:w="5046"/>
+          </w:tcPr>
+          <w:p>
+            <w:pPr>
+              <w:spacing w:before="20" w:after="20"/>
+            </w:pPr>
             <w:r/>
             <w:r>
               <w:rPr>
@@ -5062,6 +6656,9 @@
             <w:tcW w:type="dxa" w:w="5046"/>
           </w:tcPr>
           <w:p>
+            <w:pPr>
+              <w:spacing w:before="20" w:after="20"/>
+            </w:pPr>
             <w:r/>
             <w:r>
               <w:rPr>
@@ -5078,6 +6675,9 @@
             <w:tcW w:type="dxa" w:w="5046"/>
           </w:tcPr>
           <w:p>
+            <w:pPr>
+              <w:spacing w:before="20" w:after="20"/>
+            </w:pPr>
             <w:r/>
             <w:r>
               <w:rPr>
@@ -5090,11 +6690,17 @@
         </w:tc>
       </w:tr>
       <w:tr>
-        <w:tc>
-          <w:tcPr>
-            <w:tcW w:type="dxa" w:w="5046"/>
-          </w:tcPr>
-          <w:p>
+        <w:trPr>
+          <w:cantSplit/>
+        </w:trPr>
+        <w:tc>
+          <w:tcPr>
+            <w:tcW w:type="dxa" w:w="5046"/>
+          </w:tcPr>
+          <w:p>
+            <w:pPr>
+              <w:spacing w:before="20" w:after="20"/>
+            </w:pPr>
             <w:r/>
             <w:r>
               <w:rPr>
@@ -5111,6 +6717,9 @@
             <w:tcW w:type="dxa" w:w="5046"/>
           </w:tcPr>
           <w:p>
+            <w:pPr>
+              <w:spacing w:before="20" w:after="20"/>
+            </w:pPr>
             <w:r/>
             <w:r>
               <w:rPr>
@@ -5127,6 +6736,9 @@
             <w:tcW w:type="dxa" w:w="5046"/>
           </w:tcPr>
           <w:p>
+            <w:pPr>
+              <w:spacing w:before="20" w:after="20"/>
+            </w:pPr>
             <w:r/>
             <w:r>
               <w:rPr>
@@ -5139,11 +6751,17 @@
         </w:tc>
       </w:tr>
       <w:tr>
-        <w:tc>
-          <w:tcPr>
-            <w:tcW w:type="dxa" w:w="5046"/>
-          </w:tcPr>
-          <w:p>
+        <w:trPr>
+          <w:cantSplit/>
+        </w:trPr>
+        <w:tc>
+          <w:tcPr>
+            <w:tcW w:type="dxa" w:w="5046"/>
+          </w:tcPr>
+          <w:p>
+            <w:pPr>
+              <w:spacing w:before="20" w:after="20"/>
+            </w:pPr>
             <w:r/>
             <w:r>
               <w:rPr>
@@ -5160,6 +6778,9 @@
             <w:tcW w:type="dxa" w:w="5046"/>
           </w:tcPr>
           <w:p>
+            <w:pPr>
+              <w:spacing w:before="20" w:after="20"/>
+            </w:pPr>
             <w:r/>
             <w:r>
               <w:rPr>
@@ -5176,6 +6797,9 @@
             <w:tcW w:type="dxa" w:w="5046"/>
           </w:tcPr>
           <w:p>
+            <w:pPr>
+              <w:spacing w:before="20" w:after="20"/>
+            </w:pPr>
             <w:r/>
             <w:r>
               <w:rPr>
@@ -5188,11 +6812,17 @@
         </w:tc>
       </w:tr>
       <w:tr>
-        <w:tc>
-          <w:tcPr>
-            <w:tcW w:type="dxa" w:w="5046"/>
-          </w:tcPr>
-          <w:p>
+        <w:trPr>
+          <w:cantSplit/>
+        </w:trPr>
+        <w:tc>
+          <w:tcPr>
+            <w:tcW w:type="dxa" w:w="5046"/>
+          </w:tcPr>
+          <w:p>
+            <w:pPr>
+              <w:spacing w:before="20" w:after="20"/>
+            </w:pPr>
             <w:r/>
             <w:r>
               <w:rPr>
@@ -5209,6 +6839,9 @@
             <w:tcW w:type="dxa" w:w="5046"/>
           </w:tcPr>
           <w:p>
+            <w:pPr>
+              <w:spacing w:before="20" w:after="20"/>
+            </w:pPr>
             <w:r/>
             <w:r>
               <w:rPr>
@@ -5225,6 +6858,9 @@
             <w:tcW w:type="dxa" w:w="5046"/>
           </w:tcPr>
           <w:p>
+            <w:pPr>
+              <w:spacing w:before="20" w:after="20"/>
+            </w:pPr>
             <w:r/>
             <w:r>
               <w:rPr>
@@ -5237,11 +6873,17 @@
         </w:tc>
       </w:tr>
       <w:tr>
-        <w:tc>
-          <w:tcPr>
-            <w:tcW w:type="dxa" w:w="5046"/>
-          </w:tcPr>
-          <w:p>
+        <w:trPr>
+          <w:cantSplit/>
+        </w:trPr>
+        <w:tc>
+          <w:tcPr>
+            <w:tcW w:type="dxa" w:w="5046"/>
+          </w:tcPr>
+          <w:p>
+            <w:pPr>
+              <w:spacing w:before="20" w:after="20"/>
+            </w:pPr>
             <w:r/>
             <w:r>
               <w:rPr>
@@ -5258,6 +6900,9 @@
             <w:tcW w:type="dxa" w:w="5046"/>
           </w:tcPr>
           <w:p>
+            <w:pPr>
+              <w:spacing w:before="20" w:after="20"/>
+            </w:pPr>
             <w:r/>
             <w:r>
               <w:rPr>
@@ -5274,6 +6919,9 @@
             <w:tcW w:type="dxa" w:w="5046"/>
           </w:tcPr>
           <w:p>
+            <w:pPr>
+              <w:spacing w:before="20" w:after="20"/>
+            </w:pPr>
             <w:r/>
             <w:r>
               <w:rPr>
@@ -5286,11 +6934,17 @@
         </w:tc>
       </w:tr>
       <w:tr>
-        <w:tc>
-          <w:tcPr>
-            <w:tcW w:type="dxa" w:w="5046"/>
-          </w:tcPr>
-          <w:p>
+        <w:trPr>
+          <w:cantSplit/>
+        </w:trPr>
+        <w:tc>
+          <w:tcPr>
+            <w:tcW w:type="dxa" w:w="5046"/>
+          </w:tcPr>
+          <w:p>
+            <w:pPr>
+              <w:spacing w:before="20" w:after="20"/>
+            </w:pPr>
             <w:r/>
             <w:r>
               <w:rPr>
@@ -5307,6 +6961,9 @@
             <w:tcW w:type="dxa" w:w="5046"/>
           </w:tcPr>
           <w:p>
+            <w:pPr>
+              <w:spacing w:before="20" w:after="20"/>
+            </w:pPr>
             <w:r/>
             <w:r>
               <w:rPr>
@@ -5323,6 +6980,9 @@
             <w:tcW w:type="dxa" w:w="5046"/>
           </w:tcPr>
           <w:p>
+            <w:pPr>
+              <w:spacing w:before="20" w:after="20"/>
+            </w:pPr>
             <w:r/>
             <w:r>
               <w:rPr>
@@ -5335,11 +6995,17 @@
         </w:tc>
       </w:tr>
       <w:tr>
-        <w:tc>
-          <w:tcPr>
-            <w:tcW w:type="dxa" w:w="5046"/>
-          </w:tcPr>
-          <w:p>
+        <w:trPr>
+          <w:cantSplit/>
+        </w:trPr>
+        <w:tc>
+          <w:tcPr>
+            <w:tcW w:type="dxa" w:w="5046"/>
+          </w:tcPr>
+          <w:p>
+            <w:pPr>
+              <w:spacing w:before="20" w:after="20"/>
+            </w:pPr>
             <w:r/>
             <w:r>
               <w:rPr>
@@ -5356,6 +7022,9 @@
             <w:tcW w:type="dxa" w:w="5046"/>
           </w:tcPr>
           <w:p>
+            <w:pPr>
+              <w:spacing w:before="20" w:after="20"/>
+            </w:pPr>
             <w:r/>
             <w:r>
               <w:rPr>
@@ -5372,6 +7041,9 @@
             <w:tcW w:type="dxa" w:w="5046"/>
           </w:tcPr>
           <w:p>
+            <w:pPr>
+              <w:spacing w:before="20" w:after="20"/>
+            </w:pPr>
             <w:r/>
             <w:r>
               <w:rPr>
@@ -5384,11 +7056,17 @@
         </w:tc>
       </w:tr>
       <w:tr>
-        <w:tc>
-          <w:tcPr>
-            <w:tcW w:type="dxa" w:w="5046"/>
-          </w:tcPr>
-          <w:p>
+        <w:trPr>
+          <w:cantSplit/>
+        </w:trPr>
+        <w:tc>
+          <w:tcPr>
+            <w:tcW w:type="dxa" w:w="5046"/>
+          </w:tcPr>
+          <w:p>
+            <w:pPr>
+              <w:spacing w:before="20" w:after="20"/>
+            </w:pPr>
             <w:r/>
             <w:r>
               <w:rPr>
@@ -5405,6 +7083,9 @@
             <w:tcW w:type="dxa" w:w="5046"/>
           </w:tcPr>
           <w:p>
+            <w:pPr>
+              <w:spacing w:before="20" w:after="20"/>
+            </w:pPr>
             <w:r/>
             <w:r>
               <w:rPr>
@@ -5421,6 +7102,9 @@
             <w:tcW w:type="dxa" w:w="5046"/>
           </w:tcPr>
           <w:p>
+            <w:pPr>
+              <w:spacing w:before="20" w:after="20"/>
+            </w:pPr>
             <w:r/>
             <w:r>
               <w:rPr>
@@ -5433,11 +7117,17 @@
         </w:tc>
       </w:tr>
       <w:tr>
-        <w:tc>
-          <w:tcPr>
-            <w:tcW w:type="dxa" w:w="5046"/>
-          </w:tcPr>
-          <w:p>
+        <w:trPr>
+          <w:cantSplit/>
+        </w:trPr>
+        <w:tc>
+          <w:tcPr>
+            <w:tcW w:type="dxa" w:w="5046"/>
+          </w:tcPr>
+          <w:p>
+            <w:pPr>
+              <w:spacing w:before="20" w:after="20"/>
+            </w:pPr>
             <w:r/>
             <w:r>
               <w:rPr>
@@ -5454,6 +7144,9 @@
             <w:tcW w:type="dxa" w:w="5046"/>
           </w:tcPr>
           <w:p>
+            <w:pPr>
+              <w:spacing w:before="20" w:after="20"/>
+            </w:pPr>
             <w:r/>
             <w:r>
               <w:rPr>
@@ -5470,6 +7163,9 @@
             <w:tcW w:type="dxa" w:w="5046"/>
           </w:tcPr>
           <w:p>
+            <w:pPr>
+              <w:spacing w:before="20" w:after="20"/>
+            </w:pPr>
             <w:r/>
             <w:r>
               <w:rPr>
@@ -5482,11 +7178,17 @@
         </w:tc>
       </w:tr>
       <w:tr>
-        <w:tc>
-          <w:tcPr>
-            <w:tcW w:type="dxa" w:w="5046"/>
-          </w:tcPr>
-          <w:p>
+        <w:trPr>
+          <w:cantSplit/>
+        </w:trPr>
+        <w:tc>
+          <w:tcPr>
+            <w:tcW w:type="dxa" w:w="5046"/>
+          </w:tcPr>
+          <w:p>
+            <w:pPr>
+              <w:spacing w:before="20" w:after="20"/>
+            </w:pPr>
             <w:r/>
             <w:r>
               <w:rPr>
@@ -5503,6 +7205,9 @@
             <w:tcW w:type="dxa" w:w="5046"/>
           </w:tcPr>
           <w:p>
+            <w:pPr>
+              <w:spacing w:before="20" w:after="20"/>
+            </w:pPr>
             <w:r/>
             <w:r>
               <w:rPr>
@@ -5519,6 +7224,9 @@
             <w:tcW w:type="dxa" w:w="5046"/>
           </w:tcPr>
           <w:p>
+            <w:pPr>
+              <w:spacing w:before="20" w:after="20"/>
+            </w:pPr>
             <w:r/>
             <w:r>
               <w:rPr>
@@ -5531,11 +7239,17 @@
         </w:tc>
       </w:tr>
       <w:tr>
-        <w:tc>
-          <w:tcPr>
-            <w:tcW w:type="dxa" w:w="5046"/>
-          </w:tcPr>
-          <w:p>
+        <w:trPr>
+          <w:cantSplit/>
+        </w:trPr>
+        <w:tc>
+          <w:tcPr>
+            <w:tcW w:type="dxa" w:w="5046"/>
+          </w:tcPr>
+          <w:p>
+            <w:pPr>
+              <w:spacing w:before="20" w:after="20"/>
+            </w:pPr>
             <w:r/>
             <w:r>
               <w:rPr>
@@ -5552,6 +7266,9 @@
             <w:tcW w:type="dxa" w:w="5046"/>
           </w:tcPr>
           <w:p>
+            <w:pPr>
+              <w:spacing w:before="20" w:after="20"/>
+            </w:pPr>
             <w:r/>
             <w:r>
               <w:rPr>
@@ -5568,6 +7285,9 @@
             <w:tcW w:type="dxa" w:w="5046"/>
           </w:tcPr>
           <w:p>
+            <w:pPr>
+              <w:spacing w:before="20" w:after="20"/>
+            </w:pPr>
             <w:r/>
             <w:r>
               <w:rPr>
@@ -5580,11 +7300,17 @@
         </w:tc>
       </w:tr>
       <w:tr>
-        <w:tc>
-          <w:tcPr>
-            <w:tcW w:type="dxa" w:w="5046"/>
-          </w:tcPr>
-          <w:p>
+        <w:trPr>
+          <w:cantSplit/>
+        </w:trPr>
+        <w:tc>
+          <w:tcPr>
+            <w:tcW w:type="dxa" w:w="5046"/>
+          </w:tcPr>
+          <w:p>
+            <w:pPr>
+              <w:spacing w:before="20" w:after="20"/>
+            </w:pPr>
             <w:r/>
             <w:r>
               <w:rPr>
@@ -5601,6 +7327,9 @@
             <w:tcW w:type="dxa" w:w="5046"/>
           </w:tcPr>
           <w:p>
+            <w:pPr>
+              <w:spacing w:before="20" w:after="20"/>
+            </w:pPr>
             <w:r/>
             <w:r>
               <w:rPr>
@@ -5617,6 +7346,9 @@
             <w:tcW w:type="dxa" w:w="5046"/>
           </w:tcPr>
           <w:p>
+            <w:pPr>
+              <w:spacing w:before="20" w:after="20"/>
+            </w:pPr>
             <w:r/>
             <w:r>
               <w:rPr>
@@ -5629,11 +7361,17 @@
         </w:tc>
       </w:tr>
       <w:tr>
-        <w:tc>
-          <w:tcPr>
-            <w:tcW w:type="dxa" w:w="5046"/>
-          </w:tcPr>
-          <w:p>
+        <w:trPr>
+          <w:cantSplit/>
+        </w:trPr>
+        <w:tc>
+          <w:tcPr>
+            <w:tcW w:type="dxa" w:w="5046"/>
+          </w:tcPr>
+          <w:p>
+            <w:pPr>
+              <w:spacing w:before="20" w:after="20"/>
+            </w:pPr>
             <w:r/>
             <w:r>
               <w:rPr>
@@ -5650,6 +7388,9 @@
             <w:tcW w:type="dxa" w:w="5046"/>
           </w:tcPr>
           <w:p>
+            <w:pPr>
+              <w:spacing w:before="20" w:after="20"/>
+            </w:pPr>
             <w:r/>
             <w:r>
               <w:rPr>
@@ -5666,6 +7407,9 @@
             <w:tcW w:type="dxa" w:w="5046"/>
           </w:tcPr>
           <w:p>
+            <w:pPr>
+              <w:spacing w:before="20" w:after="20"/>
+            </w:pPr>
             <w:r/>
             <w:r>
               <w:rPr>
@@ -5678,11 +7422,17 @@
         </w:tc>
       </w:tr>
       <w:tr>
-        <w:tc>
-          <w:tcPr>
-            <w:tcW w:type="dxa" w:w="5046"/>
-          </w:tcPr>
-          <w:p>
+        <w:trPr>
+          <w:cantSplit/>
+        </w:trPr>
+        <w:tc>
+          <w:tcPr>
+            <w:tcW w:type="dxa" w:w="5046"/>
+          </w:tcPr>
+          <w:p>
+            <w:pPr>
+              <w:spacing w:before="20" w:after="20"/>
+            </w:pPr>
             <w:r/>
             <w:r>
               <w:rPr>
@@ -5699,6 +7449,9 @@
             <w:tcW w:type="dxa" w:w="5046"/>
           </w:tcPr>
           <w:p>
+            <w:pPr>
+              <w:spacing w:before="20" w:after="20"/>
+            </w:pPr>
             <w:r/>
             <w:r>
               <w:rPr>
@@ -5715,6 +7468,9 @@
             <w:tcW w:type="dxa" w:w="5046"/>
           </w:tcPr>
           <w:p>
+            <w:pPr>
+              <w:spacing w:before="20" w:after="20"/>
+            </w:pPr>
             <w:r/>
             <w:r>
               <w:rPr>
@@ -5727,11 +7483,17 @@
         </w:tc>
       </w:tr>
       <w:tr>
-        <w:tc>
-          <w:tcPr>
-            <w:tcW w:type="dxa" w:w="5046"/>
-          </w:tcPr>
-          <w:p>
+        <w:trPr>
+          <w:cantSplit/>
+        </w:trPr>
+        <w:tc>
+          <w:tcPr>
+            <w:tcW w:type="dxa" w:w="5046"/>
+          </w:tcPr>
+          <w:p>
+            <w:pPr>
+              <w:spacing w:before="20" w:after="20"/>
+            </w:pPr>
             <w:r/>
             <w:r>
               <w:rPr>
@@ -5748,6 +7510,9 @@
             <w:tcW w:type="dxa" w:w="5046"/>
           </w:tcPr>
           <w:p>
+            <w:pPr>
+              <w:spacing w:before="20" w:after="20"/>
+            </w:pPr>
             <w:r/>
             <w:r>
               <w:rPr>
@@ -5764,6 +7529,9 @@
             <w:tcW w:type="dxa" w:w="5046"/>
           </w:tcPr>
           <w:p>
+            <w:pPr>
+              <w:spacing w:before="20" w:after="20"/>
+            </w:pPr>
             <w:r/>
             <w:r>
               <w:rPr>
@@ -5776,11 +7544,17 @@
         </w:tc>
       </w:tr>
       <w:tr>
-        <w:tc>
-          <w:tcPr>
-            <w:tcW w:type="dxa" w:w="5046"/>
-          </w:tcPr>
-          <w:p>
+        <w:trPr>
+          <w:cantSplit/>
+        </w:trPr>
+        <w:tc>
+          <w:tcPr>
+            <w:tcW w:type="dxa" w:w="5046"/>
+          </w:tcPr>
+          <w:p>
+            <w:pPr>
+              <w:spacing w:before="20" w:after="20"/>
+            </w:pPr>
             <w:r/>
             <w:r>
               <w:rPr>
@@ -5797,6 +7571,9 @@
             <w:tcW w:type="dxa" w:w="5046"/>
           </w:tcPr>
           <w:p>
+            <w:pPr>
+              <w:spacing w:before="20" w:after="20"/>
+            </w:pPr>
             <w:r/>
             <w:r>
               <w:rPr>
@@ -5813,6 +7590,9 @@
             <w:tcW w:type="dxa" w:w="5046"/>
           </w:tcPr>
           <w:p>
+            <w:pPr>
+              <w:spacing w:before="20" w:after="20"/>
+            </w:pPr>
             <w:r/>
             <w:r>
               <w:rPr>
@@ -5869,6 +7649,9 @@
             <w:shd w:val="clear" w:color="auto" w:fill="D9D9D9"/>
           </w:tcPr>
           <w:p>
+            <w:pPr>
+              <w:spacing w:before="20" w:after="20"/>
+            </w:pPr>
             <w:r/>
             <w:r>
               <w:rPr>
@@ -5886,6 +7669,9 @@
             <w:shd w:val="clear" w:color="auto" w:fill="D9D9D9"/>
           </w:tcPr>
           <w:p>
+            <w:pPr>
+              <w:spacing w:before="20" w:after="20"/>
+            </w:pPr>
             <w:r/>
             <w:r>
               <w:rPr>
@@ -5903,6 +7689,9 @@
             <w:shd w:val="clear" w:color="auto" w:fill="D9D9D9"/>
           </w:tcPr>
           <w:p>
+            <w:pPr>
+              <w:spacing w:before="20" w:after="20"/>
+            </w:pPr>
             <w:r/>
             <w:r>
               <w:rPr>
@@ -5916,11 +7705,17 @@
         </w:tc>
       </w:tr>
       <w:tr>
-        <w:tc>
-          <w:tcPr>
-            <w:tcW w:type="dxa" w:w="5046"/>
-          </w:tcPr>
-          <w:p>
+        <w:trPr>
+          <w:cantSplit/>
+        </w:trPr>
+        <w:tc>
+          <w:tcPr>
+            <w:tcW w:type="dxa" w:w="5046"/>
+          </w:tcPr>
+          <w:p>
+            <w:pPr>
+              <w:spacing w:before="20" w:after="20"/>
+            </w:pPr>
             <w:r/>
             <w:r>
               <w:rPr>
@@ -5937,6 +7732,9 @@
             <w:tcW w:type="dxa" w:w="5046"/>
           </w:tcPr>
           <w:p>
+            <w:pPr>
+              <w:spacing w:before="20" w:after="20"/>
+            </w:pPr>
             <w:r/>
             <w:r>
               <w:rPr>
@@ -5953,6 +7751,9 @@
             <w:tcW w:type="dxa" w:w="5046"/>
           </w:tcPr>
           <w:p>
+            <w:pPr>
+              <w:spacing w:before="20" w:after="20"/>
+            </w:pPr>
             <w:r/>
             <w:r>
               <w:rPr>
@@ -5965,11 +7766,17 @@
         </w:tc>
       </w:tr>
       <w:tr>
-        <w:tc>
-          <w:tcPr>
-            <w:tcW w:type="dxa" w:w="5046"/>
-          </w:tcPr>
-          <w:p>
+        <w:trPr>
+          <w:cantSplit/>
+        </w:trPr>
+        <w:tc>
+          <w:tcPr>
+            <w:tcW w:type="dxa" w:w="5046"/>
+          </w:tcPr>
+          <w:p>
+            <w:pPr>
+              <w:spacing w:before="20" w:after="20"/>
+            </w:pPr>
             <w:r/>
             <w:r>
               <w:rPr>
@@ -5986,6 +7793,9 @@
             <w:tcW w:type="dxa" w:w="5046"/>
           </w:tcPr>
           <w:p>
+            <w:pPr>
+              <w:spacing w:before="20" w:after="20"/>
+            </w:pPr>
             <w:r/>
             <w:r>
               <w:rPr>
@@ -6002,6 +7812,9 @@
             <w:tcW w:type="dxa" w:w="5046"/>
           </w:tcPr>
           <w:p>
+            <w:pPr>
+              <w:spacing w:before="20" w:after="20"/>
+            </w:pPr>
             <w:r/>
             <w:r>
               <w:rPr>
@@ -6014,11 +7827,17 @@
         </w:tc>
       </w:tr>
       <w:tr>
-        <w:tc>
-          <w:tcPr>
-            <w:tcW w:type="dxa" w:w="5046"/>
-          </w:tcPr>
-          <w:p>
+        <w:trPr>
+          <w:cantSplit/>
+        </w:trPr>
+        <w:tc>
+          <w:tcPr>
+            <w:tcW w:type="dxa" w:w="5046"/>
+          </w:tcPr>
+          <w:p>
+            <w:pPr>
+              <w:spacing w:before="20" w:after="20"/>
+            </w:pPr>
             <w:r/>
             <w:r>
               <w:rPr>
@@ -6035,6 +7854,9 @@
             <w:tcW w:type="dxa" w:w="5046"/>
           </w:tcPr>
           <w:p>
+            <w:pPr>
+              <w:spacing w:before="20" w:after="20"/>
+            </w:pPr>
             <w:r/>
             <w:r>
               <w:rPr>
@@ -6051,6 +7873,9 @@
             <w:tcW w:type="dxa" w:w="5046"/>
           </w:tcPr>
           <w:p>
+            <w:pPr>
+              <w:spacing w:before="20" w:after="20"/>
+            </w:pPr>
             <w:r/>
             <w:r>
               <w:rPr>
@@ -6063,11 +7888,17 @@
         </w:tc>
       </w:tr>
       <w:tr>
-        <w:tc>
-          <w:tcPr>
-            <w:tcW w:type="dxa" w:w="5046"/>
-          </w:tcPr>
-          <w:p>
+        <w:trPr>
+          <w:cantSplit/>
+        </w:trPr>
+        <w:tc>
+          <w:tcPr>
+            <w:tcW w:type="dxa" w:w="5046"/>
+          </w:tcPr>
+          <w:p>
+            <w:pPr>
+              <w:spacing w:before="20" w:after="20"/>
+            </w:pPr>
             <w:r/>
             <w:r>
               <w:rPr>
@@ -6084,6 +7915,9 @@
             <w:tcW w:type="dxa" w:w="5046"/>
           </w:tcPr>
           <w:p>
+            <w:pPr>
+              <w:spacing w:before="20" w:after="20"/>
+            </w:pPr>
             <w:r/>
             <w:r>
               <w:rPr>
@@ -6100,6 +7934,9 @@
             <w:tcW w:type="dxa" w:w="5046"/>
           </w:tcPr>
           <w:p>
+            <w:pPr>
+              <w:spacing w:before="20" w:after="20"/>
+            </w:pPr>
             <w:r/>
             <w:r>
               <w:rPr>
@@ -6112,11 +7949,17 @@
         </w:tc>
       </w:tr>
       <w:tr>
-        <w:tc>
-          <w:tcPr>
-            <w:tcW w:type="dxa" w:w="5046"/>
-          </w:tcPr>
-          <w:p>
+        <w:trPr>
+          <w:cantSplit/>
+        </w:trPr>
+        <w:tc>
+          <w:tcPr>
+            <w:tcW w:type="dxa" w:w="5046"/>
+          </w:tcPr>
+          <w:p>
+            <w:pPr>
+              <w:spacing w:before="20" w:after="20"/>
+            </w:pPr>
             <w:r/>
             <w:r>
               <w:rPr>
@@ -6133,6 +7976,9 @@
             <w:tcW w:type="dxa" w:w="5046"/>
           </w:tcPr>
           <w:p>
+            <w:pPr>
+              <w:spacing w:before="20" w:after="20"/>
+            </w:pPr>
             <w:r/>
             <w:r>
               <w:rPr>
@@ -6149,6 +7995,9 @@
             <w:tcW w:type="dxa" w:w="5046"/>
           </w:tcPr>
           <w:p>
+            <w:pPr>
+              <w:spacing w:before="20" w:after="20"/>
+            </w:pPr>
             <w:r/>
             <w:r>
               <w:rPr>
@@ -6161,11 +8010,17 @@
         </w:tc>
       </w:tr>
       <w:tr>
-        <w:tc>
-          <w:tcPr>
-            <w:tcW w:type="dxa" w:w="5046"/>
-          </w:tcPr>
-          <w:p>
+        <w:trPr>
+          <w:cantSplit/>
+        </w:trPr>
+        <w:tc>
+          <w:tcPr>
+            <w:tcW w:type="dxa" w:w="5046"/>
+          </w:tcPr>
+          <w:p>
+            <w:pPr>
+              <w:spacing w:before="20" w:after="20"/>
+            </w:pPr>
             <w:r/>
             <w:r>
               <w:rPr>
@@ -6182,6 +8037,9 @@
             <w:tcW w:type="dxa" w:w="5046"/>
           </w:tcPr>
           <w:p>
+            <w:pPr>
+              <w:spacing w:before="20" w:after="20"/>
+            </w:pPr>
             <w:r/>
             <w:r>
               <w:rPr>
@@ -6198,6 +8056,9 @@
             <w:tcW w:type="dxa" w:w="5046"/>
           </w:tcPr>
           <w:p>
+            <w:pPr>
+              <w:spacing w:before="20" w:after="20"/>
+            </w:pPr>
             <w:r/>
             <w:r>
               <w:rPr>
@@ -6210,11 +8071,17 @@
         </w:tc>
       </w:tr>
       <w:tr>
-        <w:tc>
-          <w:tcPr>
-            <w:tcW w:type="dxa" w:w="5046"/>
-          </w:tcPr>
-          <w:p>
+        <w:trPr>
+          <w:cantSplit/>
+        </w:trPr>
+        <w:tc>
+          <w:tcPr>
+            <w:tcW w:type="dxa" w:w="5046"/>
+          </w:tcPr>
+          <w:p>
+            <w:pPr>
+              <w:spacing w:before="20" w:after="20"/>
+            </w:pPr>
             <w:r/>
             <w:r>
               <w:rPr>
@@ -6231,6 +8098,9 @@
             <w:tcW w:type="dxa" w:w="5046"/>
           </w:tcPr>
           <w:p>
+            <w:pPr>
+              <w:spacing w:before="20" w:after="20"/>
+            </w:pPr>
             <w:r/>
             <w:r>
               <w:rPr>
@@ -6247,6 +8117,9 @@
             <w:tcW w:type="dxa" w:w="5046"/>
           </w:tcPr>
           <w:p>
+            <w:pPr>
+              <w:spacing w:before="20" w:after="20"/>
+            </w:pPr>
             <w:r/>
             <w:r>
               <w:rPr>
@@ -6259,11 +8132,17 @@
         </w:tc>
       </w:tr>
       <w:tr>
-        <w:tc>
-          <w:tcPr>
-            <w:tcW w:type="dxa" w:w="5046"/>
-          </w:tcPr>
-          <w:p>
+        <w:trPr>
+          <w:cantSplit/>
+        </w:trPr>
+        <w:tc>
+          <w:tcPr>
+            <w:tcW w:type="dxa" w:w="5046"/>
+          </w:tcPr>
+          <w:p>
+            <w:pPr>
+              <w:spacing w:before="20" w:after="20"/>
+            </w:pPr>
             <w:r/>
             <w:r>
               <w:rPr>
@@ -6280,6 +8159,9 @@
             <w:tcW w:type="dxa" w:w="5046"/>
           </w:tcPr>
           <w:p>
+            <w:pPr>
+              <w:spacing w:before="20" w:after="20"/>
+            </w:pPr>
             <w:r/>
             <w:r>
               <w:rPr>
@@ -6296,6 +8178,9 @@
             <w:tcW w:type="dxa" w:w="5046"/>
           </w:tcPr>
           <w:p>
+            <w:pPr>
+              <w:spacing w:before="20" w:after="20"/>
+            </w:pPr>
             <w:r/>
             <w:r>
               <w:rPr>
@@ -6308,11 +8193,17 @@
         </w:tc>
       </w:tr>
       <w:tr>
-        <w:tc>
-          <w:tcPr>
-            <w:tcW w:type="dxa" w:w="5046"/>
-          </w:tcPr>
-          <w:p>
+        <w:trPr>
+          <w:cantSplit/>
+        </w:trPr>
+        <w:tc>
+          <w:tcPr>
+            <w:tcW w:type="dxa" w:w="5046"/>
+          </w:tcPr>
+          <w:p>
+            <w:pPr>
+              <w:spacing w:before="20" w:after="20"/>
+            </w:pPr>
             <w:r/>
             <w:r>
               <w:rPr>
@@ -6329,6 +8220,9 @@
             <w:tcW w:type="dxa" w:w="5046"/>
           </w:tcPr>
           <w:p>
+            <w:pPr>
+              <w:spacing w:before="20" w:after="20"/>
+            </w:pPr>
             <w:r/>
             <w:r>
               <w:rPr>
@@ -6345,6 +8239,9 @@
             <w:tcW w:type="dxa" w:w="5046"/>
           </w:tcPr>
           <w:p>
+            <w:pPr>
+              <w:spacing w:before="20" w:after="20"/>
+            </w:pPr>
             <w:r/>
             <w:r>
               <w:rPr>
@@ -6401,6 +8298,9 @@
             <w:shd w:val="clear" w:color="auto" w:fill="D9D9D9"/>
           </w:tcPr>
           <w:p>
+            <w:pPr>
+              <w:spacing w:before="20" w:after="20"/>
+            </w:pPr>
             <w:r/>
             <w:r>
               <w:rPr>
@@ -6418,6 +8318,9 @@
             <w:shd w:val="clear" w:color="auto" w:fill="D9D9D9"/>
           </w:tcPr>
           <w:p>
+            <w:pPr>
+              <w:spacing w:before="20" w:after="20"/>
+            </w:pPr>
             <w:r/>
             <w:r>
               <w:rPr>
@@ -6435,6 +8338,9 @@
             <w:shd w:val="clear" w:color="auto" w:fill="D9D9D9"/>
           </w:tcPr>
           <w:p>
+            <w:pPr>
+              <w:spacing w:before="20" w:after="20"/>
+            </w:pPr>
             <w:r/>
             <w:r>
               <w:rPr>
@@ -6448,11 +8354,17 @@
         </w:tc>
       </w:tr>
       <w:tr>
-        <w:tc>
-          <w:tcPr>
-            <w:tcW w:type="dxa" w:w="5046"/>
-          </w:tcPr>
-          <w:p>
+        <w:trPr>
+          <w:cantSplit/>
+        </w:trPr>
+        <w:tc>
+          <w:tcPr>
+            <w:tcW w:type="dxa" w:w="5046"/>
+          </w:tcPr>
+          <w:p>
+            <w:pPr>
+              <w:spacing w:before="20" w:after="20"/>
+            </w:pPr>
             <w:r/>
             <w:r>
               <w:rPr>
@@ -6469,6 +8381,9 @@
             <w:tcW w:type="dxa" w:w="5046"/>
           </w:tcPr>
           <w:p>
+            <w:pPr>
+              <w:spacing w:before="20" w:after="20"/>
+            </w:pPr>
             <w:r/>
             <w:r>
               <w:rPr>
@@ -6485,6 +8400,9 @@
             <w:tcW w:type="dxa" w:w="5046"/>
           </w:tcPr>
           <w:p>
+            <w:pPr>
+              <w:spacing w:before="20" w:after="20"/>
+            </w:pPr>
             <w:r/>
             <w:r>
               <w:rPr>
@@ -6497,11 +8415,17 @@
         </w:tc>
       </w:tr>
       <w:tr>
-        <w:tc>
-          <w:tcPr>
-            <w:tcW w:type="dxa" w:w="5046"/>
-          </w:tcPr>
-          <w:p>
+        <w:trPr>
+          <w:cantSplit/>
+        </w:trPr>
+        <w:tc>
+          <w:tcPr>
+            <w:tcW w:type="dxa" w:w="5046"/>
+          </w:tcPr>
+          <w:p>
+            <w:pPr>
+              <w:spacing w:before="20" w:after="20"/>
+            </w:pPr>
             <w:r/>
             <w:r>
               <w:rPr>
@@ -6518,6 +8442,9 @@
             <w:tcW w:type="dxa" w:w="5046"/>
           </w:tcPr>
           <w:p>
+            <w:pPr>
+              <w:spacing w:before="20" w:after="20"/>
+            </w:pPr>
             <w:r/>
             <w:r>
               <w:rPr>
@@ -6534,6 +8461,9 @@
             <w:tcW w:type="dxa" w:w="5046"/>
           </w:tcPr>
           <w:p>
+            <w:pPr>
+              <w:spacing w:before="20" w:after="20"/>
+            </w:pPr>
             <w:r/>
             <w:r>
               <w:rPr>
@@ -6546,11 +8476,17 @@
         </w:tc>
       </w:tr>
       <w:tr>
-        <w:tc>
-          <w:tcPr>
-            <w:tcW w:type="dxa" w:w="5046"/>
-          </w:tcPr>
-          <w:p>
+        <w:trPr>
+          <w:cantSplit/>
+        </w:trPr>
+        <w:tc>
+          <w:tcPr>
+            <w:tcW w:type="dxa" w:w="5046"/>
+          </w:tcPr>
+          <w:p>
+            <w:pPr>
+              <w:spacing w:before="20" w:after="20"/>
+            </w:pPr>
             <w:r/>
             <w:r>
               <w:rPr>
@@ -6567,6 +8503,9 @@
             <w:tcW w:type="dxa" w:w="5046"/>
           </w:tcPr>
           <w:p>
+            <w:pPr>
+              <w:spacing w:before="20" w:after="20"/>
+            </w:pPr>
             <w:r/>
             <w:r>
               <w:rPr>
@@ -6583,6 +8522,9 @@
             <w:tcW w:type="dxa" w:w="5046"/>
           </w:tcPr>
           <w:p>
+            <w:pPr>
+              <w:spacing w:before="20" w:after="20"/>
+            </w:pPr>
             <w:r/>
             <w:r>
               <w:rPr>
@@ -6595,11 +8537,17 @@
         </w:tc>
       </w:tr>
       <w:tr>
-        <w:tc>
-          <w:tcPr>
-            <w:tcW w:type="dxa" w:w="5046"/>
-          </w:tcPr>
-          <w:p>
+        <w:trPr>
+          <w:cantSplit/>
+        </w:trPr>
+        <w:tc>
+          <w:tcPr>
+            <w:tcW w:type="dxa" w:w="5046"/>
+          </w:tcPr>
+          <w:p>
+            <w:pPr>
+              <w:spacing w:before="20" w:after="20"/>
+            </w:pPr>
             <w:r/>
             <w:r>
               <w:rPr>
@@ -6616,6 +8564,9 @@
             <w:tcW w:type="dxa" w:w="5046"/>
           </w:tcPr>
           <w:p>
+            <w:pPr>
+              <w:spacing w:before="20" w:after="20"/>
+            </w:pPr>
             <w:r/>
             <w:r>
               <w:rPr>
@@ -6632,6 +8583,9 @@
             <w:tcW w:type="dxa" w:w="5046"/>
           </w:tcPr>
           <w:p>
+            <w:pPr>
+              <w:spacing w:before="20" w:after="20"/>
+            </w:pPr>
             <w:r/>
             <w:r>
               <w:rPr>
@@ -6644,11 +8598,17 @@
         </w:tc>
       </w:tr>
       <w:tr>
-        <w:tc>
-          <w:tcPr>
-            <w:tcW w:type="dxa" w:w="5046"/>
-          </w:tcPr>
-          <w:p>
+        <w:trPr>
+          <w:cantSplit/>
+        </w:trPr>
+        <w:tc>
+          <w:tcPr>
+            <w:tcW w:type="dxa" w:w="5046"/>
+          </w:tcPr>
+          <w:p>
+            <w:pPr>
+              <w:spacing w:before="20" w:after="20"/>
+            </w:pPr>
             <w:r/>
             <w:r>
               <w:rPr>
@@ -6665,6 +8625,9 @@
             <w:tcW w:type="dxa" w:w="5046"/>
           </w:tcPr>
           <w:p>
+            <w:pPr>
+              <w:spacing w:before="20" w:after="20"/>
+            </w:pPr>
             <w:r/>
             <w:r>
               <w:rPr>
@@ -6681,6 +8644,9 @@
             <w:tcW w:type="dxa" w:w="5046"/>
           </w:tcPr>
           <w:p>
+            <w:pPr>
+              <w:spacing w:before="20" w:after="20"/>
+            </w:pPr>
             <w:r/>
             <w:r>
               <w:rPr>
@@ -6693,11 +8659,17 @@
         </w:tc>
       </w:tr>
       <w:tr>
-        <w:tc>
-          <w:tcPr>
-            <w:tcW w:type="dxa" w:w="5046"/>
-          </w:tcPr>
-          <w:p>
+        <w:trPr>
+          <w:cantSplit/>
+        </w:trPr>
+        <w:tc>
+          <w:tcPr>
+            <w:tcW w:type="dxa" w:w="5046"/>
+          </w:tcPr>
+          <w:p>
+            <w:pPr>
+              <w:spacing w:before="20" w:after="20"/>
+            </w:pPr>
             <w:r/>
             <w:r>
               <w:rPr>
@@ -6714,6 +8686,9 @@
             <w:tcW w:type="dxa" w:w="5046"/>
           </w:tcPr>
           <w:p>
+            <w:pPr>
+              <w:spacing w:before="20" w:after="20"/>
+            </w:pPr>
             <w:r/>
             <w:r>
               <w:rPr>
@@ -6730,6 +8705,9 @@
             <w:tcW w:type="dxa" w:w="5046"/>
           </w:tcPr>
           <w:p>
+            <w:pPr>
+              <w:spacing w:before="20" w:after="20"/>
+            </w:pPr>
             <w:r/>
             <w:r>
               <w:rPr>
@@ -6786,6 +8764,9 @@
             <w:shd w:val="clear" w:color="auto" w:fill="D9D9D9"/>
           </w:tcPr>
           <w:p>
+            <w:pPr>
+              <w:spacing w:before="20" w:after="20"/>
+            </w:pPr>
             <w:r/>
             <w:r>
               <w:rPr>
@@ -6803,6 +8784,9 @@
             <w:shd w:val="clear" w:color="auto" w:fill="D9D9D9"/>
           </w:tcPr>
           <w:p>
+            <w:pPr>
+              <w:spacing w:before="20" w:after="20"/>
+            </w:pPr>
             <w:r/>
             <w:r>
               <w:rPr>
@@ -6820,6 +8804,9 @@
             <w:shd w:val="clear" w:color="auto" w:fill="D9D9D9"/>
           </w:tcPr>
           <w:p>
+            <w:pPr>
+              <w:spacing w:before="20" w:after="20"/>
+            </w:pPr>
             <w:r/>
             <w:r>
               <w:rPr>
@@ -6833,11 +8820,17 @@
         </w:tc>
       </w:tr>
       <w:tr>
-        <w:tc>
-          <w:tcPr>
-            <w:tcW w:type="dxa" w:w="5046"/>
-          </w:tcPr>
-          <w:p>
+        <w:trPr>
+          <w:cantSplit/>
+        </w:trPr>
+        <w:tc>
+          <w:tcPr>
+            <w:tcW w:type="dxa" w:w="5046"/>
+          </w:tcPr>
+          <w:p>
+            <w:pPr>
+              <w:spacing w:before="20" w:after="20"/>
+            </w:pPr>
             <w:r/>
             <w:r>
               <w:rPr>
@@ -6854,6 +8847,9 @@
             <w:tcW w:type="dxa" w:w="5046"/>
           </w:tcPr>
           <w:p>
+            <w:pPr>
+              <w:spacing w:before="20" w:after="20"/>
+            </w:pPr>
             <w:r/>
             <w:r>
               <w:rPr>
@@ -6870,6 +8866,9 @@
             <w:tcW w:type="dxa" w:w="5046"/>
           </w:tcPr>
           <w:p>
+            <w:pPr>
+              <w:spacing w:before="20" w:after="20"/>
+            </w:pPr>
             <w:r/>
             <w:r>
               <w:rPr>
@@ -6882,11 +8881,17 @@
         </w:tc>
       </w:tr>
       <w:tr>
-        <w:tc>
-          <w:tcPr>
-            <w:tcW w:type="dxa" w:w="5046"/>
-          </w:tcPr>
-          <w:p>
+        <w:trPr>
+          <w:cantSplit/>
+        </w:trPr>
+        <w:tc>
+          <w:tcPr>
+            <w:tcW w:type="dxa" w:w="5046"/>
+          </w:tcPr>
+          <w:p>
+            <w:pPr>
+              <w:spacing w:before="20" w:after="20"/>
+            </w:pPr>
             <w:r/>
             <w:r>
               <w:rPr>
@@ -6903,6 +8908,9 @@
             <w:tcW w:type="dxa" w:w="5046"/>
           </w:tcPr>
           <w:p>
+            <w:pPr>
+              <w:spacing w:before="20" w:after="20"/>
+            </w:pPr>
             <w:r/>
             <w:r>
               <w:rPr>
@@ -6919,6 +8927,9 @@
             <w:tcW w:type="dxa" w:w="5046"/>
           </w:tcPr>
           <w:p>
+            <w:pPr>
+              <w:spacing w:before="20" w:after="20"/>
+            </w:pPr>
             <w:r/>
             <w:r>
               <w:rPr>
@@ -6931,11 +8942,17 @@
         </w:tc>
       </w:tr>
       <w:tr>
-        <w:tc>
-          <w:tcPr>
-            <w:tcW w:type="dxa" w:w="5046"/>
-          </w:tcPr>
-          <w:p>
+        <w:trPr>
+          <w:cantSplit/>
+        </w:trPr>
+        <w:tc>
+          <w:tcPr>
+            <w:tcW w:type="dxa" w:w="5046"/>
+          </w:tcPr>
+          <w:p>
+            <w:pPr>
+              <w:spacing w:before="20" w:after="20"/>
+            </w:pPr>
             <w:r/>
             <w:r>
               <w:rPr>
@@ -6952,6 +8969,9 @@
             <w:tcW w:type="dxa" w:w="5046"/>
           </w:tcPr>
           <w:p>
+            <w:pPr>
+              <w:spacing w:before="20" w:after="20"/>
+            </w:pPr>
             <w:r/>
             <w:r>
               <w:rPr>
@@ -6968,6 +8988,9 @@
             <w:tcW w:type="dxa" w:w="5046"/>
           </w:tcPr>
           <w:p>
+            <w:pPr>
+              <w:spacing w:before="20" w:after="20"/>
+            </w:pPr>
             <w:r/>
             <w:r>
               <w:rPr>
@@ -6980,11 +9003,17 @@
         </w:tc>
       </w:tr>
       <w:tr>
-        <w:tc>
-          <w:tcPr>
-            <w:tcW w:type="dxa" w:w="5046"/>
-          </w:tcPr>
-          <w:p>
+        <w:trPr>
+          <w:cantSplit/>
+        </w:trPr>
+        <w:tc>
+          <w:tcPr>
+            <w:tcW w:type="dxa" w:w="5046"/>
+          </w:tcPr>
+          <w:p>
+            <w:pPr>
+              <w:spacing w:before="20" w:after="20"/>
+            </w:pPr>
             <w:r/>
             <w:r>
               <w:rPr>
@@ -7001,6 +9030,9 @@
             <w:tcW w:type="dxa" w:w="5046"/>
           </w:tcPr>
           <w:p>
+            <w:pPr>
+              <w:spacing w:before="20" w:after="20"/>
+            </w:pPr>
             <w:r/>
             <w:r>
               <w:rPr>
@@ -7017,6 +9049,9 @@
             <w:tcW w:type="dxa" w:w="5046"/>
           </w:tcPr>
           <w:p>
+            <w:pPr>
+              <w:spacing w:before="20" w:after="20"/>
+            </w:pPr>
             <w:r/>
             <w:r>
               <w:rPr>
@@ -7073,6 +9108,9 @@
             <w:shd w:val="clear" w:color="auto" w:fill="D9D9D9"/>
           </w:tcPr>
           <w:p>
+            <w:pPr>
+              <w:spacing w:before="20" w:after="20"/>
+            </w:pPr>
             <w:r/>
             <w:r>
               <w:rPr>
@@ -7090,6 +9128,9 @@
             <w:shd w:val="clear" w:color="auto" w:fill="D9D9D9"/>
           </w:tcPr>
           <w:p>
+            <w:pPr>
+              <w:spacing w:before="20" w:after="20"/>
+            </w:pPr>
             <w:r/>
             <w:r>
               <w:rPr>
@@ -7107,6 +9148,9 @@
             <w:shd w:val="clear" w:color="auto" w:fill="D9D9D9"/>
           </w:tcPr>
           <w:p>
+            <w:pPr>
+              <w:spacing w:before="20" w:after="20"/>
+            </w:pPr>
             <w:r/>
             <w:r>
               <w:rPr>
@@ -7120,11 +9164,17 @@
         </w:tc>
       </w:tr>
       <w:tr>
-        <w:tc>
-          <w:tcPr>
-            <w:tcW w:type="dxa" w:w="5046"/>
-          </w:tcPr>
-          <w:p>
+        <w:trPr>
+          <w:cantSplit/>
+        </w:trPr>
+        <w:tc>
+          <w:tcPr>
+            <w:tcW w:type="dxa" w:w="5046"/>
+          </w:tcPr>
+          <w:p>
+            <w:pPr>
+              <w:spacing w:before="20" w:after="20"/>
+            </w:pPr>
             <w:r/>
             <w:r>
               <w:rPr>
@@ -7141,6 +9191,9 @@
             <w:tcW w:type="dxa" w:w="5046"/>
           </w:tcPr>
           <w:p>
+            <w:pPr>
+              <w:spacing w:before="20" w:after="20"/>
+            </w:pPr>
             <w:r/>
             <w:r>
               <w:rPr>
@@ -7157,6 +9210,9 @@
             <w:tcW w:type="dxa" w:w="5046"/>
           </w:tcPr>
           <w:p>
+            <w:pPr>
+              <w:spacing w:before="20" w:after="20"/>
+            </w:pPr>
             <w:r/>
             <w:r>
               <w:rPr>
@@ -7169,11 +9225,17 @@
         </w:tc>
       </w:tr>
       <w:tr>
-        <w:tc>
-          <w:tcPr>
-            <w:tcW w:type="dxa" w:w="5046"/>
-          </w:tcPr>
-          <w:p>
+        <w:trPr>
+          <w:cantSplit/>
+        </w:trPr>
+        <w:tc>
+          <w:tcPr>
+            <w:tcW w:type="dxa" w:w="5046"/>
+          </w:tcPr>
+          <w:p>
+            <w:pPr>
+              <w:spacing w:before="20" w:after="20"/>
+            </w:pPr>
             <w:r/>
             <w:r>
               <w:rPr>
@@ -7190,6 +9252,9 @@
             <w:tcW w:type="dxa" w:w="5046"/>
           </w:tcPr>
           <w:p>
+            <w:pPr>
+              <w:spacing w:before="20" w:after="20"/>
+            </w:pPr>
             <w:r/>
             <w:r>
               <w:rPr>
@@ -7206,6 +9271,9 @@
             <w:tcW w:type="dxa" w:w="5046"/>
           </w:tcPr>
           <w:p>
+            <w:pPr>
+              <w:spacing w:before="20" w:after="20"/>
+            </w:pPr>
             <w:r/>
             <w:r>
               <w:rPr>
@@ -7218,11 +9286,17 @@
         </w:tc>
       </w:tr>
       <w:tr>
-        <w:tc>
-          <w:tcPr>
-            <w:tcW w:type="dxa" w:w="5046"/>
-          </w:tcPr>
-          <w:p>
+        <w:trPr>
+          <w:cantSplit/>
+        </w:trPr>
+        <w:tc>
+          <w:tcPr>
+            <w:tcW w:type="dxa" w:w="5046"/>
+          </w:tcPr>
+          <w:p>
+            <w:pPr>
+              <w:spacing w:before="20" w:after="20"/>
+            </w:pPr>
             <w:r/>
             <w:r>
               <w:rPr>
@@ -7239,6 +9313,9 @@
             <w:tcW w:type="dxa" w:w="5046"/>
           </w:tcPr>
           <w:p>
+            <w:pPr>
+              <w:spacing w:before="20" w:after="20"/>
+            </w:pPr>
             <w:r/>
             <w:r>
               <w:rPr>
@@ -7255,6 +9332,9 @@
             <w:tcW w:type="dxa" w:w="5046"/>
           </w:tcPr>
           <w:p>
+            <w:pPr>
+              <w:spacing w:before="20" w:after="20"/>
+            </w:pPr>
             <w:r/>
             <w:r>
               <w:rPr>
@@ -7267,11 +9347,17 @@
         </w:tc>
       </w:tr>
       <w:tr>
-        <w:tc>
-          <w:tcPr>
-            <w:tcW w:type="dxa" w:w="5046"/>
-          </w:tcPr>
-          <w:p>
+        <w:trPr>
+          <w:cantSplit/>
+        </w:trPr>
+        <w:tc>
+          <w:tcPr>
+            <w:tcW w:type="dxa" w:w="5046"/>
+          </w:tcPr>
+          <w:p>
+            <w:pPr>
+              <w:spacing w:before="20" w:after="20"/>
+            </w:pPr>
             <w:r/>
             <w:r>
               <w:rPr>
@@ -7288,6 +9374,9 @@
             <w:tcW w:type="dxa" w:w="5046"/>
           </w:tcPr>
           <w:p>
+            <w:pPr>
+              <w:spacing w:before="20" w:after="20"/>
+            </w:pPr>
             <w:r/>
             <w:r>
               <w:rPr>
@@ -7304,6 +9393,9 @@
             <w:tcW w:type="dxa" w:w="5046"/>
           </w:tcPr>
           <w:p>
+            <w:pPr>
+              <w:spacing w:before="20" w:after="20"/>
+            </w:pPr>
             <w:r/>
             <w:r>
               <w:rPr>
@@ -7316,11 +9408,17 @@
         </w:tc>
       </w:tr>
       <w:tr>
-        <w:tc>
-          <w:tcPr>
-            <w:tcW w:type="dxa" w:w="5046"/>
-          </w:tcPr>
-          <w:p>
+        <w:trPr>
+          <w:cantSplit/>
+        </w:trPr>
+        <w:tc>
+          <w:tcPr>
+            <w:tcW w:type="dxa" w:w="5046"/>
+          </w:tcPr>
+          <w:p>
+            <w:pPr>
+              <w:spacing w:before="20" w:after="20"/>
+            </w:pPr>
             <w:r/>
             <w:r>
               <w:rPr>
@@ -7337,6 +9435,9 @@
             <w:tcW w:type="dxa" w:w="5046"/>
           </w:tcPr>
           <w:p>
+            <w:pPr>
+              <w:spacing w:before="20" w:after="20"/>
+            </w:pPr>
             <w:r/>
             <w:r>
               <w:rPr>
@@ -7353,6 +9454,9 @@
             <w:tcW w:type="dxa" w:w="5046"/>
           </w:tcPr>
           <w:p>
+            <w:pPr>
+              <w:spacing w:before="20" w:after="20"/>
+            </w:pPr>
             <w:r/>
             <w:r>
               <w:rPr>
@@ -7409,6 +9513,9 @@
             <w:shd w:val="clear" w:color="auto" w:fill="D9D9D9"/>
           </w:tcPr>
           <w:p>
+            <w:pPr>
+              <w:spacing w:before="20" w:after="20"/>
+            </w:pPr>
             <w:r/>
             <w:r>
               <w:rPr>
@@ -7426,6 +9533,9 @@
             <w:shd w:val="clear" w:color="auto" w:fill="D9D9D9"/>
           </w:tcPr>
           <w:p>
+            <w:pPr>
+              <w:spacing w:before="20" w:after="20"/>
+            </w:pPr>
             <w:r/>
             <w:r>
               <w:rPr>
@@ -7443,6 +9553,9 @@
             <w:shd w:val="clear" w:color="auto" w:fill="D9D9D9"/>
           </w:tcPr>
           <w:p>
+            <w:pPr>
+              <w:spacing w:before="20" w:after="20"/>
+            </w:pPr>
             <w:r/>
             <w:r>
               <w:rPr>
@@ -7456,11 +9569,17 @@
         </w:tc>
       </w:tr>
       <w:tr>
-        <w:tc>
-          <w:tcPr>
-            <w:tcW w:type="dxa" w:w="5046"/>
-          </w:tcPr>
-          <w:p>
+        <w:trPr>
+          <w:cantSplit/>
+        </w:trPr>
+        <w:tc>
+          <w:tcPr>
+            <w:tcW w:type="dxa" w:w="5046"/>
+          </w:tcPr>
+          <w:p>
+            <w:pPr>
+              <w:spacing w:before="20" w:after="20"/>
+            </w:pPr>
             <w:r/>
             <w:r>
               <w:rPr>
@@ -7477,6 +9596,9 @@
             <w:tcW w:type="dxa" w:w="5046"/>
           </w:tcPr>
           <w:p>
+            <w:pPr>
+              <w:spacing w:before="20" w:after="20"/>
+            </w:pPr>
             <w:r/>
             <w:r>
               <w:rPr>
@@ -7493,6 +9615,9 @@
             <w:tcW w:type="dxa" w:w="5046"/>
           </w:tcPr>
           <w:p>
+            <w:pPr>
+              <w:spacing w:before="20" w:after="20"/>
+            </w:pPr>
             <w:r/>
             <w:r>
               <w:rPr>
@@ -7505,11 +9630,17 @@
         </w:tc>
       </w:tr>
       <w:tr>
-        <w:tc>
-          <w:tcPr>
-            <w:tcW w:type="dxa" w:w="5046"/>
-          </w:tcPr>
-          <w:p>
+        <w:trPr>
+          <w:cantSplit/>
+        </w:trPr>
+        <w:tc>
+          <w:tcPr>
+            <w:tcW w:type="dxa" w:w="5046"/>
+          </w:tcPr>
+          <w:p>
+            <w:pPr>
+              <w:spacing w:before="20" w:after="20"/>
+            </w:pPr>
             <w:r/>
             <w:r>
               <w:rPr>
@@ -7526,6 +9657,9 @@
             <w:tcW w:type="dxa" w:w="5046"/>
           </w:tcPr>
           <w:p>
+            <w:pPr>
+              <w:spacing w:before="20" w:after="20"/>
+            </w:pPr>
             <w:r/>
             <w:r>
               <w:rPr>
@@ -7542,6 +9676,9 @@
             <w:tcW w:type="dxa" w:w="5046"/>
           </w:tcPr>
           <w:p>
+            <w:pPr>
+              <w:spacing w:before="20" w:after="20"/>
+            </w:pPr>
             <w:r/>
             <w:r>
               <w:rPr>
@@ -7554,11 +9691,17 @@
         </w:tc>
       </w:tr>
       <w:tr>
-        <w:tc>
-          <w:tcPr>
-            <w:tcW w:type="dxa" w:w="5046"/>
-          </w:tcPr>
-          <w:p>
+        <w:trPr>
+          <w:cantSplit/>
+        </w:trPr>
+        <w:tc>
+          <w:tcPr>
+            <w:tcW w:type="dxa" w:w="5046"/>
+          </w:tcPr>
+          <w:p>
+            <w:pPr>
+              <w:spacing w:before="20" w:after="20"/>
+            </w:pPr>
             <w:r/>
             <w:r>
               <w:rPr>
@@ -7575,6 +9718,9 @@
             <w:tcW w:type="dxa" w:w="5046"/>
           </w:tcPr>
           <w:p>
+            <w:pPr>
+              <w:spacing w:before="20" w:after="20"/>
+            </w:pPr>
             <w:r/>
             <w:r>
               <w:rPr>
@@ -7591,6 +9737,9 @@
             <w:tcW w:type="dxa" w:w="5046"/>
           </w:tcPr>
           <w:p>
+            <w:pPr>
+              <w:spacing w:before="20" w:after="20"/>
+            </w:pPr>
             <w:r/>
             <w:r>
               <w:rPr>
@@ -7603,11 +9752,17 @@
         </w:tc>
       </w:tr>
       <w:tr>
-        <w:tc>
-          <w:tcPr>
-            <w:tcW w:type="dxa" w:w="5046"/>
-          </w:tcPr>
-          <w:p>
+        <w:trPr>
+          <w:cantSplit/>
+        </w:trPr>
+        <w:tc>
+          <w:tcPr>
+            <w:tcW w:type="dxa" w:w="5046"/>
+          </w:tcPr>
+          <w:p>
+            <w:pPr>
+              <w:spacing w:before="20" w:after="20"/>
+            </w:pPr>
             <w:r/>
             <w:r>
               <w:rPr>
@@ -7624,6 +9779,9 @@
             <w:tcW w:type="dxa" w:w="5046"/>
           </w:tcPr>
           <w:p>
+            <w:pPr>
+              <w:spacing w:before="20" w:after="20"/>
+            </w:pPr>
             <w:r/>
             <w:r>
               <w:rPr>
@@ -7640,6 +9798,9 @@
             <w:tcW w:type="dxa" w:w="5046"/>
           </w:tcPr>
           <w:p>
+            <w:pPr>
+              <w:spacing w:before="20" w:after="20"/>
+            </w:pPr>
             <w:r/>
             <w:r>
               <w:rPr>
@@ -7652,11 +9813,17 @@
         </w:tc>
       </w:tr>
       <w:tr>
-        <w:tc>
-          <w:tcPr>
-            <w:tcW w:type="dxa" w:w="5046"/>
-          </w:tcPr>
-          <w:p>
+        <w:trPr>
+          <w:cantSplit/>
+        </w:trPr>
+        <w:tc>
+          <w:tcPr>
+            <w:tcW w:type="dxa" w:w="5046"/>
+          </w:tcPr>
+          <w:p>
+            <w:pPr>
+              <w:spacing w:before="20" w:after="20"/>
+            </w:pPr>
             <w:r/>
             <w:r>
               <w:rPr>
@@ -7673,6 +9840,9 @@
             <w:tcW w:type="dxa" w:w="5046"/>
           </w:tcPr>
           <w:p>
+            <w:pPr>
+              <w:spacing w:before="20" w:after="20"/>
+            </w:pPr>
             <w:r/>
             <w:r>
               <w:rPr>
@@ -7689,6 +9859,9 @@
             <w:tcW w:type="dxa" w:w="5046"/>
           </w:tcPr>
           <w:p>
+            <w:pPr>
+              <w:spacing w:before="20" w:after="20"/>
+            </w:pPr>
             <w:r/>
             <w:r>
               <w:rPr>
@@ -7701,11 +9874,17 @@
         </w:tc>
       </w:tr>
       <w:tr>
-        <w:tc>
-          <w:tcPr>
-            <w:tcW w:type="dxa" w:w="5046"/>
-          </w:tcPr>
-          <w:p>
+        <w:trPr>
+          <w:cantSplit/>
+        </w:trPr>
+        <w:tc>
+          <w:tcPr>
+            <w:tcW w:type="dxa" w:w="5046"/>
+          </w:tcPr>
+          <w:p>
+            <w:pPr>
+              <w:spacing w:before="20" w:after="20"/>
+            </w:pPr>
             <w:r/>
             <w:r>
               <w:rPr>
@@ -7722,6 +9901,9 @@
             <w:tcW w:type="dxa" w:w="5046"/>
           </w:tcPr>
           <w:p>
+            <w:pPr>
+              <w:spacing w:before="20" w:after="20"/>
+            </w:pPr>
             <w:r/>
             <w:r>
               <w:rPr>
@@ -7738,6 +9920,9 @@
             <w:tcW w:type="dxa" w:w="5046"/>
           </w:tcPr>
           <w:p>
+            <w:pPr>
+              <w:spacing w:before="20" w:after="20"/>
+            </w:pPr>
             <w:r/>
             <w:r>
               <w:rPr>
@@ -7750,11 +9935,17 @@
         </w:tc>
       </w:tr>
       <w:tr>
-        <w:tc>
-          <w:tcPr>
-            <w:tcW w:type="dxa" w:w="5046"/>
-          </w:tcPr>
-          <w:p>
+        <w:trPr>
+          <w:cantSplit/>
+        </w:trPr>
+        <w:tc>
+          <w:tcPr>
+            <w:tcW w:type="dxa" w:w="5046"/>
+          </w:tcPr>
+          <w:p>
+            <w:pPr>
+              <w:spacing w:before="20" w:after="20"/>
+            </w:pPr>
             <w:r/>
             <w:r>
               <w:rPr>
@@ -7771,6 +9962,9 @@
             <w:tcW w:type="dxa" w:w="5046"/>
           </w:tcPr>
           <w:p>
+            <w:pPr>
+              <w:spacing w:before="20" w:after="20"/>
+            </w:pPr>
             <w:r/>
             <w:r>
               <w:rPr>
@@ -7787,6 +9981,9 @@
             <w:tcW w:type="dxa" w:w="5046"/>
           </w:tcPr>
           <w:p>
+            <w:pPr>
+              <w:spacing w:before="20" w:after="20"/>
+            </w:pPr>
             <w:r/>
             <w:r>
               <w:rPr>
@@ -7799,11 +9996,17 @@
         </w:tc>
       </w:tr>
       <w:tr>
-        <w:tc>
-          <w:tcPr>
-            <w:tcW w:type="dxa" w:w="5046"/>
-          </w:tcPr>
-          <w:p>
+        <w:trPr>
+          <w:cantSplit/>
+        </w:trPr>
+        <w:tc>
+          <w:tcPr>
+            <w:tcW w:type="dxa" w:w="5046"/>
+          </w:tcPr>
+          <w:p>
+            <w:pPr>
+              <w:spacing w:before="20" w:after="20"/>
+            </w:pPr>
             <w:r/>
             <w:r>
               <w:rPr>
@@ -7820,6 +10023,9 @@
             <w:tcW w:type="dxa" w:w="5046"/>
           </w:tcPr>
           <w:p>
+            <w:pPr>
+              <w:spacing w:before="20" w:after="20"/>
+            </w:pPr>
             <w:r/>
             <w:r>
               <w:rPr>
@@ -7836,6 +10042,9 @@
             <w:tcW w:type="dxa" w:w="5046"/>
           </w:tcPr>
           <w:p>
+            <w:pPr>
+              <w:spacing w:before="20" w:after="20"/>
+            </w:pPr>
             <w:r/>
             <w:r>
               <w:rPr>
@@ -7892,6 +10101,9 @@
             <w:shd w:val="clear" w:color="auto" w:fill="D9D9D9"/>
           </w:tcPr>
           <w:p>
+            <w:pPr>
+              <w:spacing w:before="20" w:after="20"/>
+            </w:pPr>
             <w:r/>
             <w:r>
               <w:rPr>
@@ -7909,6 +10121,9 @@
             <w:shd w:val="clear" w:color="auto" w:fill="D9D9D9"/>
           </w:tcPr>
           <w:p>
+            <w:pPr>
+              <w:spacing w:before="20" w:after="20"/>
+            </w:pPr>
             <w:r/>
             <w:r>
               <w:rPr>
@@ -7926,6 +10141,9 @@
             <w:shd w:val="clear" w:color="auto" w:fill="D9D9D9"/>
           </w:tcPr>
           <w:p>
+            <w:pPr>
+              <w:spacing w:before="20" w:after="20"/>
+            </w:pPr>
             <w:r/>
             <w:r>
               <w:rPr>
@@ -7939,11 +10157,17 @@
         </w:tc>
       </w:tr>
       <w:tr>
-        <w:tc>
-          <w:tcPr>
-            <w:tcW w:type="dxa" w:w="5046"/>
-          </w:tcPr>
-          <w:p>
+        <w:trPr>
+          <w:cantSplit/>
+        </w:trPr>
+        <w:tc>
+          <w:tcPr>
+            <w:tcW w:type="dxa" w:w="5046"/>
+          </w:tcPr>
+          <w:p>
+            <w:pPr>
+              <w:spacing w:before="20" w:after="20"/>
+            </w:pPr>
             <w:r/>
             <w:r>
               <w:rPr>
@@ -7960,6 +10184,9 @@
             <w:tcW w:type="dxa" w:w="5046"/>
           </w:tcPr>
           <w:p>
+            <w:pPr>
+              <w:spacing w:before="20" w:after="20"/>
+            </w:pPr>
             <w:r/>
             <w:r>
               <w:rPr>
@@ -7976,6 +10203,9 @@
             <w:tcW w:type="dxa" w:w="5046"/>
           </w:tcPr>
           <w:p>
+            <w:pPr>
+              <w:spacing w:before="20" w:after="20"/>
+            </w:pPr>
             <w:r/>
             <w:r>
               <w:rPr>
@@ -7988,11 +10218,17 @@
         </w:tc>
       </w:tr>
       <w:tr>
-        <w:tc>
-          <w:tcPr>
-            <w:tcW w:type="dxa" w:w="5046"/>
-          </w:tcPr>
-          <w:p>
+        <w:trPr>
+          <w:cantSplit/>
+        </w:trPr>
+        <w:tc>
+          <w:tcPr>
+            <w:tcW w:type="dxa" w:w="5046"/>
+          </w:tcPr>
+          <w:p>
+            <w:pPr>
+              <w:spacing w:before="20" w:after="20"/>
+            </w:pPr>
             <w:r/>
             <w:r>
               <w:rPr>
@@ -8009,6 +10245,9 @@
             <w:tcW w:type="dxa" w:w="5046"/>
           </w:tcPr>
           <w:p>
+            <w:pPr>
+              <w:spacing w:before="20" w:after="20"/>
+            </w:pPr>
             <w:r/>
             <w:r>
               <w:rPr>
@@ -8025,6 +10264,9 @@
             <w:tcW w:type="dxa" w:w="5046"/>
           </w:tcPr>
           <w:p>
+            <w:pPr>
+              <w:spacing w:before="20" w:after="20"/>
+            </w:pPr>
             <w:r/>
             <w:r>
               <w:rPr>
@@ -8037,11 +10279,17 @@
         </w:tc>
       </w:tr>
       <w:tr>
-        <w:tc>
-          <w:tcPr>
-            <w:tcW w:type="dxa" w:w="5046"/>
-          </w:tcPr>
-          <w:p>
+        <w:trPr>
+          <w:cantSplit/>
+        </w:trPr>
+        <w:tc>
+          <w:tcPr>
+            <w:tcW w:type="dxa" w:w="5046"/>
+          </w:tcPr>
+          <w:p>
+            <w:pPr>
+              <w:spacing w:before="20" w:after="20"/>
+            </w:pPr>
             <w:r/>
             <w:r>
               <w:rPr>
@@ -8058,6 +10306,9 @@
             <w:tcW w:type="dxa" w:w="5046"/>
           </w:tcPr>
           <w:p>
+            <w:pPr>
+              <w:spacing w:before="20" w:after="20"/>
+            </w:pPr>
             <w:r/>
             <w:r>
               <w:rPr>
@@ -8074,6 +10325,9 @@
             <w:tcW w:type="dxa" w:w="5046"/>
           </w:tcPr>
           <w:p>
+            <w:pPr>
+              <w:spacing w:before="20" w:after="20"/>
+            </w:pPr>
             <w:r/>
             <w:r>
               <w:rPr>
@@ -8086,11 +10340,17 @@
         </w:tc>
       </w:tr>
       <w:tr>
-        <w:tc>
-          <w:tcPr>
-            <w:tcW w:type="dxa" w:w="5046"/>
-          </w:tcPr>
-          <w:p>
+        <w:trPr>
+          <w:cantSplit/>
+        </w:trPr>
+        <w:tc>
+          <w:tcPr>
+            <w:tcW w:type="dxa" w:w="5046"/>
+          </w:tcPr>
+          <w:p>
+            <w:pPr>
+              <w:spacing w:before="20" w:after="20"/>
+            </w:pPr>
             <w:r/>
             <w:r>
               <w:rPr>
@@ -8107,6 +10367,9 @@
             <w:tcW w:type="dxa" w:w="5046"/>
           </w:tcPr>
           <w:p>
+            <w:pPr>
+              <w:spacing w:before="20" w:after="20"/>
+            </w:pPr>
             <w:r/>
             <w:r>
               <w:rPr>
@@ -8123,6 +10386,9 @@
             <w:tcW w:type="dxa" w:w="5046"/>
           </w:tcPr>
           <w:p>
+            <w:pPr>
+              <w:spacing w:before="20" w:after="20"/>
+            </w:pPr>
             <w:r/>
             <w:r>
               <w:rPr>
@@ -8135,11 +10401,17 @@
         </w:tc>
       </w:tr>
       <w:tr>
-        <w:tc>
-          <w:tcPr>
-            <w:tcW w:type="dxa" w:w="5046"/>
-          </w:tcPr>
-          <w:p>
+        <w:trPr>
+          <w:cantSplit/>
+        </w:trPr>
+        <w:tc>
+          <w:tcPr>
+            <w:tcW w:type="dxa" w:w="5046"/>
+          </w:tcPr>
+          <w:p>
+            <w:pPr>
+              <w:spacing w:before="20" w:after="20"/>
+            </w:pPr>
             <w:r/>
             <w:r>
               <w:rPr>
@@ -8156,6 +10428,9 @@
             <w:tcW w:type="dxa" w:w="5046"/>
           </w:tcPr>
           <w:p>
+            <w:pPr>
+              <w:spacing w:before="20" w:after="20"/>
+            </w:pPr>
             <w:r/>
             <w:r>
               <w:rPr>
@@ -8172,6 +10447,9 @@
             <w:tcW w:type="dxa" w:w="5046"/>
           </w:tcPr>
           <w:p>
+            <w:pPr>
+              <w:spacing w:before="20" w:after="20"/>
+            </w:pPr>
             <w:r/>
             <w:r>
               <w:rPr>
@@ -8184,11 +10462,17 @@
         </w:tc>
       </w:tr>
       <w:tr>
-        <w:tc>
-          <w:tcPr>
-            <w:tcW w:type="dxa" w:w="5046"/>
-          </w:tcPr>
-          <w:p>
+        <w:trPr>
+          <w:cantSplit/>
+        </w:trPr>
+        <w:tc>
+          <w:tcPr>
+            <w:tcW w:type="dxa" w:w="5046"/>
+          </w:tcPr>
+          <w:p>
+            <w:pPr>
+              <w:spacing w:before="20" w:after="20"/>
+            </w:pPr>
             <w:r/>
             <w:r>
               <w:rPr>
@@ -8205,6 +10489,9 @@
             <w:tcW w:type="dxa" w:w="5046"/>
           </w:tcPr>
           <w:p>
+            <w:pPr>
+              <w:spacing w:before="20" w:after="20"/>
+            </w:pPr>
             <w:r/>
             <w:r>
               <w:rPr>
@@ -8221,6 +10508,9 @@
             <w:tcW w:type="dxa" w:w="5046"/>
           </w:tcPr>
           <w:p>
+            <w:pPr>
+              <w:spacing w:before="20" w:after="20"/>
+            </w:pPr>
             <w:r/>
             <w:r>
               <w:rPr>
@@ -8233,11 +10523,17 @@
         </w:tc>
       </w:tr>
       <w:tr>
-        <w:tc>
-          <w:tcPr>
-            <w:tcW w:type="dxa" w:w="5046"/>
-          </w:tcPr>
-          <w:p>
+        <w:trPr>
+          <w:cantSplit/>
+        </w:trPr>
+        <w:tc>
+          <w:tcPr>
+            <w:tcW w:type="dxa" w:w="5046"/>
+          </w:tcPr>
+          <w:p>
+            <w:pPr>
+              <w:spacing w:before="20" w:after="20"/>
+            </w:pPr>
             <w:r/>
             <w:r>
               <w:rPr>
@@ -8254,6 +10550,9 @@
             <w:tcW w:type="dxa" w:w="5046"/>
           </w:tcPr>
           <w:p>
+            <w:pPr>
+              <w:spacing w:before="20" w:after="20"/>
+            </w:pPr>
             <w:r/>
             <w:r>
               <w:rPr>
@@ -8270,6 +10569,9 @@
             <w:tcW w:type="dxa" w:w="5046"/>
           </w:tcPr>
           <w:p>
+            <w:pPr>
+              <w:spacing w:before="20" w:after="20"/>
+            </w:pPr>
             <w:r/>
             <w:r>
               <w:rPr>
@@ -8282,11 +10584,17 @@
         </w:tc>
       </w:tr>
       <w:tr>
-        <w:tc>
-          <w:tcPr>
-            <w:tcW w:type="dxa" w:w="5046"/>
-          </w:tcPr>
-          <w:p>
+        <w:trPr>
+          <w:cantSplit/>
+        </w:trPr>
+        <w:tc>
+          <w:tcPr>
+            <w:tcW w:type="dxa" w:w="5046"/>
+          </w:tcPr>
+          <w:p>
+            <w:pPr>
+              <w:spacing w:before="20" w:after="20"/>
+            </w:pPr>
             <w:r/>
             <w:r>
               <w:rPr>
@@ -8303,6 +10611,9 @@
             <w:tcW w:type="dxa" w:w="5046"/>
           </w:tcPr>
           <w:p>
+            <w:pPr>
+              <w:spacing w:before="20" w:after="20"/>
+            </w:pPr>
             <w:r/>
             <w:r>
               <w:rPr>
@@ -8319,6 +10630,9 @@
             <w:tcW w:type="dxa" w:w="5046"/>
           </w:tcPr>
           <w:p>
+            <w:pPr>
+              <w:spacing w:before="20" w:after="20"/>
+            </w:pPr>
             <w:r/>
             <w:r>
               <w:rPr>
@@ -8331,11 +10645,17 @@
         </w:tc>
       </w:tr>
       <w:tr>
-        <w:tc>
-          <w:tcPr>
-            <w:tcW w:type="dxa" w:w="5046"/>
-          </w:tcPr>
-          <w:p>
+        <w:trPr>
+          <w:cantSplit/>
+        </w:trPr>
+        <w:tc>
+          <w:tcPr>
+            <w:tcW w:type="dxa" w:w="5046"/>
+          </w:tcPr>
+          <w:p>
+            <w:pPr>
+              <w:spacing w:before="20" w:after="20"/>
+            </w:pPr>
             <w:r/>
             <w:r>
               <w:rPr>
@@ -8352,6 +10672,9 @@
             <w:tcW w:type="dxa" w:w="5046"/>
           </w:tcPr>
           <w:p>
+            <w:pPr>
+              <w:spacing w:before="20" w:after="20"/>
+            </w:pPr>
             <w:r/>
             <w:r>
               <w:rPr>
@@ -8368,6 +10691,9 @@
             <w:tcW w:type="dxa" w:w="5046"/>
           </w:tcPr>
           <w:p>
+            <w:pPr>
+              <w:spacing w:before="20" w:after="20"/>
+            </w:pPr>
             <w:r/>
             <w:r>
               <w:rPr>
@@ -8424,6 +10750,9 @@
             <w:shd w:val="clear" w:color="auto" w:fill="D9D9D9"/>
           </w:tcPr>
           <w:p>
+            <w:pPr>
+              <w:spacing w:before="20" w:after="20"/>
+            </w:pPr>
             <w:r/>
             <w:r>
               <w:rPr>
@@ -8441,6 +10770,9 @@
             <w:shd w:val="clear" w:color="auto" w:fill="D9D9D9"/>
           </w:tcPr>
           <w:p>
+            <w:pPr>
+              <w:spacing w:before="20" w:after="20"/>
+            </w:pPr>
             <w:r/>
             <w:r>
               <w:rPr>
@@ -8458,6 +10790,9 @@
             <w:shd w:val="clear" w:color="auto" w:fill="D9D9D9"/>
           </w:tcPr>
           <w:p>
+            <w:pPr>
+              <w:spacing w:before="20" w:after="20"/>
+            </w:pPr>
             <w:r/>
             <w:r>
               <w:rPr>
@@ -8471,11 +10806,17 @@
         </w:tc>
       </w:tr>
       <w:tr>
-        <w:tc>
-          <w:tcPr>
-            <w:tcW w:type="dxa" w:w="5046"/>
-          </w:tcPr>
-          <w:p>
+        <w:trPr>
+          <w:cantSplit/>
+        </w:trPr>
+        <w:tc>
+          <w:tcPr>
+            <w:tcW w:type="dxa" w:w="5046"/>
+          </w:tcPr>
+          <w:p>
+            <w:pPr>
+              <w:spacing w:before="20" w:after="20"/>
+            </w:pPr>
             <w:r/>
             <w:r>
               <w:rPr>
@@ -8492,6 +10833,9 @@
             <w:tcW w:type="dxa" w:w="5046"/>
           </w:tcPr>
           <w:p>
+            <w:pPr>
+              <w:spacing w:before="20" w:after="20"/>
+            </w:pPr>
             <w:r/>
             <w:r>
               <w:rPr>
@@ -8508,6 +10852,9 @@
             <w:tcW w:type="dxa" w:w="5046"/>
           </w:tcPr>
           <w:p>
+            <w:pPr>
+              <w:spacing w:before="20" w:after="20"/>
+            </w:pPr>
             <w:r/>
             <w:r>
               <w:rPr>
@@ -8520,11 +10867,17 @@
         </w:tc>
       </w:tr>
       <w:tr>
-        <w:tc>
-          <w:tcPr>
-            <w:tcW w:type="dxa" w:w="5046"/>
-          </w:tcPr>
-          <w:p>
+        <w:trPr>
+          <w:cantSplit/>
+        </w:trPr>
+        <w:tc>
+          <w:tcPr>
+            <w:tcW w:type="dxa" w:w="5046"/>
+          </w:tcPr>
+          <w:p>
+            <w:pPr>
+              <w:spacing w:before="20" w:after="20"/>
+            </w:pPr>
             <w:r/>
             <w:r>
               <w:rPr>
@@ -8541,6 +10894,9 @@
             <w:tcW w:type="dxa" w:w="5046"/>
           </w:tcPr>
           <w:p>
+            <w:pPr>
+              <w:spacing w:before="20" w:after="20"/>
+            </w:pPr>
             <w:r/>
             <w:r>
               <w:rPr>
@@ -8557,6 +10913,9 @@
             <w:tcW w:type="dxa" w:w="5046"/>
           </w:tcPr>
           <w:p>
+            <w:pPr>
+              <w:spacing w:before="20" w:after="20"/>
+            </w:pPr>
             <w:r/>
             <w:r>
               <w:rPr>
@@ -8569,11 +10928,17 @@
         </w:tc>
       </w:tr>
       <w:tr>
-        <w:tc>
-          <w:tcPr>
-            <w:tcW w:type="dxa" w:w="5046"/>
-          </w:tcPr>
-          <w:p>
+        <w:trPr>
+          <w:cantSplit/>
+        </w:trPr>
+        <w:tc>
+          <w:tcPr>
+            <w:tcW w:type="dxa" w:w="5046"/>
+          </w:tcPr>
+          <w:p>
+            <w:pPr>
+              <w:spacing w:before="20" w:after="20"/>
+            </w:pPr>
             <w:r/>
             <w:r>
               <w:rPr>
@@ -8590,6 +10955,9 @@
             <w:tcW w:type="dxa" w:w="5046"/>
           </w:tcPr>
           <w:p>
+            <w:pPr>
+              <w:spacing w:before="20" w:after="20"/>
+            </w:pPr>
             <w:r/>
             <w:r>
               <w:rPr>
@@ -8606,6 +10974,9 @@
             <w:tcW w:type="dxa" w:w="5046"/>
           </w:tcPr>
           <w:p>
+            <w:pPr>
+              <w:spacing w:before="20" w:after="20"/>
+            </w:pPr>
             <w:r/>
             <w:r>
               <w:rPr>
@@ -8618,11 +10989,17 @@
         </w:tc>
       </w:tr>
       <w:tr>
-        <w:tc>
-          <w:tcPr>
-            <w:tcW w:type="dxa" w:w="5046"/>
-          </w:tcPr>
-          <w:p>
+        <w:trPr>
+          <w:cantSplit/>
+        </w:trPr>
+        <w:tc>
+          <w:tcPr>
+            <w:tcW w:type="dxa" w:w="5046"/>
+          </w:tcPr>
+          <w:p>
+            <w:pPr>
+              <w:spacing w:before="20" w:after="20"/>
+            </w:pPr>
             <w:r/>
             <w:r>
               <w:rPr>
@@ -8639,6 +11016,9 @@
             <w:tcW w:type="dxa" w:w="5046"/>
           </w:tcPr>
           <w:p>
+            <w:pPr>
+              <w:spacing w:before="20" w:after="20"/>
+            </w:pPr>
             <w:r/>
             <w:r>
               <w:rPr>
@@ -8655,6 +11035,9 @@
             <w:tcW w:type="dxa" w:w="5046"/>
           </w:tcPr>
           <w:p>
+            <w:pPr>
+              <w:spacing w:before="20" w:after="20"/>
+            </w:pPr>
             <w:r/>
             <w:r>
               <w:rPr>
@@ -8667,11 +11050,17 @@
         </w:tc>
       </w:tr>
       <w:tr>
-        <w:tc>
-          <w:tcPr>
-            <w:tcW w:type="dxa" w:w="5046"/>
-          </w:tcPr>
-          <w:p>
+        <w:trPr>
+          <w:cantSplit/>
+        </w:trPr>
+        <w:tc>
+          <w:tcPr>
+            <w:tcW w:type="dxa" w:w="5046"/>
+          </w:tcPr>
+          <w:p>
+            <w:pPr>
+              <w:spacing w:before="20" w:after="20"/>
+            </w:pPr>
             <w:r/>
             <w:r>
               <w:rPr>
@@ -8688,6 +11077,9 @@
             <w:tcW w:type="dxa" w:w="5046"/>
           </w:tcPr>
           <w:p>
+            <w:pPr>
+              <w:spacing w:before="20" w:after="20"/>
+            </w:pPr>
             <w:r/>
             <w:r>
               <w:rPr>
@@ -8704,6 +11096,9 @@
             <w:tcW w:type="dxa" w:w="5046"/>
           </w:tcPr>
           <w:p>
+            <w:pPr>
+              <w:spacing w:before="20" w:after="20"/>
+            </w:pPr>
             <w:r/>
             <w:r>
               <w:rPr>
@@ -8716,11 +11111,17 @@
         </w:tc>
       </w:tr>
       <w:tr>
-        <w:tc>
-          <w:tcPr>
-            <w:tcW w:type="dxa" w:w="5046"/>
-          </w:tcPr>
-          <w:p>
+        <w:trPr>
+          <w:cantSplit/>
+        </w:trPr>
+        <w:tc>
+          <w:tcPr>
+            <w:tcW w:type="dxa" w:w="5046"/>
+          </w:tcPr>
+          <w:p>
+            <w:pPr>
+              <w:spacing w:before="20" w:after="20"/>
+            </w:pPr>
             <w:r/>
             <w:r>
               <w:rPr>
@@ -8737,6 +11138,9 @@
             <w:tcW w:type="dxa" w:w="5046"/>
           </w:tcPr>
           <w:p>
+            <w:pPr>
+              <w:spacing w:before="20" w:after="20"/>
+            </w:pPr>
             <w:r/>
             <w:r>
               <w:rPr>
@@ -8753,6 +11157,9 @@
             <w:tcW w:type="dxa" w:w="5046"/>
           </w:tcPr>
           <w:p>
+            <w:pPr>
+              <w:spacing w:before="20" w:after="20"/>
+            </w:pPr>
             <w:r/>
             <w:r>
               <w:rPr>
@@ -8765,11 +11172,17 @@
         </w:tc>
       </w:tr>
       <w:tr>
-        <w:tc>
-          <w:tcPr>
-            <w:tcW w:type="dxa" w:w="5046"/>
-          </w:tcPr>
-          <w:p>
+        <w:trPr>
+          <w:cantSplit/>
+        </w:trPr>
+        <w:tc>
+          <w:tcPr>
+            <w:tcW w:type="dxa" w:w="5046"/>
+          </w:tcPr>
+          <w:p>
+            <w:pPr>
+              <w:spacing w:before="20" w:after="20"/>
+            </w:pPr>
             <w:r/>
             <w:r>
               <w:rPr>
@@ -8786,6 +11199,9 @@
             <w:tcW w:type="dxa" w:w="5046"/>
           </w:tcPr>
           <w:p>
+            <w:pPr>
+              <w:spacing w:before="20" w:after="20"/>
+            </w:pPr>
             <w:r/>
             <w:r>
               <w:rPr>
@@ -8802,6 +11218,9 @@
             <w:tcW w:type="dxa" w:w="5046"/>
           </w:tcPr>
           <w:p>
+            <w:pPr>
+              <w:spacing w:before="20" w:after="20"/>
+            </w:pPr>
             <w:r/>
             <w:r>
               <w:rPr>
@@ -8814,11 +11233,17 @@
         </w:tc>
       </w:tr>
       <w:tr>
-        <w:tc>
-          <w:tcPr>
-            <w:tcW w:type="dxa" w:w="5046"/>
-          </w:tcPr>
-          <w:p>
+        <w:trPr>
+          <w:cantSplit/>
+        </w:trPr>
+        <w:tc>
+          <w:tcPr>
+            <w:tcW w:type="dxa" w:w="5046"/>
+          </w:tcPr>
+          <w:p>
+            <w:pPr>
+              <w:spacing w:before="20" w:after="20"/>
+            </w:pPr>
             <w:r/>
             <w:r>
               <w:rPr>
@@ -8835,6 +11260,9 @@
             <w:tcW w:type="dxa" w:w="5046"/>
           </w:tcPr>
           <w:p>
+            <w:pPr>
+              <w:spacing w:before="20" w:after="20"/>
+            </w:pPr>
             <w:r/>
             <w:r>
               <w:rPr>
@@ -8851,6 +11279,9 @@
             <w:tcW w:type="dxa" w:w="5046"/>
           </w:tcPr>
           <w:p>
+            <w:pPr>
+              <w:spacing w:before="20" w:after="20"/>
+            </w:pPr>
             <w:r/>
             <w:r>
               <w:rPr>
@@ -8863,11 +11294,17 @@
         </w:tc>
       </w:tr>
       <w:tr>
-        <w:tc>
-          <w:tcPr>
-            <w:tcW w:type="dxa" w:w="5046"/>
-          </w:tcPr>
-          <w:p>
+        <w:trPr>
+          <w:cantSplit/>
+        </w:trPr>
+        <w:tc>
+          <w:tcPr>
+            <w:tcW w:type="dxa" w:w="5046"/>
+          </w:tcPr>
+          <w:p>
+            <w:pPr>
+              <w:spacing w:before="20" w:after="20"/>
+            </w:pPr>
             <w:r/>
             <w:r>
               <w:rPr>
@@ -8884,6 +11321,9 @@
             <w:tcW w:type="dxa" w:w="5046"/>
           </w:tcPr>
           <w:p>
+            <w:pPr>
+              <w:spacing w:before="20" w:after="20"/>
+            </w:pPr>
             <w:r/>
             <w:r>
               <w:rPr>
@@ -8900,6 +11340,9 @@
             <w:tcW w:type="dxa" w:w="5046"/>
           </w:tcPr>
           <w:p>
+            <w:pPr>
+              <w:spacing w:before="20" w:after="20"/>
+            </w:pPr>
             <w:r/>
             <w:r>
               <w:rPr>

--- a/docx/es/BUFRCREX_CodeFlag_es_03.docx
+++ b/docx/es/BUFRCREX_CodeFlag_es_03.docx
@@ -10866,497 +10866,6 @@
       </w:tr>
     </w:tbl>
     <w:p/>
-    <w:p/>
-    <w:p>
-      <w:r>
-        <w:rPr>
-          <w:rFonts w:ascii="Verdana" w:hAnsi="Verdana"/>
-          <w:i/>
-          <w:sz w:val="14"/>
-        </w:rPr>
-        <w:t>Note 2: Los términos “despejado” y “cubierto” se cifran con 0 y 8, respectivamente.</w:t>
-      </w:r>
-    </w:p>
-    <w:p>
-      <w:r>
-        <w:rPr>
-          <w:rFonts w:ascii="Verdana" w:hAnsi="Verdana"/>
-          <w:i/>
-          <w:sz w:val="14"/>
-        </w:rPr>
-        <w:t>Note 5: 0 es satisfactorio, 1 es insatisfactorio</w:t>
-      </w:r>
-    </w:p>
-    <w:p>
-      <w:r>
-        <w:rPr>
-          <w:rFonts w:ascii="Verdana" w:hAnsi="Verdana"/>
-          <w:i/>
-          <w:sz w:val="14"/>
-        </w:rPr>
-        <w:t>Note 6: Véase la Tabla de cifrado común C–1, Parte C/c.</w:t>
-      </w:r>
-    </w:p>
-    <w:p>
-      <w:r>
-        <w:rPr>
-          <w:rFonts w:ascii="Verdana" w:hAnsi="Verdana"/>
-          <w:i/>
-          <w:sz w:val="14"/>
-        </w:rPr>
-        <w:t>Note 7: Véase la Tabla de cifrado común C–2, Parte C/c.</w:t>
-      </w:r>
-    </w:p>
-    <w:p>
-      <w:r>
-        <w:rPr>
-          <w:rFonts w:ascii="Verdana" w:hAnsi="Verdana"/>
-          <w:i/>
-          <w:sz w:val="14"/>
-        </w:rPr>
-        <w:t>Note 8: Véase la Tabla de cifrado común C–3</w:t>
-      </w:r>
-    </w:p>
-    <w:p>
-      <w:r>
-        <w:rPr>
-          <w:rFonts w:ascii="Verdana" w:hAnsi="Verdana"/>
-          <w:i/>
-          <w:sz w:val="14"/>
-        </w:rPr>
-        <w:t>Note 9: Véase la Tabla de cifrado común C–4</w:t>
-      </w:r>
-    </w:p>
-    <w:p>
-      <w:r>
-        <w:rPr>
-          <w:rFonts w:ascii="Verdana" w:hAnsi="Verdana"/>
-          <w:i/>
-          <w:sz w:val="14"/>
-        </w:rPr>
-        <w:t>Note 10: Véase la Tabla de cifrado común C–5, Parte C/c.</w:t>
-      </w:r>
-    </w:p>
-    <w:p>
-      <w:r>
-        <w:rPr>
-          <w:rFonts w:ascii="Verdana" w:hAnsi="Verdana"/>
-          <w:i/>
-          <w:sz w:val="14"/>
-        </w:rPr>
-        <w:t>Note 11: Véase la Tabla de cifrado común C–7, Parte C/c.</w:t>
-      </w:r>
-    </w:p>
-    <w:p>
-      <w:r>
-        <w:rPr>
-          <w:rFonts w:ascii="Verdana" w:hAnsi="Verdana"/>
-          <w:i/>
-          <w:sz w:val="14"/>
-        </w:rPr>
-        <w:t>Note 12: Véase la Tabla de cifrado común C–8, Parte C/c.</w:t>
-      </w:r>
-    </w:p>
-    <w:p>
-      <w:r>
-        <w:rPr>
-          <w:rFonts w:ascii="Verdana" w:hAnsi="Verdana"/>
-          <w:i/>
-          <w:sz w:val="14"/>
-        </w:rPr>
-        <w:t>Note 14: Será definida por los propios centros — Véase la Tabla de cifrado común C-12, Parte C/c.</w:t>
-      </w:r>
-    </w:p>
-    <w:p>
-      <w:r>
-        <w:rPr>
-          <w:rFonts w:ascii="Verdana" w:hAnsi="Verdana"/>
-          <w:i/>
-          <w:sz w:val="14"/>
-        </w:rPr>
-        <w:t>Note 15: Se elaborará.</w:t>
-      </w:r>
-    </w:p>
-    <w:p>
-      <w:r>
-        <w:rPr>
-          <w:rFonts w:ascii="Verdana" w:hAnsi="Verdana"/>
-          <w:i/>
-          <w:sz w:val="14"/>
-        </w:rPr>
-        <w:t>Note 16: Una secuencia consecutiva de dos o más coordenadas de posición, tales como los pares de latitud y longitud, define una línea o un polígono. Los puntos deberán unirse entre sí en el mismo orden en que aparecen en el mensaje. Toda área descrita estará situada a la izquierda del límite trazado en la dirección establecida por el orden de los puntos dado en el mensaje. Esta definición se aplica a polígonos simples que no se intersecan y no presentan huecos.</w:t>
-      </w:r>
-    </w:p>
-    <w:p>
-      <w:r>
-        <w:rPr>
-          <w:rFonts w:ascii="Verdana" w:hAnsi="Verdana"/>
-          <w:i/>
-          <w:sz w:val="14"/>
-        </w:rPr>
-        <w:t>Note 17: Si todos los bits indican 0, eso significa una buena calibración.</w:t>
-      </w:r>
-    </w:p>
-    <w:p>
-      <w:r>
-        <w:rPr>
-          <w:rFonts w:ascii="Verdana" w:hAnsi="Verdana"/>
-          <w:i/>
-          <w:sz w:val="14"/>
-        </w:rPr>
-        <w:t>Note 18: Todas las estadísticas de primer orden están expresadas en las unidades definidas por los descriptores de datos originales.</w:t>
-      </w:r>
-    </w:p>
-    <w:p>
-      <w:r>
-        <w:rPr>
-          <w:rFonts w:ascii="Verdana" w:hAnsi="Verdana"/>
-          <w:i/>
-          <w:sz w:val="14"/>
-        </w:rPr>
-        <w:t>Note 19: Se utilizará inicialmente la significación del campo asociado (adicional) en relación con la calidad de los datos observados.</w:t>
-      </w:r>
-    </w:p>
-    <w:p>
-      <w:r>
-        <w:rPr>
-          <w:rFonts w:ascii="Verdana" w:hAnsi="Verdana"/>
-          <w:i/>
-          <w:sz w:val="14"/>
-        </w:rPr>
-        <w:t>Note 21: Comenzando por la posición del primer bit (bit más significativo), si el bit se fija en uno, entonces el canal es utilizado. Si el bit se fija en cero, entonces el canal no es utilizado.</w:t>
-      </w:r>
-    </w:p>
-    <w:p>
-      <w:r>
-        <w:rPr>
-          <w:rFonts w:ascii="Verdana" w:hAnsi="Verdana"/>
-          <w:i/>
-          <w:sz w:val="14"/>
-        </w:rPr>
-        <w:t>Note 22: Banderines de bit que indican los elementos incluidos en el proceso de datos de sondeo</w:t>
-      </w:r>
-    </w:p>
-    <w:p>
-      <w:r>
-        <w:rPr>
-          <w:rFonts w:ascii="Verdana" w:hAnsi="Verdana"/>
-          <w:i/>
-          <w:sz w:val="14"/>
-        </w:rPr>
-        <w:t>Note 23: Cifras de clave 1 a 9: duración y tiempo de la medición de la corriente (método vectorial o método Doppler de perfil de corriente).</w:t>
-      </w:r>
-    </w:p>
-    <w:p>
-      <w:r>
-        <w:rPr>
-          <w:rFonts w:ascii="Verdana" w:hAnsi="Verdana"/>
-          <w:i/>
-          <w:sz w:val="14"/>
-        </w:rPr>
-        <w:t>Note 24: Los bits 1 a 4 representan la clave de defectos horarios. Si todos los bits indican 0, eso significa que la hora de barrido corresponde a la prevista.</w:t>
-      </w:r>
-    </w:p>
-    <w:p>
-      <w:r>
-        <w:rPr>
-          <w:rFonts w:ascii="Verdana" w:hAnsi="Verdana"/>
-          <w:i/>
-          <w:sz w:val="14"/>
-        </w:rPr>
-        <w:t>Note 25: Los bits 11 a 17 representan la clave de problemas de localización geográfica. Si todos los bits indican 0, eso significa que la localización geográfica ha sido normal.</w:t>
-      </w:r>
-    </w:p>
-    <w:p>
-      <w:r>
-        <w:rPr>
-          <w:rFonts w:ascii="Verdana" w:hAnsi="Verdana"/>
-          <w:i/>
-          <w:sz w:val="14"/>
-        </w:rPr>
-        <w:t>Note 27: Bits 5-10 represent calibration problem code. All bits set to zero indicated normal calibration. Where any of bits 5, 7, 10 are set, secondary calibration coefficients have been used.</w:t>
-      </w:r>
-    </w:p>
-    <w:p>
-      <w:r>
-        <w:rPr>
-          <w:rFonts w:ascii="Verdana" w:hAnsi="Verdana"/>
-          <w:i/>
-          <w:sz w:val="14"/>
-        </w:rPr>
-        <w:t>Note 32: Cifras de clave 1 a 9: duración y tiempo de la medición de la corriente (método vectorial o método Doppler de perfil de corriente)."</w:t>
-      </w:r>
-    </w:p>
-    <w:p>
-      <w:r>
-        <w:rPr>
-          <w:rFonts w:ascii="Verdana" w:hAnsi="Verdana"/>
-          <w:i/>
-          <w:sz w:val="14"/>
-        </w:rPr>
-        <w:t>Note 33: Cifras de clave 11 a 19: período de medición de la corriente (método de deriva).</w:t>
-      </w:r>
-    </w:p>
-    <w:p>
-      <w:r>
-        <w:rPr>
-          <w:rFonts w:ascii="Verdana" w:hAnsi="Verdana"/>
-          <w:i/>
-          <w:sz w:val="14"/>
-        </w:rPr>
-        <w:t>Note 34: Las cifras de clave que indican la precipitación genérica (cifras de clave 140–148) están dispuestas en orden de complejidad creciente. Por ejemplo: una estación muy sencilla que tan solo puede determinar la presencia o ausencia de precipitación utilizará la cifra de clave 140 (precipitación). En el siguiente nivel, una estación automática capaz de captar la cantidad pero no el tipo de precipitación utilizará la cifra de clave 141 o 142. Una estación automática capaz de captar el tipo de precipitación (líquida, sólida, engelante) y la cantidad en líneas generales, utilizará las cifras de clave 143–148. Una estación automática capaz de comunicar tipos reales de precipitación (por ejemplo, llovizna o lluvia) pero no su cantidad, utilizará la correspondiente decena (por ejemplo, 150 para llovizna en general y 160 para lluvia en general).</w:t>
-      </w:r>
-    </w:p>
-    <w:p>
-      <w:r>
-        <w:rPr>
-          <w:rFonts w:ascii="Verdana" w:hAnsi="Verdana"/>
-          <w:i/>
-          <w:sz w:val="14"/>
-        </w:rPr>
-        <w:t>Note 35: El descriptor 0 25 009 ha dejado de utilizarse. Utilícese en su lugar el descriptor 0 25 029.</w:t>
-      </w:r>
-    </w:p>
-    <w:p>
-      <w:r>
-        <w:rPr>
-          <w:rFonts w:ascii="Verdana" w:hAnsi="Verdana"/>
-          <w:i/>
-          <w:sz w:val="14"/>
-        </w:rPr>
-        <w:t>Note 36: Las estadísticas de diferencia son valores de diferencia; sus dimensiones son iguales a las de los valores correspondientes comunicados con respecto a unidades, pero con una gama centrada en cero (por ejemplo, diferencia entre valores comunicados y analizados, diferencia entre valores comunicados y previstos, etc.).</w:t>
-      </w:r>
-    </w:p>
-    <w:p>
-      <w:r>
-        <w:rPr>
-          <w:rFonts w:ascii="Verdana" w:hAnsi="Verdana"/>
-          <w:i/>
-          <w:sz w:val="14"/>
-        </w:rPr>
-        <w:t>Note 39: El EPSG es un conjunto de datos de sistemas de coordenadas y transformaciones de sistemas de coordenadas, elaborado y mantenido inicialmente por el Grupo Europeo de Encuestas sobre el Petróleo (EPSG). En la actualidad lo mantiene el Subcomité de Geodesia de la International Association of Oil and Gas Producers Geomatics Committee.</w:t>
-      </w:r>
-    </w:p>
-    <w:p>
-      <w:r>
-        <w:rPr>
-          <w:rFonts w:ascii="Verdana" w:hAnsi="Verdana"/>
-          <w:i/>
-          <w:sz w:val="14"/>
-        </w:rPr>
-        <w:t>Note 42: Se elaborarán aplicaciones ulteriores.</w:t>
-      </w:r>
-    </w:p>
-    <w:p>
-      <w:r>
-        <w:rPr>
-          <w:rFonts w:ascii="Verdana" w:hAnsi="Verdana"/>
-          <w:i/>
-          <w:sz w:val="14"/>
-        </w:rPr>
-        <w:t>Note 43: Los términos genéricos para las condiciones meteorológicas (por ejemplo, niebla, llovizna) se destinan a las estaciones automáticas que pueden determinar tipos de tiempo, pero no dar más información. Los términos genéricos de la tabla de cifrado se indican mediante mayúsculas.</w:t>
-      </w:r>
-    </w:p>
-    <w:p>
-      <w:r>
-        <w:rPr>
-          <w:rFonts w:ascii="Verdana" w:hAnsi="Verdana"/>
-          <w:i/>
-          <w:sz w:val="14"/>
-        </w:rPr>
-        <w:t>Note 45: H = hora de observación.</w:t>
-      </w:r>
-    </w:p>
-    <w:p>
-      <w:r>
-        <w:rPr>
-          <w:rFonts w:ascii="Verdana" w:hAnsi="Verdana"/>
-          <w:i/>
-          <w:sz w:val="14"/>
-        </w:rPr>
-        <w:t>Note 49: Si todos los bits indican 0, eso significa una buena calibración.</w:t>
-      </w:r>
-    </w:p>
-    <w:p>
-      <w:r>
-        <w:rPr>
-          <w:rFonts w:ascii="Verdana" w:hAnsi="Verdana"/>
-          <w:i/>
-          <w:sz w:val="14"/>
-        </w:rPr>
-        <w:t>Note 50: En todos los casos, se indicarán las cifras de clave más altas aplicables.</w:t>
-      </w:r>
-    </w:p>
-    <w:p>
-      <w:r>
-        <w:rPr>
-          <w:rFonts w:ascii="Verdana" w:hAnsi="Verdana"/>
-          <w:i/>
-          <w:sz w:val="14"/>
-        </w:rPr>
-        <w:t>Note 54: En esta tabla de cifrado, siempre que se haga referencia al hielo, se incluye también toda precipitación sólida que no sea nieve.</w:t>
-      </w:r>
-    </w:p>
-    <w:p>
-      <w:r>
-        <w:rPr>
-          <w:rFonts w:ascii="Verdana" w:hAnsi="Verdana"/>
-          <w:i/>
-          <w:sz w:val="14"/>
-        </w:rPr>
-        <w:t>Note 57: La precipitación combinada se indica fijando en uno los bits de cada uno de los tipos de precipitación observados.</w:t>
-      </w:r>
-    </w:p>
-    <w:p>
-      <w:r>
-        <w:rPr>
-          <w:rFonts w:ascii="Verdana" w:hAnsi="Verdana"/>
-          <w:i/>
-          <w:sz w:val="14"/>
-        </w:rPr>
-        <w:t>Note 59: En caso necesario se agregarán nuevos nombres locales para las tormentas de distintas intensidades.</w:t>
-      </w:r>
-    </w:p>
-    <w:p>
-      <w:r>
-        <w:rPr>
-          <w:rFonts w:ascii="Verdana" w:hAnsi="Verdana"/>
-          <w:i/>
-          <w:sz w:val="14"/>
-        </w:rPr>
-        <w:t>Note 60: Ninguna de las cifras de clave excluye la adición de niveles interpolados a discreción del centro generador.</w:t>
-      </w:r>
-    </w:p>
-    <w:p>
-      <w:r>
-        <w:rPr>
-          <w:rFonts w:ascii="Verdana" w:hAnsi="Verdana"/>
-          <w:i/>
-          <w:sz w:val="14"/>
-        </w:rPr>
-        <w:t>Note 63: En esta tabla de banderines se entiende por fenómeno cualquier tipo de fenómeno, incluidos la precipitación y el oscurecimiento.</w:t>
-      </w:r>
-    </w:p>
-    <w:p>
-      <w:r>
-        <w:rPr>
-          <w:rFonts w:ascii="Verdana" w:hAnsi="Verdana"/>
-          <w:i/>
-          <w:sz w:val="14"/>
-        </w:rPr>
-        <w:t>Note 75: Las definiciones referidas a las cifras de clave 0, 1, 2 y 4 se aplican al suelo representativo y las cifras de clave 3, 5 a 9 y 10 a 19, a una zona abierta representativa.</w:t>
-      </w:r>
-    </w:p>
-    <w:p>
-      <w:r>
-        <w:rPr>
-          <w:rFonts w:ascii="Verdana" w:hAnsi="Verdana"/>
-          <w:i/>
-          <w:sz w:val="14"/>
-        </w:rPr>
-        <w:t>Note 76: Cuando haya que cifrar una altura que corresponda a dos cifras de clave, se tomará la cifra más baja. Por ejemplo, una altura de 4 m se cifrará 5.</w:t>
-      </w:r>
-    </w:p>
-    <w:p>
-      <w:r>
-        <w:rPr>
-          <w:rFonts w:ascii="Verdana" w:hAnsi="Verdana"/>
-          <w:i/>
-          <w:sz w:val="14"/>
-        </w:rPr>
-        <w:t>Note 78: Los tres primeros dígitos representan el código de país ISO.</w:t>
-      </w:r>
-    </w:p>
-    <w:p>
-      <w:r>
-        <w:rPr>
-          <w:rFonts w:ascii="Verdana" w:hAnsi="Verdana"/>
-          <w:i/>
-          <w:sz w:val="14"/>
-        </w:rPr>
-        <w:t>Note 79: La última columna de la tabla contiene el número de registro correspondiente del Chemical Abstracts Service (CAS) de la American Chemical Society</w:t>
-      </w:r>
-    </w:p>
-    <w:p>
-      <w:r>
-        <w:rPr>
-          <w:rFonts w:ascii="Verdana" w:hAnsi="Verdana"/>
-          <w:i/>
-          <w:sz w:val="14"/>
-        </w:rPr>
-        <w:t>Note 80: La parte central de la presente tabla de cifrado (cifras de clave 100–199) incluye términos a diversos niveles, referidos a estaciones automáticas sencillas y luego cada vez más complejas.</w:t>
-      </w:r>
-    </w:p>
-    <w:p>
-      <w:r>
-        <w:rPr>
-          <w:rFonts w:ascii="Verdana" w:hAnsi="Verdana"/>
-          <w:i/>
-          <w:sz w:val="14"/>
-        </w:rPr>
-        <w:t>Note 81: El alcance nominal de la humedad del suelo en superficie es 0% - 100%. En casos extremos, el retrodispersor extrapolado a un ángulo de incidencia de 40 grados puede ser superior a la referencia del retrodispersor húmedo o seco. En tales casos, el valor proporcionado por el proceso de medición de la humedad del suelo en superficie es menor de 0% o mayor de 100%, respectivamente.</w:t>
-      </w:r>
-    </w:p>
-    <w:p>
-      <w:r>
-        <w:rPr>
-          <w:rFonts w:ascii="Verdana" w:hAnsi="Verdana"/>
-          <w:i/>
-          <w:sz w:val="14"/>
-        </w:rPr>
-        <w:t>Note 84: Estos valores se refieren a olas bien formadas en altamar por acción del viento. Si bien se dará prioridad a los términos descriptivos, los valores relativos a las alturas podrán utilizarse como guía por el observador cuando cifra el estado total de agitación del mar, resultante de diversos factores tales como el viento, la mar de fondo, las corrientes, el ángulo entre la mar de fondo y el viento, etc.</w:t>
-      </w:r>
-    </w:p>
-    <w:p>
-      <w:r>
-        <w:rPr>
-          <w:rFonts w:ascii="Verdana" w:hAnsi="Verdana"/>
-          <w:i/>
-          <w:sz w:val="14"/>
-        </w:rPr>
-        <w:t>Note 85: Este descriptor se asociará a los datos de la visibilidad o a los de la altura de las nubes para especificar si se trata de un valor limitado. Si los datos transmitidos son el valor verdadero, la cifra de clave es 0. Sin-embargo, la medición puede alcanzar el límite de la capacidad de medición del instrumento. Si el valor transmitido es mayor que el valor verdadero, la cifra de clave es 1; y si el valor transmitido es menor que el valor verdadero, la cifra de clave es 2.</w:t>
-      </w:r>
-    </w:p>
-    <w:p>
-      <w:r>
-        <w:rPr>
-          <w:rFonts w:ascii="Verdana" w:hAnsi="Verdana"/>
-          <w:i/>
-          <w:sz w:val="14"/>
-        </w:rPr>
-        <w:t>Note 88: La significación del tiempo debe ser calificada por los períodos adecuados de tiempo que se especifican.</w:t>
-      </w:r>
-    </w:p>
-    <w:p>
-      <w:r>
-        <w:rPr>
-          <w:rFonts w:ascii="Verdana" w:hAnsi="Verdana"/>
-          <w:i/>
-          <w:sz w:val="14"/>
-        </w:rPr>
-        <w:t>Note 90: Tipo de instrumentos y unidades originales para la medición del viento (en m s–1, a menos que se indique otra cosa)</w:t>
-      </w:r>
-    </w:p>
-    <w:p>
-      <w:r>
-        <w:rPr>
-          <w:rFonts w:ascii="Verdana" w:hAnsi="Verdana"/>
-          <w:i/>
-          <w:sz w:val="14"/>
-        </w:rPr>
-        <w:t>Note 94: Si el método de información originario es el indicado por la cifra de clave 1, se recomienda la siguiente conversión para obtener un valor adecuado de los datos correspondiente al descriptor 0 01 012: Valor comunicado</w:t>
-      </w:r>
-    </w:p>
-    <w:p>
-      <w:r>
-        <w:rPr>
-          <w:rFonts w:ascii="Verdana" w:hAnsi="Verdana"/>
-          <w:i/>
-          <w:sz w:val="14"/>
-        </w:rPr>
-        <w:t>Note 95: Si el método de información originario es el indicado por la cifra de clave 1, se recomienda la siguiente conversión para obtener un valor adecuado de los datos correspondiente al descriptor 0 01 013: Valor comunicado</w:t>
-      </w:r>
-    </w:p>
     <w:sectPr>
       <w:pgSz w:w="16838" w:h="11906" w:orient="landscape"/>
       <w:pgMar w:top="850" w:right="850" w:bottom="850" w:left="850" w:header="720" w:footer="720" w:gutter="0"/>
